--- a/office.docx
+++ b/office.docx
@@ -15,64 +15,11 @@
           <w:numId w:val="1"/>
         </w:numPr>
       </w:pPr>
-      <w:proofErr w:type="spellStart"/>
       <w:r>
-        <w:t>Cách</w:t>
-      </w:r>
-      <w:proofErr w:type="spellEnd"/>
-      <w:r>
-        <w:t xml:space="preserve"> </w:t>
+        <w:t xml:space="preserve">Cách </w:t>
       </w:r>
       <w:r>
-        <w:t xml:space="preserve">Cài </w:t>
-      </w:r>
-      <w:proofErr w:type="spellStart"/>
-      <w:r>
-        <w:t>Đặt</w:t>
-      </w:r>
-      <w:proofErr w:type="spellEnd"/>
-      <w:r>
-        <w:t xml:space="preserve"> </w:t>
-      </w:r>
-      <w:proofErr w:type="spellStart"/>
-      <w:r>
-        <w:t>Dễ</w:t>
-      </w:r>
-      <w:proofErr w:type="spellEnd"/>
-      <w:r>
-        <w:t xml:space="preserve"> </w:t>
-      </w:r>
-      <w:proofErr w:type="spellStart"/>
-      <w:r>
-        <w:t>Nhất</w:t>
-      </w:r>
-      <w:proofErr w:type="spellEnd"/>
-      <w:r>
-        <w:t xml:space="preserve"> </w:t>
-      </w:r>
-      <w:proofErr w:type="spellStart"/>
-      <w:r>
-        <w:t>Và</w:t>
-      </w:r>
-      <w:proofErr w:type="spellEnd"/>
-      <w:r>
-        <w:t xml:space="preserve"> </w:t>
-      </w:r>
-      <w:proofErr w:type="spellStart"/>
-      <w:r>
-        <w:t>Vĩnh</w:t>
-      </w:r>
-      <w:proofErr w:type="spellEnd"/>
-      <w:r>
-        <w:t xml:space="preserve"> </w:t>
-      </w:r>
-      <w:proofErr w:type="spellStart"/>
-      <w:r>
-        <w:t>Viễn</w:t>
-      </w:r>
-      <w:proofErr w:type="spellEnd"/>
-      <w:r>
-        <w:t>?</w:t>
+        <w:t>Cài Đặt Dễ Nhất Và Vĩnh Viễn?</w:t>
       </w:r>
     </w:p>
     <w:p>
@@ -83,13 +30,8 @@
           <w:numId w:val="2"/>
         </w:numPr>
       </w:pPr>
-      <w:proofErr w:type="spellStart"/>
       <w:r>
-        <w:t>Vào</w:t>
-      </w:r>
-      <w:proofErr w:type="spellEnd"/>
-      <w:r>
-        <w:t xml:space="preserve"> Link</w:t>
+        <w:t>Vào Link</w:t>
       </w:r>
     </w:p>
     <w:p>
@@ -117,401 +59,15 @@
           <w:numId w:val="2"/>
         </w:numPr>
       </w:pPr>
-      <w:proofErr w:type="spellStart"/>
       <w:r>
-        <w:t>Nhấn</w:t>
-      </w:r>
-      <w:proofErr w:type="spellEnd"/>
-      <w:r>
-        <w:t xml:space="preserve"> “</w:t>
-      </w:r>
-      <w:proofErr w:type="spellStart"/>
-      <w:r>
-        <w:t>Vẫn</w:t>
-      </w:r>
-      <w:proofErr w:type="spellEnd"/>
-      <w:r>
-        <w:t xml:space="preserve"> </w:t>
-      </w:r>
-      <w:proofErr w:type="spellStart"/>
-      <w:r>
-        <w:t>tải</w:t>
-      </w:r>
-      <w:proofErr w:type="spellEnd"/>
-      <w:r>
-        <w:t xml:space="preserve"> </w:t>
-      </w:r>
-      <w:proofErr w:type="spellStart"/>
-      <w:r>
-        <w:t>xuống</w:t>
-      </w:r>
-      <w:proofErr w:type="spellEnd"/>
-      <w:r>
-        <w:t xml:space="preserve">” + </w:t>
-      </w:r>
-      <w:proofErr w:type="spellStart"/>
-      <w:r>
-        <w:t>chờ</w:t>
-      </w:r>
-      <w:proofErr w:type="spellEnd"/>
-      <w:r>
-        <w:t xml:space="preserve"> </w:t>
-      </w:r>
-      <w:proofErr w:type="spellStart"/>
-      <w:r>
-        <w:t>nó</w:t>
-      </w:r>
-      <w:proofErr w:type="spellEnd"/>
-      <w:r>
-        <w:t xml:space="preserve"> </w:t>
-      </w:r>
-      <w:proofErr w:type="spellStart"/>
-      <w:r>
-        <w:t>tải</w:t>
-      </w:r>
-      <w:proofErr w:type="spellEnd"/>
-      <w:r>
-        <w:t xml:space="preserve"> </w:t>
-      </w:r>
-      <w:proofErr w:type="spellStart"/>
-      <w:r>
-        <w:t>lâu</w:t>
-      </w:r>
-      <w:proofErr w:type="spellEnd"/>
-      <w:r>
-        <w:t xml:space="preserve"> </w:t>
-      </w:r>
-      <w:proofErr w:type="spellStart"/>
-      <w:r>
-        <w:t>vãi</w:t>
-      </w:r>
-      <w:proofErr w:type="spellEnd"/>
-      <w:r>
-        <w:t xml:space="preserve"> </w:t>
-      </w:r>
-      <w:proofErr w:type="spellStart"/>
-      <w:r>
-        <w:t>lồn</w:t>
-      </w:r>
-      <w:proofErr w:type="spellEnd"/>
-      <w:r>
-        <w:t xml:space="preserve"> + </w:t>
-      </w:r>
-      <w:proofErr w:type="spellStart"/>
-      <w:r>
-        <w:t>giải</w:t>
-      </w:r>
-      <w:proofErr w:type="spellEnd"/>
-      <w:r>
-        <w:t xml:space="preserve"> </w:t>
-      </w:r>
-      <w:proofErr w:type="spellStart"/>
-      <w:r>
-        <w:t>nén</w:t>
-      </w:r>
-      <w:proofErr w:type="spellEnd"/>
-      <w:r>
-        <w:t xml:space="preserve"> File </w:t>
-      </w:r>
-      <w:proofErr w:type="spellStart"/>
-      <w:r>
-        <w:t>vừa</w:t>
-      </w:r>
-      <w:proofErr w:type="spellEnd"/>
-      <w:r>
-        <w:t xml:space="preserve"> </w:t>
-      </w:r>
-      <w:proofErr w:type="spellStart"/>
-      <w:r>
-        <w:t>tải</w:t>
-      </w:r>
-      <w:proofErr w:type="spellEnd"/>
-      <w:r>
-        <w:t xml:space="preserve"> </w:t>
-      </w:r>
-      <w:proofErr w:type="spellStart"/>
-      <w:r>
-        <w:t>được</w:t>
-      </w:r>
-      <w:proofErr w:type="spellEnd"/>
-      <w:r>
-        <w:t xml:space="preserve"> 1 </w:t>
-      </w:r>
-      <w:proofErr w:type="spellStart"/>
-      <w:r>
-        <w:t>thư</w:t>
-      </w:r>
-      <w:proofErr w:type="spellEnd"/>
-      <w:r>
-        <w:t xml:space="preserve"> </w:t>
-      </w:r>
-      <w:proofErr w:type="spellStart"/>
-      <w:r>
-        <w:t>mục</w:t>
-      </w:r>
-      <w:proofErr w:type="spellEnd"/>
-      <w:r>
-        <w:t xml:space="preserve"> + </w:t>
-      </w:r>
-      <w:proofErr w:type="spellStart"/>
-      <w:r>
-        <w:t>vào</w:t>
-      </w:r>
-      <w:proofErr w:type="spellEnd"/>
-      <w:r>
-        <w:t xml:space="preserve"> </w:t>
-      </w:r>
-      <w:proofErr w:type="spellStart"/>
-      <w:r>
-        <w:t>thư</w:t>
-      </w:r>
-      <w:proofErr w:type="spellEnd"/>
-      <w:r>
-        <w:t xml:space="preserve"> </w:t>
-      </w:r>
-      <w:proofErr w:type="spellStart"/>
-      <w:r>
-        <w:t>mục</w:t>
-      </w:r>
-      <w:proofErr w:type="spellEnd"/>
-      <w:r>
-        <w:t xml:space="preserve"> </w:t>
-      </w:r>
-      <w:proofErr w:type="spellStart"/>
-      <w:r>
-        <w:t>đó</w:t>
-      </w:r>
-      <w:proofErr w:type="spellEnd"/>
-      <w:r>
-        <w:t xml:space="preserve"> + </w:t>
-      </w:r>
-      <w:proofErr w:type="spellStart"/>
-      <w:r>
-        <w:t>giải</w:t>
-      </w:r>
-      <w:proofErr w:type="spellEnd"/>
-      <w:r>
-        <w:t xml:space="preserve"> </w:t>
-      </w:r>
-      <w:proofErr w:type="spellStart"/>
-      <w:r>
-        <w:t>nén</w:t>
-      </w:r>
-      <w:proofErr w:type="spellEnd"/>
-      <w:r>
-        <w:t xml:space="preserve"> File </w:t>
-      </w:r>
-      <w:proofErr w:type="spellStart"/>
-      <w:r>
-        <w:t>bên</w:t>
-      </w:r>
-      <w:proofErr w:type="spellEnd"/>
-      <w:r>
-        <w:t xml:space="preserve"> </w:t>
-      </w:r>
-      <w:proofErr w:type="spellStart"/>
-      <w:r>
-        <w:t>trong</w:t>
-      </w:r>
-      <w:proofErr w:type="spellEnd"/>
-      <w:r>
-        <w:t xml:space="preserve"> </w:t>
-      </w:r>
-      <w:proofErr w:type="spellStart"/>
-      <w:r>
-        <w:t>với</w:t>
-      </w:r>
-      <w:proofErr w:type="spellEnd"/>
-      <w:r>
-        <w:t xml:space="preserve"> </w:t>
-      </w:r>
-      <w:proofErr w:type="spellStart"/>
-      <w:r>
-        <w:t>mật</w:t>
-      </w:r>
-      <w:proofErr w:type="spellEnd"/>
-      <w:r>
-        <w:t xml:space="preserve"> </w:t>
-      </w:r>
-      <w:proofErr w:type="spellStart"/>
-      <w:r>
-        <w:t>khẩu</w:t>
-      </w:r>
-      <w:proofErr w:type="spellEnd"/>
-      <w:r>
-        <w:t xml:space="preserve"> </w:t>
-      </w:r>
-      <w:proofErr w:type="spellStart"/>
-      <w:r>
-        <w:t>là</w:t>
-      </w:r>
-      <w:proofErr w:type="spellEnd"/>
-      <w:r>
-        <w:t xml:space="preserve"> “</w:t>
+        <w:t>Nhấn “Vẫn tải xuống” + chờ nó tải lâu vãi lồn + giải nén File vừa tải được 1 thư mục + vào thư mục đó + giải nén File bên trong với mật khẩu là “</w:t>
       </w:r>
       <w:r>
         <w:t>0333088889</w:t>
       </w:r>
       <w:r>
-        <w:t xml:space="preserve">” </w:t>
+        <w:t>” được thư mục mới + vào thư mục đó + chạy File 32 hay 64 Bit tùy thuộc máy bạn + chờ nó cài đặt lâu vãi đái</w:t>
       </w:r>
-      <w:proofErr w:type="spellStart"/>
-      <w:r>
-        <w:t>được</w:t>
-      </w:r>
-      <w:proofErr w:type="spellEnd"/>
-      <w:r>
-        <w:t xml:space="preserve"> </w:t>
-      </w:r>
-      <w:proofErr w:type="spellStart"/>
-      <w:r>
-        <w:t>thư</w:t>
-      </w:r>
-      <w:proofErr w:type="spellEnd"/>
-      <w:r>
-        <w:t xml:space="preserve"> </w:t>
-      </w:r>
-      <w:proofErr w:type="spellStart"/>
-      <w:r>
-        <w:t>mục</w:t>
-      </w:r>
-      <w:proofErr w:type="spellEnd"/>
-      <w:r>
-        <w:t xml:space="preserve"> </w:t>
-      </w:r>
-      <w:proofErr w:type="spellStart"/>
-      <w:r>
-        <w:t>mới</w:t>
-      </w:r>
-      <w:proofErr w:type="spellEnd"/>
-      <w:r>
-        <w:t xml:space="preserve"> + </w:t>
-      </w:r>
-      <w:proofErr w:type="spellStart"/>
-      <w:r>
-        <w:t>vào</w:t>
-      </w:r>
-      <w:proofErr w:type="spellEnd"/>
-      <w:r>
-        <w:t xml:space="preserve"> </w:t>
-      </w:r>
-      <w:proofErr w:type="spellStart"/>
-      <w:r>
-        <w:t>thư</w:t>
-      </w:r>
-      <w:proofErr w:type="spellEnd"/>
-      <w:r>
-        <w:t xml:space="preserve"> </w:t>
-      </w:r>
-      <w:proofErr w:type="spellStart"/>
-      <w:r>
-        <w:t>mục</w:t>
-      </w:r>
-      <w:proofErr w:type="spellEnd"/>
-      <w:r>
-        <w:t xml:space="preserve"> </w:t>
-      </w:r>
-      <w:proofErr w:type="spellStart"/>
-      <w:r>
-        <w:t>đó</w:t>
-      </w:r>
-      <w:proofErr w:type="spellEnd"/>
-      <w:r>
-        <w:t xml:space="preserve"> + </w:t>
-      </w:r>
-      <w:proofErr w:type="spellStart"/>
-      <w:r>
-        <w:t>chạy</w:t>
-      </w:r>
-      <w:proofErr w:type="spellEnd"/>
-      <w:r>
-        <w:t xml:space="preserve"> File 32 hay 64 Bit </w:t>
-      </w:r>
-      <w:proofErr w:type="spellStart"/>
-      <w:r>
-        <w:t>tùy</w:t>
-      </w:r>
-      <w:proofErr w:type="spellEnd"/>
-      <w:r>
-        <w:t xml:space="preserve"> </w:t>
-      </w:r>
-      <w:proofErr w:type="spellStart"/>
-      <w:r>
-        <w:t>thuộc</w:t>
-      </w:r>
-      <w:proofErr w:type="spellEnd"/>
-      <w:r>
-        <w:t xml:space="preserve"> </w:t>
-      </w:r>
-      <w:proofErr w:type="spellStart"/>
-      <w:r>
-        <w:t>máy</w:t>
-      </w:r>
-      <w:proofErr w:type="spellEnd"/>
-      <w:r>
-        <w:t xml:space="preserve"> </w:t>
-      </w:r>
-      <w:proofErr w:type="spellStart"/>
-      <w:r>
-        <w:t>bạn</w:t>
-      </w:r>
-      <w:proofErr w:type="spellEnd"/>
-      <w:r>
-        <w:t xml:space="preserve"> + </w:t>
-      </w:r>
-      <w:proofErr w:type="spellStart"/>
-      <w:r>
-        <w:t>chờ</w:t>
-      </w:r>
-      <w:proofErr w:type="spellEnd"/>
-      <w:r>
-        <w:t xml:space="preserve"> </w:t>
-      </w:r>
-      <w:proofErr w:type="spellStart"/>
-      <w:r>
-        <w:t>nó</w:t>
-      </w:r>
-      <w:proofErr w:type="spellEnd"/>
-      <w:r>
-        <w:t xml:space="preserve"> </w:t>
-      </w:r>
-      <w:proofErr w:type="spellStart"/>
-      <w:r>
-        <w:t>cài</w:t>
-      </w:r>
-      <w:proofErr w:type="spellEnd"/>
-      <w:r>
-        <w:t xml:space="preserve"> </w:t>
-      </w:r>
-      <w:proofErr w:type="spellStart"/>
-      <w:r>
-        <w:t>đặt</w:t>
-      </w:r>
-      <w:proofErr w:type="spellEnd"/>
-      <w:r>
-        <w:t xml:space="preserve"> </w:t>
-      </w:r>
-      <w:proofErr w:type="spellStart"/>
-      <w:r>
-        <w:t>lâu</w:t>
-      </w:r>
-      <w:proofErr w:type="spellEnd"/>
-      <w:r>
-        <w:t xml:space="preserve"> </w:t>
-      </w:r>
-      <w:proofErr w:type="spellStart"/>
-      <w:r>
-        <w:t>vãi</w:t>
-      </w:r>
-      <w:proofErr w:type="spellEnd"/>
-      <w:r>
-        <w:t xml:space="preserve"> </w:t>
-      </w:r>
-      <w:proofErr w:type="spellStart"/>
-      <w:r>
-        <w:t>đái</w:t>
-      </w:r>
-      <w:proofErr w:type="spellEnd"/>
     </w:p>
     <w:p>
       <w:pPr>
@@ -522,99 +78,7 @@
         </w:numPr>
       </w:pPr>
       <w:r>
-        <w:t xml:space="preserve">Sau </w:t>
-      </w:r>
-      <w:proofErr w:type="spellStart"/>
-      <w:r>
-        <w:t>đó</w:t>
-      </w:r>
-      <w:proofErr w:type="spellEnd"/>
-      <w:r>
-        <w:t xml:space="preserve"> </w:t>
-      </w:r>
-      <w:proofErr w:type="spellStart"/>
-      <w:r>
-        <w:t>tại</w:t>
-      </w:r>
-      <w:proofErr w:type="spellEnd"/>
-      <w:r>
-        <w:t xml:space="preserve"> </w:t>
-      </w:r>
-      <w:proofErr w:type="spellStart"/>
-      <w:r>
-        <w:t>thư</w:t>
-      </w:r>
-      <w:proofErr w:type="spellEnd"/>
-      <w:r>
-        <w:t xml:space="preserve"> </w:t>
-      </w:r>
-      <w:proofErr w:type="spellStart"/>
-      <w:r>
-        <w:t>mục</w:t>
-      </w:r>
-      <w:proofErr w:type="spellEnd"/>
-      <w:r>
-        <w:t xml:space="preserve"> </w:t>
-      </w:r>
-      <w:r>
-        <w:t xml:space="preserve">“C:\Program Files” </w:t>
-      </w:r>
-      <w:proofErr w:type="spellStart"/>
-      <w:r>
-        <w:t>sẽ</w:t>
-      </w:r>
-      <w:proofErr w:type="spellEnd"/>
-      <w:r>
-        <w:t xml:space="preserve"> </w:t>
-      </w:r>
-      <w:proofErr w:type="spellStart"/>
-      <w:r>
-        <w:t>xuất</w:t>
-      </w:r>
-      <w:proofErr w:type="spellEnd"/>
-      <w:r>
-        <w:t xml:space="preserve"> </w:t>
-      </w:r>
-      <w:proofErr w:type="spellStart"/>
-      <w:r>
-        <w:t>hiện</w:t>
-      </w:r>
-      <w:proofErr w:type="spellEnd"/>
-      <w:r>
-        <w:t xml:space="preserve"> </w:t>
-      </w:r>
-      <w:proofErr w:type="spellStart"/>
-      <w:r>
-        <w:t>thư</w:t>
-      </w:r>
-      <w:proofErr w:type="spellEnd"/>
-      <w:r>
-        <w:t xml:space="preserve"> </w:t>
-      </w:r>
-      <w:proofErr w:type="spellStart"/>
-      <w:r>
-        <w:t>mục</w:t>
-      </w:r>
-      <w:proofErr w:type="spellEnd"/>
-      <w:r>
-        <w:t xml:space="preserve"> “</w:t>
-      </w:r>
-      <w:r>
-        <w:t>Microsoft Office</w:t>
-      </w:r>
-      <w:r>
-        <w:t>”</w:t>
-      </w:r>
-      <w:r>
-        <w:t xml:space="preserve"> </w:t>
-      </w:r>
-      <w:proofErr w:type="spellStart"/>
-      <w:r>
-        <w:t>và</w:t>
-      </w:r>
-      <w:proofErr w:type="spellEnd"/>
-      <w:r>
-        <w:t xml:space="preserve"> </w:t>
+        <w:t xml:space="preserve">Sau đó tại thư mục “C:\Program Files” sẽ xuất hiện thư mục “Microsoft Office” và </w:t>
       </w:r>
     </w:p>
     <w:p>
@@ -634,149 +98,38 @@
           <w:numId w:val="2"/>
         </w:numPr>
       </w:pPr>
-      <w:proofErr w:type="spellStart"/>
       <w:r>
-        <w:t>Vào</w:t>
+        <w:t>Vào thư mục “Microsoft Office” rồi “root” rồi “Office16”, trong đây sẽ có tất cả phần mềm bạn cần, là File “WINWORD” tức Word, File “EXCEL” tức Excel, …</w:t>
       </w:r>
-      <w:proofErr w:type="spellEnd"/>
+    </w:p>
+    <w:p/>
+    <w:p>
       <w:r>
-        <w:t xml:space="preserve"> </w:t>
+        <w:t>Outlook:</w:t>
       </w:r>
-      <w:proofErr w:type="spellStart"/>
+    </w:p>
+    <w:p>
+      <w:pPr>
+        <w:pStyle w:val="ListParagraph"/>
+        <w:numPr>
+          <w:ilvl w:val="0"/>
+          <w:numId w:val="3"/>
+        </w:numPr>
+      </w:pPr>
       <w:r>
-        <w:t>thư</w:t>
+        <w:t>Dùng Làm Gì?</w:t>
       </w:r>
-      <w:proofErr w:type="spellEnd"/>
+    </w:p>
+    <w:p>
+      <w:pPr>
+        <w:pStyle w:val="ListParagraph"/>
+        <w:numPr>
+          <w:ilvl w:val="0"/>
+          <w:numId w:val="2"/>
+        </w:numPr>
+      </w:pPr>
       <w:r>
-        <w:t xml:space="preserve"> </w:t>
-      </w:r>
-      <w:proofErr w:type="spellStart"/>
-      <w:r>
-        <w:t>mục</w:t>
-      </w:r>
-      <w:proofErr w:type="spellEnd"/>
-      <w:r>
-        <w:t xml:space="preserve"> “Microsoft Office” </w:t>
-      </w:r>
-      <w:proofErr w:type="spellStart"/>
-      <w:r>
-        <w:t>rồi</w:t>
-      </w:r>
-      <w:proofErr w:type="spellEnd"/>
-      <w:r>
-        <w:t xml:space="preserve"> “root” </w:t>
-      </w:r>
-      <w:proofErr w:type="spellStart"/>
-      <w:r>
-        <w:t>rồi</w:t>
-      </w:r>
-      <w:proofErr w:type="spellEnd"/>
-      <w:r>
-        <w:t xml:space="preserve"> “Office16”, </w:t>
-      </w:r>
-      <w:proofErr w:type="spellStart"/>
-      <w:r>
-        <w:t>trong</w:t>
-      </w:r>
-      <w:proofErr w:type="spellEnd"/>
-      <w:r>
-        <w:t xml:space="preserve"> </w:t>
-      </w:r>
-      <w:proofErr w:type="spellStart"/>
-      <w:r>
-        <w:t>đây</w:t>
-      </w:r>
-      <w:proofErr w:type="spellEnd"/>
-      <w:r>
-        <w:t xml:space="preserve"> </w:t>
-      </w:r>
-      <w:proofErr w:type="spellStart"/>
-      <w:r>
-        <w:t>sẽ</w:t>
-      </w:r>
-      <w:proofErr w:type="spellEnd"/>
-      <w:r>
-        <w:t xml:space="preserve"> </w:t>
-      </w:r>
-      <w:proofErr w:type="spellStart"/>
-      <w:r>
-        <w:t>có</w:t>
-      </w:r>
-      <w:proofErr w:type="spellEnd"/>
-      <w:r>
-        <w:t xml:space="preserve"> </w:t>
-      </w:r>
-      <w:proofErr w:type="spellStart"/>
-      <w:r>
-        <w:t>tất</w:t>
-      </w:r>
-      <w:proofErr w:type="spellEnd"/>
-      <w:r>
-        <w:t xml:space="preserve"> </w:t>
-      </w:r>
-      <w:proofErr w:type="spellStart"/>
-      <w:r>
-        <w:t>cả</w:t>
-      </w:r>
-      <w:proofErr w:type="spellEnd"/>
-      <w:r>
-        <w:t xml:space="preserve"> </w:t>
-      </w:r>
-      <w:proofErr w:type="spellStart"/>
-      <w:r>
-        <w:t>phần</w:t>
-      </w:r>
-      <w:proofErr w:type="spellEnd"/>
-      <w:r>
-        <w:t xml:space="preserve"> </w:t>
-      </w:r>
-      <w:proofErr w:type="spellStart"/>
-      <w:r>
-        <w:t>mềm</w:t>
-      </w:r>
-      <w:proofErr w:type="spellEnd"/>
-      <w:r>
-        <w:t xml:space="preserve"> </w:t>
-      </w:r>
-      <w:proofErr w:type="spellStart"/>
-      <w:r>
-        <w:t>bạn</w:t>
-      </w:r>
-      <w:proofErr w:type="spellEnd"/>
-      <w:r>
-        <w:t xml:space="preserve"> </w:t>
-      </w:r>
-      <w:proofErr w:type="spellStart"/>
-      <w:r>
-        <w:t>cần</w:t>
-      </w:r>
-      <w:proofErr w:type="spellEnd"/>
-      <w:r>
-        <w:t xml:space="preserve">, </w:t>
-      </w:r>
-      <w:proofErr w:type="spellStart"/>
-      <w:r>
-        <w:t>là</w:t>
-      </w:r>
-      <w:proofErr w:type="spellEnd"/>
-      <w:r>
-        <w:t xml:space="preserve"> File “WINWORD” </w:t>
-      </w:r>
-      <w:proofErr w:type="spellStart"/>
-      <w:r>
-        <w:t>tức</w:t>
-      </w:r>
-      <w:proofErr w:type="spellEnd"/>
-      <w:r>
-        <w:t xml:space="preserve"> Word, File “EXCEL” </w:t>
-      </w:r>
-      <w:proofErr w:type="spellStart"/>
-      <w:r>
-        <w:t>tức</w:t>
-      </w:r>
-      <w:proofErr w:type="spellEnd"/>
-      <w:r>
-        <w:t xml:space="preserve"> Excel, …</w:t>
+        <w:t>Đéo khác gì ứng dụng Gmail trên điện thoại</w:t>
       </w:r>
     </w:p>
     <w:sectPr>
@@ -792,6 +145,95 @@
 <file path=word/numbering.xml><?xml version="1.0" encoding="utf-8"?>
 <w:numbering xmlns:wpc="http://schemas.microsoft.com/office/word/2010/wordprocessingCanvas" xmlns:cx="http://schemas.microsoft.com/office/drawing/2014/chartex" xmlns:cx1="http://schemas.microsoft.com/office/drawing/2015/9/8/chartex" xmlns:cx2="http://schemas.microsoft.com/office/drawing/2015/10/21/chartex" xmlns:cx3="http://schemas.microsoft.com/office/drawing/2016/5/9/chartex" xmlns:cx4="http://schemas.microsoft.com/office/drawing/2016/5/10/chartex" xmlns:cx5="http://schemas.microsoft.com/office/drawing/2016/5/11/chartex" xmlns:cx6="http://schemas.microsoft.com/office/drawing/2016/5/12/chartex" xmlns:cx7="http://schemas.microsoft.com/office/drawing/2016/5/13/chartex" xmlns:cx8="http://schemas.microsoft.com/office/drawing/2016/5/14/chartex" xmlns:mc="http://schemas.openxmlformats.org/markup-compatibility/2006" xmlns:aink="http://schemas.microsoft.com/office/drawing/2016/ink" xmlns:am3d="http://schemas.microsoft.com/office/drawing/2017/model3d" xmlns:o="urn:schemas-microsoft-com:office:office" xmlns:oel="http://schemas.microsoft.com/office/2019/extlst" xmlns:r="http://schemas.openxmlformats.org/officeDocument/2006/relationships" xmlns:m="http://schemas.openxmlformats.org/officeDocument/2006/math" xmlns:v="urn:schemas-microsoft-com:vml" xmlns:wp14="http://schemas.microsoft.com/office/word/2010/wordprocessingDrawing" xmlns:wp="http://schemas.openxmlformats.org/drawingml/2006/wordprocessingDrawing" xmlns:w10="urn:schemas-microsoft-com:office:word" xmlns:w="http://schemas.openxmlformats.org/wordprocessingml/2006/main" xmlns:w14="http://schemas.microsoft.com/office/word/2010/wordml" xmlns:w15="http://schemas.microsoft.com/office/word/2012/wordml" xmlns:w16cex="http://schemas.microsoft.com/office/word/2018/wordml/cex" xmlns:w16cid="http://schemas.microsoft.com/office/word/2016/wordml/cid" xmlns:w16="http://schemas.microsoft.com/office/word/2018/wordml" xmlns:w16sdtdh="http://schemas.microsoft.com/office/word/2020/wordml/sdtdatahash" xmlns:w16se="http://schemas.microsoft.com/office/word/2015/wordml/symex" xmlns:wpg="http://schemas.microsoft.com/office/word/2010/wordprocessingGroup" xmlns:wpi="http://schemas.microsoft.com/office/word/2010/wordprocessingInk" xmlns:wne="http://schemas.microsoft.com/office/word/2006/wordml" xmlns:wps="http://schemas.microsoft.com/office/word/2010/wordprocessingShape" mc:Ignorable="w14 w15 w16se w16cid w16 w16cex w16sdtdh wp14">
   <w:abstractNum w:abstractNumId="0" w15:restartNumberingAfterBreak="0">
+    <w:nsid w:val="03190CA7"/>
+    <w:multiLevelType w:val="hybridMultilevel"/>
+    <w:tmpl w:val="249AA602"/>
+    <w:lvl w:ilvl="0" w:tplc="17DA8B58">
+      <w:start w:val="1"/>
+      <w:numFmt w:val="decimal"/>
+      <w:lvlText w:val="%1."/>
+      <w:lvlJc w:val="left"/>
+      <w:pPr>
+        <w:ind w:left="1080" w:hanging="360"/>
+      </w:pPr>
+      <w:rPr>
+        <w:rFonts w:hint="default"/>
+      </w:rPr>
+    </w:lvl>
+    <w:lvl w:ilvl="1" w:tplc="04090019" w:tentative="1">
+      <w:start w:val="1"/>
+      <w:numFmt w:val="lowerLetter"/>
+      <w:lvlText w:val="%2."/>
+      <w:lvlJc w:val="left"/>
+      <w:pPr>
+        <w:ind w:left="1800" w:hanging="360"/>
+      </w:pPr>
+    </w:lvl>
+    <w:lvl w:ilvl="2" w:tplc="0409001B" w:tentative="1">
+      <w:start w:val="1"/>
+      <w:numFmt w:val="lowerRoman"/>
+      <w:lvlText w:val="%3."/>
+      <w:lvlJc w:val="right"/>
+      <w:pPr>
+        <w:ind w:left="2520" w:hanging="180"/>
+      </w:pPr>
+    </w:lvl>
+    <w:lvl w:ilvl="3" w:tplc="0409000F" w:tentative="1">
+      <w:start w:val="1"/>
+      <w:numFmt w:val="decimal"/>
+      <w:lvlText w:val="%4."/>
+      <w:lvlJc w:val="left"/>
+      <w:pPr>
+        <w:ind w:left="3240" w:hanging="360"/>
+      </w:pPr>
+    </w:lvl>
+    <w:lvl w:ilvl="4" w:tplc="04090019" w:tentative="1">
+      <w:start w:val="1"/>
+      <w:numFmt w:val="lowerLetter"/>
+      <w:lvlText w:val="%5."/>
+      <w:lvlJc w:val="left"/>
+      <w:pPr>
+        <w:ind w:left="3960" w:hanging="360"/>
+      </w:pPr>
+    </w:lvl>
+    <w:lvl w:ilvl="5" w:tplc="0409001B" w:tentative="1">
+      <w:start w:val="1"/>
+      <w:numFmt w:val="lowerRoman"/>
+      <w:lvlText w:val="%6."/>
+      <w:lvlJc w:val="right"/>
+      <w:pPr>
+        <w:ind w:left="4680" w:hanging="180"/>
+      </w:pPr>
+    </w:lvl>
+    <w:lvl w:ilvl="6" w:tplc="0409000F" w:tentative="1">
+      <w:start w:val="1"/>
+      <w:numFmt w:val="decimal"/>
+      <w:lvlText w:val="%7."/>
+      <w:lvlJc w:val="left"/>
+      <w:pPr>
+        <w:ind w:left="5400" w:hanging="360"/>
+      </w:pPr>
+    </w:lvl>
+    <w:lvl w:ilvl="7" w:tplc="04090019" w:tentative="1">
+      <w:start w:val="1"/>
+      <w:numFmt w:val="lowerLetter"/>
+      <w:lvlText w:val="%8."/>
+      <w:lvlJc w:val="left"/>
+      <w:pPr>
+        <w:ind w:left="6120" w:hanging="360"/>
+      </w:pPr>
+    </w:lvl>
+    <w:lvl w:ilvl="8" w:tplc="0409001B" w:tentative="1">
+      <w:start w:val="1"/>
+      <w:numFmt w:val="lowerRoman"/>
+      <w:lvlText w:val="%9."/>
+      <w:lvlJc w:val="right"/>
+      <w:pPr>
+        <w:ind w:left="6840" w:hanging="180"/>
+      </w:pPr>
+    </w:lvl>
+  </w:abstractNum>
+  <w:abstractNum w:abstractNumId="1" w15:restartNumberingAfterBreak="0">
     <w:nsid w:val="147865DE"/>
     <w:multiLevelType w:val="hybridMultilevel"/>
     <w:tmpl w:val="EFBEDC0A"/>
@@ -880,7 +322,7 @@
       </w:pPr>
     </w:lvl>
   </w:abstractNum>
-  <w:abstractNum w:abstractNumId="1" w15:restartNumberingAfterBreak="0">
+  <w:abstractNum w:abstractNumId="2" w15:restartNumberingAfterBreak="0">
     <w:nsid w:val="14B05105"/>
     <w:multiLevelType w:val="hybridMultilevel"/>
     <w:tmpl w:val="01C2ED88"/>
@@ -994,10 +436,13 @@
     </w:lvl>
   </w:abstractNum>
   <w:num w:numId="1" w16cid:durableId="13002398">
-    <w:abstractNumId w:val="0"/>
+    <w:abstractNumId w:val="1"/>
   </w:num>
   <w:num w:numId="2" w16cid:durableId="162014779">
-    <w:abstractNumId w:val="1"/>
+    <w:abstractNumId w:val="2"/>
+  </w:num>
+  <w:num w:numId="3" w16cid:durableId="1435982643">
+    <w:abstractNumId w:val="0"/>
   </w:num>
 </w:numbering>
 </file>

--- a/office.docx
+++ b/office.docx
@@ -131,6 +131,2291 @@
       <w:r>
         <w:t>Đéo khác gì ứng dụng Gmail trên điện thoại</w:t>
       </w:r>
+    </w:p>
+    <w:p/>
+    <w:p>
+      <w:r>
+        <w:t>Word:</w:t>
+      </w:r>
+    </w:p>
+    <w:p>
+      <w:pPr>
+        <w:pStyle w:val="ListParagraph"/>
+        <w:numPr>
+          <w:ilvl w:val="0"/>
+          <w:numId w:val="4"/>
+        </w:numPr>
+      </w:pPr>
+      <w:r>
+        <w:t>Vị Trí Con Trỏ</w:t>
+      </w:r>
+      <w:r>
+        <w:t>?</w:t>
+      </w:r>
+    </w:p>
+    <w:p>
+      <w:pPr>
+        <w:pStyle w:val="ListParagraph"/>
+        <w:numPr>
+          <w:ilvl w:val="0"/>
+          <w:numId w:val="2"/>
+        </w:numPr>
+      </w:pPr>
+      <w:r>
+        <w:t>Đ</w:t>
+      </w:r>
+      <w:r>
+        <w:t>ưa con trỏ xuống cuối File</w:t>
+      </w:r>
+    </w:p>
+    <w:p>
+      <w:pPr>
+        <w:pStyle w:val="ListParagraph"/>
+        <w:numPr>
+          <w:ilvl w:val="0"/>
+          <w:numId w:val="2"/>
+        </w:numPr>
+      </w:pPr>
+      <w:r>
+        <w:t>“Ctrl” + “End”</w:t>
+      </w:r>
+    </w:p>
+    <w:p>
+      <w:pPr>
+        <w:pStyle w:val="ListParagraph"/>
+        <w:numPr>
+          <w:ilvl w:val="0"/>
+          <w:numId w:val="4"/>
+        </w:numPr>
+      </w:pPr>
+      <w:r>
+        <w:t>Bố Cục</w:t>
+      </w:r>
+      <w:r>
+        <w:t xml:space="preserve"> Đoạn</w:t>
+      </w:r>
+      <w:r>
+        <w:t>?</w:t>
+      </w:r>
+    </w:p>
+    <w:p>
+      <w:pPr>
+        <w:pStyle w:val="ListParagraph"/>
+        <w:numPr>
+          <w:ilvl w:val="0"/>
+          <w:numId w:val="2"/>
+        </w:numPr>
+      </w:pPr>
+      <w:r>
+        <w:t>Đầu tiên, chọn các đoạn = cách bôi đen 1 phần đoạn hoặc đặt con trỏ vào trong đoạn, các phép biến đổi sau sẽ có tác dụng cho tất cả các đoạn được chọn</w:t>
+      </w:r>
+    </w:p>
+    <w:p>
+      <w:pPr>
+        <w:pStyle w:val="ListParagraph"/>
+        <w:numPr>
+          <w:ilvl w:val="0"/>
+          <w:numId w:val="2"/>
+        </w:numPr>
+      </w:pPr>
+      <w:r>
+        <w:t xml:space="preserve">Canh giữa </w:t>
+      </w:r>
+      <w:r>
+        <w:t>nguyên đoạn</w:t>
+      </w:r>
+    </w:p>
+    <w:p>
+      <w:pPr>
+        <w:pStyle w:val="ListParagraph"/>
+        <w:numPr>
+          <w:ilvl w:val="0"/>
+          <w:numId w:val="2"/>
+        </w:numPr>
+      </w:pPr>
+      <w:r>
+        <w:t>Vào Tab “Home” + tại mục “Paragraph” + Click biểu tượng “Center” = “Ctrl” + “E”</w:t>
+      </w:r>
+    </w:p>
+    <w:p>
+      <w:pPr>
+        <w:pStyle w:val="ListParagraph"/>
+        <w:numPr>
+          <w:ilvl w:val="0"/>
+          <w:numId w:val="2"/>
+        </w:numPr>
+      </w:pPr>
+      <w:r>
+        <w:t>Thụt lề dòng đầu tiên</w:t>
+      </w:r>
+    </w:p>
+    <w:p>
+      <w:pPr>
+        <w:pStyle w:val="ListParagraph"/>
+        <w:numPr>
+          <w:ilvl w:val="0"/>
+          <w:numId w:val="2"/>
+        </w:numPr>
+      </w:pPr>
+      <w:r>
+        <w:t>Vào Tab “Home” + tại mục “Paragraph” + Click biểu tượng mũi tên góc phải dưới + vào Tab “Indents and Spacing” + tại thẻ “Indentation” + tại thuộc tính “Special</w:t>
+      </w:r>
+      <w:r>
+        <w:t>:</w:t>
+      </w:r>
+      <w:r>
+        <w:t>” + chọn “First line”</w:t>
+      </w:r>
+    </w:p>
+    <w:p>
+      <w:pPr>
+        <w:pStyle w:val="ListParagraph"/>
+        <w:numPr>
+          <w:ilvl w:val="0"/>
+          <w:numId w:val="2"/>
+        </w:numPr>
+      </w:pPr>
+      <w:r>
+        <w:t>Để xác định khoảng cách thụt lề, tại thuộc tính “By:” + điền &lt;Số Inch&gt;</w:t>
+      </w:r>
+      <w:r>
+        <w:t>"</w:t>
+      </w:r>
+    </w:p>
+    <w:p>
+      <w:pPr>
+        <w:pStyle w:val="ListParagraph"/>
+        <w:numPr>
+          <w:ilvl w:val="0"/>
+          <w:numId w:val="2"/>
+        </w:numPr>
+      </w:pPr>
+      <w:r>
+        <w:t>Mặc định</w:t>
+      </w:r>
+    </w:p>
+    <w:tbl>
+      <w:tblPr>
+        <w:tblStyle w:val="TableGrid"/>
+        <w:tblW w:w="0" w:type="auto"/>
+        <w:tblInd w:w="1080" w:type="dxa"/>
+        <w:tblLook w:val="04A0" w:firstRow="1" w:lastRow="0" w:firstColumn="1" w:lastColumn="0" w:noHBand="0" w:noVBand="1"/>
+      </w:tblPr>
+      <w:tblGrid>
+        <w:gridCol w:w="4149"/>
+        <w:gridCol w:w="4121"/>
+      </w:tblGrid>
+      <w:tr>
+        <w:tc>
+          <w:tcPr>
+            <w:tcW w:w="4675" w:type="dxa"/>
+          </w:tcPr>
+          <w:p>
+            <w:pPr>
+              <w:pStyle w:val="ListParagraph"/>
+              <w:ind w:left="0"/>
+              <w:jc w:val="center"/>
+            </w:pPr>
+            <w:r>
+              <w:t>&lt;Số Inch&gt;</w:t>
+            </w:r>
+          </w:p>
+        </w:tc>
+        <w:tc>
+          <w:tcPr>
+            <w:tcW w:w="4675" w:type="dxa"/>
+          </w:tcPr>
+          <w:p>
+            <w:pPr>
+              <w:pStyle w:val="ListParagraph"/>
+              <w:ind w:left="0"/>
+              <w:jc w:val="center"/>
+            </w:pPr>
+            <w:r>
+              <w:t>0.5</w:t>
+            </w:r>
+          </w:p>
+        </w:tc>
+      </w:tr>
+    </w:tbl>
+    <w:p>
+      <w:pPr>
+        <w:pStyle w:val="ListParagraph"/>
+        <w:numPr>
+          <w:ilvl w:val="0"/>
+          <w:numId w:val="2"/>
+        </w:numPr>
+      </w:pPr>
+      <w:r>
+        <w:t>Thụt lề các dòng không phải dòng đầu tiên</w:t>
+      </w:r>
+    </w:p>
+    <w:p>
+      <w:pPr>
+        <w:pStyle w:val="ListParagraph"/>
+        <w:numPr>
+          <w:ilvl w:val="0"/>
+          <w:numId w:val="2"/>
+        </w:numPr>
+      </w:pPr>
+      <w:r>
+        <w:t>Y chang như trên, nhưng bước cuối chọn “Hanging”</w:t>
+      </w:r>
+    </w:p>
+    <w:p>
+      <w:pPr>
+        <w:pStyle w:val="ListParagraph"/>
+        <w:numPr>
+          <w:ilvl w:val="0"/>
+          <w:numId w:val="2"/>
+        </w:numPr>
+      </w:pPr>
+      <w:r>
+        <w:t>Xuống dòng nhưng không muốn tạo ra đoạn mới</w:t>
+      </w:r>
+    </w:p>
+    <w:p>
+      <w:pPr>
+        <w:pStyle w:val="ListParagraph"/>
+        <w:numPr>
+          <w:ilvl w:val="0"/>
+          <w:numId w:val="2"/>
+        </w:numPr>
+      </w:pPr>
+      <w:r>
+        <w:t>“Shift” + “Enter”</w:t>
+      </w:r>
+    </w:p>
+    <w:p>
+      <w:pPr>
+        <w:pStyle w:val="ListParagraph"/>
+        <w:numPr>
+          <w:ilvl w:val="0"/>
+          <w:numId w:val="2"/>
+        </w:numPr>
+      </w:pPr>
+      <w:r>
+        <w:t>Chọn nhanh 1 câu</w:t>
+      </w:r>
+    </w:p>
+    <w:p>
+      <w:pPr>
+        <w:pStyle w:val="ListParagraph"/>
+        <w:numPr>
+          <w:ilvl w:val="0"/>
+          <w:numId w:val="2"/>
+        </w:numPr>
+      </w:pPr>
+      <w:r>
+        <w:t>“Ctrl” + Click vào 1 vị trí bất kì trong câu</w:t>
+      </w:r>
+    </w:p>
+    <w:p>
+      <w:pPr>
+        <w:pStyle w:val="ListParagraph"/>
+        <w:numPr>
+          <w:ilvl w:val="0"/>
+          <w:numId w:val="4"/>
+        </w:numPr>
+      </w:pPr>
+      <w:r>
+        <w:t xml:space="preserve">Bố </w:t>
+      </w:r>
+      <w:r>
+        <w:t>Cục Trang?</w:t>
+      </w:r>
+    </w:p>
+    <w:p>
+      <w:pPr>
+        <w:pStyle w:val="ListParagraph"/>
+        <w:numPr>
+          <w:ilvl w:val="0"/>
+          <w:numId w:val="2"/>
+        </w:numPr>
+      </w:pPr>
+      <w:r>
+        <w:lastRenderedPageBreak/>
+        <w:t>Chèn thêm 1 trang trống kế tiếp so với trang hiện tại đang có con trỏ, đẩy tất cả những gì sau con trỏ ở trang hiện tại vào trang trống</w:t>
+      </w:r>
+      <w:r>
+        <w:t>, đưa con trỏ sang đầu trang trống</w:t>
+      </w:r>
+    </w:p>
+    <w:p>
+      <w:pPr>
+        <w:pStyle w:val="ListParagraph"/>
+        <w:numPr>
+          <w:ilvl w:val="0"/>
+          <w:numId w:val="2"/>
+        </w:numPr>
+      </w:pPr>
+      <w:r>
+        <w:t>“Ctrl” + “Enter”</w:t>
+      </w:r>
+      <w:r>
+        <w:t xml:space="preserve"> = Vào Tab “Insert” + tại mục “Pages” + Click biểu tượng “Page Break”</w:t>
+      </w:r>
+    </w:p>
+    <w:p>
+      <w:pPr>
+        <w:pStyle w:val="ListParagraph"/>
+        <w:numPr>
+          <w:ilvl w:val="0"/>
+          <w:numId w:val="2"/>
+        </w:numPr>
+      </w:pPr>
+      <w:r>
+        <w:t>Chèn Header giống nhau vào tất cả các trang</w:t>
+      </w:r>
+    </w:p>
+    <w:p>
+      <w:pPr>
+        <w:pStyle w:val="ListParagraph"/>
+        <w:numPr>
+          <w:ilvl w:val="0"/>
+          <w:numId w:val="2"/>
+        </w:numPr>
+      </w:pPr>
+      <w:r>
+        <w:t>Vào Tab “Insert” + tại mục “Header &amp; Footer” + Click biểu tượng “Header” + khi này xuất hiện Tab “Header &amp; Footer” và bạn đang trong Tab này + chỉnh sửa Header tùy ý + tại thẻ Close + Click biểu tượng “Close Header and Footer”</w:t>
+      </w:r>
+    </w:p>
+    <w:p>
+      <w:pPr>
+        <w:pStyle w:val="ListParagraph"/>
+        <w:numPr>
+          <w:ilvl w:val="0"/>
+          <w:numId w:val="2"/>
+        </w:numPr>
+      </w:pPr>
+      <w:r>
+        <w:t>Chia phần văn bản được chọn liên tục thành 2 cột</w:t>
+      </w:r>
+    </w:p>
+    <w:p>
+      <w:pPr>
+        <w:pStyle w:val="ListParagraph"/>
+        <w:numPr>
+          <w:ilvl w:val="0"/>
+          <w:numId w:val="2"/>
+        </w:numPr>
+      </w:pPr>
+      <w:r>
+        <w:t>Vào Tab “Layout” + tại mục “Page Setup” + Click biểu tượng “Colums” + chọn “Two”</w:t>
+      </w:r>
+    </w:p>
+    <w:p>
+      <w:pPr>
+        <w:pStyle w:val="ListParagraph"/>
+        <w:numPr>
+          <w:ilvl w:val="0"/>
+          <w:numId w:val="4"/>
+        </w:numPr>
+      </w:pPr>
+      <w:r>
+        <w:t>Bố Cục Bảng?</w:t>
+      </w:r>
+    </w:p>
+    <w:p>
+      <w:pPr>
+        <w:pStyle w:val="ListParagraph"/>
+        <w:numPr>
+          <w:ilvl w:val="0"/>
+          <w:numId w:val="2"/>
+        </w:numPr>
+      </w:pPr>
+      <w:r>
+        <w:t>Con trỏ đang ở 1 ô, đưa nó sang ô kế tiếp và bôi đen tất cả những gì trong ô đó, nếu đã ở ô cuối cùng thì tạo thêm hàng mới ở dưới, rồi đưa con trỏ xuống ô đầu tiên ở hàng đó</w:t>
+      </w:r>
+    </w:p>
+    <w:p>
+      <w:pPr>
+        <w:pStyle w:val="ListParagraph"/>
+        <w:numPr>
+          <w:ilvl w:val="0"/>
+          <w:numId w:val="2"/>
+        </w:numPr>
+      </w:pPr>
+      <w:r>
+        <w:t>“Tab”</w:t>
+      </w:r>
+    </w:p>
+    <w:p>
+      <w:pPr>
+        <w:pStyle w:val="ListParagraph"/>
+        <w:numPr>
+          <w:ilvl w:val="0"/>
+          <w:numId w:val="2"/>
+        </w:numPr>
+      </w:pPr>
+      <w:r>
+        <w:t>Cũng như trên nhưng đưa sang ô đằng trước, và không tạo thêm hàng mới</w:t>
+      </w:r>
+    </w:p>
+    <w:p>
+      <w:pPr>
+        <w:pStyle w:val="ListParagraph"/>
+        <w:numPr>
+          <w:ilvl w:val="0"/>
+          <w:numId w:val="2"/>
+        </w:numPr>
+      </w:pPr>
+      <w:r>
+        <w:t>“Shift” + “Tab”</w:t>
+      </w:r>
+    </w:p>
+    <w:p>
+      <w:pPr>
+        <w:pStyle w:val="ListParagraph"/>
+        <w:numPr>
+          <w:ilvl w:val="0"/>
+          <w:numId w:val="2"/>
+        </w:numPr>
+      </w:pPr>
+      <w:r>
+        <w:t>Thụt lề trong ô</w:t>
+      </w:r>
+    </w:p>
+    <w:p>
+      <w:pPr>
+        <w:pStyle w:val="ListParagraph"/>
+        <w:numPr>
+          <w:ilvl w:val="0"/>
+          <w:numId w:val="2"/>
+        </w:numPr>
+      </w:pPr>
+      <w:r>
+        <w:t>“Ctrl” + “Tab”</w:t>
+      </w:r>
+    </w:p>
+    <w:p>
+      <w:pPr>
+        <w:pStyle w:val="ListParagraph"/>
+        <w:numPr>
+          <w:ilvl w:val="0"/>
+          <w:numId w:val="4"/>
+        </w:numPr>
+      </w:pPr>
+      <w:r>
+        <w:t>Đối Tượng Shape?</w:t>
+      </w:r>
+    </w:p>
+    <w:p>
+      <w:pPr>
+        <w:pStyle w:val="ListParagraph"/>
+        <w:numPr>
+          <w:ilvl w:val="0"/>
+          <w:numId w:val="2"/>
+        </w:numPr>
+      </w:pPr>
+      <w:r>
+        <w:t>Tạo 1 Shape có hình mũi tên</w:t>
+      </w:r>
+    </w:p>
+    <w:p>
+      <w:pPr>
+        <w:pStyle w:val="ListParagraph"/>
+        <w:numPr>
+          <w:ilvl w:val="0"/>
+          <w:numId w:val="2"/>
+        </w:numPr>
+      </w:pPr>
+      <w:r>
+        <w:t xml:space="preserve">Vào Tab “Insert” + tại mục “Illustrations” + Click biểu tượng “Shapes” + tại thẻ </w:t>
+      </w:r>
+    </w:p>
+    <w:p>
+      <w:pPr>
+        <w:pStyle w:val="ListParagraph"/>
+        <w:ind w:left="1080"/>
+      </w:pPr>
+      <w:r>
+        <w:t>“Block Arrows” + chọn hình mũi tên mong muốn</w:t>
+      </w:r>
+    </w:p>
+    <w:p>
+      <w:pPr>
+        <w:pStyle w:val="ListParagraph"/>
+        <w:numPr>
+          <w:ilvl w:val="0"/>
+          <w:numId w:val="4"/>
+        </w:numPr>
+      </w:pPr>
+      <w:r>
+        <w:t>Đối Tượng Biểu Đồ?</w:t>
+      </w:r>
+    </w:p>
+    <w:p>
+      <w:pPr>
+        <w:pStyle w:val="ListParagraph"/>
+        <w:numPr>
+          <w:ilvl w:val="0"/>
+          <w:numId w:val="2"/>
+        </w:numPr>
+      </w:pPr>
+      <w:r>
+        <w:t>Tạo 1 biểu đồ đơn giản</w:t>
+      </w:r>
+    </w:p>
+    <w:p>
+      <w:pPr>
+        <w:pStyle w:val="ListParagraph"/>
+        <w:numPr>
+          <w:ilvl w:val="0"/>
+          <w:numId w:val="2"/>
+        </w:numPr>
+      </w:pPr>
+      <w:r>
+        <w:t>Vào Tab “Insert” + tại mục “Illustrations” + Click biểu tượng “Chart” + Click “OK” + đóng cửa sổ Excel</w:t>
+      </w:r>
+    </w:p>
+    <w:p>
+      <w:pPr>
+        <w:pStyle w:val="ListParagraph"/>
+        <w:numPr>
+          <w:ilvl w:val="0"/>
+          <w:numId w:val="4"/>
+        </w:numPr>
+      </w:pPr>
+      <w:r>
+        <w:t>Đo Đạc?</w:t>
+      </w:r>
+    </w:p>
+    <w:p>
+      <w:pPr>
+        <w:pStyle w:val="ListParagraph"/>
+        <w:numPr>
+          <w:ilvl w:val="0"/>
+          <w:numId w:val="2"/>
+        </w:numPr>
+      </w:pPr>
+      <w:r>
+        <w:t>Hiện thanh thước kẻ với đơn vị Inch</w:t>
+      </w:r>
+    </w:p>
+    <w:p>
+      <w:pPr>
+        <w:pStyle w:val="ListParagraph"/>
+        <w:numPr>
+          <w:ilvl w:val="0"/>
+          <w:numId w:val="2"/>
+        </w:numPr>
+      </w:pPr>
+      <w:r>
+        <w:t>Vào Tab “View” + tại mục “Show” + Tick “Ruler”</w:t>
+      </w:r>
+    </w:p>
+    <w:p>
+      <w:pPr>
+        <w:pStyle w:val="ListParagraph"/>
+        <w:numPr>
+          <w:ilvl w:val="0"/>
+          <w:numId w:val="2"/>
+        </w:numPr>
+      </w:pPr>
+      <w:r>
+        <w:t>Các biểu tượng đánh dấu trên thanh thước kẻ là khác nhau khi bạn đặt con trỏ tại các đoạn khác nhau</w:t>
+      </w:r>
+    </w:p>
+    <w:p>
+      <w:pPr>
+        <w:pStyle w:val="ListParagraph"/>
+        <w:numPr>
+          <w:ilvl w:val="0"/>
+          <w:numId w:val="2"/>
+        </w:numPr>
+      </w:pPr>
+      <w:r>
+        <w:t>Các loại biểu tượng trên thanh thước kẻ</w:t>
+      </w:r>
+    </w:p>
+    <w:p>
+      <w:pPr>
+        <w:pStyle w:val="ListParagraph"/>
+        <w:numPr>
+          <w:ilvl w:val="0"/>
+          <w:numId w:val="2"/>
+        </w:numPr>
+      </w:pPr>
+      <w:r>
+        <w:t>Biểu tượng trắng ở rìa trên</w:t>
+      </w:r>
+      <w:r>
+        <w:t xml:space="preserve"> ứng với thuộc tính “First line” khi bạn thụt lề dòng đầu</w:t>
+      </w:r>
+    </w:p>
+    <w:p>
+      <w:pPr>
+        <w:pStyle w:val="ListParagraph"/>
+        <w:numPr>
+          <w:ilvl w:val="0"/>
+          <w:numId w:val="2"/>
+        </w:numPr>
+      </w:pPr>
+      <w:r>
+        <w:t>Biểu tượng trắng ở rìa dưới ứng với thuộc tính “Hanging” khi bạn thụt lề các dòng khác dòng đầu</w:t>
+      </w:r>
+      <w:r>
+        <w:t>, di chuyển biểu tượng này cũng sẽ di chuyển biểu tượng trắng ở rìa trên</w:t>
+      </w:r>
+    </w:p>
+    <w:p>
+      <w:pPr>
+        <w:pStyle w:val="ListParagraph"/>
+        <w:numPr>
+          <w:ilvl w:val="0"/>
+          <w:numId w:val="2"/>
+        </w:numPr>
+      </w:pPr>
+      <w:r>
+        <w:t>Biểu tượng chữ L ở rìa dưới là các mốc khi bạn nhấn Tab nó sẽ nhảy tới</w:t>
+      </w:r>
+      <w:r>
+        <w:t>, mặc định sẽ nhảy tới vị trí Inch chia hết cho 0.5</w:t>
+      </w:r>
+      <w:r>
+        <w:t>,  biểu tượng này tạo = cách Click trái hoặc phải chuột vào thanh thước kẻ = vào Tab “Home” + tại mục “Paragraph” +  Click biểu tượng mũi tên góc phải dưới + nhấn nút “Tabs…” + tại thuộc tính “Tab stop position:” + điền &lt;Số Inch&gt;</w:t>
+      </w:r>
+      <w:r>
+        <w:t>"</w:t>
+      </w:r>
+      <w:r>
+        <w:t xml:space="preserve"> = vị trí trên thanh thước kẻ</w:t>
+      </w:r>
+      <w:r>
+        <w:t xml:space="preserve"> + Click “OK”</w:t>
+      </w:r>
+    </w:p>
+    <w:p>
+      <w:pPr>
+        <w:pStyle w:val="ListParagraph"/>
+        <w:numPr>
+          <w:ilvl w:val="0"/>
+          <w:numId w:val="4"/>
+        </w:numPr>
+      </w:pPr>
+      <w:r>
+        <w:t>Sao Chép Định Dạng?</w:t>
+      </w:r>
+    </w:p>
+    <w:p>
+      <w:pPr>
+        <w:pStyle w:val="ListParagraph"/>
+        <w:numPr>
+          <w:ilvl w:val="0"/>
+          <w:numId w:val="2"/>
+        </w:numPr>
+      </w:pPr>
+      <w:r>
+        <w:t>Chọn vài chữ hoặc ảnh có chung 1 kiểu định dạng mình thấy đẹp = cách bôi đen + vào Tab “Home” + tại mục “Clipboard” + Click biểu tượng “Format Painter” + tô lên các chữ bạn muốn định dạng theo kiểu này</w:t>
+      </w:r>
+    </w:p>
+    <w:p>
+      <w:pPr>
+        <w:pStyle w:val="ListParagraph"/>
+        <w:numPr>
+          <w:ilvl w:val="0"/>
+          <w:numId w:val="4"/>
+        </w:numPr>
+      </w:pPr>
+      <w:r>
+        <w:t>Lưu File?</w:t>
+      </w:r>
+    </w:p>
+    <w:p>
+      <w:pPr>
+        <w:pStyle w:val="ListParagraph"/>
+        <w:numPr>
+          <w:ilvl w:val="0"/>
+          <w:numId w:val="2"/>
+        </w:numPr>
+      </w:pPr>
+      <w:r>
+        <w:lastRenderedPageBreak/>
+        <w:t>Chỉnh thời gian tự động lưu File dự phòng</w:t>
+      </w:r>
+    </w:p>
+    <w:p>
+      <w:pPr>
+        <w:pStyle w:val="ListParagraph"/>
+        <w:numPr>
+          <w:ilvl w:val="0"/>
+          <w:numId w:val="2"/>
+        </w:numPr>
+      </w:pPr>
+      <w:r>
+        <w:t>Vào Tab “File” + chọn “Options” + vào Tab “Save” + tại thẻ “Save documents” + tại thuộc tính “Save AutoRecover information every” + điền &lt;Số Phút&gt; = khoảng thời gian giữa 2 lần tự động lưu</w:t>
+      </w:r>
+    </w:p>
+    <w:p>
+      <w:pPr>
+        <w:pStyle w:val="ListParagraph"/>
+        <w:numPr>
+          <w:ilvl w:val="0"/>
+          <w:numId w:val="2"/>
+        </w:numPr>
+      </w:pPr>
+      <w:r>
+        <w:t>Mặc định</w:t>
+      </w:r>
+    </w:p>
+    <w:tbl>
+      <w:tblPr>
+        <w:tblStyle w:val="TableGrid"/>
+        <w:tblW w:w="0" w:type="auto"/>
+        <w:tblInd w:w="1080" w:type="dxa"/>
+        <w:tblLook w:val="04A0" w:firstRow="1" w:lastRow="0" w:firstColumn="1" w:lastColumn="0" w:noHBand="0" w:noVBand="1"/>
+      </w:tblPr>
+      <w:tblGrid>
+        <w:gridCol w:w="4155"/>
+        <w:gridCol w:w="4115"/>
+      </w:tblGrid>
+      <w:tr>
+        <w:tc>
+          <w:tcPr>
+            <w:tcW w:w="4675" w:type="dxa"/>
+          </w:tcPr>
+          <w:p>
+            <w:pPr>
+              <w:pStyle w:val="ListParagraph"/>
+              <w:ind w:left="0"/>
+              <w:jc w:val="center"/>
+            </w:pPr>
+            <w:r>
+              <w:t>&lt;Số Phút&gt;</w:t>
+            </w:r>
+          </w:p>
+        </w:tc>
+        <w:tc>
+          <w:tcPr>
+            <w:tcW w:w="4675" w:type="dxa"/>
+          </w:tcPr>
+          <w:p>
+            <w:pPr>
+              <w:pStyle w:val="ListParagraph"/>
+              <w:ind w:left="0"/>
+              <w:jc w:val="center"/>
+            </w:pPr>
+            <w:r>
+              <w:t>10</w:t>
+            </w:r>
+          </w:p>
+        </w:tc>
+      </w:tr>
+    </w:tbl>
+    <w:p>
+      <w:pPr>
+        <w:pStyle w:val="ListParagraph"/>
+        <w:numPr>
+          <w:ilvl w:val="0"/>
+          <w:numId w:val="4"/>
+        </w:numPr>
+      </w:pPr>
+      <w:r>
+        <w:t>Font?</w:t>
+      </w:r>
+    </w:p>
+    <w:p>
+      <w:pPr>
+        <w:pStyle w:val="ListParagraph"/>
+        <w:numPr>
+          <w:ilvl w:val="0"/>
+          <w:numId w:val="2"/>
+        </w:numPr>
+      </w:pPr>
+      <w:r>
+        <w:t>Chèn kí tự Hi Lạp</w:t>
+      </w:r>
+    </w:p>
+    <w:p>
+      <w:pPr>
+        <w:pStyle w:val="ListParagraph"/>
+        <w:numPr>
+          <w:ilvl w:val="0"/>
+          <w:numId w:val="2"/>
+        </w:numPr>
+      </w:pPr>
+      <w:r>
+        <w:t>Vào Tab “Insert” + tại mục “Symbols” + Click biểu tượng “Symbol” + chọn “More Symbols…” + tại Tab “Symbols” + tại thuộc tính “Font:” + Chọn “Arial” + cuộn xuống 1 / 4 + chọn kí tự + Click “Insert” + đóng cửa sổ</w:t>
+      </w:r>
+    </w:p>
+    <w:p/>
+    <w:p>
+      <w:r>
+        <w:t>Excel:</w:t>
+      </w:r>
+    </w:p>
+    <w:p>
+      <w:pPr>
+        <w:pStyle w:val="ListParagraph"/>
+        <w:numPr>
+          <w:ilvl w:val="0"/>
+          <w:numId w:val="5"/>
+        </w:numPr>
+      </w:pPr>
+      <w:r>
+        <w:t>Bố Cục?</w:t>
+      </w:r>
+    </w:p>
+    <w:p>
+      <w:pPr>
+        <w:pStyle w:val="ListParagraph"/>
+        <w:numPr>
+          <w:ilvl w:val="0"/>
+          <w:numId w:val="2"/>
+        </w:numPr>
+      </w:pPr>
+      <w:r>
+        <w:t>Thu hẹp độ cao 1 hàng về 0</w:t>
+      </w:r>
+    </w:p>
+    <w:p>
+      <w:pPr>
+        <w:pStyle w:val="ListParagraph"/>
+        <w:numPr>
+          <w:ilvl w:val="0"/>
+          <w:numId w:val="2"/>
+        </w:numPr>
+      </w:pPr>
+      <w:r>
+        <w:t>Chọn các hàng + phải chuột + chọn “Hide”</w:t>
+      </w:r>
+    </w:p>
+    <w:p>
+      <w:pPr>
+        <w:pStyle w:val="ListParagraph"/>
+        <w:numPr>
+          <w:ilvl w:val="0"/>
+          <w:numId w:val="2"/>
+        </w:numPr>
+      </w:pPr>
+      <w:r>
+        <w:t>Trả lại độ cao ban đầu cho các hàng bị thu hẹp về 0</w:t>
+      </w:r>
+    </w:p>
+    <w:p>
+      <w:pPr>
+        <w:pStyle w:val="ListParagraph"/>
+        <w:numPr>
+          <w:ilvl w:val="0"/>
+          <w:numId w:val="2"/>
+        </w:numPr>
+      </w:pPr>
+      <w:r>
+        <w:t>Chọn các hàng + phải chuột + chọn “Unhide”</w:t>
+      </w:r>
+    </w:p>
+    <w:p>
+      <w:pPr>
+        <w:pStyle w:val="ListParagraph"/>
+        <w:numPr>
+          <w:ilvl w:val="0"/>
+          <w:numId w:val="5"/>
+        </w:numPr>
+      </w:pPr>
+      <w:r>
+        <w:t>Con Trỏ?</w:t>
+      </w:r>
+    </w:p>
+    <w:p>
+      <w:pPr>
+        <w:pStyle w:val="ListParagraph"/>
+        <w:numPr>
+          <w:ilvl w:val="0"/>
+          <w:numId w:val="2"/>
+        </w:numPr>
+      </w:pPr>
+      <w:r>
+        <w:t>Đã chọn 1 ô, cách đưa con trỏ vào trong ô và đặt nó ở cuối</w:t>
+      </w:r>
+    </w:p>
+    <w:p>
+      <w:pPr>
+        <w:pStyle w:val="ListParagraph"/>
+        <w:numPr>
+          <w:ilvl w:val="0"/>
+          <w:numId w:val="2"/>
+        </w:numPr>
+      </w:pPr>
+      <w:r>
+        <w:t>“F2”</w:t>
+      </w:r>
+    </w:p>
+    <w:p>
+      <w:pPr>
+        <w:pStyle w:val="ListParagraph"/>
+        <w:numPr>
+          <w:ilvl w:val="0"/>
+          <w:numId w:val="5"/>
+        </w:numPr>
+      </w:pPr>
+      <w:r>
+        <w:t>Lỗi?</w:t>
+      </w:r>
+    </w:p>
+    <w:p>
+      <w:pPr>
+        <w:pStyle w:val="ListParagraph"/>
+        <w:numPr>
+          <w:ilvl w:val="0"/>
+          <w:numId w:val="2"/>
+        </w:numPr>
+      </w:pPr>
+      <w:r>
+        <w:t xml:space="preserve">Hàm </w:t>
+      </w:r>
+      <w:r>
+        <w:t>sai cú pháp</w:t>
+      </w:r>
+    </w:p>
+    <w:p>
+      <w:pPr>
+        <w:pStyle w:val="ListParagraph"/>
+        <w:pBdr>
+          <w:top w:val="single" w:sz="4" w:space="1" w:color="auto"/>
+          <w:left w:val="single" w:sz="4" w:space="4" w:color="auto"/>
+          <w:bottom w:val="single" w:sz="4" w:space="1" w:color="auto"/>
+          <w:right w:val="single" w:sz="4" w:space="4" w:color="auto"/>
+        </w:pBdr>
+        <w:ind w:left="1080"/>
+      </w:pPr>
+      <w:r>
+        <w:t>#NAME?</w:t>
+      </w:r>
+    </w:p>
+    <w:p>
+      <w:pPr>
+        <w:pStyle w:val="ListParagraph"/>
+        <w:numPr>
+          <w:ilvl w:val="0"/>
+          <w:numId w:val="2"/>
+        </w:numPr>
+      </w:pPr>
+      <w:r>
+        <w:t>Hàm thiếu dữ liệu để tính toán</w:t>
+      </w:r>
+    </w:p>
+    <w:p>
+      <w:pPr>
+        <w:pStyle w:val="ListParagraph"/>
+        <w:pBdr>
+          <w:top w:val="single" w:sz="4" w:space="1" w:color="auto"/>
+          <w:left w:val="single" w:sz="4" w:space="4" w:color="auto"/>
+          <w:bottom w:val="single" w:sz="4" w:space="1" w:color="auto"/>
+          <w:right w:val="single" w:sz="4" w:space="4" w:color="auto"/>
+        </w:pBdr>
+        <w:ind w:left="1080"/>
+      </w:pPr>
+      <w:r>
+        <w:t>#N/A</w:t>
+      </w:r>
+    </w:p>
+    <w:p>
+      <w:pPr>
+        <w:pStyle w:val="ListParagraph"/>
+        <w:numPr>
+          <w:ilvl w:val="0"/>
+          <w:numId w:val="2"/>
+        </w:numPr>
+      </w:pPr>
+      <w:r>
+        <w:t>Độ rộng ô quá hẹp để hiện số</w:t>
+      </w:r>
+    </w:p>
+    <w:p>
+      <w:pPr>
+        <w:pStyle w:val="ListParagraph"/>
+        <w:pBdr>
+          <w:top w:val="single" w:sz="4" w:space="1" w:color="auto"/>
+          <w:left w:val="single" w:sz="4" w:space="4" w:color="auto"/>
+          <w:bottom w:val="single" w:sz="4" w:space="1" w:color="auto"/>
+          <w:right w:val="single" w:sz="4" w:space="4" w:color="auto"/>
+        </w:pBdr>
+        <w:ind w:left="1080"/>
+      </w:pPr>
+      <w:r>
+        <w:t>####</w:t>
+      </w:r>
+    </w:p>
+    <w:p>
+      <w:pPr>
+        <w:pStyle w:val="ListParagraph"/>
+        <w:numPr>
+          <w:ilvl w:val="0"/>
+          <w:numId w:val="2"/>
+        </w:numPr>
+      </w:pPr>
+      <w:r>
+        <w:t>Các số hạng không tính được với nhau</w:t>
+      </w:r>
+    </w:p>
+    <w:p>
+      <w:pPr>
+        <w:pStyle w:val="ListParagraph"/>
+        <w:pBdr>
+          <w:top w:val="single" w:sz="4" w:space="1" w:color="auto"/>
+          <w:left w:val="single" w:sz="4" w:space="4" w:color="auto"/>
+          <w:bottom w:val="single" w:sz="4" w:space="1" w:color="auto"/>
+          <w:right w:val="single" w:sz="4" w:space="4" w:color="auto"/>
+        </w:pBdr>
+        <w:ind w:left="1080"/>
+      </w:pPr>
+      <w:r>
+        <w:t>#VALUE!</w:t>
+      </w:r>
+    </w:p>
+    <w:p>
+      <w:pPr>
+        <w:pStyle w:val="ListParagraph"/>
+        <w:numPr>
+          <w:ilvl w:val="0"/>
+          <w:numId w:val="2"/>
+        </w:numPr>
+      </w:pPr>
+    </w:p>
+    <w:p>
+      <w:pPr>
+        <w:pStyle w:val="ListParagraph"/>
+        <w:numPr>
+          <w:ilvl w:val="0"/>
+          <w:numId w:val="5"/>
+        </w:numPr>
+      </w:pPr>
+      <w:r>
+        <w:t>Địa Chỉ Ô?</w:t>
+      </w:r>
+    </w:p>
+    <w:p>
+      <w:pPr>
+        <w:pStyle w:val="ListParagraph"/>
+        <w:numPr>
+          <w:ilvl w:val="0"/>
+          <w:numId w:val="2"/>
+        </w:numPr>
+      </w:pPr>
+      <w:r>
+        <w:t>Trả về giá trị 1 ô đơn lẻ</w:t>
+      </w:r>
+    </w:p>
+    <w:p>
+      <w:pPr>
+        <w:pStyle w:val="ListParagraph"/>
+        <w:pBdr>
+          <w:top w:val="single" w:sz="4" w:space="1" w:color="auto"/>
+          <w:left w:val="single" w:sz="4" w:space="4" w:color="auto"/>
+          <w:bottom w:val="single" w:sz="4" w:space="1" w:color="auto"/>
+          <w:right w:val="single" w:sz="4" w:space="4" w:color="auto"/>
+        </w:pBdr>
+        <w:ind w:left="1080"/>
+      </w:pPr>
+      <w:r>
+        <w:t>&lt;Cột&gt;&lt;Hàng&gt;</w:t>
+      </w:r>
+    </w:p>
+    <w:p>
+      <w:pPr>
+        <w:pStyle w:val="ListParagraph"/>
+        <w:numPr>
+          <w:ilvl w:val="0"/>
+          <w:numId w:val="2"/>
+        </w:numPr>
+      </w:pPr>
+      <w:r>
+        <w:t>Ví dụ</w:t>
+      </w:r>
+    </w:p>
+    <w:p>
+      <w:pPr>
+        <w:pStyle w:val="ListParagraph"/>
+        <w:pBdr>
+          <w:top w:val="single" w:sz="4" w:space="1" w:color="auto"/>
+          <w:left w:val="single" w:sz="4" w:space="4" w:color="auto"/>
+          <w:bottom w:val="single" w:sz="4" w:space="1" w:color="auto"/>
+          <w:right w:val="single" w:sz="4" w:space="4" w:color="auto"/>
+        </w:pBdr>
+        <w:ind w:left="1080"/>
+      </w:pPr>
+      <w:r>
+        <w:t>C4</w:t>
+      </w:r>
+    </w:p>
+    <w:p>
+      <w:pPr>
+        <w:pStyle w:val="ListParagraph"/>
+        <w:numPr>
+          <w:ilvl w:val="0"/>
+          <w:numId w:val="2"/>
+        </w:numPr>
+      </w:pPr>
+      <w:r>
+        <w:t>Trả về 1 mảng ô</w:t>
+      </w:r>
+    </w:p>
+    <w:p>
+      <w:pPr>
+        <w:pStyle w:val="ListParagraph"/>
+        <w:pBdr>
+          <w:top w:val="single" w:sz="4" w:space="1" w:color="auto"/>
+          <w:left w:val="single" w:sz="4" w:space="4" w:color="auto"/>
+          <w:bottom w:val="single" w:sz="4" w:space="1" w:color="auto"/>
+          <w:right w:val="single" w:sz="4" w:space="4" w:color="auto"/>
+        </w:pBdr>
+        <w:ind w:left="1080"/>
+      </w:pPr>
+      <w:r>
+        <w:t>&lt;Ô Trái Trên&gt;:&lt;Ô Phải Dưới&gt;</w:t>
+      </w:r>
+    </w:p>
+    <w:p>
+      <w:pPr>
+        <w:pStyle w:val="ListParagraph"/>
+        <w:numPr>
+          <w:ilvl w:val="0"/>
+          <w:numId w:val="2"/>
+        </w:numPr>
+      </w:pPr>
+      <w:r>
+        <w:t>Ví dụ</w:t>
+      </w:r>
+    </w:p>
+    <w:p>
+      <w:pPr>
+        <w:pStyle w:val="ListParagraph"/>
+        <w:pBdr>
+          <w:top w:val="single" w:sz="4" w:space="1" w:color="auto"/>
+          <w:left w:val="single" w:sz="4" w:space="4" w:color="auto"/>
+          <w:bottom w:val="single" w:sz="4" w:space="1" w:color="auto"/>
+          <w:right w:val="single" w:sz="4" w:space="4" w:color="auto"/>
+        </w:pBdr>
+        <w:ind w:left="1080"/>
+      </w:pPr>
+      <w:r>
+        <w:t>A5:C9</w:t>
+      </w:r>
+    </w:p>
+    <w:p>
+      <w:pPr>
+        <w:pStyle w:val="ListParagraph"/>
+        <w:numPr>
+          <w:ilvl w:val="0"/>
+          <w:numId w:val="2"/>
+        </w:numPr>
+      </w:pPr>
+      <w:r>
+        <w:t>Địa chỉ tuyện đối không bị Offset khi Copy hàm</w:t>
+      </w:r>
+    </w:p>
+    <w:p>
+      <w:pPr>
+        <w:pStyle w:val="ListParagraph"/>
+        <w:pBdr>
+          <w:top w:val="single" w:sz="4" w:space="1" w:color="auto"/>
+          <w:left w:val="single" w:sz="4" w:space="4" w:color="auto"/>
+          <w:bottom w:val="single" w:sz="4" w:space="1" w:color="auto"/>
+          <w:right w:val="single" w:sz="4" w:space="4" w:color="auto"/>
+        </w:pBdr>
+        <w:ind w:left="1080"/>
+      </w:pPr>
+      <w:r>
+        <w:lastRenderedPageBreak/>
+        <w:t>$</w:t>
+      </w:r>
+      <w:r>
+        <w:t>&lt;Cột&gt;</w:t>
+      </w:r>
+      <w:r>
+        <w:t>$</w:t>
+      </w:r>
+      <w:r>
+        <w:t>&lt;Hàng&gt;</w:t>
+      </w:r>
+    </w:p>
+    <w:p>
+      <w:pPr>
+        <w:pStyle w:val="ListParagraph"/>
+        <w:numPr>
+          <w:ilvl w:val="0"/>
+          <w:numId w:val="2"/>
+        </w:numPr>
+      </w:pPr>
+      <w:r>
+        <w:t>Ví dụ</w:t>
+      </w:r>
+    </w:p>
+    <w:p>
+      <w:pPr>
+        <w:pStyle w:val="ListParagraph"/>
+        <w:pBdr>
+          <w:top w:val="single" w:sz="4" w:space="1" w:color="auto"/>
+          <w:left w:val="single" w:sz="4" w:space="4" w:color="auto"/>
+          <w:bottom w:val="single" w:sz="4" w:space="1" w:color="auto"/>
+          <w:right w:val="single" w:sz="4" w:space="4" w:color="auto"/>
+        </w:pBdr>
+        <w:ind w:left="1080"/>
+      </w:pPr>
+      <w:r>
+        <w:t>$</w:t>
+      </w:r>
+      <w:r>
+        <w:t>C</w:t>
+      </w:r>
+      <w:r>
+        <w:t>$</w:t>
+      </w:r>
+      <w:r>
+        <w:t>4</w:t>
+      </w:r>
+    </w:p>
+    <w:p>
+      <w:pPr>
+        <w:pStyle w:val="ListParagraph"/>
+        <w:numPr>
+          <w:ilvl w:val="0"/>
+          <w:numId w:val="5"/>
+        </w:numPr>
+      </w:pPr>
+      <w:r>
+        <w:t>Tìm Kiếm Thông Tin?</w:t>
+      </w:r>
+    </w:p>
+    <w:p>
+      <w:pPr>
+        <w:pStyle w:val="ListParagraph"/>
+        <w:numPr>
+          <w:ilvl w:val="0"/>
+          <w:numId w:val="2"/>
+        </w:numPr>
+      </w:pPr>
+      <w:r>
+        <w:t>Cho 1 mảng ô dữ liệu, và giá trị K, trả về giá trị ở cột thứ N cùng hàng với ô đầu tiên có giá trị K ở cột thứ 1</w:t>
+      </w:r>
+    </w:p>
+    <w:p>
+      <w:pPr>
+        <w:pStyle w:val="ListParagraph"/>
+        <w:pBdr>
+          <w:top w:val="single" w:sz="4" w:space="1" w:color="auto"/>
+          <w:left w:val="single" w:sz="4" w:space="4" w:color="auto"/>
+          <w:bottom w:val="single" w:sz="4" w:space="1" w:color="auto"/>
+          <w:right w:val="single" w:sz="4" w:space="4" w:color="auto"/>
+        </w:pBdr>
+        <w:ind w:left="1080"/>
+      </w:pPr>
+      <w:r>
+        <w:t>=VLOOKUP(&lt;K&gt;, &lt;Mảng Ô&gt;, &lt;N&gt;, &lt;Dò Xấp Xỉ À&gt;)</w:t>
+      </w:r>
+    </w:p>
+    <w:p>
+      <w:pPr>
+        <w:pStyle w:val="ListParagraph"/>
+        <w:numPr>
+          <w:ilvl w:val="0"/>
+          <w:numId w:val="2"/>
+        </w:numPr>
+      </w:pPr>
+      <w:r>
+        <w:t>Mặc định</w:t>
+      </w:r>
+    </w:p>
+    <w:tbl>
+      <w:tblPr>
+        <w:tblStyle w:val="TableGrid"/>
+        <w:tblW w:w="0" w:type="auto"/>
+        <w:tblInd w:w="1080" w:type="dxa"/>
+        <w:tblLook w:val="04A0" w:firstRow="1" w:lastRow="0" w:firstColumn="1" w:lastColumn="0" w:noHBand="0" w:noVBand="1"/>
+      </w:tblPr>
+      <w:tblGrid>
+        <w:gridCol w:w="4127"/>
+        <w:gridCol w:w="4143"/>
+      </w:tblGrid>
+      <w:tr>
+        <w:tc>
+          <w:tcPr>
+            <w:tcW w:w="4675" w:type="dxa"/>
+          </w:tcPr>
+          <w:p>
+            <w:pPr>
+              <w:pStyle w:val="ListParagraph"/>
+              <w:ind w:left="0"/>
+            </w:pPr>
+            <w:r>
+              <w:t>&lt;Dò Xấp Xỉ À&gt;</w:t>
+            </w:r>
+          </w:p>
+        </w:tc>
+        <w:tc>
+          <w:tcPr>
+            <w:tcW w:w="4675" w:type="dxa"/>
+          </w:tcPr>
+          <w:p>
+            <w:pPr>
+              <w:pStyle w:val="ListParagraph"/>
+              <w:ind w:left="0"/>
+            </w:pPr>
+            <w:r>
+              <w:t>TRUE</w:t>
+            </w:r>
+          </w:p>
+        </w:tc>
+      </w:tr>
+    </w:tbl>
+    <w:p>
+      <w:pPr>
+        <w:pStyle w:val="ListParagraph"/>
+        <w:numPr>
+          <w:ilvl w:val="0"/>
+          <w:numId w:val="2"/>
+        </w:numPr>
+      </w:pPr>
+      <w:r>
+        <w:t>Nếu &lt;Dò Xấp Xỉ À&gt; = TRUE, thì cột thứ 1 phải sắp xếp tăng dần, khi đó nếu không có ô nào có giá trị &lt;K&gt; nó sẽ xét 2 ô liên tiếp sao cho &lt;K&gt; có giá trị nằm giữa 2 ô này, rồi chọn ô nhỏ hơn</w:t>
+      </w:r>
+    </w:p>
+    <w:p>
+      <w:pPr>
+        <w:pStyle w:val="ListParagraph"/>
+        <w:numPr>
+          <w:ilvl w:val="0"/>
+          <w:numId w:val="2"/>
+        </w:numPr>
+      </w:pPr>
+      <w:r>
+        <w:t xml:space="preserve">Nếu &lt;Dò Xấp Xỉ À&gt; = FALSE, thì cột thứ 1 không cần xếp theo thứ tự, </w:t>
+      </w:r>
+      <w:r>
+        <w:t>khi này nó sẽ chỉ chọn ô có giá trị đúng = &lt;K&gt;, nếu không có ô nào thì lỗi</w:t>
+      </w:r>
+    </w:p>
+    <w:p>
+      <w:pPr>
+        <w:pStyle w:val="ListParagraph"/>
+        <w:numPr>
+          <w:ilvl w:val="0"/>
+          <w:numId w:val="2"/>
+        </w:numPr>
+      </w:pPr>
+      <w:r>
+        <w:t>Ví dụ</w:t>
+      </w:r>
+    </w:p>
+    <w:p>
+      <w:pPr>
+        <w:pStyle w:val="ListParagraph"/>
+        <w:pBdr>
+          <w:top w:val="single" w:sz="4" w:space="1" w:color="auto"/>
+          <w:left w:val="single" w:sz="4" w:space="4" w:color="auto"/>
+          <w:bottom w:val="single" w:sz="4" w:space="1" w:color="auto"/>
+          <w:right w:val="single" w:sz="4" w:space="4" w:color="auto"/>
+        </w:pBdr>
+        <w:ind w:left="1080"/>
+      </w:pPr>
+      <w:r>
+        <w:t>=VLOOKUP(5, A5:C4, 2, FALSE)</w:t>
+      </w:r>
+    </w:p>
+    <w:p>
+      <w:pPr>
+        <w:pStyle w:val="ListParagraph"/>
+        <w:numPr>
+          <w:ilvl w:val="0"/>
+          <w:numId w:val="5"/>
+        </w:numPr>
+      </w:pPr>
+      <w:r>
+        <w:t>Ngày Tháng?</w:t>
+      </w:r>
+    </w:p>
+    <w:p>
+      <w:pPr>
+        <w:pStyle w:val="ListParagraph"/>
+        <w:numPr>
+          <w:ilvl w:val="0"/>
+          <w:numId w:val="2"/>
+        </w:numPr>
+      </w:pPr>
+      <w:r>
+        <w:t>Bản chất ngày tháng năm trong Excel là 1 con số được mã hóa gọi là Serial, cái bạn nhìn thấy trong ô chỉ là vẻ bề ngoài</w:t>
+      </w:r>
+    </w:p>
+    <w:p>
+      <w:pPr>
+        <w:pStyle w:val="ListParagraph"/>
+        <w:numPr>
+          <w:ilvl w:val="0"/>
+          <w:numId w:val="2"/>
+        </w:numPr>
+      </w:pPr>
+      <w:r>
+        <w:t>Trả về</w:t>
+      </w:r>
+      <w:r>
+        <w:t xml:space="preserve"> Serial của</w:t>
+      </w:r>
+      <w:r>
+        <w:t xml:space="preserve"> ngày tháng năm hôm nay</w:t>
+      </w:r>
+    </w:p>
+    <w:p>
+      <w:pPr>
+        <w:pStyle w:val="ListParagraph"/>
+        <w:pBdr>
+          <w:top w:val="single" w:sz="4" w:space="1" w:color="auto"/>
+          <w:left w:val="single" w:sz="4" w:space="4" w:color="auto"/>
+          <w:bottom w:val="single" w:sz="4" w:space="1" w:color="auto"/>
+          <w:right w:val="single" w:sz="4" w:space="4" w:color="auto"/>
+        </w:pBdr>
+        <w:ind w:left="1080"/>
+      </w:pPr>
+      <w:r>
+        <w:t>=TODAY()</w:t>
+      </w:r>
+    </w:p>
+    <w:p>
+      <w:pPr>
+        <w:pStyle w:val="ListParagraph"/>
+        <w:numPr>
+          <w:ilvl w:val="0"/>
+          <w:numId w:val="2"/>
+        </w:numPr>
+      </w:pPr>
+      <w:r>
+        <w:t xml:space="preserve">Trả về </w:t>
+      </w:r>
+      <w:r>
+        <w:t xml:space="preserve">Serial của </w:t>
+      </w:r>
+      <w:r>
+        <w:t>ngày tháng năm do mình chỉ định</w:t>
+      </w:r>
+    </w:p>
+    <w:p>
+      <w:pPr>
+        <w:pStyle w:val="ListParagraph"/>
+        <w:pBdr>
+          <w:top w:val="single" w:sz="4" w:space="1" w:color="auto"/>
+          <w:left w:val="single" w:sz="4" w:space="4" w:color="auto"/>
+          <w:bottom w:val="single" w:sz="4" w:space="1" w:color="auto"/>
+          <w:right w:val="single" w:sz="4" w:space="4" w:color="auto"/>
+        </w:pBdr>
+        <w:ind w:left="1080"/>
+      </w:pPr>
+      <w:r>
+        <w:t>=DATE(&lt;Năm&gt;, &lt;Tháng&gt;, &lt;Ngày&gt;)</w:t>
+      </w:r>
+    </w:p>
+    <w:p>
+      <w:pPr>
+        <w:pStyle w:val="ListParagraph"/>
+        <w:numPr>
+          <w:ilvl w:val="0"/>
+          <w:numId w:val="2"/>
+        </w:numPr>
+      </w:pPr>
+      <w:r>
+        <w:t>Ví dụ</w:t>
+      </w:r>
+    </w:p>
+    <w:p>
+      <w:pPr>
+        <w:pStyle w:val="ListParagraph"/>
+        <w:pBdr>
+          <w:top w:val="single" w:sz="4" w:space="1" w:color="auto"/>
+          <w:left w:val="single" w:sz="4" w:space="4" w:color="auto"/>
+          <w:bottom w:val="single" w:sz="4" w:space="1" w:color="auto"/>
+          <w:right w:val="single" w:sz="4" w:space="4" w:color="auto"/>
+        </w:pBdr>
+        <w:ind w:left="1080"/>
+      </w:pPr>
+      <w:r>
+        <w:t>=DATE(2005, 12, 26)</w:t>
+      </w:r>
+    </w:p>
+    <w:p>
+      <w:pPr>
+        <w:pStyle w:val="ListParagraph"/>
+        <w:numPr>
+          <w:ilvl w:val="0"/>
+          <w:numId w:val="2"/>
+        </w:numPr>
+      </w:pPr>
+      <w:r>
+        <w:t>Trả về Serial của ngày tháng năm và giờ phút hôm nay</w:t>
+      </w:r>
+    </w:p>
+    <w:p>
+      <w:pPr>
+        <w:pStyle w:val="ListParagraph"/>
+        <w:pBdr>
+          <w:top w:val="single" w:sz="4" w:space="1" w:color="auto"/>
+          <w:left w:val="single" w:sz="4" w:space="4" w:color="auto"/>
+          <w:bottom w:val="single" w:sz="4" w:space="1" w:color="auto"/>
+          <w:right w:val="single" w:sz="4" w:space="4" w:color="auto"/>
+        </w:pBdr>
+        <w:ind w:left="1080"/>
+      </w:pPr>
+      <w:r>
+        <w:t>=NOW()</w:t>
+      </w:r>
+    </w:p>
+    <w:p>
+      <w:pPr>
+        <w:pStyle w:val="ListParagraph"/>
+        <w:numPr>
+          <w:ilvl w:val="0"/>
+          <w:numId w:val="2"/>
+        </w:numPr>
+      </w:pPr>
+      <w:r>
+        <w:t>Trả về tháng của 1 Serial</w:t>
+      </w:r>
+    </w:p>
+    <w:p>
+      <w:pPr>
+        <w:pStyle w:val="ListParagraph"/>
+        <w:pBdr>
+          <w:top w:val="single" w:sz="4" w:space="1" w:color="auto"/>
+          <w:left w:val="single" w:sz="4" w:space="4" w:color="auto"/>
+          <w:bottom w:val="single" w:sz="4" w:space="1" w:color="auto"/>
+          <w:right w:val="single" w:sz="4" w:space="4" w:color="auto"/>
+        </w:pBdr>
+        <w:ind w:left="1080"/>
+      </w:pPr>
+      <w:r>
+        <w:t>=MONTH(&lt;Serial&gt;)</w:t>
+      </w:r>
+    </w:p>
+    <w:p>
+      <w:pPr>
+        <w:pStyle w:val="ListParagraph"/>
+        <w:numPr>
+          <w:ilvl w:val="0"/>
+          <w:numId w:val="2"/>
+        </w:numPr>
+      </w:pPr>
+      <w:r>
+        <w:t>Ví dụ</w:t>
+      </w:r>
+    </w:p>
+    <w:p>
+      <w:pPr>
+        <w:pStyle w:val="ListParagraph"/>
+        <w:pBdr>
+          <w:top w:val="single" w:sz="4" w:space="1" w:color="auto"/>
+          <w:left w:val="single" w:sz="4" w:space="4" w:color="auto"/>
+          <w:bottom w:val="single" w:sz="4" w:space="1" w:color="auto"/>
+          <w:right w:val="single" w:sz="4" w:space="4" w:color="auto"/>
+        </w:pBdr>
+        <w:ind w:left="1080"/>
+      </w:pPr>
+      <w:r>
+        <w:t>=MONTH(C4)</w:t>
+      </w:r>
+    </w:p>
+    <w:p>
+      <w:pPr>
+        <w:pStyle w:val="ListParagraph"/>
+        <w:numPr>
+          <w:ilvl w:val="0"/>
+          <w:numId w:val="2"/>
+        </w:numPr>
+      </w:pPr>
+      <w:r>
+        <w:t>Kết quả</w:t>
+      </w:r>
+    </w:p>
+    <w:p>
+      <w:pPr>
+        <w:pStyle w:val="ListParagraph"/>
+        <w:pBdr>
+          <w:top w:val="single" w:sz="4" w:space="1" w:color="auto"/>
+          <w:left w:val="single" w:sz="4" w:space="4" w:color="auto"/>
+          <w:bottom w:val="single" w:sz="4" w:space="1" w:color="auto"/>
+          <w:right w:val="single" w:sz="4" w:space="4" w:color="auto"/>
+        </w:pBdr>
+        <w:ind w:left="1080"/>
+      </w:pPr>
+      <w:r>
+        <w:t>9</w:t>
+      </w:r>
+    </w:p>
+    <w:p>
+      <w:pPr>
+        <w:pStyle w:val="ListParagraph"/>
+        <w:numPr>
+          <w:ilvl w:val="0"/>
+          <w:numId w:val="5"/>
+        </w:numPr>
+      </w:pPr>
+      <w:r>
+        <w:t>Đếm?</w:t>
+      </w:r>
+    </w:p>
+    <w:p>
+      <w:pPr>
+        <w:pStyle w:val="ListParagraph"/>
+        <w:numPr>
+          <w:ilvl w:val="0"/>
+          <w:numId w:val="2"/>
+        </w:numPr>
+      </w:pPr>
+      <w:r>
+        <w:t>Đếm số giá trị</w:t>
+      </w:r>
+    </w:p>
+    <w:p>
+      <w:pPr>
+        <w:pStyle w:val="ListParagraph"/>
+        <w:pBdr>
+          <w:top w:val="single" w:sz="4" w:space="1" w:color="auto"/>
+          <w:left w:val="single" w:sz="4" w:space="4" w:color="auto"/>
+          <w:bottom w:val="single" w:sz="4" w:space="1" w:color="auto"/>
+          <w:right w:val="single" w:sz="4" w:space="4" w:color="auto"/>
+        </w:pBdr>
+        <w:ind w:left="1080"/>
+      </w:pPr>
+      <w:r>
+        <w:t>=COUNT(&lt;Giá Trị 1&gt;, &lt;Giá Trị 2&gt;, …)</w:t>
+      </w:r>
+    </w:p>
+    <w:p>
+      <w:pPr>
+        <w:pStyle w:val="ListParagraph"/>
+        <w:numPr>
+          <w:ilvl w:val="0"/>
+          <w:numId w:val="2"/>
+        </w:numPr>
+      </w:pPr>
+      <w:r>
+        <w:t>Lệnh này sẽ trả về số lượng giá trị bạn đưa vào</w:t>
+      </w:r>
+    </w:p>
+    <w:p>
+      <w:pPr>
+        <w:pStyle w:val="ListParagraph"/>
+        <w:numPr>
+          <w:ilvl w:val="0"/>
+          <w:numId w:val="2"/>
+        </w:numPr>
+      </w:pPr>
+      <w:r>
+        <w:t>Ví dụ</w:t>
+      </w:r>
+    </w:p>
+    <w:p>
+      <w:pPr>
+        <w:pStyle w:val="ListParagraph"/>
+        <w:pBdr>
+          <w:top w:val="single" w:sz="4" w:space="1" w:color="auto"/>
+          <w:left w:val="single" w:sz="4" w:space="4" w:color="auto"/>
+          <w:bottom w:val="single" w:sz="4" w:space="1" w:color="auto"/>
+          <w:right w:val="single" w:sz="4" w:space="4" w:color="auto"/>
+        </w:pBdr>
+        <w:ind w:left="1080"/>
+      </w:pPr>
+      <w:r>
+        <w:t xml:space="preserve">=COUNTA(1, 2, 5, </w:t>
+      </w:r>
+      <w:r>
+        <w:t>"abc"</w:t>
+      </w:r>
+      <w:r>
+        <w:t>)</w:t>
+      </w:r>
+    </w:p>
+    <w:p>
+      <w:pPr>
+        <w:pStyle w:val="ListParagraph"/>
+        <w:numPr>
+          <w:ilvl w:val="0"/>
+          <w:numId w:val="2"/>
+        </w:numPr>
+      </w:pPr>
+      <w:r>
+        <w:t>Kết quả</w:t>
+      </w:r>
+    </w:p>
+    <w:p>
+      <w:pPr>
+        <w:pStyle w:val="ListParagraph"/>
+        <w:pBdr>
+          <w:top w:val="single" w:sz="4" w:space="1" w:color="auto"/>
+          <w:left w:val="single" w:sz="4" w:space="4" w:color="auto"/>
+          <w:bottom w:val="single" w:sz="4" w:space="1" w:color="auto"/>
+          <w:right w:val="single" w:sz="4" w:space="4" w:color="auto"/>
+        </w:pBdr>
+        <w:ind w:left="1080"/>
+      </w:pPr>
+      <w:r>
+        <w:t>4</w:t>
+      </w:r>
+    </w:p>
+    <w:p>
+      <w:pPr>
+        <w:pStyle w:val="ListParagraph"/>
+        <w:numPr>
+          <w:ilvl w:val="0"/>
+          <w:numId w:val="2"/>
+        </w:numPr>
+      </w:pPr>
+      <w:r>
+        <w:lastRenderedPageBreak/>
+        <w:t>Thích hợp khi bạn dùng mảng ô, khi đó những ô trống sẽ không được đếm, nói cách khác, trả về số lượng ô không trống</w:t>
+      </w:r>
+    </w:p>
+    <w:p>
+      <w:pPr>
+        <w:pStyle w:val="ListParagraph"/>
+        <w:numPr>
+          <w:ilvl w:val="0"/>
+          <w:numId w:val="2"/>
+        </w:numPr>
+      </w:pPr>
+      <w:r>
+        <w:t>Ví dụ</w:t>
+      </w:r>
+    </w:p>
+    <w:p>
+      <w:pPr>
+        <w:pStyle w:val="ListParagraph"/>
+        <w:pBdr>
+          <w:top w:val="single" w:sz="4" w:space="1" w:color="auto"/>
+          <w:left w:val="single" w:sz="4" w:space="4" w:color="auto"/>
+          <w:bottom w:val="single" w:sz="4" w:space="1" w:color="auto"/>
+          <w:right w:val="single" w:sz="4" w:space="4" w:color="auto"/>
+        </w:pBdr>
+        <w:ind w:left="1080"/>
+      </w:pPr>
+      <w:r>
+        <w:t>=COUNTA(A5:C4)</w:t>
+      </w:r>
+    </w:p>
+    <w:p>
+      <w:pPr>
+        <w:pStyle w:val="ListParagraph"/>
+        <w:numPr>
+          <w:ilvl w:val="0"/>
+          <w:numId w:val="2"/>
+        </w:numPr>
+      </w:pPr>
+      <w:r>
+        <w:t>Kết quả</w:t>
+      </w:r>
+    </w:p>
+    <w:p>
+      <w:pPr>
+        <w:pStyle w:val="ListParagraph"/>
+        <w:pBdr>
+          <w:top w:val="single" w:sz="4" w:space="1" w:color="auto"/>
+          <w:left w:val="single" w:sz="4" w:space="4" w:color="auto"/>
+          <w:bottom w:val="single" w:sz="4" w:space="1" w:color="auto"/>
+          <w:right w:val="single" w:sz="4" w:space="4" w:color="auto"/>
+        </w:pBdr>
+        <w:ind w:left="1080"/>
+      </w:pPr>
+      <w:r>
+        <w:t>4</w:t>
+      </w:r>
+    </w:p>
+    <w:p>
+      <w:pPr>
+        <w:pStyle w:val="ListParagraph"/>
+        <w:numPr>
+          <w:ilvl w:val="0"/>
+          <w:numId w:val="2"/>
+        </w:numPr>
+      </w:pPr>
+      <w:r>
+        <w:t>Đếm số giá trị có kiểu dữ liệu là số</w:t>
+      </w:r>
+    </w:p>
+    <w:p>
+      <w:pPr>
+        <w:pStyle w:val="ListParagraph"/>
+        <w:pBdr>
+          <w:top w:val="single" w:sz="4" w:space="1" w:color="auto"/>
+          <w:left w:val="single" w:sz="4" w:space="4" w:color="auto"/>
+          <w:bottom w:val="single" w:sz="4" w:space="1" w:color="auto"/>
+          <w:right w:val="single" w:sz="4" w:space="4" w:color="auto"/>
+        </w:pBdr>
+        <w:ind w:left="1080"/>
+      </w:pPr>
+      <w:r>
+        <w:t>=COUNT(&lt;Giá Trị 1&gt;, &lt;Giá Trị 2&gt;, …)</w:t>
+      </w:r>
+    </w:p>
+    <w:p>
+      <w:pPr>
+        <w:pStyle w:val="ListParagraph"/>
+        <w:numPr>
+          <w:ilvl w:val="0"/>
+          <w:numId w:val="2"/>
+        </w:numPr>
+      </w:pPr>
+      <w:r>
+        <w:t>Ví dụ</w:t>
+      </w:r>
+    </w:p>
+    <w:p>
+      <w:pPr>
+        <w:pStyle w:val="ListParagraph"/>
+        <w:pBdr>
+          <w:top w:val="single" w:sz="4" w:space="1" w:color="auto"/>
+          <w:left w:val="single" w:sz="4" w:space="4" w:color="auto"/>
+          <w:bottom w:val="single" w:sz="4" w:space="1" w:color="auto"/>
+          <w:right w:val="single" w:sz="4" w:space="4" w:color="auto"/>
+        </w:pBdr>
+        <w:ind w:left="1080"/>
+      </w:pPr>
+      <w:r>
+        <w:t xml:space="preserve">=COUNT(1, 2, </w:t>
+      </w:r>
+      <w:r>
+        <w:t>"abc"</w:t>
+      </w:r>
+      <w:r>
+        <w:t>, 4)</w:t>
+      </w:r>
+    </w:p>
+    <w:p>
+      <w:pPr>
+        <w:pStyle w:val="ListParagraph"/>
+        <w:numPr>
+          <w:ilvl w:val="0"/>
+          <w:numId w:val="2"/>
+        </w:numPr>
+      </w:pPr>
+      <w:r>
+        <w:t>Kết quả</w:t>
+      </w:r>
+    </w:p>
+    <w:p>
+      <w:pPr>
+        <w:pStyle w:val="ListParagraph"/>
+        <w:pBdr>
+          <w:top w:val="single" w:sz="4" w:space="1" w:color="auto"/>
+          <w:left w:val="single" w:sz="4" w:space="4" w:color="auto"/>
+          <w:bottom w:val="single" w:sz="4" w:space="1" w:color="auto"/>
+          <w:right w:val="single" w:sz="4" w:space="4" w:color="auto"/>
+        </w:pBdr>
+        <w:ind w:left="1080"/>
+      </w:pPr>
+      <w:r>
+        <w:t>3</w:t>
+      </w:r>
+    </w:p>
+    <w:p>
+      <w:pPr>
+        <w:pStyle w:val="ListParagraph"/>
+        <w:numPr>
+          <w:ilvl w:val="0"/>
+          <w:numId w:val="5"/>
+        </w:numPr>
+      </w:pPr>
+      <w:r>
+        <w:t>String?</w:t>
+      </w:r>
+    </w:p>
+    <w:p>
+      <w:pPr>
+        <w:pStyle w:val="ListParagraph"/>
+        <w:numPr>
+          <w:ilvl w:val="0"/>
+          <w:numId w:val="2"/>
+        </w:numPr>
+      </w:pPr>
+      <w:r>
+        <w:t>Trả về K kí tự đầu tiên của 1 String</w:t>
+      </w:r>
+    </w:p>
+    <w:p>
+      <w:pPr>
+        <w:pStyle w:val="ListParagraph"/>
+        <w:pBdr>
+          <w:top w:val="single" w:sz="4" w:space="1" w:color="auto"/>
+          <w:left w:val="single" w:sz="4" w:space="4" w:color="auto"/>
+          <w:bottom w:val="single" w:sz="4" w:space="1" w:color="auto"/>
+          <w:right w:val="single" w:sz="4" w:space="4" w:color="auto"/>
+        </w:pBdr>
+        <w:ind w:left="1080"/>
+      </w:pPr>
+      <w:r>
+        <w:t>=LEFT(&lt;String&gt;, &lt;K&gt;)</w:t>
+      </w:r>
+    </w:p>
+    <w:p>
+      <w:pPr>
+        <w:pStyle w:val="ListParagraph"/>
+        <w:numPr>
+          <w:ilvl w:val="0"/>
+          <w:numId w:val="2"/>
+        </w:numPr>
+      </w:pPr>
+      <w:r>
+        <w:t>Ví dụ</w:t>
+      </w:r>
+    </w:p>
+    <w:p>
+      <w:pPr>
+        <w:pStyle w:val="ListParagraph"/>
+        <w:pBdr>
+          <w:top w:val="single" w:sz="4" w:space="1" w:color="auto"/>
+          <w:left w:val="single" w:sz="4" w:space="4" w:color="auto"/>
+          <w:bottom w:val="single" w:sz="4" w:space="1" w:color="auto"/>
+          <w:right w:val="single" w:sz="4" w:space="4" w:color="auto"/>
+        </w:pBdr>
+        <w:ind w:left="1080"/>
+      </w:pPr>
+      <w:r>
+        <w:t>=LEFT(</w:t>
+      </w:r>
+      <w:r>
+        <w:t>"abc</w:t>
+      </w:r>
+      <w:r>
+        <w:t>defgh</w:t>
+      </w:r>
+      <w:r>
+        <w:t>"</w:t>
+      </w:r>
+      <w:r>
+        <w:t>, 3)</w:t>
+      </w:r>
+    </w:p>
+    <w:p>
+      <w:pPr>
+        <w:pStyle w:val="ListParagraph"/>
+        <w:numPr>
+          <w:ilvl w:val="0"/>
+          <w:numId w:val="2"/>
+        </w:numPr>
+      </w:pPr>
+      <w:r>
+        <w:t>Kết quả</w:t>
+      </w:r>
+    </w:p>
+    <w:p>
+      <w:pPr>
+        <w:pStyle w:val="ListParagraph"/>
+        <w:pBdr>
+          <w:top w:val="single" w:sz="4" w:space="1" w:color="auto"/>
+          <w:left w:val="single" w:sz="4" w:space="4" w:color="auto"/>
+          <w:bottom w:val="single" w:sz="4" w:space="1" w:color="auto"/>
+          <w:right w:val="single" w:sz="4" w:space="4" w:color="auto"/>
+        </w:pBdr>
+        <w:ind w:left="1080"/>
+      </w:pPr>
+      <w:r>
+        <w:t>"</w:t>
+      </w:r>
+      <w:r>
+        <w:t>abc</w:t>
+      </w:r>
+      <w:r>
+        <w:t>"</w:t>
+      </w:r>
+    </w:p>
+    <w:p>
+      <w:pPr>
+        <w:pStyle w:val="ListParagraph"/>
+        <w:numPr>
+          <w:ilvl w:val="0"/>
+          <w:numId w:val="2"/>
+        </w:numPr>
+      </w:pPr>
+      <w:r>
+        <w:t>Viết hoa đầu mỗi từ và viết thường tất cả từ còn lại</w:t>
+      </w:r>
+    </w:p>
+    <w:p>
+      <w:pPr>
+        <w:pStyle w:val="ListParagraph"/>
+        <w:pBdr>
+          <w:top w:val="single" w:sz="4" w:space="1" w:color="auto"/>
+          <w:left w:val="single" w:sz="4" w:space="4" w:color="auto"/>
+          <w:bottom w:val="single" w:sz="4" w:space="1" w:color="auto"/>
+          <w:right w:val="single" w:sz="4" w:space="4" w:color="auto"/>
+        </w:pBdr>
+        <w:ind w:left="1080"/>
+      </w:pPr>
+      <w:r>
+        <w:t>=PROPER(&lt;String&gt;)</w:t>
+      </w:r>
+    </w:p>
+    <w:p>
+      <w:pPr>
+        <w:pStyle w:val="ListParagraph"/>
+        <w:numPr>
+          <w:ilvl w:val="0"/>
+          <w:numId w:val="2"/>
+        </w:numPr>
+      </w:pPr>
+      <w:r>
+        <w:t>Ví dụ</w:t>
+      </w:r>
+    </w:p>
+    <w:p>
+      <w:pPr>
+        <w:pStyle w:val="ListParagraph"/>
+        <w:pBdr>
+          <w:top w:val="single" w:sz="4" w:space="1" w:color="auto"/>
+          <w:left w:val="single" w:sz="4" w:space="4" w:color="auto"/>
+          <w:bottom w:val="single" w:sz="4" w:space="1" w:color="auto"/>
+          <w:right w:val="single" w:sz="4" w:space="4" w:color="auto"/>
+        </w:pBdr>
+        <w:ind w:left="1080"/>
+      </w:pPr>
+      <w:r>
+        <w:t>=PROPER(</w:t>
+      </w:r>
+      <w:r>
+        <w:t>"</w:t>
+      </w:r>
+      <w:r>
+        <w:t>tôi THÍCH bÚ</w:t>
+      </w:r>
+      <w:r>
+        <w:t>"</w:t>
+      </w:r>
+      <w:r>
+        <w:t>)</w:t>
+      </w:r>
+    </w:p>
+    <w:p>
+      <w:pPr>
+        <w:pStyle w:val="ListParagraph"/>
+        <w:numPr>
+          <w:ilvl w:val="0"/>
+          <w:numId w:val="2"/>
+        </w:numPr>
+      </w:pPr>
+      <w:r>
+        <w:t>Kết quả</w:t>
+      </w:r>
+    </w:p>
+    <w:p>
+      <w:pPr>
+        <w:pStyle w:val="ListParagraph"/>
+        <w:pBdr>
+          <w:top w:val="single" w:sz="4" w:space="1" w:color="auto"/>
+          <w:left w:val="single" w:sz="4" w:space="4" w:color="auto"/>
+          <w:bottom w:val="single" w:sz="4" w:space="1" w:color="auto"/>
+          <w:right w:val="single" w:sz="4" w:space="4" w:color="auto"/>
+        </w:pBdr>
+        <w:ind w:left="1080"/>
+      </w:pPr>
+      <w:r>
+        <w:t>"</w:t>
+      </w:r>
+      <w:r>
+        <w:t>Tôi Thích Bú</w:t>
+      </w:r>
+      <w:r>
+        <w:t>"</w:t>
+      </w:r>
+    </w:p>
+    <w:p>
+      <w:pPr>
+        <w:pStyle w:val="ListParagraph"/>
+        <w:numPr>
+          <w:ilvl w:val="0"/>
+          <w:numId w:val="2"/>
+        </w:numPr>
+      </w:pPr>
+      <w:r>
+        <w:t>Trả về số kí tự của 1 String hoặc 1 số</w:t>
+      </w:r>
+    </w:p>
+    <w:p>
+      <w:pPr>
+        <w:pStyle w:val="ListParagraph"/>
+        <w:pBdr>
+          <w:top w:val="single" w:sz="4" w:space="1" w:color="auto"/>
+          <w:left w:val="single" w:sz="4" w:space="4" w:color="auto"/>
+          <w:bottom w:val="single" w:sz="4" w:space="1" w:color="auto"/>
+          <w:right w:val="single" w:sz="4" w:space="4" w:color="auto"/>
+        </w:pBdr>
+        <w:ind w:left="1080"/>
+      </w:pPr>
+      <w:r>
+        <w:t>=LEN(&lt;String Hoặc Số&gt;)</w:t>
+      </w:r>
+    </w:p>
+    <w:p>
+      <w:pPr>
+        <w:pStyle w:val="ListParagraph"/>
+        <w:numPr>
+          <w:ilvl w:val="0"/>
+          <w:numId w:val="2"/>
+        </w:numPr>
+      </w:pPr>
+    </w:p>
+    <w:p>
+      <w:pPr>
+        <w:pStyle w:val="ListParagraph"/>
+        <w:numPr>
+          <w:ilvl w:val="0"/>
+          <w:numId w:val="5"/>
+        </w:numPr>
+      </w:pPr>
+      <w:r>
+        <w:t>Tính Toán Cơ Bản?</w:t>
+      </w:r>
+    </w:p>
+    <w:p>
+      <w:pPr>
+        <w:pStyle w:val="ListParagraph"/>
+        <w:numPr>
+          <w:ilvl w:val="0"/>
+          <w:numId w:val="2"/>
+        </w:numPr>
+      </w:pPr>
+      <w:r>
+        <w:t>Cho cột hoặc hàng A và cột hoặc hàng B tương ứng với nhau, tính tổng các ô trong B sao cho các ô tương ứng trong A thỏa mãn 1 điều kiện nào đó</w:t>
+      </w:r>
+    </w:p>
+    <w:p>
+      <w:pPr>
+        <w:pStyle w:val="ListParagraph"/>
+        <w:pBdr>
+          <w:top w:val="single" w:sz="4" w:space="1" w:color="auto"/>
+          <w:left w:val="single" w:sz="4" w:space="4" w:color="auto"/>
+          <w:bottom w:val="single" w:sz="4" w:space="1" w:color="auto"/>
+          <w:right w:val="single" w:sz="4" w:space="4" w:color="auto"/>
+        </w:pBdr>
+        <w:ind w:left="1080"/>
+      </w:pPr>
+      <w:r>
+        <w:t>=SUMIF(&lt;A&gt;, &lt;Điều Kiện&gt;, &lt;B&gt;)</w:t>
+      </w:r>
+    </w:p>
+    <w:p>
+      <w:pPr>
+        <w:pStyle w:val="ListParagraph"/>
+        <w:numPr>
+          <w:ilvl w:val="0"/>
+          <w:numId w:val="2"/>
+        </w:numPr>
+      </w:pPr>
+      <w:r>
+        <w:t>Ví dụ</w:t>
+      </w:r>
+    </w:p>
+    <w:p>
+      <w:pPr>
+        <w:pStyle w:val="ListParagraph"/>
+        <w:pBdr>
+          <w:top w:val="single" w:sz="4" w:space="1" w:color="auto"/>
+          <w:left w:val="single" w:sz="4" w:space="4" w:color="auto"/>
+          <w:bottom w:val="single" w:sz="4" w:space="1" w:color="auto"/>
+          <w:right w:val="single" w:sz="4" w:space="4" w:color="auto"/>
+        </w:pBdr>
+        <w:ind w:left="1080"/>
+      </w:pPr>
+      <w:r>
+        <w:t xml:space="preserve">=SUMIF(A1:A5, </w:t>
+      </w:r>
+      <w:r>
+        <w:t>"</w:t>
+      </w:r>
+      <w:r>
+        <w:t>&gt;7</w:t>
+      </w:r>
+      <w:r>
+        <w:t>"</w:t>
+      </w:r>
+      <w:r>
+        <w:t>, C1:C5)</w:t>
+      </w:r>
+    </w:p>
+    <w:p>
+      <w:pPr>
+        <w:pStyle w:val="ListParagraph"/>
+        <w:numPr>
+          <w:ilvl w:val="0"/>
+          <w:numId w:val="2"/>
+        </w:numPr>
+      </w:pPr>
+      <w:r>
+        <w:t>Làm tròn số sao cho kết quả có đúng K chữ số sau dấu chấm</w:t>
+      </w:r>
+    </w:p>
+    <w:p>
+      <w:pPr>
+        <w:pStyle w:val="ListParagraph"/>
+        <w:pBdr>
+          <w:top w:val="single" w:sz="4" w:space="1" w:color="auto"/>
+          <w:left w:val="single" w:sz="4" w:space="4" w:color="auto"/>
+          <w:bottom w:val="single" w:sz="4" w:space="1" w:color="auto"/>
+          <w:right w:val="single" w:sz="4" w:space="4" w:color="auto"/>
+        </w:pBdr>
+        <w:ind w:left="1080"/>
+      </w:pPr>
+      <w:r>
+        <w:t>=ROUND(&lt;Số&gt;, &lt;K&gt;)</w:t>
+      </w:r>
+    </w:p>
+    <w:p>
+      <w:pPr>
+        <w:pStyle w:val="ListParagraph"/>
+        <w:numPr>
+          <w:ilvl w:val="0"/>
+          <w:numId w:val="2"/>
+        </w:numPr>
+      </w:pPr>
+      <w:r>
+        <w:t>Ví dụ</w:t>
+      </w:r>
+    </w:p>
+    <w:p>
+      <w:pPr>
+        <w:pStyle w:val="ListParagraph"/>
+        <w:pBdr>
+          <w:top w:val="single" w:sz="4" w:space="1" w:color="auto"/>
+          <w:left w:val="single" w:sz="4" w:space="4" w:color="auto"/>
+          <w:bottom w:val="single" w:sz="4" w:space="1" w:color="auto"/>
+          <w:right w:val="single" w:sz="4" w:space="4" w:color="auto"/>
+        </w:pBdr>
+        <w:ind w:left="1080"/>
+      </w:pPr>
+      <w:r>
+        <w:t>=ROUND(7.54123, 3)</w:t>
+      </w:r>
+    </w:p>
+    <w:p>
+      <w:pPr>
+        <w:pStyle w:val="ListParagraph"/>
+        <w:numPr>
+          <w:ilvl w:val="0"/>
+          <w:numId w:val="2"/>
+        </w:numPr>
+      </w:pPr>
+      <w:r>
+        <w:t>Kết quả</w:t>
+      </w:r>
+    </w:p>
+    <w:p>
+      <w:pPr>
+        <w:pStyle w:val="ListParagraph"/>
+        <w:pBdr>
+          <w:top w:val="single" w:sz="4" w:space="1" w:color="auto"/>
+          <w:left w:val="single" w:sz="4" w:space="4" w:color="auto"/>
+          <w:bottom w:val="single" w:sz="4" w:space="1" w:color="auto"/>
+          <w:right w:val="single" w:sz="4" w:space="4" w:color="auto"/>
+        </w:pBdr>
+        <w:ind w:left="1080"/>
+      </w:pPr>
+      <w:r>
+        <w:t>7.541</w:t>
+      </w:r>
+    </w:p>
+    <w:p>
+      <w:pPr>
+        <w:pStyle w:val="ListParagraph"/>
+        <w:numPr>
+          <w:ilvl w:val="0"/>
+          <w:numId w:val="2"/>
+        </w:numPr>
+      </w:pPr>
     </w:p>
     <w:sectPr>
       <w:pgSz w:w="12240" w:h="15840"/>
@@ -145,6 +2430,95 @@
 <file path=word/numbering.xml><?xml version="1.0" encoding="utf-8"?>
 <w:numbering xmlns:wpc="http://schemas.microsoft.com/office/word/2010/wordprocessingCanvas" xmlns:cx="http://schemas.microsoft.com/office/drawing/2014/chartex" xmlns:cx1="http://schemas.microsoft.com/office/drawing/2015/9/8/chartex" xmlns:cx2="http://schemas.microsoft.com/office/drawing/2015/10/21/chartex" xmlns:cx3="http://schemas.microsoft.com/office/drawing/2016/5/9/chartex" xmlns:cx4="http://schemas.microsoft.com/office/drawing/2016/5/10/chartex" xmlns:cx5="http://schemas.microsoft.com/office/drawing/2016/5/11/chartex" xmlns:cx6="http://schemas.microsoft.com/office/drawing/2016/5/12/chartex" xmlns:cx7="http://schemas.microsoft.com/office/drawing/2016/5/13/chartex" xmlns:cx8="http://schemas.microsoft.com/office/drawing/2016/5/14/chartex" xmlns:mc="http://schemas.openxmlformats.org/markup-compatibility/2006" xmlns:aink="http://schemas.microsoft.com/office/drawing/2016/ink" xmlns:am3d="http://schemas.microsoft.com/office/drawing/2017/model3d" xmlns:o="urn:schemas-microsoft-com:office:office" xmlns:oel="http://schemas.microsoft.com/office/2019/extlst" xmlns:r="http://schemas.openxmlformats.org/officeDocument/2006/relationships" xmlns:m="http://schemas.openxmlformats.org/officeDocument/2006/math" xmlns:v="urn:schemas-microsoft-com:vml" xmlns:wp14="http://schemas.microsoft.com/office/word/2010/wordprocessingDrawing" xmlns:wp="http://schemas.openxmlformats.org/drawingml/2006/wordprocessingDrawing" xmlns:w10="urn:schemas-microsoft-com:office:word" xmlns:w="http://schemas.openxmlformats.org/wordprocessingml/2006/main" xmlns:w14="http://schemas.microsoft.com/office/word/2010/wordml" xmlns:w15="http://schemas.microsoft.com/office/word/2012/wordml" xmlns:w16cex="http://schemas.microsoft.com/office/word/2018/wordml/cex" xmlns:w16cid="http://schemas.microsoft.com/office/word/2016/wordml/cid" xmlns:w16="http://schemas.microsoft.com/office/word/2018/wordml" xmlns:w16sdtdh="http://schemas.microsoft.com/office/word/2020/wordml/sdtdatahash" xmlns:w16se="http://schemas.microsoft.com/office/word/2015/wordml/symex" xmlns:wpg="http://schemas.microsoft.com/office/word/2010/wordprocessingGroup" xmlns:wpi="http://schemas.microsoft.com/office/word/2010/wordprocessingInk" xmlns:wne="http://schemas.microsoft.com/office/word/2006/wordml" xmlns:wps="http://schemas.microsoft.com/office/word/2010/wordprocessingShape" mc:Ignorable="w14 w15 w16se w16cid w16 w16cex w16sdtdh wp14">
   <w:abstractNum w:abstractNumId="0" w15:restartNumberingAfterBreak="0">
+    <w:nsid w:val="00295744"/>
+    <w:multiLevelType w:val="hybridMultilevel"/>
+    <w:tmpl w:val="901C2BD6"/>
+    <w:lvl w:ilvl="0" w:tplc="722C92F6">
+      <w:start w:val="1"/>
+      <w:numFmt w:val="decimal"/>
+      <w:lvlText w:val="%1."/>
+      <w:lvlJc w:val="left"/>
+      <w:pPr>
+        <w:ind w:left="1080" w:hanging="360"/>
+      </w:pPr>
+      <w:rPr>
+        <w:rFonts w:hint="default"/>
+      </w:rPr>
+    </w:lvl>
+    <w:lvl w:ilvl="1" w:tplc="04090019" w:tentative="1">
+      <w:start w:val="1"/>
+      <w:numFmt w:val="lowerLetter"/>
+      <w:lvlText w:val="%2."/>
+      <w:lvlJc w:val="left"/>
+      <w:pPr>
+        <w:ind w:left="1800" w:hanging="360"/>
+      </w:pPr>
+    </w:lvl>
+    <w:lvl w:ilvl="2" w:tplc="0409001B" w:tentative="1">
+      <w:start w:val="1"/>
+      <w:numFmt w:val="lowerRoman"/>
+      <w:lvlText w:val="%3."/>
+      <w:lvlJc w:val="right"/>
+      <w:pPr>
+        <w:ind w:left="2520" w:hanging="180"/>
+      </w:pPr>
+    </w:lvl>
+    <w:lvl w:ilvl="3" w:tplc="0409000F" w:tentative="1">
+      <w:start w:val="1"/>
+      <w:numFmt w:val="decimal"/>
+      <w:lvlText w:val="%4."/>
+      <w:lvlJc w:val="left"/>
+      <w:pPr>
+        <w:ind w:left="3240" w:hanging="360"/>
+      </w:pPr>
+    </w:lvl>
+    <w:lvl w:ilvl="4" w:tplc="04090019" w:tentative="1">
+      <w:start w:val="1"/>
+      <w:numFmt w:val="lowerLetter"/>
+      <w:lvlText w:val="%5."/>
+      <w:lvlJc w:val="left"/>
+      <w:pPr>
+        <w:ind w:left="3960" w:hanging="360"/>
+      </w:pPr>
+    </w:lvl>
+    <w:lvl w:ilvl="5" w:tplc="0409001B" w:tentative="1">
+      <w:start w:val="1"/>
+      <w:numFmt w:val="lowerRoman"/>
+      <w:lvlText w:val="%6."/>
+      <w:lvlJc w:val="right"/>
+      <w:pPr>
+        <w:ind w:left="4680" w:hanging="180"/>
+      </w:pPr>
+    </w:lvl>
+    <w:lvl w:ilvl="6" w:tplc="0409000F" w:tentative="1">
+      <w:start w:val="1"/>
+      <w:numFmt w:val="decimal"/>
+      <w:lvlText w:val="%7."/>
+      <w:lvlJc w:val="left"/>
+      <w:pPr>
+        <w:ind w:left="5400" w:hanging="360"/>
+      </w:pPr>
+    </w:lvl>
+    <w:lvl w:ilvl="7" w:tplc="04090019" w:tentative="1">
+      <w:start w:val="1"/>
+      <w:numFmt w:val="lowerLetter"/>
+      <w:lvlText w:val="%8."/>
+      <w:lvlJc w:val="left"/>
+      <w:pPr>
+        <w:ind w:left="6120" w:hanging="360"/>
+      </w:pPr>
+    </w:lvl>
+    <w:lvl w:ilvl="8" w:tplc="0409001B" w:tentative="1">
+      <w:start w:val="1"/>
+      <w:numFmt w:val="lowerRoman"/>
+      <w:lvlText w:val="%9."/>
+      <w:lvlJc w:val="right"/>
+      <w:pPr>
+        <w:ind w:left="6840" w:hanging="180"/>
+      </w:pPr>
+    </w:lvl>
+  </w:abstractNum>
+  <w:abstractNum w:abstractNumId="1" w15:restartNumberingAfterBreak="0">
     <w:nsid w:val="03190CA7"/>
     <w:multiLevelType w:val="hybridMultilevel"/>
     <w:tmpl w:val="249AA602"/>
@@ -233,7 +2607,7 @@
       </w:pPr>
     </w:lvl>
   </w:abstractNum>
-  <w:abstractNum w:abstractNumId="1" w15:restartNumberingAfterBreak="0">
+  <w:abstractNum w:abstractNumId="2" w15:restartNumberingAfterBreak="0">
     <w:nsid w:val="147865DE"/>
     <w:multiLevelType w:val="hybridMultilevel"/>
     <w:tmpl w:val="EFBEDC0A"/>
@@ -322,7 +2696,7 @@
       </w:pPr>
     </w:lvl>
   </w:abstractNum>
-  <w:abstractNum w:abstractNumId="2" w15:restartNumberingAfterBreak="0">
+  <w:abstractNum w:abstractNumId="3" w15:restartNumberingAfterBreak="0">
     <w:nsid w:val="14B05105"/>
     <w:multiLevelType w:val="hybridMultilevel"/>
     <w:tmpl w:val="01C2ED88"/>
@@ -435,13 +2809,108 @@
       </w:rPr>
     </w:lvl>
   </w:abstractNum>
+  <w:abstractNum w:abstractNumId="4" w15:restartNumberingAfterBreak="0">
+    <w:nsid w:val="1F31520E"/>
+    <w:multiLevelType w:val="hybridMultilevel"/>
+    <w:tmpl w:val="9042B69E"/>
+    <w:lvl w:ilvl="0" w:tplc="30F81D76">
+      <w:start w:val="1"/>
+      <w:numFmt w:val="decimal"/>
+      <w:lvlText w:val="%1."/>
+      <w:lvlJc w:val="left"/>
+      <w:pPr>
+        <w:ind w:left="1080" w:hanging="360"/>
+      </w:pPr>
+      <w:rPr>
+        <w:rFonts w:hint="default"/>
+      </w:rPr>
+    </w:lvl>
+    <w:lvl w:ilvl="1" w:tplc="04090019" w:tentative="1">
+      <w:start w:val="1"/>
+      <w:numFmt w:val="lowerLetter"/>
+      <w:lvlText w:val="%2."/>
+      <w:lvlJc w:val="left"/>
+      <w:pPr>
+        <w:ind w:left="1800" w:hanging="360"/>
+      </w:pPr>
+    </w:lvl>
+    <w:lvl w:ilvl="2" w:tplc="0409001B" w:tentative="1">
+      <w:start w:val="1"/>
+      <w:numFmt w:val="lowerRoman"/>
+      <w:lvlText w:val="%3."/>
+      <w:lvlJc w:val="right"/>
+      <w:pPr>
+        <w:ind w:left="2520" w:hanging="180"/>
+      </w:pPr>
+    </w:lvl>
+    <w:lvl w:ilvl="3" w:tplc="0409000F" w:tentative="1">
+      <w:start w:val="1"/>
+      <w:numFmt w:val="decimal"/>
+      <w:lvlText w:val="%4."/>
+      <w:lvlJc w:val="left"/>
+      <w:pPr>
+        <w:ind w:left="3240" w:hanging="360"/>
+      </w:pPr>
+    </w:lvl>
+    <w:lvl w:ilvl="4" w:tplc="04090019" w:tentative="1">
+      <w:start w:val="1"/>
+      <w:numFmt w:val="lowerLetter"/>
+      <w:lvlText w:val="%5."/>
+      <w:lvlJc w:val="left"/>
+      <w:pPr>
+        <w:ind w:left="3960" w:hanging="360"/>
+      </w:pPr>
+    </w:lvl>
+    <w:lvl w:ilvl="5" w:tplc="0409001B" w:tentative="1">
+      <w:start w:val="1"/>
+      <w:numFmt w:val="lowerRoman"/>
+      <w:lvlText w:val="%6."/>
+      <w:lvlJc w:val="right"/>
+      <w:pPr>
+        <w:ind w:left="4680" w:hanging="180"/>
+      </w:pPr>
+    </w:lvl>
+    <w:lvl w:ilvl="6" w:tplc="0409000F" w:tentative="1">
+      <w:start w:val="1"/>
+      <w:numFmt w:val="decimal"/>
+      <w:lvlText w:val="%7."/>
+      <w:lvlJc w:val="left"/>
+      <w:pPr>
+        <w:ind w:left="5400" w:hanging="360"/>
+      </w:pPr>
+    </w:lvl>
+    <w:lvl w:ilvl="7" w:tplc="04090019" w:tentative="1">
+      <w:start w:val="1"/>
+      <w:numFmt w:val="lowerLetter"/>
+      <w:lvlText w:val="%8."/>
+      <w:lvlJc w:val="left"/>
+      <w:pPr>
+        <w:ind w:left="6120" w:hanging="360"/>
+      </w:pPr>
+    </w:lvl>
+    <w:lvl w:ilvl="8" w:tplc="0409001B" w:tentative="1">
+      <w:start w:val="1"/>
+      <w:numFmt w:val="lowerRoman"/>
+      <w:lvlText w:val="%9."/>
+      <w:lvlJc w:val="right"/>
+      <w:pPr>
+        <w:ind w:left="6840" w:hanging="180"/>
+      </w:pPr>
+    </w:lvl>
+  </w:abstractNum>
   <w:num w:numId="1" w16cid:durableId="13002398">
+    <w:abstractNumId w:val="2"/>
+  </w:num>
+  <w:num w:numId="2" w16cid:durableId="162014779">
+    <w:abstractNumId w:val="3"/>
+  </w:num>
+  <w:num w:numId="3" w16cid:durableId="1435982643">
     <w:abstractNumId w:val="1"/>
   </w:num>
-  <w:num w:numId="2" w16cid:durableId="162014779">
-    <w:abstractNumId w:val="2"/>
+  <w:num w:numId="4" w16cid:durableId="1699355036">
+    <w:abstractNumId w:val="4"/>
   </w:num>
-  <w:num w:numId="3" w16cid:durableId="1435982643">
+  <w:num w:numId="5" w16cid:durableId="762189476">
     <w:abstractNumId w:val="0"/>
   </w:num>
 </w:numbering>
@@ -909,6 +3378,25 @@
       <w:shd w:val="clear" w:color="auto" w:fill="E1DFDD"/>
     </w:rPr>
   </w:style>
+  <w:style w:type="table" w:styleId="TableGrid">
+    <w:name w:val="Table Grid"/>
+    <w:basedOn w:val="TableNormal"/>
+    <w:uiPriority w:val="39"/>
+    <w:rsid w:val="00452767"/>
+    <w:pPr>
+      <w:spacing w:after="0" w:line="240" w:lineRule="auto"/>
+    </w:pPr>
+    <w:tblPr>
+      <w:tblBorders>
+        <w:top w:val="single" w:sz="4" w:space="0" w:color="auto"/>
+        <w:left w:val="single" w:sz="4" w:space="0" w:color="auto"/>
+        <w:bottom w:val="single" w:sz="4" w:space="0" w:color="auto"/>
+        <w:right w:val="single" w:sz="4" w:space="0" w:color="auto"/>
+        <w:insideH w:val="single" w:sz="4" w:space="0" w:color="auto"/>
+        <w:insideV w:val="single" w:sz="4" w:space="0" w:color="auto"/>
+      </w:tblBorders>
+    </w:tblPr>
+  </w:style>
 </w:styles>
 </file>
 

--- a/office.docx
+++ b/office.docx
@@ -638,6 +638,30 @@
         <w:pStyle w:val="ListParagraph"/>
         <w:numPr>
           <w:ilvl w:val="0"/>
+          <w:numId w:val="2"/>
+        </w:numPr>
+      </w:pPr>
+      <w:r>
+        <w:t>Thay thế 1 Shape = 1 Shape khác</w:t>
+      </w:r>
+    </w:p>
+    <w:p>
+      <w:pPr>
+        <w:pStyle w:val="ListParagraph"/>
+        <w:numPr>
+          <w:ilvl w:val="0"/>
+          <w:numId w:val="2"/>
+        </w:numPr>
+      </w:pPr>
+      <w:r>
+        <w:t>Chọn Shape cần thay thế + vào Tab “Shape Format” + tại mục “Insert Shape” + Click biểu tượng “Edit Shape” + chọn “Change Shape” + chọn Shape mong muốn</w:t>
+      </w:r>
+    </w:p>
+    <w:p>
+      <w:pPr>
+        <w:pStyle w:val="ListParagraph"/>
+        <w:numPr>
+          <w:ilvl w:val="0"/>
           <w:numId w:val="4"/>
         </w:numPr>
       </w:pPr>
@@ -807,6 +831,7 @@
         </w:numPr>
       </w:pPr>
       <w:r>
+        <w:lastRenderedPageBreak/>
         <w:t>Chọn vài chữ hoặc ảnh có chung 1 kiểu định dạng mình thấy đẹp = cách bôi đen + vào Tab “Home” + tại mục “Clipboard” + Click biểu tượng “Format Painter” + tô lên các chữ bạn muốn định dạng theo kiểu này</w:t>
       </w:r>
     </w:p>
@@ -831,7 +856,6 @@
         </w:numPr>
       </w:pPr>
       <w:r>
-        <w:lastRenderedPageBreak/>
         <w:t>Chỉnh thời gian tự động lưu File dự phòng</w:t>
       </w:r>
     </w:p>
@@ -1263,6 +1287,7 @@
         <w:ind w:left="1080"/>
       </w:pPr>
       <w:r>
+        <w:lastRenderedPageBreak/>
         <w:t>&lt;Ô Trái Trên&gt;:&lt;Ô Phải Dưới&gt;</w:t>
       </w:r>
     </w:p>
@@ -1317,7 +1342,6 @@
         <w:ind w:left="1080"/>
       </w:pPr>
       <w:r>
-        <w:lastRenderedPageBreak/>
         <w:t>$</w:t>
       </w:r>
       <w:r>
@@ -1813,6 +1837,7 @@
         <w:ind w:left="1080"/>
       </w:pPr>
       <w:r>
+        <w:lastRenderedPageBreak/>
         <w:t xml:space="preserve">=COUNTA(1, 2, 5, </w:t>
       </w:r>
       <w:r>
@@ -1858,538 +1883,538 @@
         </w:numPr>
       </w:pPr>
       <w:r>
+        <w:t>Thích hợp khi bạn dùng mảng ô, khi đó những ô trống sẽ không được đếm, nói cách khác, trả về số lượng ô không trống</w:t>
+      </w:r>
+    </w:p>
+    <w:p>
+      <w:pPr>
+        <w:pStyle w:val="ListParagraph"/>
+        <w:numPr>
+          <w:ilvl w:val="0"/>
+          <w:numId w:val="2"/>
+        </w:numPr>
+      </w:pPr>
+      <w:r>
+        <w:t>Ví dụ</w:t>
+      </w:r>
+    </w:p>
+    <w:p>
+      <w:pPr>
+        <w:pStyle w:val="ListParagraph"/>
+        <w:pBdr>
+          <w:top w:val="single" w:sz="4" w:space="1" w:color="auto"/>
+          <w:left w:val="single" w:sz="4" w:space="4" w:color="auto"/>
+          <w:bottom w:val="single" w:sz="4" w:space="1" w:color="auto"/>
+          <w:right w:val="single" w:sz="4" w:space="4" w:color="auto"/>
+        </w:pBdr>
+        <w:ind w:left="1080"/>
+      </w:pPr>
+      <w:r>
+        <w:t>=COUNTA(A5:C4)</w:t>
+      </w:r>
+    </w:p>
+    <w:p>
+      <w:pPr>
+        <w:pStyle w:val="ListParagraph"/>
+        <w:numPr>
+          <w:ilvl w:val="0"/>
+          <w:numId w:val="2"/>
+        </w:numPr>
+      </w:pPr>
+      <w:r>
+        <w:t>Kết quả</w:t>
+      </w:r>
+    </w:p>
+    <w:p>
+      <w:pPr>
+        <w:pStyle w:val="ListParagraph"/>
+        <w:pBdr>
+          <w:top w:val="single" w:sz="4" w:space="1" w:color="auto"/>
+          <w:left w:val="single" w:sz="4" w:space="4" w:color="auto"/>
+          <w:bottom w:val="single" w:sz="4" w:space="1" w:color="auto"/>
+          <w:right w:val="single" w:sz="4" w:space="4" w:color="auto"/>
+        </w:pBdr>
+        <w:ind w:left="1080"/>
+      </w:pPr>
+      <w:r>
+        <w:t>4</w:t>
+      </w:r>
+    </w:p>
+    <w:p>
+      <w:pPr>
+        <w:pStyle w:val="ListParagraph"/>
+        <w:numPr>
+          <w:ilvl w:val="0"/>
+          <w:numId w:val="2"/>
+        </w:numPr>
+      </w:pPr>
+      <w:r>
+        <w:t>Đếm số giá trị có kiểu dữ liệu là số</w:t>
+      </w:r>
+    </w:p>
+    <w:p>
+      <w:pPr>
+        <w:pStyle w:val="ListParagraph"/>
+        <w:pBdr>
+          <w:top w:val="single" w:sz="4" w:space="1" w:color="auto"/>
+          <w:left w:val="single" w:sz="4" w:space="4" w:color="auto"/>
+          <w:bottom w:val="single" w:sz="4" w:space="1" w:color="auto"/>
+          <w:right w:val="single" w:sz="4" w:space="4" w:color="auto"/>
+        </w:pBdr>
+        <w:ind w:left="1080"/>
+      </w:pPr>
+      <w:r>
+        <w:t>=COUNT(&lt;Giá Trị 1&gt;, &lt;Giá Trị 2&gt;, …)</w:t>
+      </w:r>
+    </w:p>
+    <w:p>
+      <w:pPr>
+        <w:pStyle w:val="ListParagraph"/>
+        <w:numPr>
+          <w:ilvl w:val="0"/>
+          <w:numId w:val="2"/>
+        </w:numPr>
+      </w:pPr>
+      <w:r>
+        <w:t>Ví dụ</w:t>
+      </w:r>
+    </w:p>
+    <w:p>
+      <w:pPr>
+        <w:pStyle w:val="ListParagraph"/>
+        <w:pBdr>
+          <w:top w:val="single" w:sz="4" w:space="1" w:color="auto"/>
+          <w:left w:val="single" w:sz="4" w:space="4" w:color="auto"/>
+          <w:bottom w:val="single" w:sz="4" w:space="1" w:color="auto"/>
+          <w:right w:val="single" w:sz="4" w:space="4" w:color="auto"/>
+        </w:pBdr>
+        <w:ind w:left="1080"/>
+      </w:pPr>
+      <w:r>
+        <w:t xml:space="preserve">=COUNT(1, 2, </w:t>
+      </w:r>
+      <w:r>
+        <w:t>"abc"</w:t>
+      </w:r>
+      <w:r>
+        <w:t>, 4)</w:t>
+      </w:r>
+    </w:p>
+    <w:p>
+      <w:pPr>
+        <w:pStyle w:val="ListParagraph"/>
+        <w:numPr>
+          <w:ilvl w:val="0"/>
+          <w:numId w:val="2"/>
+        </w:numPr>
+      </w:pPr>
+      <w:r>
+        <w:t>Kết quả</w:t>
+      </w:r>
+    </w:p>
+    <w:p>
+      <w:pPr>
+        <w:pStyle w:val="ListParagraph"/>
+        <w:pBdr>
+          <w:top w:val="single" w:sz="4" w:space="1" w:color="auto"/>
+          <w:left w:val="single" w:sz="4" w:space="4" w:color="auto"/>
+          <w:bottom w:val="single" w:sz="4" w:space="1" w:color="auto"/>
+          <w:right w:val="single" w:sz="4" w:space="4" w:color="auto"/>
+        </w:pBdr>
+        <w:ind w:left="1080"/>
+      </w:pPr>
+      <w:r>
+        <w:t>3</w:t>
+      </w:r>
+    </w:p>
+    <w:p>
+      <w:pPr>
+        <w:pStyle w:val="ListParagraph"/>
+        <w:numPr>
+          <w:ilvl w:val="0"/>
+          <w:numId w:val="5"/>
+        </w:numPr>
+      </w:pPr>
+      <w:r>
+        <w:t>String?</w:t>
+      </w:r>
+    </w:p>
+    <w:p>
+      <w:pPr>
+        <w:pStyle w:val="ListParagraph"/>
+        <w:numPr>
+          <w:ilvl w:val="0"/>
+          <w:numId w:val="2"/>
+        </w:numPr>
+      </w:pPr>
+      <w:r>
+        <w:t>Trả về K kí tự đầu tiên của 1 String</w:t>
+      </w:r>
+    </w:p>
+    <w:p>
+      <w:pPr>
+        <w:pStyle w:val="ListParagraph"/>
+        <w:pBdr>
+          <w:top w:val="single" w:sz="4" w:space="1" w:color="auto"/>
+          <w:left w:val="single" w:sz="4" w:space="4" w:color="auto"/>
+          <w:bottom w:val="single" w:sz="4" w:space="1" w:color="auto"/>
+          <w:right w:val="single" w:sz="4" w:space="4" w:color="auto"/>
+        </w:pBdr>
+        <w:ind w:left="1080"/>
+      </w:pPr>
+      <w:r>
+        <w:t>=LEFT(&lt;String&gt;, &lt;K&gt;)</w:t>
+      </w:r>
+    </w:p>
+    <w:p>
+      <w:pPr>
+        <w:pStyle w:val="ListParagraph"/>
+        <w:numPr>
+          <w:ilvl w:val="0"/>
+          <w:numId w:val="2"/>
+        </w:numPr>
+      </w:pPr>
+      <w:r>
+        <w:t>Ví dụ</w:t>
+      </w:r>
+    </w:p>
+    <w:p>
+      <w:pPr>
+        <w:pStyle w:val="ListParagraph"/>
+        <w:pBdr>
+          <w:top w:val="single" w:sz="4" w:space="1" w:color="auto"/>
+          <w:left w:val="single" w:sz="4" w:space="4" w:color="auto"/>
+          <w:bottom w:val="single" w:sz="4" w:space="1" w:color="auto"/>
+          <w:right w:val="single" w:sz="4" w:space="4" w:color="auto"/>
+        </w:pBdr>
+        <w:ind w:left="1080"/>
+      </w:pPr>
+      <w:r>
+        <w:t>=LEFT(</w:t>
+      </w:r>
+      <w:r>
+        <w:t>"abc</w:t>
+      </w:r>
+      <w:r>
+        <w:t>defgh</w:t>
+      </w:r>
+      <w:r>
+        <w:t>"</w:t>
+      </w:r>
+      <w:r>
+        <w:t>, 3)</w:t>
+      </w:r>
+    </w:p>
+    <w:p>
+      <w:pPr>
+        <w:pStyle w:val="ListParagraph"/>
+        <w:numPr>
+          <w:ilvl w:val="0"/>
+          <w:numId w:val="2"/>
+        </w:numPr>
+      </w:pPr>
+      <w:r>
+        <w:t>Kết quả</w:t>
+      </w:r>
+    </w:p>
+    <w:p>
+      <w:pPr>
+        <w:pStyle w:val="ListParagraph"/>
+        <w:pBdr>
+          <w:top w:val="single" w:sz="4" w:space="1" w:color="auto"/>
+          <w:left w:val="single" w:sz="4" w:space="4" w:color="auto"/>
+          <w:bottom w:val="single" w:sz="4" w:space="1" w:color="auto"/>
+          <w:right w:val="single" w:sz="4" w:space="4" w:color="auto"/>
+        </w:pBdr>
+        <w:ind w:left="1080"/>
+      </w:pPr>
+      <w:r>
+        <w:t>"</w:t>
+      </w:r>
+      <w:r>
+        <w:t>abc</w:t>
+      </w:r>
+      <w:r>
+        <w:t>"</w:t>
+      </w:r>
+    </w:p>
+    <w:p>
+      <w:pPr>
+        <w:pStyle w:val="ListParagraph"/>
+        <w:numPr>
+          <w:ilvl w:val="0"/>
+          <w:numId w:val="2"/>
+        </w:numPr>
+      </w:pPr>
+      <w:r>
+        <w:t>Viết hoa đầu mỗi từ và viết thường tất cả từ còn lại</w:t>
+      </w:r>
+    </w:p>
+    <w:p>
+      <w:pPr>
+        <w:pStyle w:val="ListParagraph"/>
+        <w:pBdr>
+          <w:top w:val="single" w:sz="4" w:space="1" w:color="auto"/>
+          <w:left w:val="single" w:sz="4" w:space="4" w:color="auto"/>
+          <w:bottom w:val="single" w:sz="4" w:space="1" w:color="auto"/>
+          <w:right w:val="single" w:sz="4" w:space="4" w:color="auto"/>
+        </w:pBdr>
+        <w:ind w:left="1080"/>
+      </w:pPr>
+      <w:r>
+        <w:t>=PROPER(&lt;String&gt;)</w:t>
+      </w:r>
+    </w:p>
+    <w:p>
+      <w:pPr>
+        <w:pStyle w:val="ListParagraph"/>
+        <w:numPr>
+          <w:ilvl w:val="0"/>
+          <w:numId w:val="2"/>
+        </w:numPr>
+      </w:pPr>
+      <w:r>
+        <w:t>Ví dụ</w:t>
+      </w:r>
+    </w:p>
+    <w:p>
+      <w:pPr>
+        <w:pStyle w:val="ListParagraph"/>
+        <w:pBdr>
+          <w:top w:val="single" w:sz="4" w:space="1" w:color="auto"/>
+          <w:left w:val="single" w:sz="4" w:space="4" w:color="auto"/>
+          <w:bottom w:val="single" w:sz="4" w:space="1" w:color="auto"/>
+          <w:right w:val="single" w:sz="4" w:space="4" w:color="auto"/>
+        </w:pBdr>
+        <w:ind w:left="1080"/>
+      </w:pPr>
+      <w:r>
+        <w:t>=PROPER(</w:t>
+      </w:r>
+      <w:r>
+        <w:t>"</w:t>
+      </w:r>
+      <w:r>
+        <w:t>tôi THÍCH bÚ</w:t>
+      </w:r>
+      <w:r>
+        <w:t>"</w:t>
+      </w:r>
+      <w:r>
+        <w:t>)</w:t>
+      </w:r>
+    </w:p>
+    <w:p>
+      <w:pPr>
+        <w:pStyle w:val="ListParagraph"/>
+        <w:numPr>
+          <w:ilvl w:val="0"/>
+          <w:numId w:val="2"/>
+        </w:numPr>
+      </w:pPr>
+      <w:r>
+        <w:t>Kết quả</w:t>
+      </w:r>
+    </w:p>
+    <w:p>
+      <w:pPr>
+        <w:pStyle w:val="ListParagraph"/>
+        <w:pBdr>
+          <w:top w:val="single" w:sz="4" w:space="1" w:color="auto"/>
+          <w:left w:val="single" w:sz="4" w:space="4" w:color="auto"/>
+          <w:bottom w:val="single" w:sz="4" w:space="1" w:color="auto"/>
+          <w:right w:val="single" w:sz="4" w:space="4" w:color="auto"/>
+        </w:pBdr>
+        <w:ind w:left="1080"/>
+      </w:pPr>
+      <w:r>
+        <w:t>"</w:t>
+      </w:r>
+      <w:r>
+        <w:t>Tôi Thích Bú</w:t>
+      </w:r>
+      <w:r>
+        <w:t>"</w:t>
+      </w:r>
+    </w:p>
+    <w:p>
+      <w:pPr>
+        <w:pStyle w:val="ListParagraph"/>
+        <w:numPr>
+          <w:ilvl w:val="0"/>
+          <w:numId w:val="2"/>
+        </w:numPr>
+      </w:pPr>
+      <w:r>
+        <w:t>Trả về số kí tự của 1 String hoặc 1 số</w:t>
+      </w:r>
+    </w:p>
+    <w:p>
+      <w:pPr>
+        <w:pStyle w:val="ListParagraph"/>
+        <w:pBdr>
+          <w:top w:val="single" w:sz="4" w:space="1" w:color="auto"/>
+          <w:left w:val="single" w:sz="4" w:space="4" w:color="auto"/>
+          <w:bottom w:val="single" w:sz="4" w:space="1" w:color="auto"/>
+          <w:right w:val="single" w:sz="4" w:space="4" w:color="auto"/>
+        </w:pBdr>
+        <w:ind w:left="1080"/>
+      </w:pPr>
+      <w:r>
+        <w:t>=LEN(&lt;String Hoặc Số&gt;)</w:t>
+      </w:r>
+    </w:p>
+    <w:p>
+      <w:pPr>
+        <w:pStyle w:val="ListParagraph"/>
+        <w:numPr>
+          <w:ilvl w:val="0"/>
+          <w:numId w:val="2"/>
+        </w:numPr>
+      </w:pPr>
+    </w:p>
+    <w:p>
+      <w:pPr>
+        <w:pStyle w:val="ListParagraph"/>
+        <w:numPr>
+          <w:ilvl w:val="0"/>
+          <w:numId w:val="5"/>
+        </w:numPr>
+      </w:pPr>
+      <w:r>
+        <w:t>Tính Toán Cơ Bản?</w:t>
+      </w:r>
+    </w:p>
+    <w:p>
+      <w:pPr>
+        <w:pStyle w:val="ListParagraph"/>
+        <w:numPr>
+          <w:ilvl w:val="0"/>
+          <w:numId w:val="2"/>
+        </w:numPr>
+      </w:pPr>
+      <w:r>
+        <w:t>Cho cột hoặc hàng A và cột hoặc hàng B tương ứng với nhau, tính tổng các ô trong B sao cho các ô tương ứng trong A thỏa mãn 1 điều kiện nào đó</w:t>
+      </w:r>
+    </w:p>
+    <w:p>
+      <w:pPr>
+        <w:pStyle w:val="ListParagraph"/>
+        <w:pBdr>
+          <w:top w:val="single" w:sz="4" w:space="1" w:color="auto"/>
+          <w:left w:val="single" w:sz="4" w:space="4" w:color="auto"/>
+          <w:bottom w:val="single" w:sz="4" w:space="1" w:color="auto"/>
+          <w:right w:val="single" w:sz="4" w:space="4" w:color="auto"/>
+        </w:pBdr>
+        <w:ind w:left="1080"/>
+      </w:pPr>
+      <w:r>
+        <w:t>=SUMIF(&lt;A&gt;, &lt;Điều Kiện&gt;, &lt;B&gt;)</w:t>
+      </w:r>
+    </w:p>
+    <w:p>
+      <w:pPr>
+        <w:pStyle w:val="ListParagraph"/>
+        <w:numPr>
+          <w:ilvl w:val="0"/>
+          <w:numId w:val="2"/>
+        </w:numPr>
+      </w:pPr>
+      <w:r>
+        <w:t>Ví dụ</w:t>
+      </w:r>
+    </w:p>
+    <w:p>
+      <w:pPr>
+        <w:pStyle w:val="ListParagraph"/>
+        <w:pBdr>
+          <w:top w:val="single" w:sz="4" w:space="1" w:color="auto"/>
+          <w:left w:val="single" w:sz="4" w:space="4" w:color="auto"/>
+          <w:bottom w:val="single" w:sz="4" w:space="1" w:color="auto"/>
+          <w:right w:val="single" w:sz="4" w:space="4" w:color="auto"/>
+        </w:pBdr>
+        <w:ind w:left="1080"/>
+      </w:pPr>
+      <w:r>
+        <w:t xml:space="preserve">=SUMIF(A1:A5, </w:t>
+      </w:r>
+      <w:r>
+        <w:t>"</w:t>
+      </w:r>
+      <w:r>
+        <w:t>&gt;7</w:t>
+      </w:r>
+      <w:r>
+        <w:t>"</w:t>
+      </w:r>
+      <w:r>
+        <w:t>, C1:C5)</w:t>
+      </w:r>
+    </w:p>
+    <w:p>
+      <w:pPr>
+        <w:pStyle w:val="ListParagraph"/>
+        <w:numPr>
+          <w:ilvl w:val="0"/>
+          <w:numId w:val="2"/>
+        </w:numPr>
+      </w:pPr>
+      <w:r>
+        <w:t>Làm tròn số sao cho kết quả có đúng K chữ số sau dấu chấm</w:t>
+      </w:r>
+    </w:p>
+    <w:p>
+      <w:pPr>
+        <w:pStyle w:val="ListParagraph"/>
+        <w:pBdr>
+          <w:top w:val="single" w:sz="4" w:space="1" w:color="auto"/>
+          <w:left w:val="single" w:sz="4" w:space="4" w:color="auto"/>
+          <w:bottom w:val="single" w:sz="4" w:space="1" w:color="auto"/>
+          <w:right w:val="single" w:sz="4" w:space="4" w:color="auto"/>
+        </w:pBdr>
+        <w:ind w:left="1080"/>
+      </w:pPr>
+      <w:r>
+        <w:t>=ROUND(&lt;Số&gt;, &lt;K&gt;)</w:t>
+      </w:r>
+    </w:p>
+    <w:p>
+      <w:pPr>
+        <w:pStyle w:val="ListParagraph"/>
+        <w:numPr>
+          <w:ilvl w:val="0"/>
+          <w:numId w:val="2"/>
+        </w:numPr>
+      </w:pPr>
+      <w:r>
+        <w:t>Ví dụ</w:t>
+      </w:r>
+    </w:p>
+    <w:p>
+      <w:pPr>
+        <w:pStyle w:val="ListParagraph"/>
+        <w:pBdr>
+          <w:top w:val="single" w:sz="4" w:space="1" w:color="auto"/>
+          <w:left w:val="single" w:sz="4" w:space="4" w:color="auto"/>
+          <w:bottom w:val="single" w:sz="4" w:space="1" w:color="auto"/>
+          <w:right w:val="single" w:sz="4" w:space="4" w:color="auto"/>
+        </w:pBdr>
+        <w:ind w:left="1080"/>
+      </w:pPr>
+      <w:r>
+        <w:t>=ROUND(7.54123, 3)</w:t>
+      </w:r>
+    </w:p>
+    <w:p>
+      <w:pPr>
+        <w:pStyle w:val="ListParagraph"/>
+        <w:numPr>
+          <w:ilvl w:val="0"/>
+          <w:numId w:val="2"/>
+        </w:numPr>
+      </w:pPr>
+      <w:r>
         <w:lastRenderedPageBreak/>
-        <w:t>Thích hợp khi bạn dùng mảng ô, khi đó những ô trống sẽ không được đếm, nói cách khác, trả về số lượng ô không trống</w:t>
-      </w:r>
-    </w:p>
-    <w:p>
-      <w:pPr>
-        <w:pStyle w:val="ListParagraph"/>
-        <w:numPr>
-          <w:ilvl w:val="0"/>
-          <w:numId w:val="2"/>
-        </w:numPr>
-      </w:pPr>
-      <w:r>
-        <w:t>Ví dụ</w:t>
-      </w:r>
-    </w:p>
-    <w:p>
-      <w:pPr>
-        <w:pStyle w:val="ListParagraph"/>
-        <w:pBdr>
-          <w:top w:val="single" w:sz="4" w:space="1" w:color="auto"/>
-          <w:left w:val="single" w:sz="4" w:space="4" w:color="auto"/>
-          <w:bottom w:val="single" w:sz="4" w:space="1" w:color="auto"/>
-          <w:right w:val="single" w:sz="4" w:space="4" w:color="auto"/>
-        </w:pBdr>
-        <w:ind w:left="1080"/>
-      </w:pPr>
-      <w:r>
-        <w:t>=COUNTA(A5:C4)</w:t>
-      </w:r>
-    </w:p>
-    <w:p>
-      <w:pPr>
-        <w:pStyle w:val="ListParagraph"/>
-        <w:numPr>
-          <w:ilvl w:val="0"/>
-          <w:numId w:val="2"/>
-        </w:numPr>
-      </w:pPr>
-      <w:r>
-        <w:t>Kết quả</w:t>
-      </w:r>
-    </w:p>
-    <w:p>
-      <w:pPr>
-        <w:pStyle w:val="ListParagraph"/>
-        <w:pBdr>
-          <w:top w:val="single" w:sz="4" w:space="1" w:color="auto"/>
-          <w:left w:val="single" w:sz="4" w:space="4" w:color="auto"/>
-          <w:bottom w:val="single" w:sz="4" w:space="1" w:color="auto"/>
-          <w:right w:val="single" w:sz="4" w:space="4" w:color="auto"/>
-        </w:pBdr>
-        <w:ind w:left="1080"/>
-      </w:pPr>
-      <w:r>
-        <w:t>4</w:t>
-      </w:r>
-    </w:p>
-    <w:p>
-      <w:pPr>
-        <w:pStyle w:val="ListParagraph"/>
-        <w:numPr>
-          <w:ilvl w:val="0"/>
-          <w:numId w:val="2"/>
-        </w:numPr>
-      </w:pPr>
-      <w:r>
-        <w:t>Đếm số giá trị có kiểu dữ liệu là số</w:t>
-      </w:r>
-    </w:p>
-    <w:p>
-      <w:pPr>
-        <w:pStyle w:val="ListParagraph"/>
-        <w:pBdr>
-          <w:top w:val="single" w:sz="4" w:space="1" w:color="auto"/>
-          <w:left w:val="single" w:sz="4" w:space="4" w:color="auto"/>
-          <w:bottom w:val="single" w:sz="4" w:space="1" w:color="auto"/>
-          <w:right w:val="single" w:sz="4" w:space="4" w:color="auto"/>
-        </w:pBdr>
-        <w:ind w:left="1080"/>
-      </w:pPr>
-      <w:r>
-        <w:t>=COUNT(&lt;Giá Trị 1&gt;, &lt;Giá Trị 2&gt;, …)</w:t>
-      </w:r>
-    </w:p>
-    <w:p>
-      <w:pPr>
-        <w:pStyle w:val="ListParagraph"/>
-        <w:numPr>
-          <w:ilvl w:val="0"/>
-          <w:numId w:val="2"/>
-        </w:numPr>
-      </w:pPr>
-      <w:r>
-        <w:t>Ví dụ</w:t>
-      </w:r>
-    </w:p>
-    <w:p>
-      <w:pPr>
-        <w:pStyle w:val="ListParagraph"/>
-        <w:pBdr>
-          <w:top w:val="single" w:sz="4" w:space="1" w:color="auto"/>
-          <w:left w:val="single" w:sz="4" w:space="4" w:color="auto"/>
-          <w:bottom w:val="single" w:sz="4" w:space="1" w:color="auto"/>
-          <w:right w:val="single" w:sz="4" w:space="4" w:color="auto"/>
-        </w:pBdr>
-        <w:ind w:left="1080"/>
-      </w:pPr>
-      <w:r>
-        <w:t xml:space="preserve">=COUNT(1, 2, </w:t>
-      </w:r>
-      <w:r>
-        <w:t>"abc"</w:t>
-      </w:r>
-      <w:r>
-        <w:t>, 4)</w:t>
-      </w:r>
-    </w:p>
-    <w:p>
-      <w:pPr>
-        <w:pStyle w:val="ListParagraph"/>
-        <w:numPr>
-          <w:ilvl w:val="0"/>
-          <w:numId w:val="2"/>
-        </w:numPr>
-      </w:pPr>
-      <w:r>
-        <w:t>Kết quả</w:t>
-      </w:r>
-    </w:p>
-    <w:p>
-      <w:pPr>
-        <w:pStyle w:val="ListParagraph"/>
-        <w:pBdr>
-          <w:top w:val="single" w:sz="4" w:space="1" w:color="auto"/>
-          <w:left w:val="single" w:sz="4" w:space="4" w:color="auto"/>
-          <w:bottom w:val="single" w:sz="4" w:space="1" w:color="auto"/>
-          <w:right w:val="single" w:sz="4" w:space="4" w:color="auto"/>
-        </w:pBdr>
-        <w:ind w:left="1080"/>
-      </w:pPr>
-      <w:r>
-        <w:t>3</w:t>
-      </w:r>
-    </w:p>
-    <w:p>
-      <w:pPr>
-        <w:pStyle w:val="ListParagraph"/>
-        <w:numPr>
-          <w:ilvl w:val="0"/>
-          <w:numId w:val="5"/>
-        </w:numPr>
-      </w:pPr>
-      <w:r>
-        <w:t>String?</w:t>
-      </w:r>
-    </w:p>
-    <w:p>
-      <w:pPr>
-        <w:pStyle w:val="ListParagraph"/>
-        <w:numPr>
-          <w:ilvl w:val="0"/>
-          <w:numId w:val="2"/>
-        </w:numPr>
-      </w:pPr>
-      <w:r>
-        <w:t>Trả về K kí tự đầu tiên của 1 String</w:t>
-      </w:r>
-    </w:p>
-    <w:p>
-      <w:pPr>
-        <w:pStyle w:val="ListParagraph"/>
-        <w:pBdr>
-          <w:top w:val="single" w:sz="4" w:space="1" w:color="auto"/>
-          <w:left w:val="single" w:sz="4" w:space="4" w:color="auto"/>
-          <w:bottom w:val="single" w:sz="4" w:space="1" w:color="auto"/>
-          <w:right w:val="single" w:sz="4" w:space="4" w:color="auto"/>
-        </w:pBdr>
-        <w:ind w:left="1080"/>
-      </w:pPr>
-      <w:r>
-        <w:t>=LEFT(&lt;String&gt;, &lt;K&gt;)</w:t>
-      </w:r>
-    </w:p>
-    <w:p>
-      <w:pPr>
-        <w:pStyle w:val="ListParagraph"/>
-        <w:numPr>
-          <w:ilvl w:val="0"/>
-          <w:numId w:val="2"/>
-        </w:numPr>
-      </w:pPr>
-      <w:r>
-        <w:t>Ví dụ</w:t>
-      </w:r>
-    </w:p>
-    <w:p>
-      <w:pPr>
-        <w:pStyle w:val="ListParagraph"/>
-        <w:pBdr>
-          <w:top w:val="single" w:sz="4" w:space="1" w:color="auto"/>
-          <w:left w:val="single" w:sz="4" w:space="4" w:color="auto"/>
-          <w:bottom w:val="single" w:sz="4" w:space="1" w:color="auto"/>
-          <w:right w:val="single" w:sz="4" w:space="4" w:color="auto"/>
-        </w:pBdr>
-        <w:ind w:left="1080"/>
-      </w:pPr>
-      <w:r>
-        <w:t>=LEFT(</w:t>
-      </w:r>
-      <w:r>
-        <w:t>"abc</w:t>
-      </w:r>
-      <w:r>
-        <w:t>defgh</w:t>
-      </w:r>
-      <w:r>
-        <w:t>"</w:t>
-      </w:r>
-      <w:r>
-        <w:t>, 3)</w:t>
-      </w:r>
-    </w:p>
-    <w:p>
-      <w:pPr>
-        <w:pStyle w:val="ListParagraph"/>
-        <w:numPr>
-          <w:ilvl w:val="0"/>
-          <w:numId w:val="2"/>
-        </w:numPr>
-      </w:pPr>
-      <w:r>
-        <w:t>Kết quả</w:t>
-      </w:r>
-    </w:p>
-    <w:p>
-      <w:pPr>
-        <w:pStyle w:val="ListParagraph"/>
-        <w:pBdr>
-          <w:top w:val="single" w:sz="4" w:space="1" w:color="auto"/>
-          <w:left w:val="single" w:sz="4" w:space="4" w:color="auto"/>
-          <w:bottom w:val="single" w:sz="4" w:space="1" w:color="auto"/>
-          <w:right w:val="single" w:sz="4" w:space="4" w:color="auto"/>
-        </w:pBdr>
-        <w:ind w:left="1080"/>
-      </w:pPr>
-      <w:r>
-        <w:t>"</w:t>
-      </w:r>
-      <w:r>
-        <w:t>abc</w:t>
-      </w:r>
-      <w:r>
-        <w:t>"</w:t>
-      </w:r>
-    </w:p>
-    <w:p>
-      <w:pPr>
-        <w:pStyle w:val="ListParagraph"/>
-        <w:numPr>
-          <w:ilvl w:val="0"/>
-          <w:numId w:val="2"/>
-        </w:numPr>
-      </w:pPr>
-      <w:r>
-        <w:t>Viết hoa đầu mỗi từ và viết thường tất cả từ còn lại</w:t>
-      </w:r>
-    </w:p>
-    <w:p>
-      <w:pPr>
-        <w:pStyle w:val="ListParagraph"/>
-        <w:pBdr>
-          <w:top w:val="single" w:sz="4" w:space="1" w:color="auto"/>
-          <w:left w:val="single" w:sz="4" w:space="4" w:color="auto"/>
-          <w:bottom w:val="single" w:sz="4" w:space="1" w:color="auto"/>
-          <w:right w:val="single" w:sz="4" w:space="4" w:color="auto"/>
-        </w:pBdr>
-        <w:ind w:left="1080"/>
-      </w:pPr>
-      <w:r>
-        <w:t>=PROPER(&lt;String&gt;)</w:t>
-      </w:r>
-    </w:p>
-    <w:p>
-      <w:pPr>
-        <w:pStyle w:val="ListParagraph"/>
-        <w:numPr>
-          <w:ilvl w:val="0"/>
-          <w:numId w:val="2"/>
-        </w:numPr>
-      </w:pPr>
-      <w:r>
-        <w:t>Ví dụ</w:t>
-      </w:r>
-    </w:p>
-    <w:p>
-      <w:pPr>
-        <w:pStyle w:val="ListParagraph"/>
-        <w:pBdr>
-          <w:top w:val="single" w:sz="4" w:space="1" w:color="auto"/>
-          <w:left w:val="single" w:sz="4" w:space="4" w:color="auto"/>
-          <w:bottom w:val="single" w:sz="4" w:space="1" w:color="auto"/>
-          <w:right w:val="single" w:sz="4" w:space="4" w:color="auto"/>
-        </w:pBdr>
-        <w:ind w:left="1080"/>
-      </w:pPr>
-      <w:r>
-        <w:t>=PROPER(</w:t>
-      </w:r>
-      <w:r>
-        <w:t>"</w:t>
-      </w:r>
-      <w:r>
-        <w:t>tôi THÍCH bÚ</w:t>
-      </w:r>
-      <w:r>
-        <w:t>"</w:t>
-      </w:r>
-      <w:r>
-        <w:t>)</w:t>
-      </w:r>
-    </w:p>
-    <w:p>
-      <w:pPr>
-        <w:pStyle w:val="ListParagraph"/>
-        <w:numPr>
-          <w:ilvl w:val="0"/>
-          <w:numId w:val="2"/>
-        </w:numPr>
-      </w:pPr>
-      <w:r>
-        <w:t>Kết quả</w:t>
-      </w:r>
-    </w:p>
-    <w:p>
-      <w:pPr>
-        <w:pStyle w:val="ListParagraph"/>
-        <w:pBdr>
-          <w:top w:val="single" w:sz="4" w:space="1" w:color="auto"/>
-          <w:left w:val="single" w:sz="4" w:space="4" w:color="auto"/>
-          <w:bottom w:val="single" w:sz="4" w:space="1" w:color="auto"/>
-          <w:right w:val="single" w:sz="4" w:space="4" w:color="auto"/>
-        </w:pBdr>
-        <w:ind w:left="1080"/>
-      </w:pPr>
-      <w:r>
-        <w:t>"</w:t>
-      </w:r>
-      <w:r>
-        <w:t>Tôi Thích Bú</w:t>
-      </w:r>
-      <w:r>
-        <w:t>"</w:t>
-      </w:r>
-    </w:p>
-    <w:p>
-      <w:pPr>
-        <w:pStyle w:val="ListParagraph"/>
-        <w:numPr>
-          <w:ilvl w:val="0"/>
-          <w:numId w:val="2"/>
-        </w:numPr>
-      </w:pPr>
-      <w:r>
-        <w:t>Trả về số kí tự của 1 String hoặc 1 số</w:t>
-      </w:r>
-    </w:p>
-    <w:p>
-      <w:pPr>
-        <w:pStyle w:val="ListParagraph"/>
-        <w:pBdr>
-          <w:top w:val="single" w:sz="4" w:space="1" w:color="auto"/>
-          <w:left w:val="single" w:sz="4" w:space="4" w:color="auto"/>
-          <w:bottom w:val="single" w:sz="4" w:space="1" w:color="auto"/>
-          <w:right w:val="single" w:sz="4" w:space="4" w:color="auto"/>
-        </w:pBdr>
-        <w:ind w:left="1080"/>
-      </w:pPr>
-      <w:r>
-        <w:t>=LEN(&lt;String Hoặc Số&gt;)</w:t>
-      </w:r>
-    </w:p>
-    <w:p>
-      <w:pPr>
-        <w:pStyle w:val="ListParagraph"/>
-        <w:numPr>
-          <w:ilvl w:val="0"/>
-          <w:numId w:val="2"/>
-        </w:numPr>
-      </w:pPr>
-    </w:p>
-    <w:p>
-      <w:pPr>
-        <w:pStyle w:val="ListParagraph"/>
-        <w:numPr>
-          <w:ilvl w:val="0"/>
-          <w:numId w:val="5"/>
-        </w:numPr>
-      </w:pPr>
-      <w:r>
-        <w:t>Tính Toán Cơ Bản?</w:t>
-      </w:r>
-    </w:p>
-    <w:p>
-      <w:pPr>
-        <w:pStyle w:val="ListParagraph"/>
-        <w:numPr>
-          <w:ilvl w:val="0"/>
-          <w:numId w:val="2"/>
-        </w:numPr>
-      </w:pPr>
-      <w:r>
-        <w:t>Cho cột hoặc hàng A và cột hoặc hàng B tương ứng với nhau, tính tổng các ô trong B sao cho các ô tương ứng trong A thỏa mãn 1 điều kiện nào đó</w:t>
-      </w:r>
-    </w:p>
-    <w:p>
-      <w:pPr>
-        <w:pStyle w:val="ListParagraph"/>
-        <w:pBdr>
-          <w:top w:val="single" w:sz="4" w:space="1" w:color="auto"/>
-          <w:left w:val="single" w:sz="4" w:space="4" w:color="auto"/>
-          <w:bottom w:val="single" w:sz="4" w:space="1" w:color="auto"/>
-          <w:right w:val="single" w:sz="4" w:space="4" w:color="auto"/>
-        </w:pBdr>
-        <w:ind w:left="1080"/>
-      </w:pPr>
-      <w:r>
-        <w:t>=SUMIF(&lt;A&gt;, &lt;Điều Kiện&gt;, &lt;B&gt;)</w:t>
-      </w:r>
-    </w:p>
-    <w:p>
-      <w:pPr>
-        <w:pStyle w:val="ListParagraph"/>
-        <w:numPr>
-          <w:ilvl w:val="0"/>
-          <w:numId w:val="2"/>
-        </w:numPr>
-      </w:pPr>
-      <w:r>
-        <w:t>Ví dụ</w:t>
-      </w:r>
-    </w:p>
-    <w:p>
-      <w:pPr>
-        <w:pStyle w:val="ListParagraph"/>
-        <w:pBdr>
-          <w:top w:val="single" w:sz="4" w:space="1" w:color="auto"/>
-          <w:left w:val="single" w:sz="4" w:space="4" w:color="auto"/>
-          <w:bottom w:val="single" w:sz="4" w:space="1" w:color="auto"/>
-          <w:right w:val="single" w:sz="4" w:space="4" w:color="auto"/>
-        </w:pBdr>
-        <w:ind w:left="1080"/>
-      </w:pPr>
-      <w:r>
-        <w:t xml:space="preserve">=SUMIF(A1:A5, </w:t>
-      </w:r>
-      <w:r>
-        <w:t>"</w:t>
-      </w:r>
-      <w:r>
-        <w:t>&gt;7</w:t>
-      </w:r>
-      <w:r>
-        <w:t>"</w:t>
-      </w:r>
-      <w:r>
-        <w:t>, C1:C5)</w:t>
-      </w:r>
-    </w:p>
-    <w:p>
-      <w:pPr>
-        <w:pStyle w:val="ListParagraph"/>
-        <w:numPr>
-          <w:ilvl w:val="0"/>
-          <w:numId w:val="2"/>
-        </w:numPr>
-      </w:pPr>
-      <w:r>
-        <w:t>Làm tròn số sao cho kết quả có đúng K chữ số sau dấu chấm</w:t>
-      </w:r>
-    </w:p>
-    <w:p>
-      <w:pPr>
-        <w:pStyle w:val="ListParagraph"/>
-        <w:pBdr>
-          <w:top w:val="single" w:sz="4" w:space="1" w:color="auto"/>
-          <w:left w:val="single" w:sz="4" w:space="4" w:color="auto"/>
-          <w:bottom w:val="single" w:sz="4" w:space="1" w:color="auto"/>
-          <w:right w:val="single" w:sz="4" w:space="4" w:color="auto"/>
-        </w:pBdr>
-        <w:ind w:left="1080"/>
-      </w:pPr>
-      <w:r>
-        <w:t>=ROUND(&lt;Số&gt;, &lt;K&gt;)</w:t>
-      </w:r>
-    </w:p>
-    <w:p>
-      <w:pPr>
-        <w:pStyle w:val="ListParagraph"/>
-        <w:numPr>
-          <w:ilvl w:val="0"/>
-          <w:numId w:val="2"/>
-        </w:numPr>
-      </w:pPr>
-      <w:r>
-        <w:t>Ví dụ</w:t>
-      </w:r>
-    </w:p>
-    <w:p>
-      <w:pPr>
-        <w:pStyle w:val="ListParagraph"/>
-        <w:pBdr>
-          <w:top w:val="single" w:sz="4" w:space="1" w:color="auto"/>
-          <w:left w:val="single" w:sz="4" w:space="4" w:color="auto"/>
-          <w:bottom w:val="single" w:sz="4" w:space="1" w:color="auto"/>
-          <w:right w:val="single" w:sz="4" w:space="4" w:color="auto"/>
-        </w:pBdr>
-        <w:ind w:left="1080"/>
-      </w:pPr>
-      <w:r>
-        <w:t>=ROUND(7.54123, 3)</w:t>
-      </w:r>
-    </w:p>
-    <w:p>
-      <w:pPr>
-        <w:pStyle w:val="ListParagraph"/>
-        <w:numPr>
-          <w:ilvl w:val="0"/>
-          <w:numId w:val="2"/>
-        </w:numPr>
-      </w:pPr>
-      <w:r>
         <w:t>Kết quả</w:t>
       </w:r>
     </w:p>

--- a/office.docx
+++ b/office.docx
@@ -1034,6 +1034,54 @@
         <w:pStyle w:val="ListParagraph"/>
         <w:numPr>
           <w:ilvl w:val="0"/>
+          <w:numId w:val="2"/>
+        </w:numPr>
+      </w:pPr>
+      <w:r>
+        <w:t>Xóa hoàn toàn các ô được chọn và đẩy các ô khác tràn vào để lấp</w:t>
+      </w:r>
+    </w:p>
+    <w:p>
+      <w:pPr>
+        <w:pStyle w:val="ListParagraph"/>
+        <w:numPr>
+          <w:ilvl w:val="0"/>
+          <w:numId w:val="2"/>
+        </w:numPr>
+      </w:pPr>
+      <w:r>
+        <w:t>Chọn các ô + vào Tab “Home” + tại mục “Cells” + Click biểu tượng “Delete” = chọn các ô + phải chuột + chọn “Delete” + chọn hướng tràn + Click “OK”</w:t>
+      </w:r>
+    </w:p>
+    <w:p>
+      <w:pPr>
+        <w:pStyle w:val="ListParagraph"/>
+        <w:numPr>
+          <w:ilvl w:val="0"/>
+          <w:numId w:val="2"/>
+        </w:numPr>
+      </w:pPr>
+      <w:r>
+        <w:t>Chỉ xóa nội dung các ô được chọn</w:t>
+      </w:r>
+    </w:p>
+    <w:p>
+      <w:pPr>
+        <w:pStyle w:val="ListParagraph"/>
+        <w:numPr>
+          <w:ilvl w:val="0"/>
+          <w:numId w:val="2"/>
+        </w:numPr>
+      </w:pPr>
+      <w:r>
+        <w:t>Chọn các ô + phải chuột + chọn “Clear Contents” = chọn các ô + nhấn “Delete”</w:t>
+      </w:r>
+    </w:p>
+    <w:p>
+      <w:pPr>
+        <w:pStyle w:val="ListParagraph"/>
+        <w:numPr>
+          <w:ilvl w:val="0"/>
           <w:numId w:val="5"/>
         </w:numPr>
       </w:pPr>
@@ -1233,6 +1281,7 @@
         <w:ind w:left="1080"/>
       </w:pPr>
       <w:r>
+        <w:lastRenderedPageBreak/>
         <w:t>&lt;Cột&gt;&lt;Hàng&gt;</w:t>
       </w:r>
     </w:p>
@@ -1287,7 +1336,6 @@
         <w:ind w:left="1080"/>
       </w:pPr>
       <w:r>
-        <w:lastRenderedPageBreak/>
         <w:t>&lt;Ô Trái Trên&gt;:&lt;Ô Phải Dưới&gt;</w:t>
       </w:r>
     </w:p>
@@ -1783,6 +1831,7 @@
         </w:numPr>
       </w:pPr>
       <w:r>
+        <w:lastRenderedPageBreak/>
         <w:t>Đếm số giá trị</w:t>
       </w:r>
     </w:p>
@@ -1837,14 +1886,572 @@
         <w:ind w:left="1080"/>
       </w:pPr>
       <w:r>
+        <w:t xml:space="preserve">=COUNTA(1, 2, 5, </w:t>
+      </w:r>
+      <w:r>
+        <w:t>"abc"</w:t>
+      </w:r>
+      <w:r>
+        <w:t>)</w:t>
+      </w:r>
+    </w:p>
+    <w:p>
+      <w:pPr>
+        <w:pStyle w:val="ListParagraph"/>
+        <w:numPr>
+          <w:ilvl w:val="0"/>
+          <w:numId w:val="2"/>
+        </w:numPr>
+      </w:pPr>
+      <w:r>
+        <w:t>Kết quả</w:t>
+      </w:r>
+    </w:p>
+    <w:p>
+      <w:pPr>
+        <w:pStyle w:val="ListParagraph"/>
+        <w:pBdr>
+          <w:top w:val="single" w:sz="4" w:space="1" w:color="auto"/>
+          <w:left w:val="single" w:sz="4" w:space="4" w:color="auto"/>
+          <w:bottom w:val="single" w:sz="4" w:space="1" w:color="auto"/>
+          <w:right w:val="single" w:sz="4" w:space="4" w:color="auto"/>
+        </w:pBdr>
+        <w:ind w:left="1080"/>
+      </w:pPr>
+      <w:r>
+        <w:t>4</w:t>
+      </w:r>
+    </w:p>
+    <w:p>
+      <w:pPr>
+        <w:pStyle w:val="ListParagraph"/>
+        <w:numPr>
+          <w:ilvl w:val="0"/>
+          <w:numId w:val="2"/>
+        </w:numPr>
+      </w:pPr>
+      <w:r>
+        <w:t>Thích hợp khi bạn dùng mảng ô, khi đó những ô trống sẽ không được đếm, nói cách khác, trả về số lượng ô không trống</w:t>
+      </w:r>
+    </w:p>
+    <w:p>
+      <w:pPr>
+        <w:pStyle w:val="ListParagraph"/>
+        <w:numPr>
+          <w:ilvl w:val="0"/>
+          <w:numId w:val="2"/>
+        </w:numPr>
+      </w:pPr>
+      <w:r>
+        <w:t>Ví dụ</w:t>
+      </w:r>
+    </w:p>
+    <w:p>
+      <w:pPr>
+        <w:pStyle w:val="ListParagraph"/>
+        <w:pBdr>
+          <w:top w:val="single" w:sz="4" w:space="1" w:color="auto"/>
+          <w:left w:val="single" w:sz="4" w:space="4" w:color="auto"/>
+          <w:bottom w:val="single" w:sz="4" w:space="1" w:color="auto"/>
+          <w:right w:val="single" w:sz="4" w:space="4" w:color="auto"/>
+        </w:pBdr>
+        <w:ind w:left="1080"/>
+      </w:pPr>
+      <w:r>
+        <w:t>=COUNTA(A5:C4)</w:t>
+      </w:r>
+    </w:p>
+    <w:p>
+      <w:pPr>
+        <w:pStyle w:val="ListParagraph"/>
+        <w:numPr>
+          <w:ilvl w:val="0"/>
+          <w:numId w:val="2"/>
+        </w:numPr>
+      </w:pPr>
+      <w:r>
+        <w:t>Kết quả</w:t>
+      </w:r>
+    </w:p>
+    <w:p>
+      <w:pPr>
+        <w:pStyle w:val="ListParagraph"/>
+        <w:pBdr>
+          <w:top w:val="single" w:sz="4" w:space="1" w:color="auto"/>
+          <w:left w:val="single" w:sz="4" w:space="4" w:color="auto"/>
+          <w:bottom w:val="single" w:sz="4" w:space="1" w:color="auto"/>
+          <w:right w:val="single" w:sz="4" w:space="4" w:color="auto"/>
+        </w:pBdr>
+        <w:ind w:left="1080"/>
+      </w:pPr>
+      <w:r>
+        <w:t>4</w:t>
+      </w:r>
+    </w:p>
+    <w:p>
+      <w:pPr>
+        <w:pStyle w:val="ListParagraph"/>
+        <w:numPr>
+          <w:ilvl w:val="0"/>
+          <w:numId w:val="2"/>
+        </w:numPr>
+      </w:pPr>
+      <w:r>
+        <w:t>Đếm số giá trị có kiểu dữ liệu là số</w:t>
+      </w:r>
+    </w:p>
+    <w:p>
+      <w:pPr>
+        <w:pStyle w:val="ListParagraph"/>
+        <w:pBdr>
+          <w:top w:val="single" w:sz="4" w:space="1" w:color="auto"/>
+          <w:left w:val="single" w:sz="4" w:space="4" w:color="auto"/>
+          <w:bottom w:val="single" w:sz="4" w:space="1" w:color="auto"/>
+          <w:right w:val="single" w:sz="4" w:space="4" w:color="auto"/>
+        </w:pBdr>
+        <w:ind w:left="1080"/>
+      </w:pPr>
+      <w:r>
+        <w:t>=COUNT(&lt;Giá Trị 1&gt;, &lt;Giá Trị 2&gt;, …)</w:t>
+      </w:r>
+    </w:p>
+    <w:p>
+      <w:pPr>
+        <w:pStyle w:val="ListParagraph"/>
+        <w:numPr>
+          <w:ilvl w:val="0"/>
+          <w:numId w:val="2"/>
+        </w:numPr>
+      </w:pPr>
+      <w:r>
+        <w:t>Ví dụ</w:t>
+      </w:r>
+    </w:p>
+    <w:p>
+      <w:pPr>
+        <w:pStyle w:val="ListParagraph"/>
+        <w:pBdr>
+          <w:top w:val="single" w:sz="4" w:space="1" w:color="auto"/>
+          <w:left w:val="single" w:sz="4" w:space="4" w:color="auto"/>
+          <w:bottom w:val="single" w:sz="4" w:space="1" w:color="auto"/>
+          <w:right w:val="single" w:sz="4" w:space="4" w:color="auto"/>
+        </w:pBdr>
+        <w:ind w:left="1080"/>
+      </w:pPr>
+      <w:r>
+        <w:t xml:space="preserve">=COUNT(1, 2, </w:t>
+      </w:r>
+      <w:r>
+        <w:t>"abc"</w:t>
+      </w:r>
+      <w:r>
+        <w:t>, 4)</w:t>
+      </w:r>
+    </w:p>
+    <w:p>
+      <w:pPr>
+        <w:pStyle w:val="ListParagraph"/>
+        <w:numPr>
+          <w:ilvl w:val="0"/>
+          <w:numId w:val="2"/>
+        </w:numPr>
+      </w:pPr>
+      <w:r>
+        <w:t>Kết quả</w:t>
+      </w:r>
+    </w:p>
+    <w:p>
+      <w:pPr>
+        <w:pStyle w:val="ListParagraph"/>
+        <w:pBdr>
+          <w:top w:val="single" w:sz="4" w:space="1" w:color="auto"/>
+          <w:left w:val="single" w:sz="4" w:space="4" w:color="auto"/>
+          <w:bottom w:val="single" w:sz="4" w:space="1" w:color="auto"/>
+          <w:right w:val="single" w:sz="4" w:space="4" w:color="auto"/>
+        </w:pBdr>
+        <w:ind w:left="1080"/>
+      </w:pPr>
+      <w:r>
+        <w:t>3</w:t>
+      </w:r>
+    </w:p>
+    <w:p>
+      <w:pPr>
+        <w:pStyle w:val="ListParagraph"/>
+        <w:numPr>
+          <w:ilvl w:val="0"/>
+          <w:numId w:val="5"/>
+        </w:numPr>
+      </w:pPr>
+      <w:r>
+        <w:t>String?</w:t>
+      </w:r>
+    </w:p>
+    <w:p>
+      <w:pPr>
+        <w:pStyle w:val="ListParagraph"/>
+        <w:numPr>
+          <w:ilvl w:val="0"/>
+          <w:numId w:val="2"/>
+        </w:numPr>
+      </w:pPr>
+      <w:r>
+        <w:t>Trả về K kí tự đầu tiên của 1 String</w:t>
+      </w:r>
+    </w:p>
+    <w:p>
+      <w:pPr>
+        <w:pStyle w:val="ListParagraph"/>
+        <w:pBdr>
+          <w:top w:val="single" w:sz="4" w:space="1" w:color="auto"/>
+          <w:left w:val="single" w:sz="4" w:space="4" w:color="auto"/>
+          <w:bottom w:val="single" w:sz="4" w:space="1" w:color="auto"/>
+          <w:right w:val="single" w:sz="4" w:space="4" w:color="auto"/>
+        </w:pBdr>
+        <w:ind w:left="1080"/>
+      </w:pPr>
+      <w:r>
+        <w:t>=LEFT(&lt;String&gt;, &lt;K&gt;)</w:t>
+      </w:r>
+    </w:p>
+    <w:p>
+      <w:pPr>
+        <w:pStyle w:val="ListParagraph"/>
+        <w:numPr>
+          <w:ilvl w:val="0"/>
+          <w:numId w:val="2"/>
+        </w:numPr>
+      </w:pPr>
+      <w:r>
+        <w:t>Ví dụ</w:t>
+      </w:r>
+    </w:p>
+    <w:p>
+      <w:pPr>
+        <w:pStyle w:val="ListParagraph"/>
+        <w:pBdr>
+          <w:top w:val="single" w:sz="4" w:space="1" w:color="auto"/>
+          <w:left w:val="single" w:sz="4" w:space="4" w:color="auto"/>
+          <w:bottom w:val="single" w:sz="4" w:space="1" w:color="auto"/>
+          <w:right w:val="single" w:sz="4" w:space="4" w:color="auto"/>
+        </w:pBdr>
+        <w:ind w:left="1080"/>
+      </w:pPr>
+      <w:r>
+        <w:t>=LEFT(</w:t>
+      </w:r>
+      <w:r>
+        <w:t>"abc</w:t>
+      </w:r>
+      <w:r>
+        <w:t>defgh</w:t>
+      </w:r>
+      <w:r>
+        <w:t>"</w:t>
+      </w:r>
+      <w:r>
+        <w:t>, 3)</w:t>
+      </w:r>
+    </w:p>
+    <w:p>
+      <w:pPr>
+        <w:pStyle w:val="ListParagraph"/>
+        <w:numPr>
+          <w:ilvl w:val="0"/>
+          <w:numId w:val="2"/>
+        </w:numPr>
+      </w:pPr>
+      <w:r>
+        <w:t>Kết quả</w:t>
+      </w:r>
+    </w:p>
+    <w:p>
+      <w:pPr>
+        <w:pStyle w:val="ListParagraph"/>
+        <w:pBdr>
+          <w:top w:val="single" w:sz="4" w:space="1" w:color="auto"/>
+          <w:left w:val="single" w:sz="4" w:space="4" w:color="auto"/>
+          <w:bottom w:val="single" w:sz="4" w:space="1" w:color="auto"/>
+          <w:right w:val="single" w:sz="4" w:space="4" w:color="auto"/>
+        </w:pBdr>
+        <w:ind w:left="1080"/>
+      </w:pPr>
+      <w:r>
+        <w:t>"</w:t>
+      </w:r>
+      <w:r>
+        <w:t>abc</w:t>
+      </w:r>
+      <w:r>
+        <w:t>"</w:t>
+      </w:r>
+    </w:p>
+    <w:p>
+      <w:pPr>
+        <w:pStyle w:val="ListParagraph"/>
+        <w:numPr>
+          <w:ilvl w:val="0"/>
+          <w:numId w:val="2"/>
+        </w:numPr>
+      </w:pPr>
+      <w:r>
+        <w:t>Viết hoa đầu mỗi từ và viết thường tất cả từ còn lại</w:t>
+      </w:r>
+    </w:p>
+    <w:p>
+      <w:pPr>
+        <w:pStyle w:val="ListParagraph"/>
+        <w:pBdr>
+          <w:top w:val="single" w:sz="4" w:space="1" w:color="auto"/>
+          <w:left w:val="single" w:sz="4" w:space="4" w:color="auto"/>
+          <w:bottom w:val="single" w:sz="4" w:space="1" w:color="auto"/>
+          <w:right w:val="single" w:sz="4" w:space="4" w:color="auto"/>
+        </w:pBdr>
+        <w:ind w:left="1080"/>
+      </w:pPr>
+      <w:r>
+        <w:t>=PROPER(&lt;String&gt;)</w:t>
+      </w:r>
+    </w:p>
+    <w:p>
+      <w:pPr>
+        <w:pStyle w:val="ListParagraph"/>
+        <w:numPr>
+          <w:ilvl w:val="0"/>
+          <w:numId w:val="2"/>
+        </w:numPr>
+      </w:pPr>
+      <w:r>
+        <w:t>Ví dụ</w:t>
+      </w:r>
+    </w:p>
+    <w:p>
+      <w:pPr>
+        <w:pStyle w:val="ListParagraph"/>
+        <w:pBdr>
+          <w:top w:val="single" w:sz="4" w:space="1" w:color="auto"/>
+          <w:left w:val="single" w:sz="4" w:space="4" w:color="auto"/>
+          <w:bottom w:val="single" w:sz="4" w:space="1" w:color="auto"/>
+          <w:right w:val="single" w:sz="4" w:space="4" w:color="auto"/>
+        </w:pBdr>
+        <w:ind w:left="1080"/>
+      </w:pPr>
+      <w:r>
+        <w:t>=PROPER(</w:t>
+      </w:r>
+      <w:r>
+        <w:t>"</w:t>
+      </w:r>
+      <w:r>
+        <w:t>tôi THÍCH bÚ</w:t>
+      </w:r>
+      <w:r>
+        <w:t>"</w:t>
+      </w:r>
+      <w:r>
+        <w:t>)</w:t>
+      </w:r>
+    </w:p>
+    <w:p>
+      <w:pPr>
+        <w:pStyle w:val="ListParagraph"/>
+        <w:numPr>
+          <w:ilvl w:val="0"/>
+          <w:numId w:val="2"/>
+        </w:numPr>
+      </w:pPr>
+      <w:r>
+        <w:t>Kết quả</w:t>
+      </w:r>
+    </w:p>
+    <w:p>
+      <w:pPr>
+        <w:pStyle w:val="ListParagraph"/>
+        <w:pBdr>
+          <w:top w:val="single" w:sz="4" w:space="1" w:color="auto"/>
+          <w:left w:val="single" w:sz="4" w:space="4" w:color="auto"/>
+          <w:bottom w:val="single" w:sz="4" w:space="1" w:color="auto"/>
+          <w:right w:val="single" w:sz="4" w:space="4" w:color="auto"/>
+        </w:pBdr>
+        <w:ind w:left="1080"/>
+      </w:pPr>
+      <w:r>
+        <w:t>"</w:t>
+      </w:r>
+      <w:r>
+        <w:t>Tôi Thích Bú</w:t>
+      </w:r>
+      <w:r>
+        <w:t>"</w:t>
+      </w:r>
+    </w:p>
+    <w:p>
+      <w:pPr>
+        <w:pStyle w:val="ListParagraph"/>
+        <w:numPr>
+          <w:ilvl w:val="0"/>
+          <w:numId w:val="2"/>
+        </w:numPr>
+      </w:pPr>
+      <w:r>
+        <w:t>Trả về số kí tự của 1 String hoặc 1 số</w:t>
+      </w:r>
+    </w:p>
+    <w:p>
+      <w:pPr>
+        <w:pStyle w:val="ListParagraph"/>
+        <w:pBdr>
+          <w:top w:val="single" w:sz="4" w:space="1" w:color="auto"/>
+          <w:left w:val="single" w:sz="4" w:space="4" w:color="auto"/>
+          <w:bottom w:val="single" w:sz="4" w:space="1" w:color="auto"/>
+          <w:right w:val="single" w:sz="4" w:space="4" w:color="auto"/>
+        </w:pBdr>
+        <w:ind w:left="1080"/>
+      </w:pPr>
+      <w:r>
+        <w:t>=LEN(&lt;String Hoặc Số&gt;)</w:t>
+      </w:r>
+    </w:p>
+    <w:p>
+      <w:pPr>
+        <w:pStyle w:val="ListParagraph"/>
+        <w:numPr>
+          <w:ilvl w:val="0"/>
+          <w:numId w:val="2"/>
+        </w:numPr>
+      </w:pPr>
+    </w:p>
+    <w:p>
+      <w:pPr>
+        <w:pStyle w:val="ListParagraph"/>
+        <w:numPr>
+          <w:ilvl w:val="0"/>
+          <w:numId w:val="5"/>
+        </w:numPr>
+      </w:pPr>
+      <w:r>
+        <w:t>Tính Toán Cơ Bản?</w:t>
+      </w:r>
+    </w:p>
+    <w:p>
+      <w:pPr>
+        <w:pStyle w:val="ListParagraph"/>
+        <w:numPr>
+          <w:ilvl w:val="0"/>
+          <w:numId w:val="2"/>
+        </w:numPr>
+      </w:pPr>
+      <w:r>
+        <w:t>Cho cột hoặc hàng A và cột hoặc hàng B tương ứng với nhau, tính tổng các ô trong B sao cho các ô tương ứng trong A thỏa mãn 1 điều kiện nào đó</w:t>
+      </w:r>
+    </w:p>
+    <w:p>
+      <w:pPr>
+        <w:pStyle w:val="ListParagraph"/>
+        <w:pBdr>
+          <w:top w:val="single" w:sz="4" w:space="1" w:color="auto"/>
+          <w:left w:val="single" w:sz="4" w:space="4" w:color="auto"/>
+          <w:bottom w:val="single" w:sz="4" w:space="1" w:color="auto"/>
+          <w:right w:val="single" w:sz="4" w:space="4" w:color="auto"/>
+        </w:pBdr>
+        <w:ind w:left="1080"/>
+      </w:pPr>
+      <w:r>
+        <w:t>=SUMIF(&lt;A&gt;, &lt;Điều Kiện&gt;, &lt;B&gt;)</w:t>
+      </w:r>
+    </w:p>
+    <w:p>
+      <w:pPr>
+        <w:pStyle w:val="ListParagraph"/>
+        <w:numPr>
+          <w:ilvl w:val="0"/>
+          <w:numId w:val="2"/>
+        </w:numPr>
+      </w:pPr>
+      <w:r>
+        <w:t>Ví dụ</w:t>
+      </w:r>
+    </w:p>
+    <w:p>
+      <w:pPr>
+        <w:pStyle w:val="ListParagraph"/>
+        <w:pBdr>
+          <w:top w:val="single" w:sz="4" w:space="1" w:color="auto"/>
+          <w:left w:val="single" w:sz="4" w:space="4" w:color="auto"/>
+          <w:bottom w:val="single" w:sz="4" w:space="1" w:color="auto"/>
+          <w:right w:val="single" w:sz="4" w:space="4" w:color="auto"/>
+        </w:pBdr>
+        <w:ind w:left="1080"/>
+      </w:pPr>
+      <w:r>
+        <w:t xml:space="preserve">=SUMIF(A1:A5, </w:t>
+      </w:r>
+      <w:r>
+        <w:t>"</w:t>
+      </w:r>
+      <w:r>
+        <w:t>&gt;7</w:t>
+      </w:r>
+      <w:r>
+        <w:t>"</w:t>
+      </w:r>
+      <w:r>
+        <w:t>, C1:C5)</w:t>
+      </w:r>
+    </w:p>
+    <w:p>
+      <w:pPr>
+        <w:pStyle w:val="ListParagraph"/>
+        <w:numPr>
+          <w:ilvl w:val="0"/>
+          <w:numId w:val="2"/>
+        </w:numPr>
+      </w:pPr>
+      <w:r>
         <w:lastRenderedPageBreak/>
-        <w:t xml:space="preserve">=COUNTA(1, 2, 5, </w:t>
-      </w:r>
-      <w:r>
-        <w:t>"abc"</w:t>
-      </w:r>
-      <w:r>
-        <w:t>)</w:t>
+        <w:t>Làm tròn số sao cho kết quả có đúng K chữ số sau dấu chấm</w:t>
+      </w:r>
+    </w:p>
+    <w:p>
+      <w:pPr>
+        <w:pStyle w:val="ListParagraph"/>
+        <w:pBdr>
+          <w:top w:val="single" w:sz="4" w:space="1" w:color="auto"/>
+          <w:left w:val="single" w:sz="4" w:space="4" w:color="auto"/>
+          <w:bottom w:val="single" w:sz="4" w:space="1" w:color="auto"/>
+          <w:right w:val="single" w:sz="4" w:space="4" w:color="auto"/>
+        </w:pBdr>
+        <w:ind w:left="1080"/>
+      </w:pPr>
+      <w:r>
+        <w:t>=ROUND(&lt;Số&gt;, &lt;K&gt;)</w:t>
+      </w:r>
+    </w:p>
+    <w:p>
+      <w:pPr>
+        <w:pStyle w:val="ListParagraph"/>
+        <w:numPr>
+          <w:ilvl w:val="0"/>
+          <w:numId w:val="2"/>
+        </w:numPr>
+      </w:pPr>
+      <w:r>
+        <w:t>Ví dụ</w:t>
+      </w:r>
+    </w:p>
+    <w:p>
+      <w:pPr>
+        <w:pStyle w:val="ListParagraph"/>
+        <w:pBdr>
+          <w:top w:val="single" w:sz="4" w:space="1" w:color="auto"/>
+          <w:left w:val="single" w:sz="4" w:space="4" w:color="auto"/>
+          <w:bottom w:val="single" w:sz="4" w:space="1" w:color="auto"/>
+          <w:right w:val="single" w:sz="4" w:space="4" w:color="auto"/>
+        </w:pBdr>
+        <w:ind w:left="1080"/>
+      </w:pPr>
+      <w:r>
+        <w:t>=ROUND(7.54123, 3)</w:t>
       </w:r>
     </w:p>
     <w:p>
@@ -1871,160 +2478,7 @@
         <w:ind w:left="1080"/>
       </w:pPr>
       <w:r>
-        <w:t>4</w:t>
-      </w:r>
-    </w:p>
-    <w:p>
-      <w:pPr>
-        <w:pStyle w:val="ListParagraph"/>
-        <w:numPr>
-          <w:ilvl w:val="0"/>
-          <w:numId w:val="2"/>
-        </w:numPr>
-      </w:pPr>
-      <w:r>
-        <w:t>Thích hợp khi bạn dùng mảng ô, khi đó những ô trống sẽ không được đếm, nói cách khác, trả về số lượng ô không trống</w:t>
-      </w:r>
-    </w:p>
-    <w:p>
-      <w:pPr>
-        <w:pStyle w:val="ListParagraph"/>
-        <w:numPr>
-          <w:ilvl w:val="0"/>
-          <w:numId w:val="2"/>
-        </w:numPr>
-      </w:pPr>
-      <w:r>
-        <w:t>Ví dụ</w:t>
-      </w:r>
-    </w:p>
-    <w:p>
-      <w:pPr>
-        <w:pStyle w:val="ListParagraph"/>
-        <w:pBdr>
-          <w:top w:val="single" w:sz="4" w:space="1" w:color="auto"/>
-          <w:left w:val="single" w:sz="4" w:space="4" w:color="auto"/>
-          <w:bottom w:val="single" w:sz="4" w:space="1" w:color="auto"/>
-          <w:right w:val="single" w:sz="4" w:space="4" w:color="auto"/>
-        </w:pBdr>
-        <w:ind w:left="1080"/>
-      </w:pPr>
-      <w:r>
-        <w:t>=COUNTA(A5:C4)</w:t>
-      </w:r>
-    </w:p>
-    <w:p>
-      <w:pPr>
-        <w:pStyle w:val="ListParagraph"/>
-        <w:numPr>
-          <w:ilvl w:val="0"/>
-          <w:numId w:val="2"/>
-        </w:numPr>
-      </w:pPr>
-      <w:r>
-        <w:t>Kết quả</w:t>
-      </w:r>
-    </w:p>
-    <w:p>
-      <w:pPr>
-        <w:pStyle w:val="ListParagraph"/>
-        <w:pBdr>
-          <w:top w:val="single" w:sz="4" w:space="1" w:color="auto"/>
-          <w:left w:val="single" w:sz="4" w:space="4" w:color="auto"/>
-          <w:bottom w:val="single" w:sz="4" w:space="1" w:color="auto"/>
-          <w:right w:val="single" w:sz="4" w:space="4" w:color="auto"/>
-        </w:pBdr>
-        <w:ind w:left="1080"/>
-      </w:pPr>
-      <w:r>
-        <w:t>4</w:t>
-      </w:r>
-    </w:p>
-    <w:p>
-      <w:pPr>
-        <w:pStyle w:val="ListParagraph"/>
-        <w:numPr>
-          <w:ilvl w:val="0"/>
-          <w:numId w:val="2"/>
-        </w:numPr>
-      </w:pPr>
-      <w:r>
-        <w:t>Đếm số giá trị có kiểu dữ liệu là số</w:t>
-      </w:r>
-    </w:p>
-    <w:p>
-      <w:pPr>
-        <w:pStyle w:val="ListParagraph"/>
-        <w:pBdr>
-          <w:top w:val="single" w:sz="4" w:space="1" w:color="auto"/>
-          <w:left w:val="single" w:sz="4" w:space="4" w:color="auto"/>
-          <w:bottom w:val="single" w:sz="4" w:space="1" w:color="auto"/>
-          <w:right w:val="single" w:sz="4" w:space="4" w:color="auto"/>
-        </w:pBdr>
-        <w:ind w:left="1080"/>
-      </w:pPr>
-      <w:r>
-        <w:t>=COUNT(&lt;Giá Trị 1&gt;, &lt;Giá Trị 2&gt;, …)</w:t>
-      </w:r>
-    </w:p>
-    <w:p>
-      <w:pPr>
-        <w:pStyle w:val="ListParagraph"/>
-        <w:numPr>
-          <w:ilvl w:val="0"/>
-          <w:numId w:val="2"/>
-        </w:numPr>
-      </w:pPr>
-      <w:r>
-        <w:t>Ví dụ</w:t>
-      </w:r>
-    </w:p>
-    <w:p>
-      <w:pPr>
-        <w:pStyle w:val="ListParagraph"/>
-        <w:pBdr>
-          <w:top w:val="single" w:sz="4" w:space="1" w:color="auto"/>
-          <w:left w:val="single" w:sz="4" w:space="4" w:color="auto"/>
-          <w:bottom w:val="single" w:sz="4" w:space="1" w:color="auto"/>
-          <w:right w:val="single" w:sz="4" w:space="4" w:color="auto"/>
-        </w:pBdr>
-        <w:ind w:left="1080"/>
-      </w:pPr>
-      <w:r>
-        <w:t xml:space="preserve">=COUNT(1, 2, </w:t>
-      </w:r>
-      <w:r>
-        <w:t>"abc"</w:t>
-      </w:r>
-      <w:r>
-        <w:t>, 4)</w:t>
-      </w:r>
-    </w:p>
-    <w:p>
-      <w:pPr>
-        <w:pStyle w:val="ListParagraph"/>
-        <w:numPr>
-          <w:ilvl w:val="0"/>
-          <w:numId w:val="2"/>
-        </w:numPr>
-      </w:pPr>
-      <w:r>
-        <w:t>Kết quả</w:t>
-      </w:r>
-    </w:p>
-    <w:p>
-      <w:pPr>
-        <w:pStyle w:val="ListParagraph"/>
-        <w:pBdr>
-          <w:top w:val="single" w:sz="4" w:space="1" w:color="auto"/>
-          <w:left w:val="single" w:sz="4" w:space="4" w:color="auto"/>
-          <w:bottom w:val="single" w:sz="4" w:space="1" w:color="auto"/>
-          <w:right w:val="single" w:sz="4" w:space="4" w:color="auto"/>
-        </w:pBdr>
-        <w:ind w:left="1080"/>
-      </w:pPr>
-      <w:r>
-        <w:t>3</w:t>
+        <w:t>7.541</w:t>
       </w:r>
     </w:p>
     <w:p>
@@ -2036,411 +2490,32 @@
         </w:numPr>
       </w:pPr>
       <w:r>
-        <w:t>String?</w:t>
-      </w:r>
-    </w:p>
-    <w:p>
-      <w:pPr>
-        <w:pStyle w:val="ListParagraph"/>
-        <w:numPr>
-          <w:ilvl w:val="0"/>
-          <w:numId w:val="2"/>
-        </w:numPr>
-      </w:pPr>
-      <w:r>
-        <w:t>Trả về K kí tự đầu tiên của 1 String</w:t>
-      </w:r>
-    </w:p>
-    <w:p>
-      <w:pPr>
-        <w:pStyle w:val="ListParagraph"/>
-        <w:pBdr>
-          <w:top w:val="single" w:sz="4" w:space="1" w:color="auto"/>
-          <w:left w:val="single" w:sz="4" w:space="4" w:color="auto"/>
-          <w:bottom w:val="single" w:sz="4" w:space="1" w:color="auto"/>
-          <w:right w:val="single" w:sz="4" w:space="4" w:color="auto"/>
-        </w:pBdr>
-        <w:ind w:left="1080"/>
-      </w:pPr>
-      <w:r>
-        <w:t>=LEFT(&lt;String&gt;, &lt;K&gt;)</w:t>
-      </w:r>
-    </w:p>
-    <w:p>
-      <w:pPr>
-        <w:pStyle w:val="ListParagraph"/>
-        <w:numPr>
-          <w:ilvl w:val="0"/>
-          <w:numId w:val="2"/>
-        </w:numPr>
-      </w:pPr>
-      <w:r>
-        <w:t>Ví dụ</w:t>
-      </w:r>
-    </w:p>
-    <w:p>
-      <w:pPr>
-        <w:pStyle w:val="ListParagraph"/>
-        <w:pBdr>
-          <w:top w:val="single" w:sz="4" w:space="1" w:color="auto"/>
-          <w:left w:val="single" w:sz="4" w:space="4" w:color="auto"/>
-          <w:bottom w:val="single" w:sz="4" w:space="1" w:color="auto"/>
-          <w:right w:val="single" w:sz="4" w:space="4" w:color="auto"/>
-        </w:pBdr>
-        <w:ind w:left="1080"/>
-      </w:pPr>
-      <w:r>
-        <w:t>=LEFT(</w:t>
-      </w:r>
-      <w:r>
-        <w:t>"abc</w:t>
-      </w:r>
-      <w:r>
-        <w:t>defgh</w:t>
-      </w:r>
-      <w:r>
-        <w:t>"</w:t>
-      </w:r>
-      <w:r>
-        <w:t>, 3)</w:t>
-      </w:r>
-    </w:p>
-    <w:p>
-      <w:pPr>
-        <w:pStyle w:val="ListParagraph"/>
-        <w:numPr>
-          <w:ilvl w:val="0"/>
-          <w:numId w:val="2"/>
-        </w:numPr>
-      </w:pPr>
-      <w:r>
-        <w:t>Kết quả</w:t>
-      </w:r>
-    </w:p>
-    <w:p>
-      <w:pPr>
-        <w:pStyle w:val="ListParagraph"/>
-        <w:pBdr>
-          <w:top w:val="single" w:sz="4" w:space="1" w:color="auto"/>
-          <w:left w:val="single" w:sz="4" w:space="4" w:color="auto"/>
-          <w:bottom w:val="single" w:sz="4" w:space="1" w:color="auto"/>
-          <w:right w:val="single" w:sz="4" w:space="4" w:color="auto"/>
-        </w:pBdr>
-        <w:ind w:left="1080"/>
-      </w:pPr>
-      <w:r>
-        <w:t>"</w:t>
-      </w:r>
-      <w:r>
-        <w:t>abc</w:t>
-      </w:r>
-      <w:r>
-        <w:t>"</w:t>
-      </w:r>
-    </w:p>
-    <w:p>
-      <w:pPr>
-        <w:pStyle w:val="ListParagraph"/>
-        <w:numPr>
-          <w:ilvl w:val="0"/>
-          <w:numId w:val="2"/>
-        </w:numPr>
-      </w:pPr>
-      <w:r>
-        <w:t>Viết hoa đầu mỗi từ và viết thường tất cả từ còn lại</w:t>
-      </w:r>
-    </w:p>
-    <w:p>
-      <w:pPr>
-        <w:pStyle w:val="ListParagraph"/>
-        <w:pBdr>
-          <w:top w:val="single" w:sz="4" w:space="1" w:color="auto"/>
-          <w:left w:val="single" w:sz="4" w:space="4" w:color="auto"/>
-          <w:bottom w:val="single" w:sz="4" w:space="1" w:color="auto"/>
-          <w:right w:val="single" w:sz="4" w:space="4" w:color="auto"/>
-        </w:pBdr>
-        <w:ind w:left="1080"/>
-      </w:pPr>
-      <w:r>
-        <w:t>=PROPER(&lt;String&gt;)</w:t>
-      </w:r>
-    </w:p>
-    <w:p>
-      <w:pPr>
-        <w:pStyle w:val="ListParagraph"/>
-        <w:numPr>
-          <w:ilvl w:val="0"/>
-          <w:numId w:val="2"/>
-        </w:numPr>
-      </w:pPr>
-      <w:r>
-        <w:t>Ví dụ</w:t>
-      </w:r>
-    </w:p>
-    <w:p>
-      <w:pPr>
-        <w:pStyle w:val="ListParagraph"/>
-        <w:pBdr>
-          <w:top w:val="single" w:sz="4" w:space="1" w:color="auto"/>
-          <w:left w:val="single" w:sz="4" w:space="4" w:color="auto"/>
-          <w:bottom w:val="single" w:sz="4" w:space="1" w:color="auto"/>
-          <w:right w:val="single" w:sz="4" w:space="4" w:color="auto"/>
-        </w:pBdr>
-        <w:ind w:left="1080"/>
-      </w:pPr>
-      <w:r>
-        <w:t>=PROPER(</w:t>
-      </w:r>
-      <w:r>
-        <w:t>"</w:t>
-      </w:r>
-      <w:r>
-        <w:t>tôi THÍCH bÚ</w:t>
-      </w:r>
-      <w:r>
-        <w:t>"</w:t>
-      </w:r>
-      <w:r>
-        <w:t>)</w:t>
-      </w:r>
-    </w:p>
-    <w:p>
-      <w:pPr>
-        <w:pStyle w:val="ListParagraph"/>
-        <w:numPr>
-          <w:ilvl w:val="0"/>
-          <w:numId w:val="2"/>
-        </w:numPr>
-      </w:pPr>
-      <w:r>
-        <w:t>Kết quả</w:t>
-      </w:r>
-    </w:p>
-    <w:p>
-      <w:pPr>
-        <w:pStyle w:val="ListParagraph"/>
-        <w:pBdr>
-          <w:top w:val="single" w:sz="4" w:space="1" w:color="auto"/>
-          <w:left w:val="single" w:sz="4" w:space="4" w:color="auto"/>
-          <w:bottom w:val="single" w:sz="4" w:space="1" w:color="auto"/>
-          <w:right w:val="single" w:sz="4" w:space="4" w:color="auto"/>
-        </w:pBdr>
-        <w:ind w:left="1080"/>
-      </w:pPr>
-      <w:r>
-        <w:t>"</w:t>
-      </w:r>
-      <w:r>
-        <w:t>Tôi Thích Bú</w:t>
-      </w:r>
-      <w:r>
-        <w:t>"</w:t>
-      </w:r>
-    </w:p>
-    <w:p>
-      <w:pPr>
-        <w:pStyle w:val="ListParagraph"/>
-        <w:numPr>
-          <w:ilvl w:val="0"/>
-          <w:numId w:val="2"/>
-        </w:numPr>
-      </w:pPr>
-      <w:r>
-        <w:t>Trả về số kí tự của 1 String hoặc 1 số</w:t>
-      </w:r>
-    </w:p>
-    <w:p>
-      <w:pPr>
-        <w:pStyle w:val="ListParagraph"/>
-        <w:pBdr>
-          <w:top w:val="single" w:sz="4" w:space="1" w:color="auto"/>
-          <w:left w:val="single" w:sz="4" w:space="4" w:color="auto"/>
-          <w:bottom w:val="single" w:sz="4" w:space="1" w:color="auto"/>
-          <w:right w:val="single" w:sz="4" w:space="4" w:color="auto"/>
-        </w:pBdr>
-        <w:ind w:left="1080"/>
-      </w:pPr>
-      <w:r>
-        <w:t>=LEN(&lt;String Hoặc Số&gt;)</w:t>
-      </w:r>
-    </w:p>
-    <w:p>
-      <w:pPr>
-        <w:pStyle w:val="ListParagraph"/>
-        <w:numPr>
-          <w:ilvl w:val="0"/>
-          <w:numId w:val="2"/>
-        </w:numPr>
-      </w:pPr>
-    </w:p>
-    <w:p>
-      <w:pPr>
-        <w:pStyle w:val="ListParagraph"/>
-        <w:numPr>
-          <w:ilvl w:val="0"/>
-          <w:numId w:val="5"/>
-        </w:numPr>
-      </w:pPr>
-      <w:r>
-        <w:t>Tính Toán Cơ Bản?</w:t>
-      </w:r>
-    </w:p>
-    <w:p>
-      <w:pPr>
-        <w:pStyle w:val="ListParagraph"/>
-        <w:numPr>
-          <w:ilvl w:val="0"/>
-          <w:numId w:val="2"/>
-        </w:numPr>
-      </w:pPr>
-      <w:r>
-        <w:t>Cho cột hoặc hàng A và cột hoặc hàng B tương ứng với nhau, tính tổng các ô trong B sao cho các ô tương ứng trong A thỏa mãn 1 điều kiện nào đó</w:t>
-      </w:r>
-    </w:p>
-    <w:p>
-      <w:pPr>
-        <w:pStyle w:val="ListParagraph"/>
-        <w:pBdr>
-          <w:top w:val="single" w:sz="4" w:space="1" w:color="auto"/>
-          <w:left w:val="single" w:sz="4" w:space="4" w:color="auto"/>
-          <w:bottom w:val="single" w:sz="4" w:space="1" w:color="auto"/>
-          <w:right w:val="single" w:sz="4" w:space="4" w:color="auto"/>
-        </w:pBdr>
-        <w:ind w:left="1080"/>
-      </w:pPr>
-      <w:r>
-        <w:t>=SUMIF(&lt;A&gt;, &lt;Điều Kiện&gt;, &lt;B&gt;)</w:t>
-      </w:r>
-    </w:p>
-    <w:p>
-      <w:pPr>
-        <w:pStyle w:val="ListParagraph"/>
-        <w:numPr>
-          <w:ilvl w:val="0"/>
-          <w:numId w:val="2"/>
-        </w:numPr>
-      </w:pPr>
-      <w:r>
-        <w:t>Ví dụ</w:t>
-      </w:r>
-    </w:p>
-    <w:p>
-      <w:pPr>
-        <w:pStyle w:val="ListParagraph"/>
-        <w:pBdr>
-          <w:top w:val="single" w:sz="4" w:space="1" w:color="auto"/>
-          <w:left w:val="single" w:sz="4" w:space="4" w:color="auto"/>
-          <w:bottom w:val="single" w:sz="4" w:space="1" w:color="auto"/>
-          <w:right w:val="single" w:sz="4" w:space="4" w:color="auto"/>
-        </w:pBdr>
-        <w:ind w:left="1080"/>
-      </w:pPr>
-      <w:r>
-        <w:t xml:space="preserve">=SUMIF(A1:A5, </w:t>
-      </w:r>
-      <w:r>
-        <w:t>"</w:t>
-      </w:r>
-      <w:r>
-        <w:t>&gt;7</w:t>
-      </w:r>
-      <w:r>
-        <w:t>"</w:t>
-      </w:r>
-      <w:r>
-        <w:t>, C1:C5)</w:t>
-      </w:r>
-    </w:p>
-    <w:p>
-      <w:pPr>
-        <w:pStyle w:val="ListParagraph"/>
-        <w:numPr>
-          <w:ilvl w:val="0"/>
-          <w:numId w:val="2"/>
-        </w:numPr>
-      </w:pPr>
-      <w:r>
-        <w:t>Làm tròn số sao cho kết quả có đúng K chữ số sau dấu chấm</w:t>
-      </w:r>
-    </w:p>
-    <w:p>
-      <w:pPr>
-        <w:pStyle w:val="ListParagraph"/>
-        <w:pBdr>
-          <w:top w:val="single" w:sz="4" w:space="1" w:color="auto"/>
-          <w:left w:val="single" w:sz="4" w:space="4" w:color="auto"/>
-          <w:bottom w:val="single" w:sz="4" w:space="1" w:color="auto"/>
-          <w:right w:val="single" w:sz="4" w:space="4" w:color="auto"/>
-        </w:pBdr>
-        <w:ind w:left="1080"/>
-      </w:pPr>
-      <w:r>
-        <w:t>=ROUND(&lt;Số&gt;, &lt;K&gt;)</w:t>
-      </w:r>
-    </w:p>
-    <w:p>
-      <w:pPr>
-        <w:pStyle w:val="ListParagraph"/>
-        <w:numPr>
-          <w:ilvl w:val="0"/>
-          <w:numId w:val="2"/>
-        </w:numPr>
-      </w:pPr>
-      <w:r>
-        <w:t>Ví dụ</w:t>
-      </w:r>
-    </w:p>
-    <w:p>
-      <w:pPr>
-        <w:pStyle w:val="ListParagraph"/>
-        <w:pBdr>
-          <w:top w:val="single" w:sz="4" w:space="1" w:color="auto"/>
-          <w:left w:val="single" w:sz="4" w:space="4" w:color="auto"/>
-          <w:bottom w:val="single" w:sz="4" w:space="1" w:color="auto"/>
-          <w:right w:val="single" w:sz="4" w:space="4" w:color="auto"/>
-        </w:pBdr>
-        <w:ind w:left="1080"/>
-      </w:pPr>
-      <w:r>
-        <w:t>=ROUND(7.54123, 3)</w:t>
-      </w:r>
-    </w:p>
-    <w:p>
-      <w:pPr>
-        <w:pStyle w:val="ListParagraph"/>
-        <w:numPr>
-          <w:ilvl w:val="0"/>
-          <w:numId w:val="2"/>
-        </w:numPr>
-      </w:pPr>
-      <w:r>
-        <w:lastRenderedPageBreak/>
-        <w:t>Kết quả</w:t>
-      </w:r>
-    </w:p>
-    <w:p>
-      <w:pPr>
-        <w:pStyle w:val="ListParagraph"/>
-        <w:pBdr>
-          <w:top w:val="single" w:sz="4" w:space="1" w:color="auto"/>
-          <w:left w:val="single" w:sz="4" w:space="4" w:color="auto"/>
-          <w:bottom w:val="single" w:sz="4" w:space="1" w:color="auto"/>
-          <w:right w:val="single" w:sz="4" w:space="4" w:color="auto"/>
-        </w:pBdr>
-        <w:ind w:left="1080"/>
-      </w:pPr>
-      <w:r>
-        <w:t>7.541</w:t>
-      </w:r>
-    </w:p>
-    <w:p>
-      <w:pPr>
-        <w:pStyle w:val="ListParagraph"/>
-        <w:numPr>
-          <w:ilvl w:val="0"/>
-          <w:numId w:val="2"/>
-        </w:numPr>
-      </w:pPr>
+        <w:t>Sắp Xếp?</w:t>
+      </w:r>
+    </w:p>
+    <w:p>
+      <w:pPr>
+        <w:pStyle w:val="ListParagraph"/>
+        <w:numPr>
+          <w:ilvl w:val="0"/>
+          <w:numId w:val="2"/>
+        </w:numPr>
+      </w:pPr>
+      <w:r>
+        <w:t>Chọn 1 mảng ô, sắp xếp các cột trong mảng ô này theo thứ tự tăng dần hoặc giảm dần 1 cách độc lập</w:t>
+      </w:r>
+    </w:p>
+    <w:p>
+      <w:pPr>
+        <w:pStyle w:val="ListParagraph"/>
+        <w:numPr>
+          <w:ilvl w:val="0"/>
+          <w:numId w:val="2"/>
+        </w:numPr>
+      </w:pPr>
+      <w:r>
+        <w:t>Vào Tab “Data” + tại mục “Sort &amp; Filter” + Click biểu tượng từ A tới Z hoặc từ Z tới A</w:t>
+      </w:r>
     </w:p>
     <w:sectPr>
       <w:pgSz w:w="12240" w:h="15840"/>

--- a/office.docx
+++ b/office.docx
@@ -42,7 +42,7 @@
           <w:numId w:val="2"/>
         </w:numPr>
       </w:pPr>
-      <w:hyperlink r:id="rId5" w:history="1">
+      <w:hyperlink r:id="rId6" w:history="1">
         <w:r>
           <w:rPr>
             <w:rStyle w:val="Hyperlink"/>
@@ -2517,6 +2517,786 @@
         <w:t>Vào Tab “Data” + tại mục “Sort &amp; Filter” + Click biểu tượng từ A tới Z hoặc từ Z tới A</w:t>
       </w:r>
     </w:p>
+    <w:p/>
+    <w:p>
+      <w:r>
+        <w:t>Power Point:</w:t>
+      </w:r>
+    </w:p>
+    <w:p>
+      <w:pPr>
+        <w:pStyle w:val="ListParagraph"/>
+        <w:numPr>
+          <w:ilvl w:val="0"/>
+          <w:numId w:val="6"/>
+        </w:numPr>
+      </w:pPr>
+      <w:r>
+        <w:t xml:space="preserve">Trình </w:t>
+      </w:r>
+      <w:r>
+        <w:t>Chiếu?</w:t>
+      </w:r>
+    </w:p>
+    <w:p>
+      <w:pPr>
+        <w:pStyle w:val="ListParagraph"/>
+        <w:numPr>
+          <w:ilvl w:val="0"/>
+          <w:numId w:val="2"/>
+        </w:numPr>
+      </w:pPr>
+      <w:r>
+        <w:t>Bắt đầu trình chiếu</w:t>
+      </w:r>
+      <w:r>
+        <w:t xml:space="preserve"> từ Slide 1</w:t>
+      </w:r>
+    </w:p>
+    <w:p>
+      <w:pPr>
+        <w:pStyle w:val="ListParagraph"/>
+        <w:numPr>
+          <w:ilvl w:val="0"/>
+          <w:numId w:val="2"/>
+        </w:numPr>
+      </w:pPr>
+      <w:r>
+        <w:t>“F5” = Click biểu tượng “Slide Show” gần góc phải dưới</w:t>
+      </w:r>
+    </w:p>
+    <w:p>
+      <w:pPr>
+        <w:pStyle w:val="ListParagraph"/>
+        <w:numPr>
+          <w:ilvl w:val="0"/>
+          <w:numId w:val="2"/>
+        </w:numPr>
+      </w:pPr>
+      <w:r>
+        <w:t>Sang Slide tiếp theo</w:t>
+      </w:r>
+      <w:r>
+        <w:t xml:space="preserve"> hoặc hoạt ảnh tiếp theo</w:t>
+      </w:r>
+      <w:r>
+        <w:t xml:space="preserve"> = vào Tab “Slide Show” + tại mục </w:t>
+      </w:r>
+    </w:p>
+    <w:p>
+      <w:pPr>
+        <w:pStyle w:val="ListParagraph"/>
+        <w:ind w:left="1080"/>
+      </w:pPr>
+      <w:r>
+        <w:t>“Start Slide Show” + Click biểu tượng “From Beginning”</w:t>
+      </w:r>
+    </w:p>
+    <w:p>
+      <w:pPr>
+        <w:pStyle w:val="ListParagraph"/>
+        <w:numPr>
+          <w:ilvl w:val="0"/>
+          <w:numId w:val="2"/>
+        </w:numPr>
+      </w:pPr>
+      <w:r>
+        <w:t>Click trái chuột</w:t>
+      </w:r>
+    </w:p>
+    <w:p>
+      <w:pPr>
+        <w:pStyle w:val="ListParagraph"/>
+        <w:numPr>
+          <w:ilvl w:val="0"/>
+          <w:numId w:val="2"/>
+        </w:numPr>
+      </w:pPr>
+      <w:r>
+        <w:t>Kết thúc đột ngột khỏi chiếu nữa</w:t>
+      </w:r>
+    </w:p>
+    <w:p>
+      <w:pPr>
+        <w:pStyle w:val="ListParagraph"/>
+        <w:numPr>
+          <w:ilvl w:val="0"/>
+          <w:numId w:val="2"/>
+        </w:numPr>
+      </w:pPr>
+      <w:r>
+        <w:t>“Esc”</w:t>
+      </w:r>
+    </w:p>
+    <w:p>
+      <w:pPr>
+        <w:pStyle w:val="ListParagraph"/>
+        <w:numPr>
+          <w:ilvl w:val="0"/>
+          <w:numId w:val="2"/>
+        </w:numPr>
+      </w:pPr>
+      <w:r>
+        <w:t>Chỉnh sửa cách thức trình chiếu như từ Slide nào tới Slide nào, …</w:t>
+      </w:r>
+    </w:p>
+    <w:p>
+      <w:pPr>
+        <w:pStyle w:val="ListParagraph"/>
+        <w:numPr>
+          <w:ilvl w:val="0"/>
+          <w:numId w:val="2"/>
+        </w:numPr>
+      </w:pPr>
+      <w:r>
+        <w:t>Vào Tab “Slide Show” + tại mục “Set Up” + Click biểu tượng “Set Up Slide Show” + chỉnh sửa + Click “OK”</w:t>
+      </w:r>
+    </w:p>
+    <w:p>
+      <w:pPr>
+        <w:pStyle w:val="ListParagraph"/>
+        <w:numPr>
+          <w:ilvl w:val="0"/>
+          <w:numId w:val="2"/>
+        </w:numPr>
+      </w:pPr>
+      <w:r>
+        <w:t>Đổi chế độ xem sang chế độ thích hợp cho việc nhìn bao quát các Slide, sắp xếp các Slide</w:t>
+      </w:r>
+    </w:p>
+    <w:p>
+      <w:pPr>
+        <w:pStyle w:val="ListParagraph"/>
+        <w:numPr>
+          <w:ilvl w:val="0"/>
+          <w:numId w:val="2"/>
+        </w:numPr>
+      </w:pPr>
+      <w:r>
+        <w:t>Click biểu tượng “Slide Sorter” ở gần đáy màn hình</w:t>
+      </w:r>
+    </w:p>
+    <w:p>
+      <w:pPr>
+        <w:pStyle w:val="ListParagraph"/>
+        <w:numPr>
+          <w:ilvl w:val="0"/>
+          <w:numId w:val="2"/>
+        </w:numPr>
+      </w:pPr>
+      <w:r>
+        <w:t>Ẩn 1 Slide để khi trình chiếu bỏ qua nó</w:t>
+      </w:r>
+    </w:p>
+    <w:p>
+      <w:pPr>
+        <w:pStyle w:val="ListParagraph"/>
+        <w:numPr>
+          <w:ilvl w:val="0"/>
+          <w:numId w:val="2"/>
+        </w:numPr>
+      </w:pPr>
+      <w:r>
+        <w:t>Phải chuột vào Slide + chọn “Hide Slide”</w:t>
+      </w:r>
+    </w:p>
+    <w:p>
+      <w:pPr>
+        <w:pStyle w:val="ListParagraph"/>
+        <w:numPr>
+          <w:ilvl w:val="0"/>
+          <w:numId w:val="2"/>
+        </w:numPr>
+      </w:pPr>
+      <w:r>
+        <w:t xml:space="preserve">Bắt đầu trình chiếu từ Slide hiện tại nhưng không Full màn hình mà chỉ bao trọn trong cửa sổ Power Point </w:t>
+      </w:r>
+    </w:p>
+    <w:p>
+      <w:pPr>
+        <w:pStyle w:val="ListParagraph"/>
+        <w:numPr>
+          <w:ilvl w:val="0"/>
+          <w:numId w:val="2"/>
+        </w:numPr>
+      </w:pPr>
+      <w:r>
+        <w:t xml:space="preserve">Click biểu tượng </w:t>
+      </w:r>
+      <w:r>
+        <w:t>“Reading View” gần góc phải dưới</w:t>
+      </w:r>
+    </w:p>
+    <w:p>
+      <w:pPr>
+        <w:pStyle w:val="ListParagraph"/>
+        <w:numPr>
+          <w:ilvl w:val="0"/>
+          <w:numId w:val="2"/>
+        </w:numPr>
+      </w:pPr>
+      <w:r>
+        <w:t>Vẽ lên màn hình khi trình chiếu</w:t>
+      </w:r>
+    </w:p>
+    <w:p>
+      <w:pPr>
+        <w:pStyle w:val="ListParagraph"/>
+        <w:numPr>
+          <w:ilvl w:val="0"/>
+          <w:numId w:val="2"/>
+        </w:numPr>
+      </w:pPr>
+      <w:r>
+        <w:t>Di chuột gần xuống đáy màn hình + Click biểu tượng cái bút + chọn “Pen” + vẽ vời + nhấn “Esc”</w:t>
+      </w:r>
+    </w:p>
+    <w:p>
+      <w:pPr>
+        <w:pStyle w:val="ListParagraph"/>
+        <w:numPr>
+          <w:ilvl w:val="0"/>
+          <w:numId w:val="6"/>
+        </w:numPr>
+      </w:pPr>
+      <w:r>
+        <w:t>Đối Tượng Text Box?</w:t>
+      </w:r>
+    </w:p>
+    <w:p>
+      <w:pPr>
+        <w:pStyle w:val="ListParagraph"/>
+        <w:numPr>
+          <w:ilvl w:val="0"/>
+          <w:numId w:val="2"/>
+        </w:numPr>
+      </w:pPr>
+      <w:r>
+        <w:t>Chia Text Box đang chọn thành 2 cột</w:t>
+      </w:r>
+    </w:p>
+    <w:p>
+      <w:pPr>
+        <w:pStyle w:val="ListParagraph"/>
+        <w:numPr>
+          <w:ilvl w:val="0"/>
+          <w:numId w:val="2"/>
+        </w:numPr>
+      </w:pPr>
+      <w:r>
+        <w:t xml:space="preserve">Vào Tab “Home” + tại mục “Paragraph” + </w:t>
+      </w:r>
+      <w:r>
+        <w:t>Click biểu tượng “Add or Remove Columns” + chọn “Two Columns”</w:t>
+      </w:r>
+    </w:p>
+    <w:p>
+      <w:pPr>
+        <w:pStyle w:val="ListParagraph"/>
+        <w:numPr>
+          <w:ilvl w:val="0"/>
+          <w:numId w:val="6"/>
+        </w:numPr>
+      </w:pPr>
+      <w:r>
+        <w:t>Đối Tượng Smart Art?</w:t>
+      </w:r>
+    </w:p>
+    <w:p>
+      <w:pPr>
+        <w:pStyle w:val="ListParagraph"/>
+        <w:numPr>
+          <w:ilvl w:val="0"/>
+          <w:numId w:val="2"/>
+        </w:numPr>
+      </w:pPr>
+      <w:r>
+        <w:t>Thêm 1 Smart Art</w:t>
+      </w:r>
+    </w:p>
+    <w:p>
+      <w:pPr>
+        <w:pStyle w:val="ListParagraph"/>
+        <w:numPr>
+          <w:ilvl w:val="0"/>
+          <w:numId w:val="2"/>
+        </w:numPr>
+      </w:pPr>
+      <w:r>
+        <w:t>Vào Tab “Insert” + tại mục “Illustrations” + Click biểu tượng “SmartArt” + chọn cái mong muốn + Click “OK”</w:t>
+      </w:r>
+    </w:p>
+    <w:p>
+      <w:pPr>
+        <w:pStyle w:val="ListParagraph"/>
+        <w:numPr>
+          <w:ilvl w:val="0"/>
+          <w:numId w:val="2"/>
+        </w:numPr>
+      </w:pPr>
+      <w:r>
+        <w:t>Để nhanh chóng thay đổi nội dung trong Smart Art, chỉ cần nhập vào cửa sổ bên trái nó</w:t>
+      </w:r>
+    </w:p>
+    <w:p>
+      <w:pPr>
+        <w:pStyle w:val="ListParagraph"/>
+        <w:numPr>
+          <w:ilvl w:val="0"/>
+          <w:numId w:val="2"/>
+        </w:numPr>
+      </w:pPr>
+      <w:r>
+        <w:lastRenderedPageBreak/>
+        <w:t>Khi thay đổi kích thước các Shape trong Smart Art, kích cỡ chữ trong Shape tương ứng cũng sẽ tự điều chỉnh để khít</w:t>
+      </w:r>
+    </w:p>
+    <w:p>
+      <w:pPr>
+        <w:pStyle w:val="ListParagraph"/>
+        <w:numPr>
+          <w:ilvl w:val="0"/>
+          <w:numId w:val="2"/>
+        </w:numPr>
+      </w:pPr>
+      <w:r>
+        <w:t>Thêm 1 mục vào Smart Art đang chọn</w:t>
+      </w:r>
+    </w:p>
+    <w:p>
+      <w:pPr>
+        <w:pStyle w:val="ListParagraph"/>
+        <w:numPr>
+          <w:ilvl w:val="0"/>
+          <w:numId w:val="2"/>
+        </w:numPr>
+      </w:pPr>
+      <w:r>
+        <w:t>Vào Tab “SmartArt Design”  + tại mục “Create Graphic” + Click biểu tượng “Add Shape”</w:t>
+      </w:r>
+    </w:p>
+    <w:p>
+      <w:pPr>
+        <w:pStyle w:val="ListParagraph"/>
+        <w:numPr>
+          <w:ilvl w:val="0"/>
+          <w:numId w:val="6"/>
+        </w:numPr>
+      </w:pPr>
+      <w:r>
+        <w:t>Bố Cục Slide?</w:t>
+      </w:r>
+    </w:p>
+    <w:p>
+      <w:pPr>
+        <w:pStyle w:val="ListParagraph"/>
+        <w:numPr>
+          <w:ilvl w:val="0"/>
+          <w:numId w:val="2"/>
+        </w:numPr>
+      </w:pPr>
+      <w:r>
+        <w:t>Tạo Header và Footer giống nhau ở tất cả các Slide</w:t>
+      </w:r>
+    </w:p>
+    <w:p>
+      <w:pPr>
+        <w:pStyle w:val="ListParagraph"/>
+        <w:numPr>
+          <w:ilvl w:val="0"/>
+          <w:numId w:val="2"/>
+        </w:numPr>
+      </w:pPr>
+      <w:r>
+        <w:t>Vào Tab “Insert” + tại mục “Text” + Click biểu tượng “Header &amp; Footer” + tiến hành chỉnh sửa + Click “Apply to All”</w:t>
+      </w:r>
+    </w:p>
+    <w:p>
+      <w:pPr>
+        <w:pStyle w:val="ListParagraph"/>
+        <w:numPr>
+          <w:ilvl w:val="0"/>
+          <w:numId w:val="2"/>
+        </w:numPr>
+      </w:pPr>
+      <w:r>
+        <w:t>Ghi chú cho Slide hiện tại</w:t>
+      </w:r>
+    </w:p>
+    <w:p>
+      <w:pPr>
+        <w:pStyle w:val="ListParagraph"/>
+        <w:numPr>
+          <w:ilvl w:val="0"/>
+          <w:numId w:val="2"/>
+        </w:numPr>
+      </w:pPr>
+      <w:r>
+        <w:t>Click biểu tượng “Notes” gần dưới đáy màn hình để mở dòng ghi chú ở trên + tiến hành ghi chú</w:t>
+      </w:r>
+    </w:p>
+    <w:p>
+      <w:pPr>
+        <w:pStyle w:val="ListParagraph"/>
+        <w:numPr>
+          <w:ilvl w:val="0"/>
+          <w:numId w:val="2"/>
+        </w:numPr>
+      </w:pPr>
+      <w:r>
+        <w:t>Điều chỉnh hướng nằm, kích thước của tất cả Slide</w:t>
+      </w:r>
+    </w:p>
+    <w:p>
+      <w:pPr>
+        <w:pStyle w:val="ListParagraph"/>
+        <w:numPr>
+          <w:ilvl w:val="0"/>
+          <w:numId w:val="2"/>
+        </w:numPr>
+      </w:pPr>
+      <w:r>
+        <w:t>Vào Tab “Design” + tại mục “Customize” + chọn biểu tượng “Slide Size” + chọn “Custom Slide Size…” + chỉnh sửa theo ý muốn + Click “OK”</w:t>
+      </w:r>
+      <w:r>
+        <w:tab/>
+      </w:r>
+    </w:p>
+    <w:p>
+      <w:pPr>
+        <w:pStyle w:val="ListParagraph"/>
+        <w:numPr>
+          <w:ilvl w:val="0"/>
+          <w:numId w:val="2"/>
+        </w:numPr>
+      </w:pPr>
+      <w:r>
+        <w:t>Thay đổi kiểu của phần Title và Content của Slide hiện tại</w:t>
+      </w:r>
+    </w:p>
+    <w:p>
+      <w:pPr>
+        <w:pStyle w:val="ListParagraph"/>
+        <w:numPr>
+          <w:ilvl w:val="0"/>
+          <w:numId w:val="2"/>
+        </w:numPr>
+      </w:pPr>
+      <w:r>
+        <w:t>Vào Tab “Home” + tại mục “Slides” + Click biểu tượng “Layout” + chọn 1 trong 9 kiểu</w:t>
+      </w:r>
+    </w:p>
+    <w:p>
+      <w:pPr>
+        <w:pStyle w:val="ListParagraph"/>
+        <w:numPr>
+          <w:ilvl w:val="0"/>
+          <w:numId w:val="6"/>
+        </w:numPr>
+      </w:pPr>
+      <w:r>
+        <w:t>Hoạt Ảnh?</w:t>
+      </w:r>
+    </w:p>
+    <w:p>
+      <w:pPr>
+        <w:pStyle w:val="ListParagraph"/>
+        <w:numPr>
+          <w:ilvl w:val="0"/>
+          <w:numId w:val="2"/>
+        </w:numPr>
+      </w:pPr>
+      <w:r>
+        <w:t>Cấu trúc 1 hoạt ảnh gồm</w:t>
+      </w:r>
+    </w:p>
+    <w:p>
+      <w:pPr>
+        <w:pStyle w:val="ListParagraph"/>
+        <w:numPr>
+          <w:ilvl w:val="0"/>
+          <w:numId w:val="2"/>
+        </w:numPr>
+      </w:pPr>
+      <w:r>
+        <w:t>Thứ tự hoạt ảnh, điều kiện Trigger, thời gian Delay, tốc độ hoạt ảnh,</w:t>
+      </w:r>
+    </w:p>
+    <w:p>
+      <w:pPr>
+        <w:pStyle w:val="ListParagraph"/>
+        <w:numPr>
+          <w:ilvl w:val="0"/>
+          <w:numId w:val="2"/>
+        </w:numPr>
+      </w:pPr>
+      <w:r>
+        <w:t>Chọn 1 hoạt ảnh</w:t>
+      </w:r>
+    </w:p>
+    <w:p>
+      <w:pPr>
+        <w:pStyle w:val="ListParagraph"/>
+        <w:numPr>
+          <w:ilvl w:val="0"/>
+          <w:numId w:val="2"/>
+        </w:numPr>
+      </w:pPr>
+      <w:r>
+        <w:t xml:space="preserve">Vào Tab “Animations” + tại mục “Advanced Animation” + Click biểu tượng “Animation </w:t>
+      </w:r>
+      <w:r>
+        <w:br/>
+        <w:t>Pane” để hiện cửa sổ Animation bên trái + thấy các hoạt ảnh được sắp xếp theo thứ tự xảy ra + chọn hoạt ảnh muốn chỉnh sửa</w:t>
+      </w:r>
+    </w:p>
+    <w:p>
+      <w:pPr>
+        <w:pStyle w:val="ListParagraph"/>
+        <w:numPr>
+          <w:ilvl w:val="0"/>
+          <w:numId w:val="2"/>
+        </w:numPr>
+      </w:pPr>
+      <w:r>
+        <w:t>Chỉnh sửa điều kiện Trigger, thời gian Delay, tốc độ hoạt ảnh</w:t>
+      </w:r>
+    </w:p>
+    <w:p>
+      <w:pPr>
+        <w:pStyle w:val="ListParagraph"/>
+        <w:numPr>
+          <w:ilvl w:val="0"/>
+          <w:numId w:val="2"/>
+        </w:numPr>
+      </w:pPr>
+      <w:r>
+        <w:t xml:space="preserve">Chọn hoạt ảnh + vào Tab “Animations” + tại mục “Timing” + </w:t>
+      </w:r>
+      <w:r>
+        <w:t>thuộc tính “Start:” là điều kiện Trigger, “Duration:” là thời gian hoạt ảnh diễn ra, “Delay:” là khoảng thời gian chờ trước khi hoạt ảnh diễn ra</w:t>
+      </w:r>
+      <w:r>
+        <w:t xml:space="preserve"> = phải chuột vào hoạt ảnh + chọn “Timing…” + chỉnh sửa các thuộc tính, có thêm thuộc tính “Repeat:” </w:t>
+      </w:r>
+      <w:r>
+        <w:t xml:space="preserve">là </w:t>
+      </w:r>
+      <w:r>
+        <w:t>số lần lặp lại của hoạt ảnh</w:t>
+      </w:r>
+      <w:r>
+        <w:t xml:space="preserve"> + Click “OK”</w:t>
+      </w:r>
+    </w:p>
+    <w:p>
+      <w:pPr>
+        <w:pStyle w:val="ListParagraph"/>
+        <w:numPr>
+          <w:ilvl w:val="0"/>
+          <w:numId w:val="2"/>
+        </w:numPr>
+      </w:pPr>
+      <w:r>
+        <w:t>Thay đổi hướng, thêm tiếng động, … cho hoạt ảnh</w:t>
+      </w:r>
+    </w:p>
+    <w:p>
+      <w:pPr>
+        <w:pStyle w:val="ListParagraph"/>
+        <w:numPr>
+          <w:ilvl w:val="0"/>
+          <w:numId w:val="2"/>
+        </w:numPr>
+      </w:pPr>
+      <w:r>
+        <w:t xml:space="preserve">Phải chuột vào hoạt ảnh + chọn “Effect Options…” + chỉnh sửa thông số + Click “OK” </w:t>
+      </w:r>
+    </w:p>
+    <w:p>
+      <w:pPr>
+        <w:pStyle w:val="ListParagraph"/>
+        <w:numPr>
+          <w:ilvl w:val="0"/>
+          <w:numId w:val="6"/>
+        </w:numPr>
+      </w:pPr>
+      <w:r>
+        <w:t>Ảnh?</w:t>
+      </w:r>
+    </w:p>
+    <w:p>
+      <w:pPr>
+        <w:pStyle w:val="ListParagraph"/>
+        <w:numPr>
+          <w:ilvl w:val="0"/>
+          <w:numId w:val="2"/>
+        </w:numPr>
+      </w:pPr>
+      <w:r>
+        <w:t>Bạn muốn mở thêm cửa sổ Power Point mới ngay lập tức, trong đó Slide đầu tiên làm tiêu đề, các Slide sau mỗi Slide là 1 ảnh</w:t>
+      </w:r>
+    </w:p>
+    <w:p>
+      <w:pPr>
+        <w:pStyle w:val="ListParagraph"/>
+        <w:numPr>
+          <w:ilvl w:val="0"/>
+          <w:numId w:val="2"/>
+        </w:numPr>
+      </w:pPr>
+      <w:r>
+        <w:t xml:space="preserve">Vào Tab “Insert” + tại mục “Images” + Click biểu tượng “Photo Album” + chọn </w:t>
+      </w:r>
+    </w:p>
+    <w:p>
+      <w:pPr>
+        <w:pStyle w:val="ListParagraph"/>
+        <w:ind w:left="1080"/>
+      </w:pPr>
+      <w:r>
+        <w:t>“New Photo Album…” + Click nút “File/Disk…” + chọn ảnh đầu tiên + Click “Insert” + tiếp tục làm như vậy cho tới khi đủ ảnh + Click “Create”</w:t>
+      </w:r>
+    </w:p>
+    <w:p>
+      <w:pPr>
+        <w:pStyle w:val="ListParagraph"/>
+        <w:numPr>
+          <w:ilvl w:val="0"/>
+          <w:numId w:val="6"/>
+        </w:numPr>
+      </w:pPr>
+      <w:r>
+        <w:t>In?</w:t>
+      </w:r>
+    </w:p>
+    <w:p>
+      <w:pPr>
+        <w:pStyle w:val="ListParagraph"/>
+        <w:numPr>
+          <w:ilvl w:val="0"/>
+          <w:numId w:val="2"/>
+        </w:numPr>
+      </w:pPr>
+      <w:r>
+        <w:t>Mở cửa sổ in</w:t>
+      </w:r>
+    </w:p>
+    <w:p>
+      <w:pPr>
+        <w:pStyle w:val="ListParagraph"/>
+        <w:numPr>
+          <w:ilvl w:val="0"/>
+          <w:numId w:val="2"/>
+        </w:numPr>
+      </w:pPr>
+      <w:r>
+        <w:t>Vào Tab “File” + chọn “Print”</w:t>
+      </w:r>
+    </w:p>
+    <w:p>
+      <w:pPr>
+        <w:pStyle w:val="ListParagraph"/>
+        <w:numPr>
+          <w:ilvl w:val="0"/>
+          <w:numId w:val="2"/>
+        </w:numPr>
+      </w:pPr>
+      <w:r>
+        <w:t>Chỉ định Slide nào được in</w:t>
+      </w:r>
+    </w:p>
+    <w:p>
+      <w:pPr>
+        <w:pStyle w:val="ListParagraph"/>
+        <w:numPr>
+          <w:ilvl w:val="0"/>
+          <w:numId w:val="2"/>
+        </w:numPr>
+      </w:pPr>
+      <w:r>
+        <w:t xml:space="preserve">Ở cửa sổ in + tại mục “Settings” + Click cái đầu tiên + chọn “Custom Range” + nhập vào thuộc tính “Slide:” số thứ tự các Slide muốn in, ví dụ “1,2,4” + Click </w:t>
+      </w:r>
+      <w:r>
+        <w:t>nút “Print” góc trái trên ở cửa sổ in</w:t>
+      </w:r>
+    </w:p>
+    <w:p>
+      <w:pPr>
+        <w:pStyle w:val="ListParagraph"/>
+        <w:numPr>
+          <w:ilvl w:val="0"/>
+          <w:numId w:val="6"/>
+        </w:numPr>
+      </w:pPr>
+      <w:r>
+        <w:t>Âm Thanh?</w:t>
+      </w:r>
+    </w:p>
+    <w:p>
+      <w:pPr>
+        <w:pStyle w:val="ListParagraph"/>
+        <w:numPr>
+          <w:ilvl w:val="0"/>
+          <w:numId w:val="2"/>
+        </w:numPr>
+      </w:pPr>
+      <w:r>
+        <w:lastRenderedPageBreak/>
+        <w:t>Cách chèn 1 đối tượng âm thanh</w:t>
+      </w:r>
+    </w:p>
+    <w:p>
+      <w:pPr>
+        <w:pStyle w:val="ListParagraph"/>
+        <w:numPr>
+          <w:ilvl w:val="0"/>
+          <w:numId w:val="2"/>
+        </w:numPr>
+      </w:pPr>
+      <w:r>
+        <w:t xml:space="preserve">Vào Tab “Insert” + tại mục “Media” + </w:t>
+      </w:r>
+      <w:r>
+        <w:t>Click biểu tượng “Audio” + chọn “Audio on My PC…” + chọn File âm thanh + Click “Insert”</w:t>
+      </w:r>
+    </w:p>
+    <w:p>
+      <w:pPr>
+        <w:pStyle w:val="ListParagraph"/>
+        <w:numPr>
+          <w:ilvl w:val="0"/>
+          <w:numId w:val="2"/>
+        </w:numPr>
+      </w:pPr>
+      <w:r>
+        <w:t>Cơ chế bắt đầu nhạc giống hoạt ảnh</w:t>
+      </w:r>
+    </w:p>
+    <w:p>
+      <w:pPr>
+        <w:pStyle w:val="ListParagraph"/>
+        <w:numPr>
+          <w:ilvl w:val="0"/>
+          <w:numId w:val="2"/>
+        </w:numPr>
+      </w:pPr>
+      <w:r>
+        <w:t>Để đối tượng âm thanh chơi nhạc không nghỉ giữa các Slide</w:t>
+      </w:r>
+    </w:p>
+    <w:p>
+      <w:pPr>
+        <w:pStyle w:val="ListParagraph"/>
+        <w:numPr>
+          <w:ilvl w:val="0"/>
+          <w:numId w:val="2"/>
+        </w:numPr>
+      </w:pPr>
+      <w:r>
+        <w:t>Vào Tab “Playback” + tại mục “Audio Options” + Tick “Play Across Slidess”</w:t>
+      </w:r>
+    </w:p>
     <w:sectPr>
       <w:pgSz w:w="12240" w:h="15840"/>
       <w:pgMar w:top="1440" w:right="1440" w:bottom="1440" w:left="1440" w:header="720" w:footer="720" w:gutter="0"/>
@@ -2998,6 +3778,95 @@
       </w:pPr>
     </w:lvl>
   </w:abstractNum>
+  <w:abstractNum w:abstractNumId="5" w15:restartNumberingAfterBreak="0">
+    <w:nsid w:val="7BAB221B"/>
+    <w:multiLevelType w:val="hybridMultilevel"/>
+    <w:tmpl w:val="41687D3E"/>
+    <w:lvl w:ilvl="0" w:tplc="17F8C312">
+      <w:start w:val="1"/>
+      <w:numFmt w:val="decimal"/>
+      <w:lvlText w:val="%1."/>
+      <w:lvlJc w:val="left"/>
+      <w:pPr>
+        <w:ind w:left="1080" w:hanging="360"/>
+      </w:pPr>
+      <w:rPr>
+        <w:rFonts w:hint="default"/>
+      </w:rPr>
+    </w:lvl>
+    <w:lvl w:ilvl="1" w:tplc="04090019" w:tentative="1">
+      <w:start w:val="1"/>
+      <w:numFmt w:val="lowerLetter"/>
+      <w:lvlText w:val="%2."/>
+      <w:lvlJc w:val="left"/>
+      <w:pPr>
+        <w:ind w:left="1800" w:hanging="360"/>
+      </w:pPr>
+    </w:lvl>
+    <w:lvl w:ilvl="2" w:tplc="0409001B" w:tentative="1">
+      <w:start w:val="1"/>
+      <w:numFmt w:val="lowerRoman"/>
+      <w:lvlText w:val="%3."/>
+      <w:lvlJc w:val="right"/>
+      <w:pPr>
+        <w:ind w:left="2520" w:hanging="180"/>
+      </w:pPr>
+    </w:lvl>
+    <w:lvl w:ilvl="3" w:tplc="0409000F" w:tentative="1">
+      <w:start w:val="1"/>
+      <w:numFmt w:val="decimal"/>
+      <w:lvlText w:val="%4."/>
+      <w:lvlJc w:val="left"/>
+      <w:pPr>
+        <w:ind w:left="3240" w:hanging="360"/>
+      </w:pPr>
+    </w:lvl>
+    <w:lvl w:ilvl="4" w:tplc="04090019" w:tentative="1">
+      <w:start w:val="1"/>
+      <w:numFmt w:val="lowerLetter"/>
+      <w:lvlText w:val="%5."/>
+      <w:lvlJc w:val="left"/>
+      <w:pPr>
+        <w:ind w:left="3960" w:hanging="360"/>
+      </w:pPr>
+    </w:lvl>
+    <w:lvl w:ilvl="5" w:tplc="0409001B" w:tentative="1">
+      <w:start w:val="1"/>
+      <w:numFmt w:val="lowerRoman"/>
+      <w:lvlText w:val="%6."/>
+      <w:lvlJc w:val="right"/>
+      <w:pPr>
+        <w:ind w:left="4680" w:hanging="180"/>
+      </w:pPr>
+    </w:lvl>
+    <w:lvl w:ilvl="6" w:tplc="0409000F" w:tentative="1">
+      <w:start w:val="1"/>
+      <w:numFmt w:val="decimal"/>
+      <w:lvlText w:val="%7."/>
+      <w:lvlJc w:val="left"/>
+      <w:pPr>
+        <w:ind w:left="5400" w:hanging="360"/>
+      </w:pPr>
+    </w:lvl>
+    <w:lvl w:ilvl="7" w:tplc="04090019" w:tentative="1">
+      <w:start w:val="1"/>
+      <w:numFmt w:val="lowerLetter"/>
+      <w:lvlText w:val="%8."/>
+      <w:lvlJc w:val="left"/>
+      <w:pPr>
+        <w:ind w:left="6120" w:hanging="360"/>
+      </w:pPr>
+    </w:lvl>
+    <w:lvl w:ilvl="8" w:tplc="0409001B" w:tentative="1">
+      <w:start w:val="1"/>
+      <w:numFmt w:val="lowerRoman"/>
+      <w:lvlText w:val="%9."/>
+      <w:lvlJc w:val="right"/>
+      <w:pPr>
+        <w:ind w:left="6840" w:hanging="180"/>
+      </w:pPr>
+    </w:lvl>
+  </w:abstractNum>
   <w:num w:numId="1" w16cid:durableId="13002398">
     <w:abstractNumId w:val="2"/>
   </w:num>
@@ -3012,6 +3881,9 @@
   </w:num>
   <w:num w:numId="5" w16cid:durableId="762189476">
     <w:abstractNumId w:val="0"/>
+  </w:num>
+  <w:num w:numId="6" w16cid:durableId="1839614053">
+    <w:abstractNumId w:val="5"/>
   </w:num>
 </w:numbering>
 </file>
@@ -3793,4 +4665,16 @@
     </a:ext>
   </a:extLst>
 </a:theme>
+</file>
+
+<file path=customXml/item1.xml><?xml version="1.0" encoding="utf-8"?>
+<b:Sources xmlns:b="http://schemas.openxmlformats.org/officeDocument/2006/bibliography" xmlns="http://schemas.openxmlformats.org/officeDocument/2006/bibliography" SelectedStyle="\APASixthEditionOfficeOnline.xsl" StyleName="APA" Version="6"/>
+</file>
+
+<file path=customXml/itemProps1.xml><?xml version="1.0" encoding="utf-8"?>
+<ds:datastoreItem xmlns:ds="http://schemas.openxmlformats.org/officeDocument/2006/customXml" ds:itemID="{E145F3B5-B111-43C1-A6D5-7A658D6EB622}">
+  <ds:schemaRefs>
+    <ds:schemaRef ds:uri="http://schemas.openxmlformats.org/officeDocument/2006/bibliography"/>
+  </ds:schemaRefs>
+</ds:datastoreItem>
 </file>
--- a/office.docx
+++ b/office.docx
@@ -963,6 +963,42 @@
         <w:t>Vào Tab “Insert” + tại mục “Symbols” + Click biểu tượng “Symbol” + chọn “More Symbols…” + tại Tab “Symbols” + tại thuộc tính “Font:” + Chọn “Arial” + cuộn xuống 1 / 4 + chọn kí tự + Click “Insert” + đóng cửa sổ</w:t>
       </w:r>
     </w:p>
+    <w:p>
+      <w:pPr>
+        <w:pStyle w:val="ListParagraph"/>
+        <w:numPr>
+          <w:ilvl w:val="0"/>
+          <w:numId w:val="4"/>
+        </w:numPr>
+      </w:pPr>
+      <w:r>
+        <w:t>Chọn Đối Tượng?</w:t>
+      </w:r>
+    </w:p>
+    <w:p>
+      <w:pPr>
+        <w:pStyle w:val="ListParagraph"/>
+        <w:numPr>
+          <w:ilvl w:val="0"/>
+          <w:numId w:val="2"/>
+        </w:numPr>
+      </w:pPr>
+      <w:r>
+        <w:t>Hiện dãy tên các đối tượng đễ dễ Click chọn</w:t>
+      </w:r>
+    </w:p>
+    <w:p>
+      <w:pPr>
+        <w:pStyle w:val="ListParagraph"/>
+        <w:numPr>
+          <w:ilvl w:val="0"/>
+          <w:numId w:val="2"/>
+        </w:numPr>
+      </w:pPr>
+      <w:r>
+        <w:t>Vào Tab “Home” + tại mục “Editing” + Click biểu tượng “Select” + chọn “Selection Pane…” + có cửa sổ bên phải hiện dãy tên các đối tượng như Shape, Text Box, …, Click vào để chọn, nhấn giữ “Ctrl” để chọn nhiều cái</w:t>
+      </w:r>
+    </w:p>
     <w:p/>
     <w:p>
       <w:r>
@@ -1218,6 +1254,7 @@
         </w:numPr>
       </w:pPr>
       <w:r>
+        <w:lastRenderedPageBreak/>
         <w:t>Các số hạng không tính được với nhau</w:t>
       </w:r>
     </w:p>
@@ -1281,7 +1318,6 @@
         <w:ind w:left="1080"/>
       </w:pPr>
       <w:r>
-        <w:lastRenderedPageBreak/>
         <w:t>&lt;Cột&gt;&lt;Hàng&gt;</w:t>
       </w:r>
     </w:p>
@@ -1765,6 +1801,7 @@
         </w:numPr>
       </w:pPr>
       <w:r>
+        <w:lastRenderedPageBreak/>
         <w:t>Ví dụ</w:t>
       </w:r>
     </w:p>
@@ -1831,7 +1868,6 @@
         </w:numPr>
       </w:pPr>
       <w:r>
-        <w:lastRenderedPageBreak/>
         <w:t>Đếm số giá trị</w:t>
       </w:r>
     </w:p>
@@ -2342,6 +2378,7 @@
         </w:numPr>
       </w:pPr>
       <w:r>
+        <w:lastRenderedPageBreak/>
         <w:t>Cho cột hoặc hàng A và cột hoặc hàng B tương ứng với nhau, tính tổng các ô trong B sao cho các ô tương ứng trong A thỏa mãn 1 điều kiện nào đó</w:t>
       </w:r>
     </w:p>
@@ -2408,7 +2445,6 @@
         </w:numPr>
       </w:pPr>
       <w:r>
-        <w:lastRenderedPageBreak/>
         <w:t>Làm tròn số sao cho kết quả có đúng K chữ số sau dấu chấm</w:t>
       </w:r>
     </w:p>
@@ -2799,6 +2835,7 @@
         </w:numPr>
       </w:pPr>
       <w:r>
+        <w:lastRenderedPageBreak/>
         <w:t>Đối Tượng Smart Art?</w:t>
       </w:r>
     </w:p>
@@ -2847,7 +2884,6 @@
         </w:numPr>
       </w:pPr>
       <w:r>
-        <w:lastRenderedPageBreak/>
         <w:t>Khi thay đổi kích thước các Shape trong Smart Art, kích cỡ chữ trong Shape tương ứng cũng sẽ tự điều chỉnh để khít</w:t>
       </w:r>
     </w:p>
@@ -3203,6 +3239,7 @@
         </w:numPr>
       </w:pPr>
       <w:r>
+        <w:lastRenderedPageBreak/>
         <w:t>Chỉ định Slide nào được in</w:t>
       </w:r>
     </w:p>
@@ -3215,10 +3252,7 @@
         </w:numPr>
       </w:pPr>
       <w:r>
-        <w:t xml:space="preserve">Ở cửa sổ in + tại mục “Settings” + Click cái đầu tiên + chọn “Custom Range” + nhập vào thuộc tính “Slide:” số thứ tự các Slide muốn in, ví dụ “1,2,4” + Click </w:t>
-      </w:r>
-      <w:r>
-        <w:t>nút “Print” góc trái trên ở cửa sổ in</w:t>
+        <w:t>Ở cửa sổ in + tại mục “Settings” + Click cái đầu tiên + chọn “Custom Range” + nhập vào thuộc tính “Slide:” số thứ tự các Slide muốn in, ví dụ “1,2,4” + Click nút “Print” góc trái trên ở cửa sổ in</w:t>
       </w:r>
     </w:p>
     <w:p>
@@ -3242,7 +3276,6 @@
         </w:numPr>
       </w:pPr>
       <w:r>
-        <w:lastRenderedPageBreak/>
         <w:t>Cách chèn 1 đối tượng âm thanh</w:t>
       </w:r>
     </w:p>

--- a/office.docx
+++ b/office.docx
@@ -968,6 +968,30 @@
         <w:pStyle w:val="ListParagraph"/>
         <w:numPr>
           <w:ilvl w:val="0"/>
+          <w:numId w:val="2"/>
+        </w:numPr>
+      </w:pPr>
+      <w:r>
+        <w:t>Chèn dấu so sánh</w:t>
+      </w:r>
+    </w:p>
+    <w:p>
+      <w:pPr>
+        <w:pStyle w:val="ListParagraph"/>
+        <w:numPr>
+          <w:ilvl w:val="0"/>
+          <w:numId w:val="2"/>
+        </w:numPr>
+      </w:pPr>
+      <w:r>
+        <w:t>Tương tự như trên, nhưng cuộn xuống  3 / 4</w:t>
+      </w:r>
+    </w:p>
+    <w:p>
+      <w:pPr>
+        <w:pStyle w:val="ListParagraph"/>
+        <w:numPr>
+          <w:ilvl w:val="0"/>
           <w:numId w:val="4"/>
         </w:numPr>
       </w:pPr>
@@ -997,6 +1021,54 @@
       </w:pPr>
       <w:r>
         <w:t>Vào Tab “Home” + tại mục “Editing” + Click biểu tượng “Select” + chọn “Selection Pane…” + có cửa sổ bên phải hiện dãy tên các đối tượng như Shape, Text Box, …, Click vào để chọn, nhấn giữ “Ctrl” để chọn nhiều cái</w:t>
+      </w:r>
+    </w:p>
+    <w:p>
+      <w:pPr>
+        <w:pStyle w:val="ListParagraph"/>
+        <w:numPr>
+          <w:ilvl w:val="0"/>
+          <w:numId w:val="4"/>
+        </w:numPr>
+      </w:pPr>
+      <w:r>
+        <w:t>Tìm Kiếm?</w:t>
+      </w:r>
+    </w:p>
+    <w:p>
+      <w:pPr>
+        <w:pStyle w:val="ListParagraph"/>
+        <w:numPr>
+          <w:ilvl w:val="0"/>
+          <w:numId w:val="2"/>
+        </w:numPr>
+      </w:pPr>
+      <w:r>
+        <w:t>Cách dùng Regex để tìm kiếm</w:t>
+      </w:r>
+    </w:p>
+    <w:p>
+      <w:pPr>
+        <w:pStyle w:val="ListParagraph"/>
+        <w:numPr>
+          <w:ilvl w:val="0"/>
+          <w:numId w:val="2"/>
+        </w:numPr>
+      </w:pPr>
+      <w:r>
+        <w:t>Tại cửa sổ tìm kiếm + Tick “Use wildcards” + bây giờ bạn có thể tìm kiếm = biểu thức Regex</w:t>
+      </w:r>
+    </w:p>
+    <w:p>
+      <w:pPr>
+        <w:pStyle w:val="ListParagraph"/>
+        <w:numPr>
+          <w:ilvl w:val="0"/>
+          <w:numId w:val="2"/>
+        </w:numPr>
+      </w:pPr>
+      <w:r>
+        <w:t>Để xem hướng dẫn, tại cửa sổ tìm kiếm + Click “Special”</w:t>
       </w:r>
     </w:p>
     <w:p/>
@@ -1188,6 +1260,7 @@
         <w:ind w:left="1080"/>
       </w:pPr>
       <w:r>
+        <w:lastRenderedPageBreak/>
         <w:t>#NAME?</w:t>
       </w:r>
     </w:p>
@@ -1254,7 +1327,6 @@
         </w:numPr>
       </w:pPr>
       <w:r>
-        <w:lastRenderedPageBreak/>
         <w:t>Các số hạng không tính được với nhau</w:t>
       </w:r>
     </w:p>
@@ -1735,6 +1807,7 @@
         <w:ind w:left="1080"/>
       </w:pPr>
       <w:r>
+        <w:lastRenderedPageBreak/>
         <w:t>=DATE(2005, 12, 26)</w:t>
       </w:r>
     </w:p>
@@ -1801,7 +1874,6 @@
         </w:numPr>
       </w:pPr>
       <w:r>
-        <w:lastRenderedPageBreak/>
         <w:t>Ví dụ</w:t>
       </w:r>
     </w:p>
@@ -2312,6 +2384,7 @@
         <w:ind w:left="1080"/>
       </w:pPr>
       <w:r>
+        <w:lastRenderedPageBreak/>
         <w:t>"</w:t>
       </w:r>
       <w:r>
@@ -2378,7 +2451,6 @@
         </w:numPr>
       </w:pPr>
       <w:r>
-        <w:lastRenderedPageBreak/>
         <w:t>Cho cột hoặc hàng A và cột hoặc hàng B tương ứng với nhau, tính tổng các ô trong B sao cho các ô tương ứng trong A thỏa mãn 1 điều kiện nào đó</w:t>
       </w:r>
     </w:p>
@@ -2556,6 +2628,65 @@
     <w:p/>
     <w:p>
       <w:r>
+        <w:t>PDF:</w:t>
+      </w:r>
+    </w:p>
+    <w:p>
+      <w:pPr>
+        <w:pStyle w:val="ListParagraph"/>
+        <w:numPr>
+          <w:ilvl w:val="0"/>
+          <w:numId w:val="7"/>
+        </w:numPr>
+      </w:pPr>
+      <w:r>
+        <w:t>Cách Chỉnh Sửa PDF Online?</w:t>
+      </w:r>
+    </w:p>
+    <w:p>
+      <w:pPr>
+        <w:pStyle w:val="ListParagraph"/>
+        <w:numPr>
+          <w:ilvl w:val="0"/>
+          <w:numId w:val="2"/>
+        </w:numPr>
+      </w:pPr>
+      <w:r>
+        <w:t>Vào Link</w:t>
+      </w:r>
+    </w:p>
+    <w:p>
+      <w:pPr>
+        <w:pStyle w:val="ListParagraph"/>
+        <w:numPr>
+          <w:ilvl w:val="0"/>
+          <w:numId w:val="2"/>
+        </w:numPr>
+      </w:pPr>
+      <w:hyperlink r:id="rId7" w:history="1">
+        <w:r>
+          <w:rPr>
+            <w:rStyle w:val="Hyperlink"/>
+          </w:rPr>
+          <w:t>https://www.pdf2go.com/edit-pdf</w:t>
+        </w:r>
+      </w:hyperlink>
+    </w:p>
+    <w:p>
+      <w:pPr>
+        <w:pStyle w:val="ListParagraph"/>
+        <w:numPr>
+          <w:ilvl w:val="0"/>
+          <w:numId w:val="2"/>
+        </w:numPr>
+      </w:pPr>
+      <w:r>
+        <w:t>Click “Choose File” + chọn File PDF mong muốn chỉnh sửa + Click “Open” + tiến hành chỉnh sửa + Click “Save as” + Click “SAVE” + chờ lâu vãi + Click “Download” + chờ nó tải File về máy</w:t>
+      </w:r>
+    </w:p>
+    <w:p/>
+    <w:p>
+      <w:r>
         <w:t>Power Point:</w:t>
       </w:r>
     </w:p>
@@ -2697,6 +2828,7 @@
         </w:numPr>
       </w:pPr>
       <w:r>
+        <w:lastRenderedPageBreak/>
         <w:t>Đổi chế độ xem sang chế độ thích hợp cho việc nhìn bao quát các Slide, sắp xếp các Slide</w:t>
       </w:r>
     </w:p>
@@ -2835,7 +2967,6 @@
         </w:numPr>
       </w:pPr>
       <w:r>
-        <w:lastRenderedPageBreak/>
         <w:t>Đối Tượng Smart Art?</w:t>
       </w:r>
     </w:p>
@@ -3107,6 +3238,7 @@
         </w:numPr>
       </w:pPr>
       <w:r>
+        <w:lastRenderedPageBreak/>
         <w:t xml:space="preserve">Chọn hoạt ảnh + vào Tab “Animations” + tại mục “Timing” + </w:t>
       </w:r>
       <w:r>
@@ -3239,7 +3371,6 @@
         </w:numPr>
       </w:pPr>
       <w:r>
-        <w:lastRenderedPageBreak/>
         <w:t>Chỉ định Slide nào được in</w:t>
       </w:r>
     </w:p>
@@ -3812,6 +3943,95 @@
     </w:lvl>
   </w:abstractNum>
   <w:abstractNum w:abstractNumId="5" w15:restartNumberingAfterBreak="0">
+    <w:nsid w:val="65F40913"/>
+    <w:multiLevelType w:val="hybridMultilevel"/>
+    <w:tmpl w:val="317A8B24"/>
+    <w:lvl w:ilvl="0" w:tplc="30FE0D9A">
+      <w:start w:val="1"/>
+      <w:numFmt w:val="decimal"/>
+      <w:lvlText w:val="%1."/>
+      <w:lvlJc w:val="left"/>
+      <w:pPr>
+        <w:ind w:left="1080" w:hanging="360"/>
+      </w:pPr>
+      <w:rPr>
+        <w:rFonts w:hint="default"/>
+      </w:rPr>
+    </w:lvl>
+    <w:lvl w:ilvl="1" w:tplc="04090019" w:tentative="1">
+      <w:start w:val="1"/>
+      <w:numFmt w:val="lowerLetter"/>
+      <w:lvlText w:val="%2."/>
+      <w:lvlJc w:val="left"/>
+      <w:pPr>
+        <w:ind w:left="1800" w:hanging="360"/>
+      </w:pPr>
+    </w:lvl>
+    <w:lvl w:ilvl="2" w:tplc="0409001B" w:tentative="1">
+      <w:start w:val="1"/>
+      <w:numFmt w:val="lowerRoman"/>
+      <w:lvlText w:val="%3."/>
+      <w:lvlJc w:val="right"/>
+      <w:pPr>
+        <w:ind w:left="2520" w:hanging="180"/>
+      </w:pPr>
+    </w:lvl>
+    <w:lvl w:ilvl="3" w:tplc="0409000F" w:tentative="1">
+      <w:start w:val="1"/>
+      <w:numFmt w:val="decimal"/>
+      <w:lvlText w:val="%4."/>
+      <w:lvlJc w:val="left"/>
+      <w:pPr>
+        <w:ind w:left="3240" w:hanging="360"/>
+      </w:pPr>
+    </w:lvl>
+    <w:lvl w:ilvl="4" w:tplc="04090019" w:tentative="1">
+      <w:start w:val="1"/>
+      <w:numFmt w:val="lowerLetter"/>
+      <w:lvlText w:val="%5."/>
+      <w:lvlJc w:val="left"/>
+      <w:pPr>
+        <w:ind w:left="3960" w:hanging="360"/>
+      </w:pPr>
+    </w:lvl>
+    <w:lvl w:ilvl="5" w:tplc="0409001B" w:tentative="1">
+      <w:start w:val="1"/>
+      <w:numFmt w:val="lowerRoman"/>
+      <w:lvlText w:val="%6."/>
+      <w:lvlJc w:val="right"/>
+      <w:pPr>
+        <w:ind w:left="4680" w:hanging="180"/>
+      </w:pPr>
+    </w:lvl>
+    <w:lvl w:ilvl="6" w:tplc="0409000F" w:tentative="1">
+      <w:start w:val="1"/>
+      <w:numFmt w:val="decimal"/>
+      <w:lvlText w:val="%7."/>
+      <w:lvlJc w:val="left"/>
+      <w:pPr>
+        <w:ind w:left="5400" w:hanging="360"/>
+      </w:pPr>
+    </w:lvl>
+    <w:lvl w:ilvl="7" w:tplc="04090019" w:tentative="1">
+      <w:start w:val="1"/>
+      <w:numFmt w:val="lowerLetter"/>
+      <w:lvlText w:val="%8."/>
+      <w:lvlJc w:val="left"/>
+      <w:pPr>
+        <w:ind w:left="6120" w:hanging="360"/>
+      </w:pPr>
+    </w:lvl>
+    <w:lvl w:ilvl="8" w:tplc="0409001B" w:tentative="1">
+      <w:start w:val="1"/>
+      <w:numFmt w:val="lowerRoman"/>
+      <w:lvlText w:val="%9."/>
+      <w:lvlJc w:val="right"/>
+      <w:pPr>
+        <w:ind w:left="6840" w:hanging="180"/>
+      </w:pPr>
+    </w:lvl>
+  </w:abstractNum>
+  <w:abstractNum w:abstractNumId="6" w15:restartNumberingAfterBreak="0">
     <w:nsid w:val="7BAB221B"/>
     <w:multiLevelType w:val="hybridMultilevel"/>
     <w:tmpl w:val="41687D3E"/>
@@ -3916,6 +4136,9 @@
     <w:abstractNumId w:val="0"/>
   </w:num>
   <w:num w:numId="6" w16cid:durableId="1839614053">
+    <w:abstractNumId w:val="6"/>
+  </w:num>
+  <w:num w:numId="7" w16cid:durableId="1790395383">
     <w:abstractNumId w:val="5"/>
   </w:num>
 </w:numbering>

--- a/office.docx
+++ b/office.docx
@@ -2625,6 +2625,30 @@
         <w:t>Vào Tab “Data” + tại mục “Sort &amp; Filter” + Click biểu tượng từ A tới Z hoặc từ Z tới A</w:t>
       </w:r>
     </w:p>
+    <w:p>
+      <w:pPr>
+        <w:pStyle w:val="ListParagraph"/>
+        <w:numPr>
+          <w:ilvl w:val="0"/>
+          <w:numId w:val="5"/>
+        </w:numPr>
+      </w:pPr>
+      <w:r>
+        <w:t>Chuyển Vị 1 Mảng Ô?</w:t>
+      </w:r>
+    </w:p>
+    <w:p>
+      <w:pPr>
+        <w:pStyle w:val="ListParagraph"/>
+        <w:numPr>
+          <w:ilvl w:val="0"/>
+          <w:numId w:val="2"/>
+        </w:numPr>
+      </w:pPr>
+      <w:r>
+        <w:t>Copy mảng ô + chọn vào ô bất kì + phải chuột + tại mục “Paste Option” + Click biểu tượng “Transpose”</w:t>
+      </w:r>
+    </w:p>
     <w:p/>
     <w:p>
       <w:r>
@@ -2804,6 +2828,7 @@
         </w:numPr>
       </w:pPr>
       <w:r>
+        <w:lastRenderedPageBreak/>
         <w:t>Chỉnh sửa cách thức trình chiếu như từ Slide nào tới Slide nào, …</w:t>
       </w:r>
     </w:p>
@@ -2828,388 +2853,388 @@
         </w:numPr>
       </w:pPr>
       <w:r>
+        <w:t>Đổi chế độ xem sang chế độ thích hợp cho việc nhìn bao quát các Slide, sắp xếp các Slide</w:t>
+      </w:r>
+    </w:p>
+    <w:p>
+      <w:pPr>
+        <w:pStyle w:val="ListParagraph"/>
+        <w:numPr>
+          <w:ilvl w:val="0"/>
+          <w:numId w:val="2"/>
+        </w:numPr>
+      </w:pPr>
+      <w:r>
+        <w:t>Click biểu tượng “Slide Sorter” ở gần đáy màn hình</w:t>
+      </w:r>
+    </w:p>
+    <w:p>
+      <w:pPr>
+        <w:pStyle w:val="ListParagraph"/>
+        <w:numPr>
+          <w:ilvl w:val="0"/>
+          <w:numId w:val="2"/>
+        </w:numPr>
+      </w:pPr>
+      <w:r>
+        <w:t>Ẩn 1 Slide để khi trình chiếu bỏ qua nó</w:t>
+      </w:r>
+    </w:p>
+    <w:p>
+      <w:pPr>
+        <w:pStyle w:val="ListParagraph"/>
+        <w:numPr>
+          <w:ilvl w:val="0"/>
+          <w:numId w:val="2"/>
+        </w:numPr>
+      </w:pPr>
+      <w:r>
+        <w:t>Phải chuột vào Slide + chọn “Hide Slide”</w:t>
+      </w:r>
+    </w:p>
+    <w:p>
+      <w:pPr>
+        <w:pStyle w:val="ListParagraph"/>
+        <w:numPr>
+          <w:ilvl w:val="0"/>
+          <w:numId w:val="2"/>
+        </w:numPr>
+      </w:pPr>
+      <w:r>
+        <w:t xml:space="preserve">Bắt đầu trình chiếu từ Slide hiện tại nhưng không Full màn hình mà chỉ bao trọn trong cửa sổ Power Point </w:t>
+      </w:r>
+    </w:p>
+    <w:p>
+      <w:pPr>
+        <w:pStyle w:val="ListParagraph"/>
+        <w:numPr>
+          <w:ilvl w:val="0"/>
+          <w:numId w:val="2"/>
+        </w:numPr>
+      </w:pPr>
+      <w:r>
+        <w:t xml:space="preserve">Click biểu tượng </w:t>
+      </w:r>
+      <w:r>
+        <w:t>“Reading View” gần góc phải dưới</w:t>
+      </w:r>
+    </w:p>
+    <w:p>
+      <w:pPr>
+        <w:pStyle w:val="ListParagraph"/>
+        <w:numPr>
+          <w:ilvl w:val="0"/>
+          <w:numId w:val="2"/>
+        </w:numPr>
+      </w:pPr>
+      <w:r>
+        <w:t>Vẽ lên màn hình khi trình chiếu</w:t>
+      </w:r>
+    </w:p>
+    <w:p>
+      <w:pPr>
+        <w:pStyle w:val="ListParagraph"/>
+        <w:numPr>
+          <w:ilvl w:val="0"/>
+          <w:numId w:val="2"/>
+        </w:numPr>
+      </w:pPr>
+      <w:r>
+        <w:t>Di chuột gần xuống đáy màn hình + Click biểu tượng cái bút + chọn “Pen” + vẽ vời + nhấn “Esc”</w:t>
+      </w:r>
+    </w:p>
+    <w:p>
+      <w:pPr>
+        <w:pStyle w:val="ListParagraph"/>
+        <w:numPr>
+          <w:ilvl w:val="0"/>
+          <w:numId w:val="6"/>
+        </w:numPr>
+      </w:pPr>
+      <w:r>
+        <w:t>Đối Tượng Text Box?</w:t>
+      </w:r>
+    </w:p>
+    <w:p>
+      <w:pPr>
+        <w:pStyle w:val="ListParagraph"/>
+        <w:numPr>
+          <w:ilvl w:val="0"/>
+          <w:numId w:val="2"/>
+        </w:numPr>
+      </w:pPr>
+      <w:r>
+        <w:t>Chia Text Box đang chọn thành 2 cột</w:t>
+      </w:r>
+    </w:p>
+    <w:p>
+      <w:pPr>
+        <w:pStyle w:val="ListParagraph"/>
+        <w:numPr>
+          <w:ilvl w:val="0"/>
+          <w:numId w:val="2"/>
+        </w:numPr>
+      </w:pPr>
+      <w:r>
+        <w:t xml:space="preserve">Vào Tab “Home” + tại mục “Paragraph” + </w:t>
+      </w:r>
+      <w:r>
+        <w:t>Click biểu tượng “Add or Remove Columns” + chọn “Two Columns”</w:t>
+      </w:r>
+    </w:p>
+    <w:p>
+      <w:pPr>
+        <w:pStyle w:val="ListParagraph"/>
+        <w:numPr>
+          <w:ilvl w:val="0"/>
+          <w:numId w:val="6"/>
+        </w:numPr>
+      </w:pPr>
+      <w:r>
+        <w:t>Đối Tượng Smart Art?</w:t>
+      </w:r>
+    </w:p>
+    <w:p>
+      <w:pPr>
+        <w:pStyle w:val="ListParagraph"/>
+        <w:numPr>
+          <w:ilvl w:val="0"/>
+          <w:numId w:val="2"/>
+        </w:numPr>
+      </w:pPr>
+      <w:r>
+        <w:t>Thêm 1 Smart Art</w:t>
+      </w:r>
+    </w:p>
+    <w:p>
+      <w:pPr>
+        <w:pStyle w:val="ListParagraph"/>
+        <w:numPr>
+          <w:ilvl w:val="0"/>
+          <w:numId w:val="2"/>
+        </w:numPr>
+      </w:pPr>
+      <w:r>
+        <w:t>Vào Tab “Insert” + tại mục “Illustrations” + Click biểu tượng “SmartArt” + chọn cái mong muốn + Click “OK”</w:t>
+      </w:r>
+    </w:p>
+    <w:p>
+      <w:pPr>
+        <w:pStyle w:val="ListParagraph"/>
+        <w:numPr>
+          <w:ilvl w:val="0"/>
+          <w:numId w:val="2"/>
+        </w:numPr>
+      </w:pPr>
+      <w:r>
+        <w:t>Để nhanh chóng thay đổi nội dung trong Smart Art, chỉ cần nhập vào cửa sổ bên trái nó</w:t>
+      </w:r>
+    </w:p>
+    <w:p>
+      <w:pPr>
+        <w:pStyle w:val="ListParagraph"/>
+        <w:numPr>
+          <w:ilvl w:val="0"/>
+          <w:numId w:val="2"/>
+        </w:numPr>
+      </w:pPr>
+      <w:r>
+        <w:t>Khi thay đổi kích thước các Shape trong Smart Art, kích cỡ chữ trong Shape tương ứng cũng sẽ tự điều chỉnh để khít</w:t>
+      </w:r>
+    </w:p>
+    <w:p>
+      <w:pPr>
+        <w:pStyle w:val="ListParagraph"/>
+        <w:numPr>
+          <w:ilvl w:val="0"/>
+          <w:numId w:val="2"/>
+        </w:numPr>
+      </w:pPr>
+      <w:r>
+        <w:t>Thêm 1 mục vào Smart Art đang chọn</w:t>
+      </w:r>
+    </w:p>
+    <w:p>
+      <w:pPr>
+        <w:pStyle w:val="ListParagraph"/>
+        <w:numPr>
+          <w:ilvl w:val="0"/>
+          <w:numId w:val="2"/>
+        </w:numPr>
+      </w:pPr>
+      <w:r>
+        <w:t>Vào Tab “SmartArt Design”  + tại mục “Create Graphic” + Click biểu tượng “Add Shape”</w:t>
+      </w:r>
+    </w:p>
+    <w:p>
+      <w:pPr>
+        <w:pStyle w:val="ListParagraph"/>
+        <w:numPr>
+          <w:ilvl w:val="0"/>
+          <w:numId w:val="6"/>
+        </w:numPr>
+      </w:pPr>
+      <w:r>
+        <w:t>Bố Cục Slide?</w:t>
+      </w:r>
+    </w:p>
+    <w:p>
+      <w:pPr>
+        <w:pStyle w:val="ListParagraph"/>
+        <w:numPr>
+          <w:ilvl w:val="0"/>
+          <w:numId w:val="2"/>
+        </w:numPr>
+      </w:pPr>
+      <w:r>
+        <w:t>Tạo Header và Footer giống nhau ở tất cả các Slide</w:t>
+      </w:r>
+    </w:p>
+    <w:p>
+      <w:pPr>
+        <w:pStyle w:val="ListParagraph"/>
+        <w:numPr>
+          <w:ilvl w:val="0"/>
+          <w:numId w:val="2"/>
+        </w:numPr>
+      </w:pPr>
+      <w:r>
+        <w:t>Vào Tab “Insert” + tại mục “Text” + Click biểu tượng “Header &amp; Footer” + tiến hành chỉnh sửa + Click “Apply to All”</w:t>
+      </w:r>
+    </w:p>
+    <w:p>
+      <w:pPr>
+        <w:pStyle w:val="ListParagraph"/>
+        <w:numPr>
+          <w:ilvl w:val="0"/>
+          <w:numId w:val="2"/>
+        </w:numPr>
+      </w:pPr>
+      <w:r>
+        <w:t>Ghi chú cho Slide hiện tại</w:t>
+      </w:r>
+    </w:p>
+    <w:p>
+      <w:pPr>
+        <w:pStyle w:val="ListParagraph"/>
+        <w:numPr>
+          <w:ilvl w:val="0"/>
+          <w:numId w:val="2"/>
+        </w:numPr>
+      </w:pPr>
+      <w:r>
+        <w:t>Click biểu tượng “Notes” gần dưới đáy màn hình để mở dòng ghi chú ở trên + tiến hành ghi chú</w:t>
+      </w:r>
+    </w:p>
+    <w:p>
+      <w:pPr>
+        <w:pStyle w:val="ListParagraph"/>
+        <w:numPr>
+          <w:ilvl w:val="0"/>
+          <w:numId w:val="2"/>
+        </w:numPr>
+      </w:pPr>
+      <w:r>
+        <w:t>Điều chỉnh hướng nằm, kích thước của tất cả Slide</w:t>
+      </w:r>
+    </w:p>
+    <w:p>
+      <w:pPr>
+        <w:pStyle w:val="ListParagraph"/>
+        <w:numPr>
+          <w:ilvl w:val="0"/>
+          <w:numId w:val="2"/>
+        </w:numPr>
+      </w:pPr>
+      <w:r>
+        <w:t>Vào Tab “Design” + tại mục “Customize” + chọn biểu tượng “Slide Size” + chọn “Custom Slide Size…” + chỉnh sửa theo ý muốn + Click “OK”</w:t>
+      </w:r>
+      <w:r>
+        <w:tab/>
+      </w:r>
+    </w:p>
+    <w:p>
+      <w:pPr>
+        <w:pStyle w:val="ListParagraph"/>
+        <w:numPr>
+          <w:ilvl w:val="0"/>
+          <w:numId w:val="2"/>
+        </w:numPr>
+      </w:pPr>
+      <w:r>
+        <w:t>Thay đổi kiểu của phần Title và Content của Slide hiện tại</w:t>
+      </w:r>
+    </w:p>
+    <w:p>
+      <w:pPr>
+        <w:pStyle w:val="ListParagraph"/>
+        <w:numPr>
+          <w:ilvl w:val="0"/>
+          <w:numId w:val="2"/>
+        </w:numPr>
+      </w:pPr>
+      <w:r>
+        <w:t>Vào Tab “Home” + tại mục “Slides” + Click biểu tượng “Layout” + chọn 1 trong 9 kiểu</w:t>
+      </w:r>
+    </w:p>
+    <w:p>
+      <w:pPr>
+        <w:pStyle w:val="ListParagraph"/>
+        <w:numPr>
+          <w:ilvl w:val="0"/>
+          <w:numId w:val="6"/>
+        </w:numPr>
+      </w:pPr>
+      <w:r>
+        <w:t>Hoạt Ảnh?</w:t>
+      </w:r>
+    </w:p>
+    <w:p>
+      <w:pPr>
+        <w:pStyle w:val="ListParagraph"/>
+        <w:numPr>
+          <w:ilvl w:val="0"/>
+          <w:numId w:val="2"/>
+        </w:numPr>
+      </w:pPr>
+      <w:r>
+        <w:t>Cấu trúc 1 hoạt ảnh gồm</w:t>
+      </w:r>
+    </w:p>
+    <w:p>
+      <w:pPr>
+        <w:pStyle w:val="ListParagraph"/>
+        <w:numPr>
+          <w:ilvl w:val="0"/>
+          <w:numId w:val="2"/>
+        </w:numPr>
+      </w:pPr>
+      <w:r>
+        <w:t>Thứ tự hoạt ảnh, điều kiện Trigger, thời gian Delay, tốc độ hoạt ảnh,</w:t>
+      </w:r>
+    </w:p>
+    <w:p>
+      <w:pPr>
+        <w:pStyle w:val="ListParagraph"/>
+        <w:numPr>
+          <w:ilvl w:val="0"/>
+          <w:numId w:val="2"/>
+        </w:numPr>
+      </w:pPr>
+      <w:r>
+        <w:t>Chọn 1 hoạt ảnh</w:t>
+      </w:r>
+    </w:p>
+    <w:p>
+      <w:pPr>
+        <w:pStyle w:val="ListParagraph"/>
+        <w:numPr>
+          <w:ilvl w:val="0"/>
+          <w:numId w:val="2"/>
+        </w:numPr>
+      </w:pPr>
+      <w:r>
         <w:lastRenderedPageBreak/>
-        <w:t>Đổi chế độ xem sang chế độ thích hợp cho việc nhìn bao quát các Slide, sắp xếp các Slide</w:t>
-      </w:r>
-    </w:p>
-    <w:p>
-      <w:pPr>
-        <w:pStyle w:val="ListParagraph"/>
-        <w:numPr>
-          <w:ilvl w:val="0"/>
-          <w:numId w:val="2"/>
-        </w:numPr>
-      </w:pPr>
-      <w:r>
-        <w:t>Click biểu tượng “Slide Sorter” ở gần đáy màn hình</w:t>
-      </w:r>
-    </w:p>
-    <w:p>
-      <w:pPr>
-        <w:pStyle w:val="ListParagraph"/>
-        <w:numPr>
-          <w:ilvl w:val="0"/>
-          <w:numId w:val="2"/>
-        </w:numPr>
-      </w:pPr>
-      <w:r>
-        <w:t>Ẩn 1 Slide để khi trình chiếu bỏ qua nó</w:t>
-      </w:r>
-    </w:p>
-    <w:p>
-      <w:pPr>
-        <w:pStyle w:val="ListParagraph"/>
-        <w:numPr>
-          <w:ilvl w:val="0"/>
-          <w:numId w:val="2"/>
-        </w:numPr>
-      </w:pPr>
-      <w:r>
-        <w:t>Phải chuột vào Slide + chọn “Hide Slide”</w:t>
-      </w:r>
-    </w:p>
-    <w:p>
-      <w:pPr>
-        <w:pStyle w:val="ListParagraph"/>
-        <w:numPr>
-          <w:ilvl w:val="0"/>
-          <w:numId w:val="2"/>
-        </w:numPr>
-      </w:pPr>
-      <w:r>
-        <w:t xml:space="preserve">Bắt đầu trình chiếu từ Slide hiện tại nhưng không Full màn hình mà chỉ bao trọn trong cửa sổ Power Point </w:t>
-      </w:r>
-    </w:p>
-    <w:p>
-      <w:pPr>
-        <w:pStyle w:val="ListParagraph"/>
-        <w:numPr>
-          <w:ilvl w:val="0"/>
-          <w:numId w:val="2"/>
-        </w:numPr>
-      </w:pPr>
-      <w:r>
-        <w:t xml:space="preserve">Click biểu tượng </w:t>
-      </w:r>
-      <w:r>
-        <w:t>“Reading View” gần góc phải dưới</w:t>
-      </w:r>
-    </w:p>
-    <w:p>
-      <w:pPr>
-        <w:pStyle w:val="ListParagraph"/>
-        <w:numPr>
-          <w:ilvl w:val="0"/>
-          <w:numId w:val="2"/>
-        </w:numPr>
-      </w:pPr>
-      <w:r>
-        <w:t>Vẽ lên màn hình khi trình chiếu</w:t>
-      </w:r>
-    </w:p>
-    <w:p>
-      <w:pPr>
-        <w:pStyle w:val="ListParagraph"/>
-        <w:numPr>
-          <w:ilvl w:val="0"/>
-          <w:numId w:val="2"/>
-        </w:numPr>
-      </w:pPr>
-      <w:r>
-        <w:t>Di chuột gần xuống đáy màn hình + Click biểu tượng cái bút + chọn “Pen” + vẽ vời + nhấn “Esc”</w:t>
-      </w:r>
-    </w:p>
-    <w:p>
-      <w:pPr>
-        <w:pStyle w:val="ListParagraph"/>
-        <w:numPr>
-          <w:ilvl w:val="0"/>
-          <w:numId w:val="6"/>
-        </w:numPr>
-      </w:pPr>
-      <w:r>
-        <w:t>Đối Tượng Text Box?</w:t>
-      </w:r>
-    </w:p>
-    <w:p>
-      <w:pPr>
-        <w:pStyle w:val="ListParagraph"/>
-        <w:numPr>
-          <w:ilvl w:val="0"/>
-          <w:numId w:val="2"/>
-        </w:numPr>
-      </w:pPr>
-      <w:r>
-        <w:t>Chia Text Box đang chọn thành 2 cột</w:t>
-      </w:r>
-    </w:p>
-    <w:p>
-      <w:pPr>
-        <w:pStyle w:val="ListParagraph"/>
-        <w:numPr>
-          <w:ilvl w:val="0"/>
-          <w:numId w:val="2"/>
-        </w:numPr>
-      </w:pPr>
-      <w:r>
-        <w:t xml:space="preserve">Vào Tab “Home” + tại mục “Paragraph” + </w:t>
-      </w:r>
-      <w:r>
-        <w:t>Click biểu tượng “Add or Remove Columns” + chọn “Two Columns”</w:t>
-      </w:r>
-    </w:p>
-    <w:p>
-      <w:pPr>
-        <w:pStyle w:val="ListParagraph"/>
-        <w:numPr>
-          <w:ilvl w:val="0"/>
-          <w:numId w:val="6"/>
-        </w:numPr>
-      </w:pPr>
-      <w:r>
-        <w:t>Đối Tượng Smart Art?</w:t>
-      </w:r>
-    </w:p>
-    <w:p>
-      <w:pPr>
-        <w:pStyle w:val="ListParagraph"/>
-        <w:numPr>
-          <w:ilvl w:val="0"/>
-          <w:numId w:val="2"/>
-        </w:numPr>
-      </w:pPr>
-      <w:r>
-        <w:t>Thêm 1 Smart Art</w:t>
-      </w:r>
-    </w:p>
-    <w:p>
-      <w:pPr>
-        <w:pStyle w:val="ListParagraph"/>
-        <w:numPr>
-          <w:ilvl w:val="0"/>
-          <w:numId w:val="2"/>
-        </w:numPr>
-      </w:pPr>
-      <w:r>
-        <w:t>Vào Tab “Insert” + tại mục “Illustrations” + Click biểu tượng “SmartArt” + chọn cái mong muốn + Click “OK”</w:t>
-      </w:r>
-    </w:p>
-    <w:p>
-      <w:pPr>
-        <w:pStyle w:val="ListParagraph"/>
-        <w:numPr>
-          <w:ilvl w:val="0"/>
-          <w:numId w:val="2"/>
-        </w:numPr>
-      </w:pPr>
-      <w:r>
-        <w:t>Để nhanh chóng thay đổi nội dung trong Smart Art, chỉ cần nhập vào cửa sổ bên trái nó</w:t>
-      </w:r>
-    </w:p>
-    <w:p>
-      <w:pPr>
-        <w:pStyle w:val="ListParagraph"/>
-        <w:numPr>
-          <w:ilvl w:val="0"/>
-          <w:numId w:val="2"/>
-        </w:numPr>
-      </w:pPr>
-      <w:r>
-        <w:t>Khi thay đổi kích thước các Shape trong Smart Art, kích cỡ chữ trong Shape tương ứng cũng sẽ tự điều chỉnh để khít</w:t>
-      </w:r>
-    </w:p>
-    <w:p>
-      <w:pPr>
-        <w:pStyle w:val="ListParagraph"/>
-        <w:numPr>
-          <w:ilvl w:val="0"/>
-          <w:numId w:val="2"/>
-        </w:numPr>
-      </w:pPr>
-      <w:r>
-        <w:t>Thêm 1 mục vào Smart Art đang chọn</w:t>
-      </w:r>
-    </w:p>
-    <w:p>
-      <w:pPr>
-        <w:pStyle w:val="ListParagraph"/>
-        <w:numPr>
-          <w:ilvl w:val="0"/>
-          <w:numId w:val="2"/>
-        </w:numPr>
-      </w:pPr>
-      <w:r>
-        <w:t>Vào Tab “SmartArt Design”  + tại mục “Create Graphic” + Click biểu tượng “Add Shape”</w:t>
-      </w:r>
-    </w:p>
-    <w:p>
-      <w:pPr>
-        <w:pStyle w:val="ListParagraph"/>
-        <w:numPr>
-          <w:ilvl w:val="0"/>
-          <w:numId w:val="6"/>
-        </w:numPr>
-      </w:pPr>
-      <w:r>
-        <w:t>Bố Cục Slide?</w:t>
-      </w:r>
-    </w:p>
-    <w:p>
-      <w:pPr>
-        <w:pStyle w:val="ListParagraph"/>
-        <w:numPr>
-          <w:ilvl w:val="0"/>
-          <w:numId w:val="2"/>
-        </w:numPr>
-      </w:pPr>
-      <w:r>
-        <w:t>Tạo Header và Footer giống nhau ở tất cả các Slide</w:t>
-      </w:r>
-    </w:p>
-    <w:p>
-      <w:pPr>
-        <w:pStyle w:val="ListParagraph"/>
-        <w:numPr>
-          <w:ilvl w:val="0"/>
-          <w:numId w:val="2"/>
-        </w:numPr>
-      </w:pPr>
-      <w:r>
-        <w:t>Vào Tab “Insert” + tại mục “Text” + Click biểu tượng “Header &amp; Footer” + tiến hành chỉnh sửa + Click “Apply to All”</w:t>
-      </w:r>
-    </w:p>
-    <w:p>
-      <w:pPr>
-        <w:pStyle w:val="ListParagraph"/>
-        <w:numPr>
-          <w:ilvl w:val="0"/>
-          <w:numId w:val="2"/>
-        </w:numPr>
-      </w:pPr>
-      <w:r>
-        <w:t>Ghi chú cho Slide hiện tại</w:t>
-      </w:r>
-    </w:p>
-    <w:p>
-      <w:pPr>
-        <w:pStyle w:val="ListParagraph"/>
-        <w:numPr>
-          <w:ilvl w:val="0"/>
-          <w:numId w:val="2"/>
-        </w:numPr>
-      </w:pPr>
-      <w:r>
-        <w:t>Click biểu tượng “Notes” gần dưới đáy màn hình để mở dòng ghi chú ở trên + tiến hành ghi chú</w:t>
-      </w:r>
-    </w:p>
-    <w:p>
-      <w:pPr>
-        <w:pStyle w:val="ListParagraph"/>
-        <w:numPr>
-          <w:ilvl w:val="0"/>
-          <w:numId w:val="2"/>
-        </w:numPr>
-      </w:pPr>
-      <w:r>
-        <w:t>Điều chỉnh hướng nằm, kích thước của tất cả Slide</w:t>
-      </w:r>
-    </w:p>
-    <w:p>
-      <w:pPr>
-        <w:pStyle w:val="ListParagraph"/>
-        <w:numPr>
-          <w:ilvl w:val="0"/>
-          <w:numId w:val="2"/>
-        </w:numPr>
-      </w:pPr>
-      <w:r>
-        <w:t>Vào Tab “Design” + tại mục “Customize” + chọn biểu tượng “Slide Size” + chọn “Custom Slide Size…” + chỉnh sửa theo ý muốn + Click “OK”</w:t>
-      </w:r>
-      <w:r>
-        <w:tab/>
-      </w:r>
-    </w:p>
-    <w:p>
-      <w:pPr>
-        <w:pStyle w:val="ListParagraph"/>
-        <w:numPr>
-          <w:ilvl w:val="0"/>
-          <w:numId w:val="2"/>
-        </w:numPr>
-      </w:pPr>
-      <w:r>
-        <w:t>Thay đổi kiểu của phần Title và Content của Slide hiện tại</w:t>
-      </w:r>
-    </w:p>
-    <w:p>
-      <w:pPr>
-        <w:pStyle w:val="ListParagraph"/>
-        <w:numPr>
-          <w:ilvl w:val="0"/>
-          <w:numId w:val="2"/>
-        </w:numPr>
-      </w:pPr>
-      <w:r>
-        <w:t>Vào Tab “Home” + tại mục “Slides” + Click biểu tượng “Layout” + chọn 1 trong 9 kiểu</w:t>
-      </w:r>
-    </w:p>
-    <w:p>
-      <w:pPr>
-        <w:pStyle w:val="ListParagraph"/>
-        <w:numPr>
-          <w:ilvl w:val="0"/>
-          <w:numId w:val="6"/>
-        </w:numPr>
-      </w:pPr>
-      <w:r>
-        <w:t>Hoạt Ảnh?</w:t>
-      </w:r>
-    </w:p>
-    <w:p>
-      <w:pPr>
-        <w:pStyle w:val="ListParagraph"/>
-        <w:numPr>
-          <w:ilvl w:val="0"/>
-          <w:numId w:val="2"/>
-        </w:numPr>
-      </w:pPr>
-      <w:r>
-        <w:t>Cấu trúc 1 hoạt ảnh gồm</w:t>
-      </w:r>
-    </w:p>
-    <w:p>
-      <w:pPr>
-        <w:pStyle w:val="ListParagraph"/>
-        <w:numPr>
-          <w:ilvl w:val="0"/>
-          <w:numId w:val="2"/>
-        </w:numPr>
-      </w:pPr>
-      <w:r>
-        <w:t>Thứ tự hoạt ảnh, điều kiện Trigger, thời gian Delay, tốc độ hoạt ảnh,</w:t>
-      </w:r>
-    </w:p>
-    <w:p>
-      <w:pPr>
-        <w:pStyle w:val="ListParagraph"/>
-        <w:numPr>
-          <w:ilvl w:val="0"/>
-          <w:numId w:val="2"/>
-        </w:numPr>
-      </w:pPr>
-      <w:r>
-        <w:t>Chọn 1 hoạt ảnh</w:t>
-      </w:r>
-    </w:p>
-    <w:p>
-      <w:pPr>
-        <w:pStyle w:val="ListParagraph"/>
-        <w:numPr>
-          <w:ilvl w:val="0"/>
-          <w:numId w:val="2"/>
-        </w:numPr>
-      </w:pPr>
-      <w:r>
         <w:t xml:space="preserve">Vào Tab “Animations” + tại mục “Advanced Animation” + Click biểu tượng “Animation </w:t>
       </w:r>
       <w:r>
@@ -3238,7 +3263,6 @@
         </w:numPr>
       </w:pPr>
       <w:r>
-        <w:lastRenderedPageBreak/>
         <w:t xml:space="preserve">Chọn hoạt ảnh + vào Tab “Animations” + tại mục “Timing” + </w:t>
       </w:r>
       <w:r>

--- a/office.docx
+++ b/office.docx
@@ -1071,6 +1071,108 @@
         <w:t>Để xem hướng dẫn, tại cửa sổ tìm kiếm + Click “Special”</w:t>
       </w:r>
     </w:p>
+    <w:p>
+      <w:pPr>
+        <w:pStyle w:val="ListParagraph"/>
+        <w:numPr>
+          <w:ilvl w:val="0"/>
+          <w:numId w:val="4"/>
+        </w:numPr>
+      </w:pPr>
+      <w:r>
+        <w:t xml:space="preserve">Tạo Mục </w:t>
+      </w:r>
+      <w:r>
+        <w:t>Lục?</w:t>
+      </w:r>
+    </w:p>
+    <w:p>
+      <w:pPr>
+        <w:pStyle w:val="ListParagraph"/>
+        <w:numPr>
+          <w:ilvl w:val="0"/>
+          <w:numId w:val="2"/>
+        </w:numPr>
+      </w:pPr>
+      <w:r>
+        <w:t>Bước 1, đặt con trỏ chuột vào trong 1 đoạn văn</w:t>
+      </w:r>
+    </w:p>
+    <w:p>
+      <w:pPr>
+        <w:pStyle w:val="ListParagraph"/>
+        <w:numPr>
+          <w:ilvl w:val="0"/>
+          <w:numId w:val="2"/>
+        </w:numPr>
+      </w:pPr>
+      <w:r>
+        <w:t xml:space="preserve">Bước 2, vào Tab “Home” + tại mục “Styles” + chọn “Heading &lt;X&gt;”, X là 1 số nguyên dương + khi này toàn bộ đoạn văn con trỏ đang nằm bên trong sẽ </w:t>
+      </w:r>
+      <w:r>
+        <w:t>được tạo kiểu, và nó sẽ sở hữu Index &lt;X&gt;</w:t>
+      </w:r>
+      <w:r>
+        <w:t>, bạn có thể chỉnh lại kiểu mình mong muốn và đoạn văn vẫn giữ Index &lt;X&gt;</w:t>
+      </w:r>
+    </w:p>
+    <w:p>
+      <w:pPr>
+        <w:pStyle w:val="ListParagraph"/>
+        <w:numPr>
+          <w:ilvl w:val="0"/>
+          <w:numId w:val="2"/>
+        </w:numPr>
+      </w:pPr>
+      <w:r>
+        <w:t>Bước 3, tiếp tục lặp lại các bước trên cho các đoạn văn khác nhau</w:t>
+      </w:r>
+    </w:p>
+    <w:p>
+      <w:pPr>
+        <w:pStyle w:val="ListParagraph"/>
+        <w:numPr>
+          <w:ilvl w:val="0"/>
+          <w:numId w:val="2"/>
+        </w:numPr>
+      </w:pPr>
+      <w:r>
+        <w:t xml:space="preserve">Bước 4, đặt con trỏ chuột tại vị trí muốn chèn mục lục + vào Tab “References” + </w:t>
+      </w:r>
+      <w:r>
+        <w:t>tại mục “Table of Contents” + Click biểu tượng “Table of Contents” + chọn kiểu mục lục</w:t>
+      </w:r>
+    </w:p>
+    <w:p>
+      <w:pPr>
+        <w:pStyle w:val="ListParagraph"/>
+        <w:numPr>
+          <w:ilvl w:val="0"/>
+          <w:numId w:val="2"/>
+        </w:numPr>
+      </w:pPr>
+      <w:r>
+        <w:t>Khi này 1 khung mục lục sẽ hiện ra, ở đây sẽ hiện những đoạn văn đã được đánh Index lúc nãy, các đoạn văn có Index bằng nhau sẽ đứng thẳng cột, đoạn văn có Index nhỏ hơn thì dịch lề 1 bước</w:t>
+      </w:r>
+      <w:r>
+        <w:t>, phần bên phải là số thứ tự của trang đoạn văn thuộc về</w:t>
+      </w:r>
+    </w:p>
+    <w:p>
+      <w:pPr>
+        <w:pStyle w:val="ListParagraph"/>
+        <w:numPr>
+          <w:ilvl w:val="0"/>
+          <w:numId w:val="2"/>
+        </w:numPr>
+      </w:pPr>
+      <w:r>
+        <w:t xml:space="preserve">Bạn có thể chỉnh nội dung trong khung mục lục tùy ý, nếu muốn cập nhật lại khung mục lục thì Click biểu tượng “Update Table” góc trái trên của khung + Tick </w:t>
+      </w:r>
+      <w:r>
+        <w:t>“Update entire table” + Click “OK”, lưu ý tiêu đề của mục lục không bị thay đổi khi cập nhật</w:t>
+      </w:r>
+    </w:p>
     <w:p/>
     <w:p>
       <w:r>
@@ -1098,6 +1200,7 @@
         </w:numPr>
       </w:pPr>
       <w:r>
+        <w:lastRenderedPageBreak/>
         <w:t>Thu hẹp độ cao 1 hàng về 0</w:t>
       </w:r>
     </w:p>
@@ -1260,7 +1363,6 @@
         <w:ind w:left="1080"/>
       </w:pPr>
       <w:r>
-        <w:lastRenderedPageBreak/>
         <w:t>#NAME?</w:t>
       </w:r>
     </w:p>
@@ -1648,6 +1750,7 @@
         </w:numPr>
       </w:pPr>
       <w:r>
+        <w:lastRenderedPageBreak/>
         <w:t>Nếu &lt;Dò Xấp Xỉ À&gt; = TRUE, thì cột thứ 1 phải sắp xếp tăng dần, khi đó nếu không có ô nào có giá trị &lt;K&gt; nó sẽ xét 2 ô liên tiếp sao cho &lt;K&gt; có giá trị nằm giữa 2 ô này, rồi chọn ô nhỏ hơn</w:t>
       </w:r>
     </w:p>
@@ -1807,7 +1910,6 @@
         <w:ind w:left="1080"/>
       </w:pPr>
       <w:r>
-        <w:lastRenderedPageBreak/>
         <w:t>=DATE(2005, 12, 26)</w:t>
       </w:r>
     </w:p>
@@ -2165,6 +2267,7 @@
         </w:numPr>
       </w:pPr>
       <w:r>
+        <w:lastRenderedPageBreak/>
         <w:t>Kết quả</w:t>
       </w:r>
     </w:p>
@@ -2384,7 +2487,6 @@
         <w:ind w:left="1080"/>
       </w:pPr>
       <w:r>
-        <w:lastRenderedPageBreak/>
         <w:t>"</w:t>
       </w:r>
       <w:r>
@@ -2676,6 +2778,7 @@
         </w:numPr>
       </w:pPr>
       <w:r>
+        <w:lastRenderedPageBreak/>
         <w:t>Vào Link</w:t>
       </w:r>
     </w:p>
@@ -2828,119 +2931,353 @@
         </w:numPr>
       </w:pPr>
       <w:r>
+        <w:t>Chỉnh sửa cách thức trình chiếu như từ Slide nào tới Slide nào, …</w:t>
+      </w:r>
+    </w:p>
+    <w:p>
+      <w:pPr>
+        <w:pStyle w:val="ListParagraph"/>
+        <w:numPr>
+          <w:ilvl w:val="0"/>
+          <w:numId w:val="2"/>
+        </w:numPr>
+      </w:pPr>
+      <w:r>
+        <w:t>Vào Tab “Slide Show” + tại mục “Set Up” + Click biểu tượng “Set Up Slide Show” + chỉnh sửa + Click “OK”</w:t>
+      </w:r>
+    </w:p>
+    <w:p>
+      <w:pPr>
+        <w:pStyle w:val="ListParagraph"/>
+        <w:numPr>
+          <w:ilvl w:val="0"/>
+          <w:numId w:val="2"/>
+        </w:numPr>
+      </w:pPr>
+      <w:r>
+        <w:t>Đổi chế độ xem sang chế độ thích hợp cho việc nhìn bao quát các Slide, sắp xếp các Slide</w:t>
+      </w:r>
+    </w:p>
+    <w:p>
+      <w:pPr>
+        <w:pStyle w:val="ListParagraph"/>
+        <w:numPr>
+          <w:ilvl w:val="0"/>
+          <w:numId w:val="2"/>
+        </w:numPr>
+      </w:pPr>
+      <w:r>
+        <w:t>Click biểu tượng “Slide Sorter” ở gần đáy màn hình</w:t>
+      </w:r>
+    </w:p>
+    <w:p>
+      <w:pPr>
+        <w:pStyle w:val="ListParagraph"/>
+        <w:numPr>
+          <w:ilvl w:val="0"/>
+          <w:numId w:val="2"/>
+        </w:numPr>
+      </w:pPr>
+      <w:r>
+        <w:t>Ẩn 1 Slide để khi trình chiếu bỏ qua nó</w:t>
+      </w:r>
+    </w:p>
+    <w:p>
+      <w:pPr>
+        <w:pStyle w:val="ListParagraph"/>
+        <w:numPr>
+          <w:ilvl w:val="0"/>
+          <w:numId w:val="2"/>
+        </w:numPr>
+      </w:pPr>
+      <w:r>
+        <w:t>Phải chuột vào Slide + chọn “Hide Slide”</w:t>
+      </w:r>
+    </w:p>
+    <w:p>
+      <w:pPr>
+        <w:pStyle w:val="ListParagraph"/>
+        <w:numPr>
+          <w:ilvl w:val="0"/>
+          <w:numId w:val="2"/>
+        </w:numPr>
+      </w:pPr>
+      <w:r>
+        <w:t xml:space="preserve">Bắt đầu trình chiếu từ Slide hiện tại nhưng không Full màn hình mà chỉ bao trọn trong cửa sổ Power Point </w:t>
+      </w:r>
+    </w:p>
+    <w:p>
+      <w:pPr>
+        <w:pStyle w:val="ListParagraph"/>
+        <w:numPr>
+          <w:ilvl w:val="0"/>
+          <w:numId w:val="2"/>
+        </w:numPr>
+      </w:pPr>
+      <w:r>
+        <w:t xml:space="preserve">Click biểu tượng </w:t>
+      </w:r>
+      <w:r>
+        <w:t>“Reading View” gần góc phải dưới</w:t>
+      </w:r>
+    </w:p>
+    <w:p>
+      <w:pPr>
+        <w:pStyle w:val="ListParagraph"/>
+        <w:numPr>
+          <w:ilvl w:val="0"/>
+          <w:numId w:val="2"/>
+        </w:numPr>
+      </w:pPr>
+      <w:r>
+        <w:t>Vẽ lên màn hình khi trình chiếu</w:t>
+      </w:r>
+    </w:p>
+    <w:p>
+      <w:pPr>
+        <w:pStyle w:val="ListParagraph"/>
+        <w:numPr>
+          <w:ilvl w:val="0"/>
+          <w:numId w:val="2"/>
+        </w:numPr>
+      </w:pPr>
+      <w:r>
+        <w:t>Di chuột gần xuống đáy màn hình + Click biểu tượng cái bút + chọn “Pen” + vẽ vời + nhấn “Esc”</w:t>
+      </w:r>
+    </w:p>
+    <w:p>
+      <w:pPr>
+        <w:pStyle w:val="ListParagraph"/>
+        <w:numPr>
+          <w:ilvl w:val="0"/>
+          <w:numId w:val="6"/>
+        </w:numPr>
+      </w:pPr>
+      <w:r>
+        <w:t>Đối Tượng Text Box?</w:t>
+      </w:r>
+    </w:p>
+    <w:p>
+      <w:pPr>
+        <w:pStyle w:val="ListParagraph"/>
+        <w:numPr>
+          <w:ilvl w:val="0"/>
+          <w:numId w:val="2"/>
+        </w:numPr>
+      </w:pPr>
+      <w:r>
+        <w:t>Chia Text Box đang chọn thành 2 cột</w:t>
+      </w:r>
+    </w:p>
+    <w:p>
+      <w:pPr>
+        <w:pStyle w:val="ListParagraph"/>
+        <w:numPr>
+          <w:ilvl w:val="0"/>
+          <w:numId w:val="2"/>
+        </w:numPr>
+      </w:pPr>
+      <w:r>
+        <w:t xml:space="preserve">Vào Tab “Home” + tại mục “Paragraph” + </w:t>
+      </w:r>
+      <w:r>
+        <w:t>Click biểu tượng “Add or Remove Columns” + chọn “Two Columns”</w:t>
+      </w:r>
+    </w:p>
+    <w:p>
+      <w:pPr>
+        <w:pStyle w:val="ListParagraph"/>
+        <w:numPr>
+          <w:ilvl w:val="0"/>
+          <w:numId w:val="6"/>
+        </w:numPr>
+      </w:pPr>
+      <w:r>
+        <w:t>Đối Tượng Smart Art?</w:t>
+      </w:r>
+    </w:p>
+    <w:p>
+      <w:pPr>
+        <w:pStyle w:val="ListParagraph"/>
+        <w:numPr>
+          <w:ilvl w:val="0"/>
+          <w:numId w:val="2"/>
+        </w:numPr>
+      </w:pPr>
+      <w:r>
+        <w:t>Thêm 1 Smart Art</w:t>
+      </w:r>
+    </w:p>
+    <w:p>
+      <w:pPr>
+        <w:pStyle w:val="ListParagraph"/>
+        <w:numPr>
+          <w:ilvl w:val="0"/>
+          <w:numId w:val="2"/>
+        </w:numPr>
+      </w:pPr>
+      <w:r>
+        <w:t>Vào Tab “Insert” + tại mục “Illustrations” + Click biểu tượng “SmartArt” + chọn cái mong muốn + Click “OK”</w:t>
+      </w:r>
+    </w:p>
+    <w:p>
+      <w:pPr>
+        <w:pStyle w:val="ListParagraph"/>
+        <w:numPr>
+          <w:ilvl w:val="0"/>
+          <w:numId w:val="2"/>
+        </w:numPr>
+      </w:pPr>
+      <w:r>
+        <w:t>Để nhanh chóng thay đổi nội dung trong Smart Art, chỉ cần nhập vào cửa sổ bên trái nó</w:t>
+      </w:r>
+    </w:p>
+    <w:p>
+      <w:pPr>
+        <w:pStyle w:val="ListParagraph"/>
+        <w:numPr>
+          <w:ilvl w:val="0"/>
+          <w:numId w:val="2"/>
+        </w:numPr>
+      </w:pPr>
+      <w:r>
+        <w:t>Khi thay đổi kích thước các Shape trong Smart Art, kích cỡ chữ trong Shape tương ứng cũng sẽ tự điều chỉnh để khít</w:t>
+      </w:r>
+    </w:p>
+    <w:p>
+      <w:pPr>
+        <w:pStyle w:val="ListParagraph"/>
+        <w:numPr>
+          <w:ilvl w:val="0"/>
+          <w:numId w:val="2"/>
+        </w:numPr>
+      </w:pPr>
+      <w:r>
+        <w:t>Thêm 1 mục vào Smart Art đang chọn</w:t>
+      </w:r>
+    </w:p>
+    <w:p>
+      <w:pPr>
+        <w:pStyle w:val="ListParagraph"/>
+        <w:numPr>
+          <w:ilvl w:val="0"/>
+          <w:numId w:val="2"/>
+        </w:numPr>
+      </w:pPr>
+      <w:r>
+        <w:t>Vào Tab “SmartArt Design”  + tại mục “Create Graphic” + Click biểu tượng “Add Shape”</w:t>
+      </w:r>
+    </w:p>
+    <w:p>
+      <w:pPr>
+        <w:pStyle w:val="ListParagraph"/>
+        <w:numPr>
+          <w:ilvl w:val="0"/>
+          <w:numId w:val="6"/>
+        </w:numPr>
+      </w:pPr>
+      <w:r>
+        <w:t>Bố Cục Slide?</w:t>
+      </w:r>
+    </w:p>
+    <w:p>
+      <w:pPr>
+        <w:pStyle w:val="ListParagraph"/>
+        <w:numPr>
+          <w:ilvl w:val="0"/>
+          <w:numId w:val="2"/>
+        </w:numPr>
+      </w:pPr>
+      <w:r>
+        <w:t>Tạo Header và Footer giống nhau ở tất cả các Slide</w:t>
+      </w:r>
+    </w:p>
+    <w:p>
+      <w:pPr>
+        <w:pStyle w:val="ListParagraph"/>
+        <w:numPr>
+          <w:ilvl w:val="0"/>
+          <w:numId w:val="2"/>
+        </w:numPr>
+      </w:pPr>
+      <w:r>
         <w:lastRenderedPageBreak/>
-        <w:t>Chỉnh sửa cách thức trình chiếu như từ Slide nào tới Slide nào, …</w:t>
-      </w:r>
-    </w:p>
-    <w:p>
-      <w:pPr>
-        <w:pStyle w:val="ListParagraph"/>
-        <w:numPr>
-          <w:ilvl w:val="0"/>
-          <w:numId w:val="2"/>
-        </w:numPr>
-      </w:pPr>
-      <w:r>
-        <w:t>Vào Tab “Slide Show” + tại mục “Set Up” + Click biểu tượng “Set Up Slide Show” + chỉnh sửa + Click “OK”</w:t>
-      </w:r>
-    </w:p>
-    <w:p>
-      <w:pPr>
-        <w:pStyle w:val="ListParagraph"/>
-        <w:numPr>
-          <w:ilvl w:val="0"/>
-          <w:numId w:val="2"/>
-        </w:numPr>
-      </w:pPr>
-      <w:r>
-        <w:t>Đổi chế độ xem sang chế độ thích hợp cho việc nhìn bao quát các Slide, sắp xếp các Slide</w:t>
-      </w:r>
-    </w:p>
-    <w:p>
-      <w:pPr>
-        <w:pStyle w:val="ListParagraph"/>
-        <w:numPr>
-          <w:ilvl w:val="0"/>
-          <w:numId w:val="2"/>
-        </w:numPr>
-      </w:pPr>
-      <w:r>
-        <w:t>Click biểu tượng “Slide Sorter” ở gần đáy màn hình</w:t>
-      </w:r>
-    </w:p>
-    <w:p>
-      <w:pPr>
-        <w:pStyle w:val="ListParagraph"/>
-        <w:numPr>
-          <w:ilvl w:val="0"/>
-          <w:numId w:val="2"/>
-        </w:numPr>
-      </w:pPr>
-      <w:r>
-        <w:t>Ẩn 1 Slide để khi trình chiếu bỏ qua nó</w:t>
-      </w:r>
-    </w:p>
-    <w:p>
-      <w:pPr>
-        <w:pStyle w:val="ListParagraph"/>
-        <w:numPr>
-          <w:ilvl w:val="0"/>
-          <w:numId w:val="2"/>
-        </w:numPr>
-      </w:pPr>
-      <w:r>
-        <w:t>Phải chuột vào Slide + chọn “Hide Slide”</w:t>
-      </w:r>
-    </w:p>
-    <w:p>
-      <w:pPr>
-        <w:pStyle w:val="ListParagraph"/>
-        <w:numPr>
-          <w:ilvl w:val="0"/>
-          <w:numId w:val="2"/>
-        </w:numPr>
-      </w:pPr>
-      <w:r>
-        <w:t xml:space="preserve">Bắt đầu trình chiếu từ Slide hiện tại nhưng không Full màn hình mà chỉ bao trọn trong cửa sổ Power Point </w:t>
-      </w:r>
-    </w:p>
-    <w:p>
-      <w:pPr>
-        <w:pStyle w:val="ListParagraph"/>
-        <w:numPr>
-          <w:ilvl w:val="0"/>
-          <w:numId w:val="2"/>
-        </w:numPr>
-      </w:pPr>
-      <w:r>
-        <w:t xml:space="preserve">Click biểu tượng </w:t>
-      </w:r>
-      <w:r>
-        <w:t>“Reading View” gần góc phải dưới</w:t>
-      </w:r>
-    </w:p>
-    <w:p>
-      <w:pPr>
-        <w:pStyle w:val="ListParagraph"/>
-        <w:numPr>
-          <w:ilvl w:val="0"/>
-          <w:numId w:val="2"/>
-        </w:numPr>
-      </w:pPr>
-      <w:r>
-        <w:t>Vẽ lên màn hình khi trình chiếu</w:t>
-      </w:r>
-    </w:p>
-    <w:p>
-      <w:pPr>
-        <w:pStyle w:val="ListParagraph"/>
-        <w:numPr>
-          <w:ilvl w:val="0"/>
-          <w:numId w:val="2"/>
-        </w:numPr>
-      </w:pPr>
-      <w:r>
-        <w:t>Di chuột gần xuống đáy màn hình + Click biểu tượng cái bút + chọn “Pen” + vẽ vời + nhấn “Esc”</w:t>
+        <w:t>Vào Tab “Insert” + tại mục “Text” + Click biểu tượng “Header &amp; Footer” + tiến hành chỉnh sửa + Click “Apply to All”</w:t>
+      </w:r>
+    </w:p>
+    <w:p>
+      <w:pPr>
+        <w:pStyle w:val="ListParagraph"/>
+        <w:numPr>
+          <w:ilvl w:val="0"/>
+          <w:numId w:val="2"/>
+        </w:numPr>
+      </w:pPr>
+      <w:r>
+        <w:t>Ghi chú cho Slide hiện tại</w:t>
+      </w:r>
+    </w:p>
+    <w:p>
+      <w:pPr>
+        <w:pStyle w:val="ListParagraph"/>
+        <w:numPr>
+          <w:ilvl w:val="0"/>
+          <w:numId w:val="2"/>
+        </w:numPr>
+      </w:pPr>
+      <w:r>
+        <w:t>Click biểu tượng “Notes” gần dưới đáy màn hình để mở dòng ghi chú ở trên + tiến hành ghi chú</w:t>
+      </w:r>
+    </w:p>
+    <w:p>
+      <w:pPr>
+        <w:pStyle w:val="ListParagraph"/>
+        <w:numPr>
+          <w:ilvl w:val="0"/>
+          <w:numId w:val="2"/>
+        </w:numPr>
+      </w:pPr>
+      <w:r>
+        <w:t>Điều chỉnh hướng nằm, kích thước của tất cả Slide</w:t>
+      </w:r>
+    </w:p>
+    <w:p>
+      <w:pPr>
+        <w:pStyle w:val="ListParagraph"/>
+        <w:numPr>
+          <w:ilvl w:val="0"/>
+          <w:numId w:val="2"/>
+        </w:numPr>
+      </w:pPr>
+      <w:r>
+        <w:t>Vào Tab “Design” + tại mục “Customize” + chọn biểu tượng “Slide Size” + chọn “Custom Slide Size…” + chỉnh sửa theo ý muốn + Click “OK”</w:t>
+      </w:r>
+      <w:r>
+        <w:tab/>
+      </w:r>
+    </w:p>
+    <w:p>
+      <w:pPr>
+        <w:pStyle w:val="ListParagraph"/>
+        <w:numPr>
+          <w:ilvl w:val="0"/>
+          <w:numId w:val="2"/>
+        </w:numPr>
+      </w:pPr>
+      <w:r>
+        <w:t>Thay đổi kiểu của phần Title và Content của Slide hiện tại</w:t>
+      </w:r>
+    </w:p>
+    <w:p>
+      <w:pPr>
+        <w:pStyle w:val="ListParagraph"/>
+        <w:numPr>
+          <w:ilvl w:val="0"/>
+          <w:numId w:val="2"/>
+        </w:numPr>
+      </w:pPr>
+      <w:r>
+        <w:t>Vào Tab “Home” + tại mục “Slides” + Click biểu tượng “Layout” + chọn 1 trong 9 kiểu</w:t>
       </w:r>
     </w:p>
     <w:p>
@@ -2952,240 +3289,6 @@
         </w:numPr>
       </w:pPr>
       <w:r>
-        <w:t>Đối Tượng Text Box?</w:t>
-      </w:r>
-    </w:p>
-    <w:p>
-      <w:pPr>
-        <w:pStyle w:val="ListParagraph"/>
-        <w:numPr>
-          <w:ilvl w:val="0"/>
-          <w:numId w:val="2"/>
-        </w:numPr>
-      </w:pPr>
-      <w:r>
-        <w:t>Chia Text Box đang chọn thành 2 cột</w:t>
-      </w:r>
-    </w:p>
-    <w:p>
-      <w:pPr>
-        <w:pStyle w:val="ListParagraph"/>
-        <w:numPr>
-          <w:ilvl w:val="0"/>
-          <w:numId w:val="2"/>
-        </w:numPr>
-      </w:pPr>
-      <w:r>
-        <w:t xml:space="preserve">Vào Tab “Home” + tại mục “Paragraph” + </w:t>
-      </w:r>
-      <w:r>
-        <w:t>Click biểu tượng “Add or Remove Columns” + chọn “Two Columns”</w:t>
-      </w:r>
-    </w:p>
-    <w:p>
-      <w:pPr>
-        <w:pStyle w:val="ListParagraph"/>
-        <w:numPr>
-          <w:ilvl w:val="0"/>
-          <w:numId w:val="6"/>
-        </w:numPr>
-      </w:pPr>
-      <w:r>
-        <w:t>Đối Tượng Smart Art?</w:t>
-      </w:r>
-    </w:p>
-    <w:p>
-      <w:pPr>
-        <w:pStyle w:val="ListParagraph"/>
-        <w:numPr>
-          <w:ilvl w:val="0"/>
-          <w:numId w:val="2"/>
-        </w:numPr>
-      </w:pPr>
-      <w:r>
-        <w:t>Thêm 1 Smart Art</w:t>
-      </w:r>
-    </w:p>
-    <w:p>
-      <w:pPr>
-        <w:pStyle w:val="ListParagraph"/>
-        <w:numPr>
-          <w:ilvl w:val="0"/>
-          <w:numId w:val="2"/>
-        </w:numPr>
-      </w:pPr>
-      <w:r>
-        <w:t>Vào Tab “Insert” + tại mục “Illustrations” + Click biểu tượng “SmartArt” + chọn cái mong muốn + Click “OK”</w:t>
-      </w:r>
-    </w:p>
-    <w:p>
-      <w:pPr>
-        <w:pStyle w:val="ListParagraph"/>
-        <w:numPr>
-          <w:ilvl w:val="0"/>
-          <w:numId w:val="2"/>
-        </w:numPr>
-      </w:pPr>
-      <w:r>
-        <w:t>Để nhanh chóng thay đổi nội dung trong Smart Art, chỉ cần nhập vào cửa sổ bên trái nó</w:t>
-      </w:r>
-    </w:p>
-    <w:p>
-      <w:pPr>
-        <w:pStyle w:val="ListParagraph"/>
-        <w:numPr>
-          <w:ilvl w:val="0"/>
-          <w:numId w:val="2"/>
-        </w:numPr>
-      </w:pPr>
-      <w:r>
-        <w:t>Khi thay đổi kích thước các Shape trong Smart Art, kích cỡ chữ trong Shape tương ứng cũng sẽ tự điều chỉnh để khít</w:t>
-      </w:r>
-    </w:p>
-    <w:p>
-      <w:pPr>
-        <w:pStyle w:val="ListParagraph"/>
-        <w:numPr>
-          <w:ilvl w:val="0"/>
-          <w:numId w:val="2"/>
-        </w:numPr>
-      </w:pPr>
-      <w:r>
-        <w:t>Thêm 1 mục vào Smart Art đang chọn</w:t>
-      </w:r>
-    </w:p>
-    <w:p>
-      <w:pPr>
-        <w:pStyle w:val="ListParagraph"/>
-        <w:numPr>
-          <w:ilvl w:val="0"/>
-          <w:numId w:val="2"/>
-        </w:numPr>
-      </w:pPr>
-      <w:r>
-        <w:t>Vào Tab “SmartArt Design”  + tại mục “Create Graphic” + Click biểu tượng “Add Shape”</w:t>
-      </w:r>
-    </w:p>
-    <w:p>
-      <w:pPr>
-        <w:pStyle w:val="ListParagraph"/>
-        <w:numPr>
-          <w:ilvl w:val="0"/>
-          <w:numId w:val="6"/>
-        </w:numPr>
-      </w:pPr>
-      <w:r>
-        <w:t>Bố Cục Slide?</w:t>
-      </w:r>
-    </w:p>
-    <w:p>
-      <w:pPr>
-        <w:pStyle w:val="ListParagraph"/>
-        <w:numPr>
-          <w:ilvl w:val="0"/>
-          <w:numId w:val="2"/>
-        </w:numPr>
-      </w:pPr>
-      <w:r>
-        <w:t>Tạo Header và Footer giống nhau ở tất cả các Slide</w:t>
-      </w:r>
-    </w:p>
-    <w:p>
-      <w:pPr>
-        <w:pStyle w:val="ListParagraph"/>
-        <w:numPr>
-          <w:ilvl w:val="0"/>
-          <w:numId w:val="2"/>
-        </w:numPr>
-      </w:pPr>
-      <w:r>
-        <w:t>Vào Tab “Insert” + tại mục “Text” + Click biểu tượng “Header &amp; Footer” + tiến hành chỉnh sửa + Click “Apply to All”</w:t>
-      </w:r>
-    </w:p>
-    <w:p>
-      <w:pPr>
-        <w:pStyle w:val="ListParagraph"/>
-        <w:numPr>
-          <w:ilvl w:val="0"/>
-          <w:numId w:val="2"/>
-        </w:numPr>
-      </w:pPr>
-      <w:r>
-        <w:t>Ghi chú cho Slide hiện tại</w:t>
-      </w:r>
-    </w:p>
-    <w:p>
-      <w:pPr>
-        <w:pStyle w:val="ListParagraph"/>
-        <w:numPr>
-          <w:ilvl w:val="0"/>
-          <w:numId w:val="2"/>
-        </w:numPr>
-      </w:pPr>
-      <w:r>
-        <w:t>Click biểu tượng “Notes” gần dưới đáy màn hình để mở dòng ghi chú ở trên + tiến hành ghi chú</w:t>
-      </w:r>
-    </w:p>
-    <w:p>
-      <w:pPr>
-        <w:pStyle w:val="ListParagraph"/>
-        <w:numPr>
-          <w:ilvl w:val="0"/>
-          <w:numId w:val="2"/>
-        </w:numPr>
-      </w:pPr>
-      <w:r>
-        <w:t>Điều chỉnh hướng nằm, kích thước của tất cả Slide</w:t>
-      </w:r>
-    </w:p>
-    <w:p>
-      <w:pPr>
-        <w:pStyle w:val="ListParagraph"/>
-        <w:numPr>
-          <w:ilvl w:val="0"/>
-          <w:numId w:val="2"/>
-        </w:numPr>
-      </w:pPr>
-      <w:r>
-        <w:t>Vào Tab “Design” + tại mục “Customize” + chọn biểu tượng “Slide Size” + chọn “Custom Slide Size…” + chỉnh sửa theo ý muốn + Click “OK”</w:t>
-      </w:r>
-      <w:r>
-        <w:tab/>
-      </w:r>
-    </w:p>
-    <w:p>
-      <w:pPr>
-        <w:pStyle w:val="ListParagraph"/>
-        <w:numPr>
-          <w:ilvl w:val="0"/>
-          <w:numId w:val="2"/>
-        </w:numPr>
-      </w:pPr>
-      <w:r>
-        <w:t>Thay đổi kiểu của phần Title và Content của Slide hiện tại</w:t>
-      </w:r>
-    </w:p>
-    <w:p>
-      <w:pPr>
-        <w:pStyle w:val="ListParagraph"/>
-        <w:numPr>
-          <w:ilvl w:val="0"/>
-          <w:numId w:val="2"/>
-        </w:numPr>
-      </w:pPr>
-      <w:r>
-        <w:t>Vào Tab “Home” + tại mục “Slides” + Click biểu tượng “Layout” + chọn 1 trong 9 kiểu</w:t>
-      </w:r>
-    </w:p>
-    <w:p>
-      <w:pPr>
-        <w:pStyle w:val="ListParagraph"/>
-        <w:numPr>
-          <w:ilvl w:val="0"/>
-          <w:numId w:val="6"/>
-        </w:numPr>
-      </w:pPr>
-      <w:r>
         <w:t>Hoạt Ảnh?</w:t>
       </w:r>
     </w:p>
@@ -3234,7 +3337,6 @@
         </w:numPr>
       </w:pPr>
       <w:r>
-        <w:lastRenderedPageBreak/>
         <w:t xml:space="preserve">Vào Tab “Animations” + tại mục “Advanced Animation” + Click biểu tượng “Animation </w:t>
       </w:r>
       <w:r>

--- a/office.docx
+++ b/office.docx
@@ -1173,6 +1173,67 @@
         <w:t>“Update entire table” + Click “OK”, lưu ý tiêu đề của mục lục không bị thay đổi khi cập nhật</w:t>
       </w:r>
     </w:p>
+    <w:p>
+      <w:pPr>
+        <w:pStyle w:val="ListParagraph"/>
+        <w:numPr>
+          <w:ilvl w:val="0"/>
+          <w:numId w:val="2"/>
+        </w:numPr>
+      </w:pPr>
+      <w:r>
+        <w:t>Muốn</w:t>
+      </w:r>
+      <w:r>
+        <w:t xml:space="preserve"> chỉ định Style mặc định cho Heading</w:t>
+      </w:r>
+    </w:p>
+    <w:p>
+      <w:pPr>
+        <w:pStyle w:val="ListParagraph"/>
+        <w:numPr>
+          <w:ilvl w:val="0"/>
+          <w:numId w:val="2"/>
+        </w:numPr>
+      </w:pPr>
+      <w:r>
+        <w:t>V</w:t>
+      </w:r>
+      <w:r>
+        <w:t>ào Tab “Home” + tại mục “Styles” +</w:t>
+      </w:r>
+      <w:r>
+        <w:t xml:space="preserve"> phải chuột vào Heading muốn chỉnh + chọn “Modify…” + chỉnh sửa kiểu + Click “OK”</w:t>
+      </w:r>
+    </w:p>
+    <w:p>
+      <w:pPr>
+        <w:pStyle w:val="ListParagraph"/>
+        <w:numPr>
+          <w:ilvl w:val="0"/>
+          <w:numId w:val="2"/>
+        </w:numPr>
+      </w:pPr>
+      <w:r>
+        <w:t>Muốn xóa Style của văn bản được chọn</w:t>
+      </w:r>
+    </w:p>
+    <w:p>
+      <w:pPr>
+        <w:pStyle w:val="ListParagraph"/>
+        <w:numPr>
+          <w:ilvl w:val="0"/>
+          <w:numId w:val="2"/>
+        </w:numPr>
+      </w:pPr>
+      <w:r>
+        <w:lastRenderedPageBreak/>
+        <w:t>Vào Tab “Home” + tại mục “Styles” +</w:t>
+      </w:r>
+      <w:r>
+        <w:t xml:space="preserve"> Click biểu tượng mũi tên góc phải dưới + Click “Clear All” + Click dấu “X”</w:t>
+      </w:r>
+    </w:p>
     <w:p/>
     <w:p>
       <w:r>
@@ -1200,7 +1261,6 @@
         </w:numPr>
       </w:pPr>
       <w:r>
-        <w:lastRenderedPageBreak/>
         <w:t>Thu hẹp độ cao 1 hàng về 0</w:t>
       </w:r>
     </w:p>
@@ -1669,6 +1729,7 @@
         </w:numPr>
       </w:pPr>
       <w:r>
+        <w:lastRenderedPageBreak/>
         <w:t>Cho 1 mảng ô dữ liệu, và giá trị K, trả về giá trị ở cột thứ N cùng hàng với ô đầu tiên có giá trị K ở cột thứ 1</w:t>
       </w:r>
     </w:p>
@@ -1750,7 +1811,6 @@
         </w:numPr>
       </w:pPr>
       <w:r>
-        <w:lastRenderedPageBreak/>
         <w:t>Nếu &lt;Dò Xấp Xỉ À&gt; = TRUE, thì cột thứ 1 phải sắp xếp tăng dần, khi đó nếu không có ô nào có giá trị &lt;K&gt; nó sẽ xét 2 ô liên tiếp sao cho &lt;K&gt; có giá trị nằm giữa 2 ô này, rồi chọn ô nhỏ hơn</w:t>
       </w:r>
     </w:p>
@@ -2195,6 +2255,7 @@
         <w:ind w:left="1080"/>
       </w:pPr>
       <w:r>
+        <w:lastRenderedPageBreak/>
         <w:t>4</w:t>
       </w:r>
     </w:p>
@@ -2267,7 +2328,6 @@
         </w:numPr>
       </w:pPr>
       <w:r>
-        <w:lastRenderedPageBreak/>
         <w:t>Kết quả</w:t>
       </w:r>
     </w:p>
@@ -2748,6 +2808,7 @@
         </w:numPr>
       </w:pPr>
       <w:r>
+        <w:lastRenderedPageBreak/>
         <w:t>Copy mảng ô + chọn vào ô bất kì + phải chuột + tại mục “Paste Option” + Click biểu tượng “Transpose”</w:t>
       </w:r>
     </w:p>
@@ -2778,7 +2839,6 @@
         </w:numPr>
       </w:pPr>
       <w:r>
-        <w:lastRenderedPageBreak/>
         <w:t>Vào Link</w:t>
       </w:r>
     </w:p>
@@ -3141,6 +3201,7 @@
         </w:numPr>
       </w:pPr>
       <w:r>
+        <w:lastRenderedPageBreak/>
         <w:t>Khi thay đổi kích thước các Shape trong Smart Art, kích cỡ chữ trong Shape tương ứng cũng sẽ tự điều chỉnh để khít</w:t>
       </w:r>
     </w:p>
@@ -3201,7 +3262,6 @@
         </w:numPr>
       </w:pPr>
       <w:r>
-        <w:lastRenderedPageBreak/>
         <w:t>Vào Tab “Insert” + tại mục “Text” + Click biểu tượng “Header &amp; Footer” + tiến hành chỉnh sửa + Click “Apply to All”</w:t>
       </w:r>
     </w:p>
@@ -3533,6 +3593,7 @@
         </w:numPr>
       </w:pPr>
       <w:r>
+        <w:lastRenderedPageBreak/>
         <w:t>Cách chèn 1 đối tượng âm thanh</w:t>
       </w:r>
     </w:p>

--- a/office.docx
+++ b/office.docx
@@ -371,6 +371,91 @@
         </w:numPr>
       </w:pPr>
       <w:r>
+        <w:t xml:space="preserve">Chỉnh </w:t>
+      </w:r>
+      <w:r>
+        <w:t xml:space="preserve">độ cao của các dòng trong đoạn được chọn, chữ sẽ </w:t>
+      </w:r>
+      <w:r>
+        <w:t>ở trên cùng</w:t>
+      </w:r>
+    </w:p>
+    <w:p>
+      <w:pPr>
+        <w:pStyle w:val="ListParagraph"/>
+        <w:numPr>
+          <w:ilvl w:val="0"/>
+          <w:numId w:val="2"/>
+        </w:numPr>
+      </w:pPr>
+      <w:r>
+        <w:t>Vào Tab “Home” + tại mục “Paragraph” + Click biểu tượng “Line and Paragraph Spacing” + chọn độ cao</w:t>
+      </w:r>
+    </w:p>
+    <w:p>
+      <w:pPr>
+        <w:pStyle w:val="ListParagraph"/>
+        <w:numPr>
+          <w:ilvl w:val="0"/>
+          <w:numId w:val="2"/>
+        </w:numPr>
+      </w:pPr>
+      <w:r>
+        <w:t xml:space="preserve">Chỉnh khoảng cách giữa đoạn </w:t>
+      </w:r>
+      <w:r>
+        <w:t>được chọn với đoạn bên trên hoặc ở dưới, cộng dồn độ cao dòng</w:t>
+      </w:r>
+    </w:p>
+    <w:p>
+      <w:pPr>
+        <w:pStyle w:val="ListParagraph"/>
+        <w:numPr>
+          <w:ilvl w:val="0"/>
+          <w:numId w:val="2"/>
+        </w:numPr>
+      </w:pPr>
+      <w:r>
+        <w:lastRenderedPageBreak/>
+        <w:t>Vào Tab “Home” + + tại mục “Paragraph” + Click biểu tượng mũi tên góc phải dưới + vào Tab “Indents and Spacing” + tại thẻ “Spacing” + chỉnh thuộc tính “Before” ứng với khoảng cách với đoạn trên và “After” ứng với khoảng cách với đoạn dưới</w:t>
+      </w:r>
+    </w:p>
+    <w:p>
+      <w:pPr>
+        <w:pStyle w:val="ListParagraph"/>
+        <w:numPr>
+          <w:ilvl w:val="0"/>
+          <w:numId w:val="2"/>
+        </w:numPr>
+      </w:pPr>
+      <w:r>
+        <w:t>Khoảng cách này tính từ cạnh trên hoặc cạnh dưới của độ cao dòng</w:t>
+      </w:r>
+      <w:r>
+        <w:t>, khoảng cách này = giá trị lớn nhất giữa “After” của đoạn trên và “Before” của đoạn dưới</w:t>
+      </w:r>
+    </w:p>
+    <w:p>
+      <w:pPr>
+        <w:pStyle w:val="ListParagraph"/>
+        <w:numPr>
+          <w:ilvl w:val="0"/>
+          <w:numId w:val="2"/>
+        </w:numPr>
+      </w:pPr>
+      <w:r>
+        <w:t xml:space="preserve">Vào Tab </w:t>
+      </w:r>
+    </w:p>
+    <w:p>
+      <w:pPr>
+        <w:pStyle w:val="ListParagraph"/>
+        <w:numPr>
+          <w:ilvl w:val="0"/>
+          <w:numId w:val="2"/>
+        </w:numPr>
+      </w:pPr>
+      <w:r>
         <w:t>Xuống dòng nhưng không muốn tạo ra đoạn mới</w:t>
       </w:r>
     </w:p>
@@ -434,74 +519,380 @@
         </w:numPr>
       </w:pPr>
       <w:r>
+        <w:t>Chèn thêm 1 trang trống kế tiếp so với trang hiện tại đang có con trỏ, đẩy tất cả những gì sau con trỏ ở trang hiện tại vào trang trống</w:t>
+      </w:r>
+      <w:r>
+        <w:t>, đưa con trỏ sang đầu trang trống</w:t>
+      </w:r>
+    </w:p>
+    <w:p>
+      <w:pPr>
+        <w:pStyle w:val="ListParagraph"/>
+        <w:numPr>
+          <w:ilvl w:val="0"/>
+          <w:numId w:val="2"/>
+        </w:numPr>
+      </w:pPr>
+      <w:r>
+        <w:t>“Ctrl” + “Enter”</w:t>
+      </w:r>
+      <w:r>
+        <w:t xml:space="preserve"> = Vào Tab “Insert” + tại mục “Pages” + Click biểu tượng “Page Break”</w:t>
+      </w:r>
+    </w:p>
+    <w:p>
+      <w:pPr>
+        <w:pStyle w:val="ListParagraph"/>
+        <w:numPr>
+          <w:ilvl w:val="0"/>
+          <w:numId w:val="2"/>
+        </w:numPr>
+      </w:pPr>
+      <w:r>
+        <w:t>Chèn Header giống nhau vào tất cả các trang</w:t>
+      </w:r>
+    </w:p>
+    <w:p>
+      <w:pPr>
+        <w:pStyle w:val="ListParagraph"/>
+        <w:numPr>
+          <w:ilvl w:val="0"/>
+          <w:numId w:val="2"/>
+        </w:numPr>
+      </w:pPr>
+      <w:r>
+        <w:t>Vào Tab “Insert” + tại mục “Header &amp; Footer” + Click biểu tượng “Header” + khi này xuất hiện Tab “Header &amp; Footer” và bạn đang trong Tab này + chỉnh sửa Header tùy ý + tại thẻ Close + Click biểu tượng “Close Header and Footer”</w:t>
+      </w:r>
+    </w:p>
+    <w:p>
+      <w:pPr>
+        <w:pStyle w:val="ListParagraph"/>
+        <w:numPr>
+          <w:ilvl w:val="0"/>
+          <w:numId w:val="2"/>
+        </w:numPr>
+      </w:pPr>
+      <w:r>
+        <w:t>Chia phần văn bản được chọn liên tục thành 2 cột</w:t>
+      </w:r>
+    </w:p>
+    <w:p>
+      <w:pPr>
+        <w:pStyle w:val="ListParagraph"/>
+        <w:numPr>
+          <w:ilvl w:val="0"/>
+          <w:numId w:val="2"/>
+        </w:numPr>
+      </w:pPr>
+      <w:r>
+        <w:t>Vào Tab “Layout” + tại mục “Page Setup” + Click biểu tượng “Colums” + chọn “Two”</w:t>
+      </w:r>
+    </w:p>
+    <w:p>
+      <w:pPr>
+        <w:pStyle w:val="ListParagraph"/>
+        <w:numPr>
+          <w:ilvl w:val="0"/>
+          <w:numId w:val="4"/>
+        </w:numPr>
+      </w:pPr>
+      <w:r>
+        <w:t>Bố Cục Bảng?</w:t>
+      </w:r>
+    </w:p>
+    <w:p>
+      <w:pPr>
+        <w:pStyle w:val="ListParagraph"/>
+        <w:numPr>
+          <w:ilvl w:val="0"/>
+          <w:numId w:val="2"/>
+        </w:numPr>
+      </w:pPr>
+      <w:r>
+        <w:t>Con trỏ đang ở 1 ô, đưa nó sang ô kế tiếp và bôi đen tất cả những gì trong ô đó, nếu đã ở ô cuối cùng thì tạo thêm hàng mới ở dưới, rồi đưa con trỏ xuống ô đầu tiên ở hàng đó</w:t>
+      </w:r>
+    </w:p>
+    <w:p>
+      <w:pPr>
+        <w:pStyle w:val="ListParagraph"/>
+        <w:numPr>
+          <w:ilvl w:val="0"/>
+          <w:numId w:val="2"/>
+        </w:numPr>
+      </w:pPr>
+      <w:r>
+        <w:t>“Tab”</w:t>
+      </w:r>
+    </w:p>
+    <w:p>
+      <w:pPr>
+        <w:pStyle w:val="ListParagraph"/>
+        <w:numPr>
+          <w:ilvl w:val="0"/>
+          <w:numId w:val="2"/>
+        </w:numPr>
+      </w:pPr>
+      <w:r>
+        <w:t>Cũng như trên nhưng đưa sang ô đằng trước, và không tạo thêm hàng mới</w:t>
+      </w:r>
+    </w:p>
+    <w:p>
+      <w:pPr>
+        <w:pStyle w:val="ListParagraph"/>
+        <w:numPr>
+          <w:ilvl w:val="0"/>
+          <w:numId w:val="2"/>
+        </w:numPr>
+      </w:pPr>
+      <w:r>
+        <w:t>“Shift” + “Tab”</w:t>
+      </w:r>
+    </w:p>
+    <w:p>
+      <w:pPr>
+        <w:pStyle w:val="ListParagraph"/>
+        <w:numPr>
+          <w:ilvl w:val="0"/>
+          <w:numId w:val="2"/>
+        </w:numPr>
+      </w:pPr>
+      <w:r>
+        <w:t>Thụt lề trong ô</w:t>
+      </w:r>
+    </w:p>
+    <w:p>
+      <w:pPr>
+        <w:pStyle w:val="ListParagraph"/>
+        <w:numPr>
+          <w:ilvl w:val="0"/>
+          <w:numId w:val="2"/>
+        </w:numPr>
+      </w:pPr>
+      <w:r>
+        <w:t>“Ctrl” + “Tab”</w:t>
+      </w:r>
+    </w:p>
+    <w:p>
+      <w:pPr>
+        <w:pStyle w:val="ListParagraph"/>
+        <w:numPr>
+          <w:ilvl w:val="0"/>
+          <w:numId w:val="4"/>
+        </w:numPr>
+      </w:pPr>
+      <w:r>
+        <w:t>Đối Tượng Shape?</w:t>
+      </w:r>
+    </w:p>
+    <w:p>
+      <w:pPr>
+        <w:pStyle w:val="ListParagraph"/>
+        <w:numPr>
+          <w:ilvl w:val="0"/>
+          <w:numId w:val="2"/>
+        </w:numPr>
+      </w:pPr>
+      <w:r>
+        <w:t>Tạo 1 Shape có hình mũi tên</w:t>
+      </w:r>
+    </w:p>
+    <w:p>
+      <w:pPr>
+        <w:pStyle w:val="ListParagraph"/>
+        <w:numPr>
+          <w:ilvl w:val="0"/>
+          <w:numId w:val="2"/>
+        </w:numPr>
+      </w:pPr>
+      <w:r>
+        <w:t xml:space="preserve">Vào Tab “Insert” + tại mục “Illustrations” + Click biểu tượng “Shapes” + tại thẻ </w:t>
+      </w:r>
+    </w:p>
+    <w:p>
+      <w:pPr>
+        <w:pStyle w:val="ListParagraph"/>
+        <w:ind w:left="1080"/>
+      </w:pPr>
+      <w:r>
+        <w:t>“Block Arrows” + chọn hình mũi tên mong muốn</w:t>
+      </w:r>
+    </w:p>
+    <w:p>
+      <w:pPr>
+        <w:pStyle w:val="ListParagraph"/>
+        <w:numPr>
+          <w:ilvl w:val="0"/>
+          <w:numId w:val="2"/>
+        </w:numPr>
+      </w:pPr>
+      <w:r>
+        <w:t>Thay thế 1 Shape = 1 Shape khác</w:t>
+      </w:r>
+    </w:p>
+    <w:p>
+      <w:pPr>
+        <w:pStyle w:val="ListParagraph"/>
+        <w:numPr>
+          <w:ilvl w:val="0"/>
+          <w:numId w:val="2"/>
+        </w:numPr>
+      </w:pPr>
+      <w:r>
+        <w:t>Chọn Shape cần thay thế + vào Tab “Shape Format” + tại mục “Insert Shape” + Click biểu tượng “Edit Shape” + chọn “Change Shape” + chọn Shape mong muốn</w:t>
+      </w:r>
+    </w:p>
+    <w:p>
+      <w:pPr>
+        <w:pStyle w:val="ListParagraph"/>
+        <w:numPr>
+          <w:ilvl w:val="0"/>
+          <w:numId w:val="4"/>
+        </w:numPr>
+      </w:pPr>
+      <w:r>
+        <w:t>Đối Tượng Biểu Đồ?</w:t>
+      </w:r>
+    </w:p>
+    <w:p>
+      <w:pPr>
+        <w:pStyle w:val="ListParagraph"/>
+        <w:numPr>
+          <w:ilvl w:val="0"/>
+          <w:numId w:val="2"/>
+        </w:numPr>
+      </w:pPr>
+      <w:r>
+        <w:t>Tạo 1 biểu đồ đơn giản</w:t>
+      </w:r>
+    </w:p>
+    <w:p>
+      <w:pPr>
+        <w:pStyle w:val="ListParagraph"/>
+        <w:numPr>
+          <w:ilvl w:val="0"/>
+          <w:numId w:val="2"/>
+        </w:numPr>
+      </w:pPr>
+      <w:r>
+        <w:t>Vào Tab “Insert” + tại mục “Illustrations” + Click biểu tượng “Chart” + Click “OK” + đóng cửa sổ Excel</w:t>
+      </w:r>
+    </w:p>
+    <w:p>
+      <w:pPr>
+        <w:pStyle w:val="ListParagraph"/>
+        <w:numPr>
+          <w:ilvl w:val="0"/>
+          <w:numId w:val="4"/>
+        </w:numPr>
+      </w:pPr>
+      <w:r>
+        <w:t>Đo Đạc?</w:t>
+      </w:r>
+    </w:p>
+    <w:p>
+      <w:pPr>
+        <w:pStyle w:val="ListParagraph"/>
+        <w:numPr>
+          <w:ilvl w:val="0"/>
+          <w:numId w:val="2"/>
+        </w:numPr>
+      </w:pPr>
+      <w:r>
+        <w:t>Hiện thanh thước kẻ với đơn vị Inch</w:t>
+      </w:r>
+    </w:p>
+    <w:p>
+      <w:pPr>
+        <w:pStyle w:val="ListParagraph"/>
+        <w:numPr>
+          <w:ilvl w:val="0"/>
+          <w:numId w:val="2"/>
+        </w:numPr>
+      </w:pPr>
+      <w:r>
+        <w:t>Vào Tab “View” + tại mục “Show” + Tick “Ruler”</w:t>
+      </w:r>
+    </w:p>
+    <w:p>
+      <w:pPr>
+        <w:pStyle w:val="ListParagraph"/>
+        <w:numPr>
+          <w:ilvl w:val="0"/>
+          <w:numId w:val="2"/>
+        </w:numPr>
+      </w:pPr>
+      <w:r>
+        <w:t>Các biểu tượng đánh dấu trên thanh thước kẻ là khác nhau khi bạn đặt con trỏ tại các đoạn khác nhau</w:t>
+      </w:r>
+    </w:p>
+    <w:p>
+      <w:pPr>
+        <w:pStyle w:val="ListParagraph"/>
+        <w:numPr>
+          <w:ilvl w:val="0"/>
+          <w:numId w:val="2"/>
+        </w:numPr>
+      </w:pPr>
+      <w:r>
         <w:lastRenderedPageBreak/>
-        <w:t>Chèn thêm 1 trang trống kế tiếp so với trang hiện tại đang có con trỏ, đẩy tất cả những gì sau con trỏ ở trang hiện tại vào trang trống</w:t>
-      </w:r>
-      <w:r>
-        <w:t>, đưa con trỏ sang đầu trang trống</w:t>
-      </w:r>
-    </w:p>
-    <w:p>
-      <w:pPr>
-        <w:pStyle w:val="ListParagraph"/>
-        <w:numPr>
-          <w:ilvl w:val="0"/>
-          <w:numId w:val="2"/>
-        </w:numPr>
-      </w:pPr>
-      <w:r>
-        <w:t>“Ctrl” + “Enter”</w:t>
-      </w:r>
-      <w:r>
-        <w:t xml:space="preserve"> = Vào Tab “Insert” + tại mục “Pages” + Click biểu tượng “Page Break”</w:t>
-      </w:r>
-    </w:p>
-    <w:p>
-      <w:pPr>
-        <w:pStyle w:val="ListParagraph"/>
-        <w:numPr>
-          <w:ilvl w:val="0"/>
-          <w:numId w:val="2"/>
-        </w:numPr>
-      </w:pPr>
-      <w:r>
-        <w:t>Chèn Header giống nhau vào tất cả các trang</w:t>
-      </w:r>
-    </w:p>
-    <w:p>
-      <w:pPr>
-        <w:pStyle w:val="ListParagraph"/>
-        <w:numPr>
-          <w:ilvl w:val="0"/>
-          <w:numId w:val="2"/>
-        </w:numPr>
-      </w:pPr>
-      <w:r>
-        <w:t>Vào Tab “Insert” + tại mục “Header &amp; Footer” + Click biểu tượng “Header” + khi này xuất hiện Tab “Header &amp; Footer” và bạn đang trong Tab này + chỉnh sửa Header tùy ý + tại thẻ Close + Click biểu tượng “Close Header and Footer”</w:t>
-      </w:r>
-    </w:p>
-    <w:p>
-      <w:pPr>
-        <w:pStyle w:val="ListParagraph"/>
-        <w:numPr>
-          <w:ilvl w:val="0"/>
-          <w:numId w:val="2"/>
-        </w:numPr>
-      </w:pPr>
-      <w:r>
-        <w:t>Chia phần văn bản được chọn liên tục thành 2 cột</w:t>
-      </w:r>
-    </w:p>
-    <w:p>
-      <w:pPr>
-        <w:pStyle w:val="ListParagraph"/>
-        <w:numPr>
-          <w:ilvl w:val="0"/>
-          <w:numId w:val="2"/>
-        </w:numPr>
-      </w:pPr>
-      <w:r>
-        <w:t>Vào Tab “Layout” + tại mục “Page Setup” + Click biểu tượng “Colums” + chọn “Two”</w:t>
+        <w:t>Các loại biểu tượng trên thanh thước kẻ</w:t>
+      </w:r>
+    </w:p>
+    <w:p>
+      <w:pPr>
+        <w:pStyle w:val="ListParagraph"/>
+        <w:numPr>
+          <w:ilvl w:val="0"/>
+          <w:numId w:val="2"/>
+        </w:numPr>
+      </w:pPr>
+      <w:r>
+        <w:t>Biểu tượng trắng ở rìa trên</w:t>
+      </w:r>
+      <w:r>
+        <w:t xml:space="preserve"> ứng với thuộc tính “First line” khi bạn thụt lề dòng đầu</w:t>
+      </w:r>
+    </w:p>
+    <w:p>
+      <w:pPr>
+        <w:pStyle w:val="ListParagraph"/>
+        <w:numPr>
+          <w:ilvl w:val="0"/>
+          <w:numId w:val="2"/>
+        </w:numPr>
+      </w:pPr>
+      <w:r>
+        <w:t>Biểu tượng trắng ở rìa dưới ứng với thuộc tính “Hanging” khi bạn thụt lề các dòng khác dòng đầu</w:t>
+      </w:r>
+      <w:r>
+        <w:t>, di chuyển biểu tượng này cũng sẽ di chuyển biểu tượng trắng ở rìa trên</w:t>
+      </w:r>
+    </w:p>
+    <w:p>
+      <w:pPr>
+        <w:pStyle w:val="ListParagraph"/>
+        <w:numPr>
+          <w:ilvl w:val="0"/>
+          <w:numId w:val="2"/>
+        </w:numPr>
+      </w:pPr>
+      <w:r>
+        <w:t>Biểu tượng chữ L ở rìa dưới là các mốc khi bạn nhấn Tab nó sẽ nhảy tới</w:t>
+      </w:r>
+      <w:r>
+        <w:t>, mặc định sẽ nhảy tới vị trí Inch chia hết cho 0.5</w:t>
+      </w:r>
+      <w:r>
+        <w:t>,  biểu tượng này tạo = cách Click trái hoặc phải chuột vào thanh thước kẻ = vào Tab “Home” + tại mục “Paragraph” +  Click biểu tượng mũi tên góc phải dưới + nhấn nút “Tabs…” + tại thuộc tính “Tab stop position:” + điền &lt;Số Inch&gt;</w:t>
+      </w:r>
+      <w:r>
+        <w:t>"</w:t>
+      </w:r>
+      <w:r>
+        <w:t xml:space="preserve"> = vị trí trên thanh thước kẻ</w:t>
+      </w:r>
+      <w:r>
+        <w:t xml:space="preserve"> + Click “OK”</w:t>
       </w:r>
     </w:p>
     <w:p>
@@ -513,312 +904,6 @@
         </w:numPr>
       </w:pPr>
       <w:r>
-        <w:t>Bố Cục Bảng?</w:t>
-      </w:r>
-    </w:p>
-    <w:p>
-      <w:pPr>
-        <w:pStyle w:val="ListParagraph"/>
-        <w:numPr>
-          <w:ilvl w:val="0"/>
-          <w:numId w:val="2"/>
-        </w:numPr>
-      </w:pPr>
-      <w:r>
-        <w:t>Con trỏ đang ở 1 ô, đưa nó sang ô kế tiếp và bôi đen tất cả những gì trong ô đó, nếu đã ở ô cuối cùng thì tạo thêm hàng mới ở dưới, rồi đưa con trỏ xuống ô đầu tiên ở hàng đó</w:t>
-      </w:r>
-    </w:p>
-    <w:p>
-      <w:pPr>
-        <w:pStyle w:val="ListParagraph"/>
-        <w:numPr>
-          <w:ilvl w:val="0"/>
-          <w:numId w:val="2"/>
-        </w:numPr>
-      </w:pPr>
-      <w:r>
-        <w:t>“Tab”</w:t>
-      </w:r>
-    </w:p>
-    <w:p>
-      <w:pPr>
-        <w:pStyle w:val="ListParagraph"/>
-        <w:numPr>
-          <w:ilvl w:val="0"/>
-          <w:numId w:val="2"/>
-        </w:numPr>
-      </w:pPr>
-      <w:r>
-        <w:t>Cũng như trên nhưng đưa sang ô đằng trước, và không tạo thêm hàng mới</w:t>
-      </w:r>
-    </w:p>
-    <w:p>
-      <w:pPr>
-        <w:pStyle w:val="ListParagraph"/>
-        <w:numPr>
-          <w:ilvl w:val="0"/>
-          <w:numId w:val="2"/>
-        </w:numPr>
-      </w:pPr>
-      <w:r>
-        <w:t>“Shift” + “Tab”</w:t>
-      </w:r>
-    </w:p>
-    <w:p>
-      <w:pPr>
-        <w:pStyle w:val="ListParagraph"/>
-        <w:numPr>
-          <w:ilvl w:val="0"/>
-          <w:numId w:val="2"/>
-        </w:numPr>
-      </w:pPr>
-      <w:r>
-        <w:t>Thụt lề trong ô</w:t>
-      </w:r>
-    </w:p>
-    <w:p>
-      <w:pPr>
-        <w:pStyle w:val="ListParagraph"/>
-        <w:numPr>
-          <w:ilvl w:val="0"/>
-          <w:numId w:val="2"/>
-        </w:numPr>
-      </w:pPr>
-      <w:r>
-        <w:t>“Ctrl” + “Tab”</w:t>
-      </w:r>
-    </w:p>
-    <w:p>
-      <w:pPr>
-        <w:pStyle w:val="ListParagraph"/>
-        <w:numPr>
-          <w:ilvl w:val="0"/>
-          <w:numId w:val="4"/>
-        </w:numPr>
-      </w:pPr>
-      <w:r>
-        <w:t>Đối Tượng Shape?</w:t>
-      </w:r>
-    </w:p>
-    <w:p>
-      <w:pPr>
-        <w:pStyle w:val="ListParagraph"/>
-        <w:numPr>
-          <w:ilvl w:val="0"/>
-          <w:numId w:val="2"/>
-        </w:numPr>
-      </w:pPr>
-      <w:r>
-        <w:t>Tạo 1 Shape có hình mũi tên</w:t>
-      </w:r>
-    </w:p>
-    <w:p>
-      <w:pPr>
-        <w:pStyle w:val="ListParagraph"/>
-        <w:numPr>
-          <w:ilvl w:val="0"/>
-          <w:numId w:val="2"/>
-        </w:numPr>
-      </w:pPr>
-      <w:r>
-        <w:t xml:space="preserve">Vào Tab “Insert” + tại mục “Illustrations” + Click biểu tượng “Shapes” + tại thẻ </w:t>
-      </w:r>
-    </w:p>
-    <w:p>
-      <w:pPr>
-        <w:pStyle w:val="ListParagraph"/>
-        <w:ind w:left="1080"/>
-      </w:pPr>
-      <w:r>
-        <w:t>“Block Arrows” + chọn hình mũi tên mong muốn</w:t>
-      </w:r>
-    </w:p>
-    <w:p>
-      <w:pPr>
-        <w:pStyle w:val="ListParagraph"/>
-        <w:numPr>
-          <w:ilvl w:val="0"/>
-          <w:numId w:val="2"/>
-        </w:numPr>
-      </w:pPr>
-      <w:r>
-        <w:t>Thay thế 1 Shape = 1 Shape khác</w:t>
-      </w:r>
-    </w:p>
-    <w:p>
-      <w:pPr>
-        <w:pStyle w:val="ListParagraph"/>
-        <w:numPr>
-          <w:ilvl w:val="0"/>
-          <w:numId w:val="2"/>
-        </w:numPr>
-      </w:pPr>
-      <w:r>
-        <w:t>Chọn Shape cần thay thế + vào Tab “Shape Format” + tại mục “Insert Shape” + Click biểu tượng “Edit Shape” + chọn “Change Shape” + chọn Shape mong muốn</w:t>
-      </w:r>
-    </w:p>
-    <w:p>
-      <w:pPr>
-        <w:pStyle w:val="ListParagraph"/>
-        <w:numPr>
-          <w:ilvl w:val="0"/>
-          <w:numId w:val="4"/>
-        </w:numPr>
-      </w:pPr>
-      <w:r>
-        <w:t>Đối Tượng Biểu Đồ?</w:t>
-      </w:r>
-    </w:p>
-    <w:p>
-      <w:pPr>
-        <w:pStyle w:val="ListParagraph"/>
-        <w:numPr>
-          <w:ilvl w:val="0"/>
-          <w:numId w:val="2"/>
-        </w:numPr>
-      </w:pPr>
-      <w:r>
-        <w:t>Tạo 1 biểu đồ đơn giản</w:t>
-      </w:r>
-    </w:p>
-    <w:p>
-      <w:pPr>
-        <w:pStyle w:val="ListParagraph"/>
-        <w:numPr>
-          <w:ilvl w:val="0"/>
-          <w:numId w:val="2"/>
-        </w:numPr>
-      </w:pPr>
-      <w:r>
-        <w:t>Vào Tab “Insert” + tại mục “Illustrations” + Click biểu tượng “Chart” + Click “OK” + đóng cửa sổ Excel</w:t>
-      </w:r>
-    </w:p>
-    <w:p>
-      <w:pPr>
-        <w:pStyle w:val="ListParagraph"/>
-        <w:numPr>
-          <w:ilvl w:val="0"/>
-          <w:numId w:val="4"/>
-        </w:numPr>
-      </w:pPr>
-      <w:r>
-        <w:t>Đo Đạc?</w:t>
-      </w:r>
-    </w:p>
-    <w:p>
-      <w:pPr>
-        <w:pStyle w:val="ListParagraph"/>
-        <w:numPr>
-          <w:ilvl w:val="0"/>
-          <w:numId w:val="2"/>
-        </w:numPr>
-      </w:pPr>
-      <w:r>
-        <w:t>Hiện thanh thước kẻ với đơn vị Inch</w:t>
-      </w:r>
-    </w:p>
-    <w:p>
-      <w:pPr>
-        <w:pStyle w:val="ListParagraph"/>
-        <w:numPr>
-          <w:ilvl w:val="0"/>
-          <w:numId w:val="2"/>
-        </w:numPr>
-      </w:pPr>
-      <w:r>
-        <w:t>Vào Tab “View” + tại mục “Show” + Tick “Ruler”</w:t>
-      </w:r>
-    </w:p>
-    <w:p>
-      <w:pPr>
-        <w:pStyle w:val="ListParagraph"/>
-        <w:numPr>
-          <w:ilvl w:val="0"/>
-          <w:numId w:val="2"/>
-        </w:numPr>
-      </w:pPr>
-      <w:r>
-        <w:t>Các biểu tượng đánh dấu trên thanh thước kẻ là khác nhau khi bạn đặt con trỏ tại các đoạn khác nhau</w:t>
-      </w:r>
-    </w:p>
-    <w:p>
-      <w:pPr>
-        <w:pStyle w:val="ListParagraph"/>
-        <w:numPr>
-          <w:ilvl w:val="0"/>
-          <w:numId w:val="2"/>
-        </w:numPr>
-      </w:pPr>
-      <w:r>
-        <w:t>Các loại biểu tượng trên thanh thước kẻ</w:t>
-      </w:r>
-    </w:p>
-    <w:p>
-      <w:pPr>
-        <w:pStyle w:val="ListParagraph"/>
-        <w:numPr>
-          <w:ilvl w:val="0"/>
-          <w:numId w:val="2"/>
-        </w:numPr>
-      </w:pPr>
-      <w:r>
-        <w:t>Biểu tượng trắng ở rìa trên</w:t>
-      </w:r>
-      <w:r>
-        <w:t xml:space="preserve"> ứng với thuộc tính “First line” khi bạn thụt lề dòng đầu</w:t>
-      </w:r>
-    </w:p>
-    <w:p>
-      <w:pPr>
-        <w:pStyle w:val="ListParagraph"/>
-        <w:numPr>
-          <w:ilvl w:val="0"/>
-          <w:numId w:val="2"/>
-        </w:numPr>
-      </w:pPr>
-      <w:r>
-        <w:t>Biểu tượng trắng ở rìa dưới ứng với thuộc tính “Hanging” khi bạn thụt lề các dòng khác dòng đầu</w:t>
-      </w:r>
-      <w:r>
-        <w:t>, di chuyển biểu tượng này cũng sẽ di chuyển biểu tượng trắng ở rìa trên</w:t>
-      </w:r>
-    </w:p>
-    <w:p>
-      <w:pPr>
-        <w:pStyle w:val="ListParagraph"/>
-        <w:numPr>
-          <w:ilvl w:val="0"/>
-          <w:numId w:val="2"/>
-        </w:numPr>
-      </w:pPr>
-      <w:r>
-        <w:t>Biểu tượng chữ L ở rìa dưới là các mốc khi bạn nhấn Tab nó sẽ nhảy tới</w:t>
-      </w:r>
-      <w:r>
-        <w:t>, mặc định sẽ nhảy tới vị trí Inch chia hết cho 0.5</w:t>
-      </w:r>
-      <w:r>
-        <w:t>,  biểu tượng này tạo = cách Click trái hoặc phải chuột vào thanh thước kẻ = vào Tab “Home” + tại mục “Paragraph” +  Click biểu tượng mũi tên góc phải dưới + nhấn nút “Tabs…” + tại thuộc tính “Tab stop position:” + điền &lt;Số Inch&gt;</w:t>
-      </w:r>
-      <w:r>
-        <w:t>"</w:t>
-      </w:r>
-      <w:r>
-        <w:t xml:space="preserve"> = vị trí trên thanh thước kẻ</w:t>
-      </w:r>
-      <w:r>
-        <w:t xml:space="preserve"> + Click “OK”</w:t>
-      </w:r>
-    </w:p>
-    <w:p>
-      <w:pPr>
-        <w:pStyle w:val="ListParagraph"/>
-        <w:numPr>
-          <w:ilvl w:val="0"/>
-          <w:numId w:val="4"/>
-        </w:numPr>
-      </w:pPr>
-      <w:r>
         <w:t>Sao Chép Định Dạng?</w:t>
       </w:r>
     </w:p>
@@ -831,7 +916,6 @@
         </w:numPr>
       </w:pPr>
       <w:r>
-        <w:lastRenderedPageBreak/>
         <w:t>Chọn vài chữ hoặc ảnh có chung 1 kiểu định dạng mình thấy đẹp = cách bôi đen + vào Tab “Home” + tại mục “Clipboard” + Click biểu tượng “Format Painter” + tô lên các chữ bạn muốn định dạng theo kiểu này</w:t>
       </w:r>
     </w:p>
@@ -1107,25 +1191,31 @@
         </w:numPr>
       </w:pPr>
       <w:r>
-        <w:t xml:space="preserve">Bước 2, vào Tab “Home” + tại mục “Styles” + chọn “Heading &lt;X&gt;”, X là 1 số nguyên dương + khi này toàn bộ đoạn văn con trỏ đang nằm bên trong sẽ </w:t>
-      </w:r>
-      <w:r>
-        <w:t>được tạo kiểu, và nó sẽ sở hữu Index &lt;X&gt;</w:t>
-      </w:r>
-      <w:r>
-        <w:t>, bạn có thể chỉnh lại kiểu mình mong muốn và đoạn văn vẫn giữ Index &lt;X&gt;</w:t>
-      </w:r>
-    </w:p>
-    <w:p>
-      <w:pPr>
-        <w:pStyle w:val="ListParagraph"/>
-        <w:numPr>
-          <w:ilvl w:val="0"/>
-          <w:numId w:val="2"/>
-        </w:numPr>
-      </w:pPr>
-      <w:r>
-        <w:t>Bước 3, tiếp tục lặp lại các bước trên cho các đoạn văn khác nhau</w:t>
+        <w:t>Bước 2, vào Tab “Home” + tại mục “Paragraph” + vào Tab “Indents and Spacing” + tại thẻ “General” + chỉnh</w:t>
+      </w:r>
+      <w:r>
+        <w:t xml:space="preserve"> Level cho</w:t>
+      </w:r>
+      <w:r>
+        <w:t xml:space="preserve"> thuộc tính “Outline level” tương ứng với cấp bậc cha con</w:t>
+      </w:r>
+    </w:p>
+    <w:p>
+      <w:pPr>
+        <w:pStyle w:val="ListParagraph"/>
+        <w:numPr>
+          <w:ilvl w:val="0"/>
+          <w:numId w:val="2"/>
+        </w:numPr>
+      </w:pPr>
+      <w:r>
+        <w:t xml:space="preserve">Bước </w:t>
+      </w:r>
+      <w:r>
+        <w:t>3</w:t>
+      </w:r>
+      <w:r>
+        <w:t>, tiếp tục lặp lại các bước trên cho các đoạn văn khác nhau</w:t>
       </w:r>
     </w:p>
     <w:p>
@@ -1152,7 +1242,26 @@
         </w:numPr>
       </w:pPr>
       <w:r>
-        <w:t>Khi này 1 khung mục lục sẽ hiện ra, ở đây sẽ hiện những đoạn văn đã được đánh Index lúc nãy, các đoạn văn có Index bằng nhau sẽ đứng thẳng cột, đoạn văn có Index nhỏ hơn thì dịch lề 1 bước</w:t>
+        <w:lastRenderedPageBreak/>
+        <w:t xml:space="preserve">Khi này 1 khung mục lục sẽ hiện ra, ở đây sẽ hiện những đoạn văn đã được </w:t>
+      </w:r>
+      <w:r>
+        <w:t>phân cấp bậc cha con</w:t>
+      </w:r>
+      <w:r>
+        <w:t xml:space="preserve"> lúc nãy, các đoạn văn có</w:t>
+      </w:r>
+      <w:r>
+        <w:t xml:space="preserve"> bậc </w:t>
+      </w:r>
+      <w:r>
+        <w:t xml:space="preserve">bằng nhau sẽ đứng thẳng cột, đoạn văn có </w:t>
+      </w:r>
+      <w:r>
+        <w:t xml:space="preserve">bậc </w:t>
+      </w:r>
+      <w:r>
+        <w:t>nhỏ hơn thì dịch lề 1 bước</w:t>
       </w:r>
       <w:r>
         <w:t>, phần bên phải là số thứ tự của trang đoạn văn thuộc về</w:t>
@@ -1171,67 +1280,6 @@
       </w:r>
       <w:r>
         <w:t>“Update entire table” + Click “OK”, lưu ý tiêu đề của mục lục không bị thay đổi khi cập nhật</w:t>
-      </w:r>
-    </w:p>
-    <w:p>
-      <w:pPr>
-        <w:pStyle w:val="ListParagraph"/>
-        <w:numPr>
-          <w:ilvl w:val="0"/>
-          <w:numId w:val="2"/>
-        </w:numPr>
-      </w:pPr>
-      <w:r>
-        <w:t>Muốn</w:t>
-      </w:r>
-      <w:r>
-        <w:t xml:space="preserve"> chỉ định Style mặc định cho Heading</w:t>
-      </w:r>
-    </w:p>
-    <w:p>
-      <w:pPr>
-        <w:pStyle w:val="ListParagraph"/>
-        <w:numPr>
-          <w:ilvl w:val="0"/>
-          <w:numId w:val="2"/>
-        </w:numPr>
-      </w:pPr>
-      <w:r>
-        <w:t>V</w:t>
-      </w:r>
-      <w:r>
-        <w:t>ào Tab “Home” + tại mục “Styles” +</w:t>
-      </w:r>
-      <w:r>
-        <w:t xml:space="preserve"> phải chuột vào Heading muốn chỉnh + chọn “Modify…” + chỉnh sửa kiểu + Click “OK”</w:t>
-      </w:r>
-    </w:p>
-    <w:p>
-      <w:pPr>
-        <w:pStyle w:val="ListParagraph"/>
-        <w:numPr>
-          <w:ilvl w:val="0"/>
-          <w:numId w:val="2"/>
-        </w:numPr>
-      </w:pPr>
-      <w:r>
-        <w:t>Muốn xóa Style của văn bản được chọn</w:t>
-      </w:r>
-    </w:p>
-    <w:p>
-      <w:pPr>
-        <w:pStyle w:val="ListParagraph"/>
-        <w:numPr>
-          <w:ilvl w:val="0"/>
-          <w:numId w:val="2"/>
-        </w:numPr>
-      </w:pPr>
-      <w:r>
-        <w:lastRenderedPageBreak/>
-        <w:t>Vào Tab “Home” + tại mục “Styles” +</w:t>
-      </w:r>
-      <w:r>
-        <w:t xml:space="preserve"> Click biểu tượng mũi tên góc phải dưới + Click “Clear All” + Click dấu “X”</w:t>
       </w:r>
     </w:p>
     <w:p/>
@@ -1660,6 +1708,7 @@
         <w:ind w:left="1080"/>
       </w:pPr>
       <w:r>
+        <w:lastRenderedPageBreak/>
         <w:t>$</w:t>
       </w:r>
       <w:r>
@@ -1729,7 +1778,6 @@
         </w:numPr>
       </w:pPr>
       <w:r>
-        <w:lastRenderedPageBreak/>
         <w:t>Cho 1 mảng ô dữ liệu, và giá trị K, trả về giá trị ở cột thứ N cùng hàng với ô đầu tiên có giá trị K ở cột thứ 1</w:t>
       </w:r>
     </w:p>
@@ -2201,6 +2249,7 @@
         </w:numPr>
       </w:pPr>
       <w:r>
+        <w:lastRenderedPageBreak/>
         <w:t>Thích hợp khi bạn dùng mảng ô, khi đó những ô trống sẽ không được đếm, nói cách khác, trả về số lượng ô không trống</w:t>
       </w:r>
     </w:p>
@@ -2255,7 +2304,6 @@
         <w:ind w:left="1080"/>
       </w:pPr>
       <w:r>
-        <w:lastRenderedPageBreak/>
         <w:t>4</w:t>
       </w:r>
     </w:p>
@@ -2772,6 +2820,7 @@
         </w:numPr>
       </w:pPr>
       <w:r>
+        <w:lastRenderedPageBreak/>
         <w:t>Chọn 1 mảng ô, sắp xếp các cột trong mảng ô này theo thứ tự tăng dần hoặc giảm dần 1 cách độc lập</w:t>
       </w:r>
     </w:p>
@@ -2808,7 +2857,6 @@
         </w:numPr>
       </w:pPr>
       <w:r>
-        <w:lastRenderedPageBreak/>
         <w:t>Copy mảng ô + chọn vào ô bất kì + phải chuột + tại mục “Paste Option” + Click biểu tượng “Transpose”</w:t>
       </w:r>
     </w:p>
@@ -3165,6 +3213,7 @@
         </w:numPr>
       </w:pPr>
       <w:r>
+        <w:lastRenderedPageBreak/>
         <w:t>Thêm 1 Smart Art</w:t>
       </w:r>
     </w:p>
@@ -3201,7 +3250,6 @@
         </w:numPr>
       </w:pPr>
       <w:r>
-        <w:lastRenderedPageBreak/>
         <w:t>Khi thay đổi kích thước các Shape trong Smart Art, kích cỡ chữ trong Shape tương ứng cũng sẽ tự điều chỉnh để khít</w:t>
       </w:r>
     </w:p>
@@ -3569,6 +3617,7 @@
         </w:numPr>
       </w:pPr>
       <w:r>
+        <w:lastRenderedPageBreak/>
         <w:t>Ở cửa sổ in + tại mục “Settings” + Click cái đầu tiên + chọn “Custom Range” + nhập vào thuộc tính “Slide:” số thứ tự các Slide muốn in, ví dụ “1,2,4” + Click nút “Print” góc trái trên ở cửa sổ in</w:t>
       </w:r>
     </w:p>
@@ -3593,7 +3642,6 @@
         </w:numPr>
       </w:pPr>
       <w:r>
-        <w:lastRenderedPageBreak/>
         <w:t>Cách chèn 1 đối tượng âm thanh</w:t>
       </w:r>
     </w:p>

--- a/office.docx
+++ b/office.docx
@@ -1160,6 +1160,33 @@
         <w:pStyle w:val="ListParagraph"/>
         <w:numPr>
           <w:ilvl w:val="0"/>
+          <w:numId w:val="2"/>
+        </w:numPr>
+      </w:pPr>
+      <w:r>
+        <w:t>Để tìm kiếm nhanh các cụm từ giống với cụm từ được chọn</w:t>
+      </w:r>
+    </w:p>
+    <w:p>
+      <w:pPr>
+        <w:pStyle w:val="ListParagraph"/>
+        <w:numPr>
+          <w:ilvl w:val="0"/>
+          <w:numId w:val="2"/>
+        </w:numPr>
+      </w:pPr>
+      <w:r>
+        <w:t>Nhấn “Ctrl” + “F”</w:t>
+      </w:r>
+      <w:r>
+        <w:t>, khi này cửa sổ bên trái sẽ hiển thị các kết quả tìm kiếm</w:t>
+      </w:r>
+    </w:p>
+    <w:p>
+      <w:pPr>
+        <w:pStyle w:val="ListParagraph"/>
+        <w:numPr>
+          <w:ilvl w:val="0"/>
           <w:numId w:val="4"/>
         </w:numPr>
       </w:pPr>
@@ -1227,6 +1254,7 @@
         </w:numPr>
       </w:pPr>
       <w:r>
+        <w:lastRenderedPageBreak/>
         <w:t xml:space="preserve">Bước 4, đặt con trỏ chuột tại vị trí muốn chèn mục lục + vào Tab “References” + </w:t>
       </w:r>
       <w:r>
@@ -1242,7 +1270,6 @@
         </w:numPr>
       </w:pPr>
       <w:r>
-        <w:lastRenderedPageBreak/>
         <w:t xml:space="preserve">Khi này 1 khung mục lục sẽ hiện ra, ở đây sẽ hiện những đoạn văn đã được </w:t>
       </w:r>
       <w:r>
@@ -1681,6 +1708,7 @@
         <w:ind w:left="1080"/>
       </w:pPr>
       <w:r>
+        <w:lastRenderedPageBreak/>
         <w:t>A5:C9</w:t>
       </w:r>
     </w:p>
@@ -1708,7 +1736,6 @@
         <w:ind w:left="1080"/>
       </w:pPr>
       <w:r>
-        <w:lastRenderedPageBreak/>
         <w:t>$</w:t>
       </w:r>
       <w:r>
@@ -2237,6 +2264,7 @@
         <w:ind w:left="1080"/>
       </w:pPr>
       <w:r>
+        <w:lastRenderedPageBreak/>
         <w:t>4</w:t>
       </w:r>
     </w:p>
@@ -2249,7 +2277,6 @@
         </w:numPr>
       </w:pPr>
       <w:r>
-        <w:lastRenderedPageBreak/>
         <w:t>Thích hợp khi bạn dùng mảng ô, khi đó những ô trống sẽ không được đếm, nói cách khác, trả về số lượng ô không trống</w:t>
       </w:r>
     </w:p>
@@ -2808,6 +2835,7 @@
         </w:numPr>
       </w:pPr>
       <w:r>
+        <w:lastRenderedPageBreak/>
         <w:t>Sắp Xếp?</w:t>
       </w:r>
     </w:p>
@@ -2820,7 +2848,6 @@
         </w:numPr>
       </w:pPr>
       <w:r>
-        <w:lastRenderedPageBreak/>
         <w:t>Chọn 1 mảng ô, sắp xếp các cột trong mảng ô này theo thứ tự tăng dần hoặc giảm dần 1 cách độc lập</w:t>
       </w:r>
     </w:p>
@@ -3201,6 +3228,7 @@
         </w:numPr>
       </w:pPr>
       <w:r>
+        <w:lastRenderedPageBreak/>
         <w:t>Đối Tượng Smart Art?</w:t>
       </w:r>
     </w:p>
@@ -3213,7 +3241,6 @@
         </w:numPr>
       </w:pPr>
       <w:r>
-        <w:lastRenderedPageBreak/>
         <w:t>Thêm 1 Smart Art</w:t>
       </w:r>
     </w:p>
@@ -3605,6 +3632,7 @@
         </w:numPr>
       </w:pPr>
       <w:r>
+        <w:lastRenderedPageBreak/>
         <w:t>Chỉ định Slide nào được in</w:t>
       </w:r>
     </w:p>
@@ -3617,7 +3645,6 @@
         </w:numPr>
       </w:pPr>
       <w:r>
-        <w:lastRenderedPageBreak/>
         <w:t>Ở cửa sổ in + tại mục “Settings” + Click cái đầu tiên + chọn “Custom Range” + nhập vào thuộc tính “Slide:” số thứ tự các Slide muốn in, ví dụ “1,2,4” + Click nút “Print” góc trái trên ở cửa sổ in</w:t>
       </w:r>
     </w:p>

--- a/office.docx
+++ b/office.docx
@@ -3723,6 +3723,1177 @@
         <w:t>Vào Tab “Playback” + tại mục “Audio Options” + Tick “Play Across Slidess”</w:t>
       </w:r>
     </w:p>
+    <w:p/>
+    <w:p>
+      <w:r>
+        <w:t>Latex:</w:t>
+      </w:r>
+    </w:p>
+    <w:p>
+      <w:pPr>
+        <w:pStyle w:val="ListParagraph"/>
+        <w:numPr>
+          <w:ilvl w:val="0"/>
+          <w:numId w:val="8"/>
+        </w:numPr>
+      </w:pPr>
+      <w:r>
+        <w:t xml:space="preserve">Cài </w:t>
+      </w:r>
+      <w:r>
+        <w:t>Đặt?</w:t>
+      </w:r>
+    </w:p>
+    <w:p>
+      <w:pPr>
+        <w:pStyle w:val="ListParagraph"/>
+        <w:numPr>
+          <w:ilvl w:val="0"/>
+          <w:numId w:val="2"/>
+        </w:numPr>
+      </w:pPr>
+      <w:r>
+        <w:t>Vào Link</w:t>
+      </w:r>
+    </w:p>
+    <w:p>
+      <w:pPr>
+        <w:pStyle w:val="ListParagraph"/>
+        <w:numPr>
+          <w:ilvl w:val="0"/>
+          <w:numId w:val="2"/>
+        </w:numPr>
+      </w:pPr>
+      <w:hyperlink r:id="rId8" w:history="1">
+        <w:r>
+          <w:rPr>
+            <w:rStyle w:val="Hyperlink"/>
+          </w:rPr>
+          <w:t>https://miktex.org/download</w:t>
+        </w:r>
+      </w:hyperlink>
+    </w:p>
+    <w:p>
+      <w:pPr>
+        <w:pStyle w:val="ListParagraph"/>
+        <w:numPr>
+          <w:ilvl w:val="0"/>
+          <w:numId w:val="2"/>
+        </w:numPr>
+      </w:pPr>
+      <w:r>
+        <w:t>Cuộn xuống + Click “Download” + chờ tải + chạy File vừa tải cài đặt mặc định, đây coi là trình biên dịch cho Latex</w:t>
+      </w:r>
+    </w:p>
+    <w:p>
+      <w:pPr>
+        <w:pStyle w:val="ListParagraph"/>
+        <w:numPr>
+          <w:ilvl w:val="0"/>
+          <w:numId w:val="2"/>
+        </w:numPr>
+      </w:pPr>
+      <w:r>
+        <w:t>Vào Link</w:t>
+      </w:r>
+    </w:p>
+    <w:p>
+      <w:pPr>
+        <w:pStyle w:val="ListParagraph"/>
+        <w:numPr>
+          <w:ilvl w:val="0"/>
+          <w:numId w:val="2"/>
+        </w:numPr>
+      </w:pPr>
+      <w:hyperlink r:id="rId9" w:history="1">
+        <w:r>
+          <w:rPr>
+            <w:rStyle w:val="Hyperlink"/>
+          </w:rPr>
+          <w:t>https://www.xm1math.net/texmaker/</w:t>
+        </w:r>
+      </w:hyperlink>
+    </w:p>
+    <w:p>
+      <w:pPr>
+        <w:pStyle w:val="ListParagraph"/>
+        <w:numPr>
+          <w:ilvl w:val="0"/>
+          <w:numId w:val="2"/>
+        </w:numPr>
+      </w:pPr>
+      <w:r>
+        <w:t>Click “DOWNLOAD</w:t>
+      </w:r>
+      <w:r>
+        <w:t>” + cuộn xuống + Download File MSI + chạy File vừa tải cài đặt mặc định, đây là IDE</w:t>
+      </w:r>
+      <w:r>
+        <w:t>, gần giống với Word</w:t>
+      </w:r>
+    </w:p>
+    <w:p>
+      <w:pPr>
+        <w:pStyle w:val="ListParagraph"/>
+        <w:numPr>
+          <w:ilvl w:val="0"/>
+          <w:numId w:val="8"/>
+        </w:numPr>
+      </w:pPr>
+      <w:r>
+        <w:t>Latex Console?</w:t>
+      </w:r>
+    </w:p>
+    <w:p>
+      <w:pPr>
+        <w:pStyle w:val="ListParagraph"/>
+        <w:numPr>
+          <w:ilvl w:val="0"/>
+          <w:numId w:val="2"/>
+        </w:numPr>
+      </w:pPr>
+      <w:r>
+        <w:t>Là cửa sổ dùng để cài đặt thư viện Latex</w:t>
+      </w:r>
+    </w:p>
+    <w:p>
+      <w:pPr>
+        <w:pStyle w:val="ListParagraph"/>
+        <w:numPr>
+          <w:ilvl w:val="0"/>
+          <w:numId w:val="2"/>
+        </w:numPr>
+      </w:pPr>
+      <w:r>
+        <w:t>Vào thư mục “</w:t>
+      </w:r>
+      <w:r>
+        <w:t>C:\Users\pc\AppData\Local\Programs\MiKTeX\miktex\bin\x64</w:t>
+      </w:r>
+      <w:r>
+        <w:t>” + chạy File “miktex-console”</w:t>
+      </w:r>
+    </w:p>
+    <w:p>
+      <w:pPr>
+        <w:pStyle w:val="ListParagraph"/>
+        <w:numPr>
+          <w:ilvl w:val="0"/>
+          <w:numId w:val="8"/>
+        </w:numPr>
+      </w:pPr>
+      <w:r>
+        <w:t>Phần Mở Rộng File Latex?</w:t>
+      </w:r>
+    </w:p>
+    <w:p>
+      <w:pPr>
+        <w:pStyle w:val="ListParagraph"/>
+        <w:numPr>
+          <w:ilvl w:val="0"/>
+          <w:numId w:val="2"/>
+        </w:numPr>
+      </w:pPr>
+      <w:r>
+        <w:t>“.tex”</w:t>
+      </w:r>
+    </w:p>
+    <w:p>
+      <w:pPr>
+        <w:pStyle w:val="ListParagraph"/>
+        <w:numPr>
+          <w:ilvl w:val="0"/>
+          <w:numId w:val="8"/>
+        </w:numPr>
+      </w:pPr>
+      <w:r>
+        <w:t xml:space="preserve">Biên </w:t>
+      </w:r>
+      <w:r>
+        <w:t xml:space="preserve">Dịch Ra </w:t>
+      </w:r>
+      <w:r>
+        <w:t>File PDF</w:t>
+      </w:r>
+      <w:r>
+        <w:t>?</w:t>
+      </w:r>
+    </w:p>
+    <w:p>
+      <w:pPr>
+        <w:pStyle w:val="ListParagraph"/>
+        <w:numPr>
+          <w:ilvl w:val="0"/>
+          <w:numId w:val="2"/>
+        </w:numPr>
+      </w:pPr>
+      <w:r>
+        <w:t>Vào Tab “Tools” + chọn “PDFLaTex” = nhấn F6</w:t>
+      </w:r>
+    </w:p>
+    <w:p>
+      <w:pPr>
+        <w:pStyle w:val="ListParagraph"/>
+        <w:numPr>
+          <w:ilvl w:val="0"/>
+          <w:numId w:val="2"/>
+        </w:numPr>
+      </w:pPr>
+      <w:r>
+        <w:t>Khi này 1 File PDF cùng tên sẽ xuất hiện ngay cạnh File Latex</w:t>
+      </w:r>
+    </w:p>
+    <w:p>
+      <w:pPr>
+        <w:pStyle w:val="ListParagraph"/>
+        <w:numPr>
+          <w:ilvl w:val="0"/>
+          <w:numId w:val="8"/>
+        </w:numPr>
+      </w:pPr>
+      <w:r>
+        <w:t>Khai Báo Kiểu Văn Bản?</w:t>
+      </w:r>
+    </w:p>
+    <w:p>
+      <w:pPr>
+        <w:pStyle w:val="ListParagraph"/>
+        <w:pBdr>
+          <w:top w:val="single" w:sz="4" w:space="1" w:color="auto"/>
+          <w:left w:val="single" w:sz="4" w:space="4" w:color="auto"/>
+          <w:bottom w:val="single" w:sz="4" w:space="1" w:color="auto"/>
+          <w:right w:val="single" w:sz="4" w:space="4" w:color="auto"/>
+        </w:pBdr>
+        <w:ind w:left="1080"/>
+      </w:pPr>
+      <w:r>
+        <w:t>\documentclass[&lt;Font Size&gt;pt]{&lt;Kiểu&gt;}</w:t>
+      </w:r>
+    </w:p>
+    <w:p>
+      <w:pPr>
+        <w:pStyle w:val="ListParagraph"/>
+        <w:numPr>
+          <w:ilvl w:val="0"/>
+          <w:numId w:val="2"/>
+        </w:numPr>
+      </w:pPr>
+      <w:r>
+        <w:t>Kiểu văn bản có thể là báo, báo cáo, Debug, ….</w:t>
+      </w:r>
+    </w:p>
+    <w:tbl>
+      <w:tblPr>
+        <w:tblStyle w:val="TableGrid"/>
+        <w:tblW w:w="0" w:type="auto"/>
+        <w:tblInd w:w="1080" w:type="dxa"/>
+        <w:tblLook w:val="04A0" w:firstRow="1" w:lastRow="0" w:firstColumn="1" w:lastColumn="0" w:noHBand="0" w:noVBand="1"/>
+      </w:tblPr>
+      <w:tblGrid>
+        <w:gridCol w:w="935"/>
+        <w:gridCol w:w="843"/>
+      </w:tblGrid>
+      <w:tr>
+        <w:tc>
+          <w:tcPr>
+            <w:tcW w:w="935" w:type="dxa"/>
+          </w:tcPr>
+          <w:p>
+            <w:pPr>
+              <w:pStyle w:val="ListParagraph"/>
+              <w:ind w:left="0"/>
+              <w:jc w:val="center"/>
+            </w:pPr>
+            <w:r>
+              <w:t>&lt;Kiểu&gt;</w:t>
+            </w:r>
+          </w:p>
+        </w:tc>
+        <w:tc>
+          <w:tcPr>
+            <w:tcW w:w="843" w:type="dxa"/>
+          </w:tcPr>
+          <w:p>
+            <w:pPr>
+              <w:pStyle w:val="ListParagraph"/>
+              <w:ind w:left="0"/>
+              <w:jc w:val="center"/>
+            </w:pPr>
+            <w:r>
+              <w:t>Nghĩa</w:t>
+            </w:r>
+          </w:p>
+        </w:tc>
+      </w:tr>
+      <w:tr>
+        <w:tc>
+          <w:tcPr>
+            <w:tcW w:w="935" w:type="dxa"/>
+          </w:tcPr>
+          <w:p>
+            <w:pPr>
+              <w:pStyle w:val="ListParagraph"/>
+              <w:ind w:left="0"/>
+              <w:jc w:val="center"/>
+            </w:pPr>
+            <w:r>
+              <w:t>article</w:t>
+            </w:r>
+          </w:p>
+        </w:tc>
+        <w:tc>
+          <w:tcPr>
+            <w:tcW w:w="843" w:type="dxa"/>
+          </w:tcPr>
+          <w:p>
+            <w:pPr>
+              <w:pStyle w:val="ListParagraph"/>
+              <w:ind w:left="0"/>
+              <w:jc w:val="center"/>
+            </w:pPr>
+            <w:r>
+              <w:t>b</w:t>
+            </w:r>
+            <w:r>
+              <w:t>áo</w:t>
+            </w:r>
+          </w:p>
+        </w:tc>
+      </w:tr>
+    </w:tbl>
+    <w:p>
+      <w:pPr>
+        <w:pStyle w:val="ListParagraph"/>
+        <w:numPr>
+          <w:ilvl w:val="0"/>
+          <w:numId w:val="2"/>
+        </w:numPr>
+      </w:pPr>
+      <w:r>
+        <w:t>&lt;Font Size&gt; chỉ có thể là 10, 11, 12</w:t>
+      </w:r>
+    </w:p>
+    <w:p>
+      <w:pPr>
+        <w:pStyle w:val="ListParagraph"/>
+        <w:numPr>
+          <w:ilvl w:val="0"/>
+          <w:numId w:val="8"/>
+        </w:numPr>
+      </w:pPr>
+      <w:r>
+        <w:t>Bao Gói 1 Phần Nào Đó?</w:t>
+      </w:r>
+    </w:p>
+    <w:p>
+      <w:pPr>
+        <w:pStyle w:val="ListParagraph"/>
+        <w:pBdr>
+          <w:top w:val="single" w:sz="4" w:space="1" w:color="auto"/>
+          <w:left w:val="single" w:sz="4" w:space="4" w:color="auto"/>
+          <w:bottom w:val="single" w:sz="4" w:space="1" w:color="auto"/>
+          <w:right w:val="single" w:sz="4" w:space="4" w:color="auto"/>
+        </w:pBdr>
+        <w:ind w:left="1080"/>
+      </w:pPr>
+      <w:r>
+        <w:t>\begin{&lt;Kiểu&gt;}</w:t>
+      </w:r>
+    </w:p>
+    <w:p>
+      <w:pPr>
+        <w:pStyle w:val="ListParagraph"/>
+        <w:pBdr>
+          <w:top w:val="single" w:sz="4" w:space="1" w:color="auto"/>
+          <w:left w:val="single" w:sz="4" w:space="4" w:color="auto"/>
+          <w:bottom w:val="single" w:sz="4" w:space="1" w:color="auto"/>
+          <w:right w:val="single" w:sz="4" w:space="4" w:color="auto"/>
+        </w:pBdr>
+        <w:ind w:left="1080"/>
+      </w:pPr>
+      <w:r>
+        <w:t>&lt;Nội Dung&gt;</w:t>
+      </w:r>
+    </w:p>
+    <w:p>
+      <w:pPr>
+        <w:pStyle w:val="ListParagraph"/>
+        <w:pBdr>
+          <w:top w:val="single" w:sz="4" w:space="1" w:color="auto"/>
+          <w:left w:val="single" w:sz="4" w:space="4" w:color="auto"/>
+          <w:bottom w:val="single" w:sz="4" w:space="1" w:color="auto"/>
+          <w:right w:val="single" w:sz="4" w:space="4" w:color="auto"/>
+        </w:pBdr>
+        <w:ind w:left="1080"/>
+      </w:pPr>
+      <w:r>
+        <w:t>\end{&lt;Kiểu&gt;}</w:t>
+      </w:r>
+    </w:p>
+    <w:p>
+      <w:pPr>
+        <w:pStyle w:val="ListParagraph"/>
+        <w:numPr>
+          <w:ilvl w:val="0"/>
+          <w:numId w:val="2"/>
+        </w:numPr>
+      </w:pPr>
+      <w:r>
+        <w:t>&lt;Nội Dung&gt; không được phép không được bao gói</w:t>
+      </w:r>
+    </w:p>
+    <w:tbl>
+      <w:tblPr>
+        <w:tblStyle w:val="TableGrid"/>
+        <w:tblW w:w="0" w:type="auto"/>
+        <w:tblInd w:w="1080" w:type="dxa"/>
+        <w:tblLook w:val="04A0" w:firstRow="1" w:lastRow="0" w:firstColumn="1" w:lastColumn="0" w:noHBand="0" w:noVBand="1"/>
+      </w:tblPr>
+      <w:tblGrid>
+        <w:gridCol w:w="1239"/>
+        <w:gridCol w:w="2266"/>
+      </w:tblGrid>
+      <w:tr>
+        <w:tc>
+          <w:tcPr>
+            <w:tcW w:w="1239" w:type="dxa"/>
+          </w:tcPr>
+          <w:p>
+            <w:pPr>
+              <w:pStyle w:val="ListParagraph"/>
+              <w:ind w:left="0"/>
+              <w:jc w:val="center"/>
+            </w:pPr>
+            <w:r>
+              <w:lastRenderedPageBreak/>
+              <w:t>&lt;Kiểu&gt;</w:t>
+            </w:r>
+          </w:p>
+        </w:tc>
+        <w:tc>
+          <w:tcPr>
+            <w:tcW w:w="2266" w:type="dxa"/>
+          </w:tcPr>
+          <w:p>
+            <w:pPr>
+              <w:pStyle w:val="ListParagraph"/>
+              <w:ind w:left="0"/>
+              <w:jc w:val="center"/>
+            </w:pPr>
+            <w:r>
+              <w:t>Nghĩa</w:t>
+            </w:r>
+          </w:p>
+        </w:tc>
+      </w:tr>
+      <w:tr>
+        <w:tc>
+          <w:tcPr>
+            <w:tcW w:w="1239" w:type="dxa"/>
+          </w:tcPr>
+          <w:p>
+            <w:pPr>
+              <w:pStyle w:val="ListParagraph"/>
+              <w:ind w:left="0"/>
+              <w:jc w:val="center"/>
+            </w:pPr>
+            <w:r>
+              <w:t>document</w:t>
+            </w:r>
+          </w:p>
+        </w:tc>
+        <w:tc>
+          <w:tcPr>
+            <w:tcW w:w="2266" w:type="dxa"/>
+          </w:tcPr>
+          <w:p>
+            <w:pPr>
+              <w:pStyle w:val="ListParagraph"/>
+              <w:ind w:left="0"/>
+              <w:jc w:val="center"/>
+            </w:pPr>
+            <w:r>
+              <w:t>văn bản</w:t>
+            </w:r>
+            <w:r>
+              <w:t xml:space="preserve"> thường</w:t>
+            </w:r>
+          </w:p>
+        </w:tc>
+      </w:tr>
+      <w:tr>
+        <w:tc>
+          <w:tcPr>
+            <w:tcW w:w="1239" w:type="dxa"/>
+          </w:tcPr>
+          <w:p>
+            <w:pPr>
+              <w:pStyle w:val="ListParagraph"/>
+              <w:ind w:left="0"/>
+              <w:jc w:val="center"/>
+            </w:pPr>
+            <w:r>
+              <w:t>center</w:t>
+            </w:r>
+          </w:p>
+        </w:tc>
+        <w:tc>
+          <w:tcPr>
+            <w:tcW w:w="2266" w:type="dxa"/>
+          </w:tcPr>
+          <w:p>
+            <w:pPr>
+              <w:pStyle w:val="ListParagraph"/>
+              <w:ind w:left="0"/>
+              <w:jc w:val="center"/>
+            </w:pPr>
+            <w:r>
+              <w:t>văn bản căn giữa</w:t>
+            </w:r>
+          </w:p>
+        </w:tc>
+      </w:tr>
+      <w:tr>
+        <w:tc>
+          <w:tcPr>
+            <w:tcW w:w="1239" w:type="dxa"/>
+          </w:tcPr>
+          <w:p>
+            <w:pPr>
+              <w:pStyle w:val="ListParagraph"/>
+              <w:ind w:left="0"/>
+              <w:jc w:val="center"/>
+            </w:pPr>
+            <w:r>
+              <w:t>flushleft</w:t>
+            </w:r>
+          </w:p>
+        </w:tc>
+        <w:tc>
+          <w:tcPr>
+            <w:tcW w:w="2266" w:type="dxa"/>
+          </w:tcPr>
+          <w:p>
+            <w:pPr>
+              <w:pStyle w:val="ListParagraph"/>
+              <w:ind w:left="0"/>
+              <w:jc w:val="center"/>
+            </w:pPr>
+            <w:r>
+              <w:t>văn bản căn trái</w:t>
+            </w:r>
+          </w:p>
+        </w:tc>
+      </w:tr>
+      <w:tr>
+        <w:tc>
+          <w:tcPr>
+            <w:tcW w:w="1239" w:type="dxa"/>
+          </w:tcPr>
+          <w:p>
+            <w:pPr>
+              <w:pStyle w:val="ListParagraph"/>
+              <w:ind w:left="0"/>
+              <w:jc w:val="center"/>
+            </w:pPr>
+            <w:r>
+              <w:t>centering</w:t>
+            </w:r>
+          </w:p>
+        </w:tc>
+        <w:tc>
+          <w:tcPr>
+            <w:tcW w:w="2266" w:type="dxa"/>
+          </w:tcPr>
+          <w:p>
+            <w:pPr>
+              <w:pStyle w:val="ListParagraph"/>
+              <w:ind w:left="0"/>
+              <w:jc w:val="center"/>
+            </w:pPr>
+            <w:r>
+              <w:t>văn bản căn đều 2 lề</w:t>
+            </w:r>
+          </w:p>
+        </w:tc>
+      </w:tr>
+    </w:tbl>
+    <w:p>
+      <w:pPr>
+        <w:pStyle w:val="ListParagraph"/>
+        <w:numPr>
+          <w:ilvl w:val="0"/>
+          <w:numId w:val="8"/>
+        </w:numPr>
+      </w:pPr>
+      <w:r>
+        <w:t>Tiêu Đề?</w:t>
+      </w:r>
+    </w:p>
+    <w:p>
+      <w:pPr>
+        <w:pStyle w:val="ListParagraph"/>
+        <w:numPr>
+          <w:ilvl w:val="0"/>
+          <w:numId w:val="2"/>
+        </w:numPr>
+      </w:pPr>
+      <w:r>
+        <w:t>Để khai báo tiêu đề</w:t>
+      </w:r>
+    </w:p>
+    <w:p>
+      <w:pPr>
+        <w:pStyle w:val="ListParagraph"/>
+        <w:pBdr>
+          <w:top w:val="single" w:sz="4" w:space="1" w:color="auto"/>
+          <w:left w:val="single" w:sz="4" w:space="4" w:color="auto"/>
+          <w:bottom w:val="single" w:sz="4" w:space="1" w:color="auto"/>
+          <w:right w:val="single" w:sz="4" w:space="4" w:color="auto"/>
+        </w:pBdr>
+        <w:ind w:left="1080"/>
+      </w:pPr>
+      <w:r>
+        <w:t>\title{&lt;Tiêu Đề&gt;}</w:t>
+      </w:r>
+    </w:p>
+    <w:p>
+      <w:pPr>
+        <w:pStyle w:val="ListParagraph"/>
+        <w:numPr>
+          <w:ilvl w:val="0"/>
+          <w:numId w:val="2"/>
+        </w:numPr>
+      </w:pPr>
+      <w:r>
+        <w:t>Để khai báo tác giả</w:t>
+      </w:r>
+    </w:p>
+    <w:p>
+      <w:pPr>
+        <w:pStyle w:val="ListParagraph"/>
+        <w:pBdr>
+          <w:top w:val="single" w:sz="4" w:space="1" w:color="auto"/>
+          <w:left w:val="single" w:sz="4" w:space="4" w:color="auto"/>
+          <w:bottom w:val="single" w:sz="4" w:space="1" w:color="auto"/>
+          <w:right w:val="single" w:sz="4" w:space="4" w:color="auto"/>
+        </w:pBdr>
+        <w:ind w:left="1080"/>
+      </w:pPr>
+      <w:r>
+        <w:t>\author{&lt;Tên&gt;}</w:t>
+      </w:r>
+    </w:p>
+    <w:p>
+      <w:pPr>
+        <w:pStyle w:val="ListParagraph"/>
+        <w:numPr>
+          <w:ilvl w:val="0"/>
+          <w:numId w:val="2"/>
+        </w:numPr>
+      </w:pPr>
+      <w:r>
+        <w:t>Để chỉ định ngày</w:t>
+      </w:r>
+    </w:p>
+    <w:p>
+      <w:pPr>
+        <w:pStyle w:val="ListParagraph"/>
+        <w:pBdr>
+          <w:top w:val="single" w:sz="4" w:space="1" w:color="auto"/>
+          <w:left w:val="single" w:sz="4" w:space="4" w:color="auto"/>
+          <w:bottom w:val="single" w:sz="4" w:space="1" w:color="auto"/>
+          <w:right w:val="single" w:sz="4" w:space="4" w:color="auto"/>
+        </w:pBdr>
+        <w:ind w:left="1080"/>
+      </w:pPr>
+      <w:r>
+        <w:t>\date{&lt;Ngày&gt;}</w:t>
+      </w:r>
+    </w:p>
+    <w:p>
+      <w:pPr>
+        <w:pStyle w:val="ListParagraph"/>
+        <w:numPr>
+          <w:ilvl w:val="0"/>
+          <w:numId w:val="2"/>
+        </w:numPr>
+      </w:pPr>
+      <w:r>
+        <w:t>Mặc định</w:t>
+      </w:r>
+    </w:p>
+    <w:tbl>
+      <w:tblPr>
+        <w:tblStyle w:val="TableGrid"/>
+        <w:tblW w:w="0" w:type="auto"/>
+        <w:tblInd w:w="1080" w:type="dxa"/>
+        <w:tblLook w:val="04A0" w:firstRow="1" w:lastRow="0" w:firstColumn="1" w:lastColumn="0" w:noHBand="0" w:noVBand="1"/>
+      </w:tblPr>
+      <w:tblGrid>
+        <w:gridCol w:w="4145"/>
+        <w:gridCol w:w="4125"/>
+      </w:tblGrid>
+      <w:tr>
+        <w:tc>
+          <w:tcPr>
+            <w:tcW w:w="4145" w:type="dxa"/>
+          </w:tcPr>
+          <w:p>
+            <w:pPr>
+              <w:pStyle w:val="ListParagraph"/>
+              <w:ind w:left="0"/>
+              <w:jc w:val="center"/>
+            </w:pPr>
+            <w:r>
+              <w:t>&lt;Tiêu Đề&gt;</w:t>
+            </w:r>
+          </w:p>
+        </w:tc>
+        <w:tc>
+          <w:tcPr>
+            <w:tcW w:w="4125" w:type="dxa"/>
+          </w:tcPr>
+          <w:p>
+            <w:pPr>
+              <w:pStyle w:val="ListParagraph"/>
+              <w:ind w:left="0"/>
+              <w:jc w:val="center"/>
+            </w:pPr>
+          </w:p>
+        </w:tc>
+      </w:tr>
+      <w:tr>
+        <w:tc>
+          <w:tcPr>
+            <w:tcW w:w="4145" w:type="dxa"/>
+          </w:tcPr>
+          <w:p>
+            <w:pPr>
+              <w:pStyle w:val="ListParagraph"/>
+              <w:ind w:left="0"/>
+              <w:jc w:val="center"/>
+            </w:pPr>
+            <w:r>
+              <w:t>&lt;Tên&gt;</w:t>
+            </w:r>
+          </w:p>
+        </w:tc>
+        <w:tc>
+          <w:tcPr>
+            <w:tcW w:w="4125" w:type="dxa"/>
+          </w:tcPr>
+          <w:p>
+            <w:pPr>
+              <w:pStyle w:val="ListParagraph"/>
+              <w:ind w:left="0"/>
+              <w:jc w:val="center"/>
+            </w:pPr>
+          </w:p>
+        </w:tc>
+      </w:tr>
+      <w:tr>
+        <w:tc>
+          <w:tcPr>
+            <w:tcW w:w="4145" w:type="dxa"/>
+          </w:tcPr>
+          <w:p>
+            <w:pPr>
+              <w:pStyle w:val="ListParagraph"/>
+              <w:ind w:left="0"/>
+              <w:jc w:val="center"/>
+            </w:pPr>
+            <w:r>
+              <w:t>&lt;Ngày&gt;</w:t>
+            </w:r>
+          </w:p>
+        </w:tc>
+        <w:tc>
+          <w:tcPr>
+            <w:tcW w:w="4125" w:type="dxa"/>
+          </w:tcPr>
+          <w:p>
+            <w:pPr>
+              <w:pStyle w:val="ListParagraph"/>
+              <w:ind w:left="0"/>
+              <w:jc w:val="center"/>
+            </w:pPr>
+            <w:r>
+              <w:t>Ngày hệ thống</w:t>
+            </w:r>
+          </w:p>
+        </w:tc>
+      </w:tr>
+    </w:tbl>
+    <w:p>
+      <w:pPr>
+        <w:pStyle w:val="ListParagraph"/>
+        <w:numPr>
+          <w:ilvl w:val="0"/>
+          <w:numId w:val="2"/>
+        </w:numPr>
+      </w:pPr>
+      <w:r>
+        <w:t>Để hiện tiêu đề</w:t>
+      </w:r>
+      <w:r>
+        <w:t>, tác giả, ngày</w:t>
+      </w:r>
+    </w:p>
+    <w:p>
+      <w:pPr>
+        <w:pStyle w:val="ListParagraph"/>
+        <w:pBdr>
+          <w:top w:val="single" w:sz="4" w:space="1" w:color="auto"/>
+          <w:left w:val="single" w:sz="4" w:space="4" w:color="auto"/>
+          <w:bottom w:val="single" w:sz="4" w:space="1" w:color="auto"/>
+          <w:right w:val="single" w:sz="4" w:space="4" w:color="auto"/>
+        </w:pBdr>
+        <w:ind w:left="1080"/>
+      </w:pPr>
+      <w:r>
+        <w:t>\maketitle</w:t>
+      </w:r>
+    </w:p>
+    <w:p>
+      <w:pPr>
+        <w:pStyle w:val="ListParagraph"/>
+        <w:numPr>
+          <w:ilvl w:val="0"/>
+          <w:numId w:val="8"/>
+        </w:numPr>
+      </w:pPr>
+      <w:r>
+        <w:t>Thư Viện?</w:t>
+      </w:r>
+    </w:p>
+    <w:p>
+      <w:pPr>
+        <w:pStyle w:val="ListParagraph"/>
+        <w:numPr>
+          <w:ilvl w:val="0"/>
+          <w:numId w:val="2"/>
+        </w:numPr>
+      </w:pPr>
+      <w:r>
+        <w:t>Để Import thư viện, nếu chưa có sẽ tự động tải</w:t>
+      </w:r>
+    </w:p>
+    <w:p>
+      <w:pPr>
+        <w:pStyle w:val="ListParagraph"/>
+        <w:pBdr>
+          <w:top w:val="single" w:sz="4" w:space="1" w:color="auto"/>
+          <w:left w:val="single" w:sz="4" w:space="4" w:color="auto"/>
+          <w:bottom w:val="single" w:sz="4" w:space="1" w:color="auto"/>
+          <w:right w:val="single" w:sz="4" w:space="4" w:color="auto"/>
+        </w:pBdr>
+        <w:ind w:left="1080"/>
+      </w:pPr>
+      <w:r>
+        <w:t>\usepackage{&lt;Tên Thư Viện&gt;}</w:t>
+      </w:r>
+    </w:p>
+    <w:p>
+      <w:pPr>
+        <w:pStyle w:val="ListParagraph"/>
+        <w:numPr>
+          <w:ilvl w:val="0"/>
+          <w:numId w:val="8"/>
+        </w:numPr>
+      </w:pPr>
+      <w:r>
+        <w:t xml:space="preserve">Chỉnh </w:t>
+      </w:r>
+      <w:r>
+        <w:t>Kích Thước</w:t>
+      </w:r>
+      <w:r>
+        <w:t xml:space="preserve"> Khổ Giấy</w:t>
+      </w:r>
+      <w:r>
+        <w:t>, Lề Trang?</w:t>
+      </w:r>
+    </w:p>
+    <w:p>
+      <w:pPr>
+        <w:pStyle w:val="ListParagraph"/>
+        <w:pBdr>
+          <w:top w:val="single" w:sz="4" w:space="1" w:color="auto"/>
+          <w:left w:val="single" w:sz="4" w:space="4" w:color="auto"/>
+          <w:bottom w:val="single" w:sz="4" w:space="1" w:color="auto"/>
+          <w:right w:val="single" w:sz="4" w:space="4" w:color="auto"/>
+        </w:pBdr>
+        <w:ind w:left="1080"/>
+      </w:pPr>
+      <w:r>
+        <w:t>\usepackage{geometry}</w:t>
+      </w:r>
+    </w:p>
+    <w:p>
+      <w:pPr>
+        <w:pStyle w:val="ListParagraph"/>
+        <w:pBdr>
+          <w:top w:val="single" w:sz="4" w:space="1" w:color="auto"/>
+          <w:left w:val="single" w:sz="4" w:space="4" w:color="auto"/>
+          <w:bottom w:val="single" w:sz="4" w:space="1" w:color="auto"/>
+          <w:right w:val="single" w:sz="4" w:space="4" w:color="auto"/>
+        </w:pBdr>
+        <w:ind w:left="1080"/>
+      </w:pPr>
+      <w:r>
+        <w:t>\geometry{&lt;Các Thuộc Tính&gt;}</w:t>
+      </w:r>
+    </w:p>
+    <w:p>
+      <w:pPr>
+        <w:pStyle w:val="ListParagraph"/>
+        <w:numPr>
+          <w:ilvl w:val="0"/>
+          <w:numId w:val="2"/>
+        </w:numPr>
+      </w:pPr>
+      <w:r>
+        <w:t xml:space="preserve">Ví dụ để xác định </w:t>
+      </w:r>
+      <w:r>
+        <w:t xml:space="preserve">chọn khổ A3, phần thịt chứa toàn bộ tiêu đề nội dung có kích thước </w:t>
+      </w:r>
+      <w:r>
+        <w:t>3 x 4 Inch, nằm giữa, tràn biên thì ẩn</w:t>
+      </w:r>
+    </w:p>
+    <w:p>
+      <w:pPr>
+        <w:pStyle w:val="ListParagraph"/>
+        <w:pBdr>
+          <w:top w:val="single" w:sz="4" w:space="1" w:color="auto"/>
+          <w:left w:val="single" w:sz="4" w:space="4" w:color="auto"/>
+          <w:bottom w:val="single" w:sz="4" w:space="1" w:color="auto"/>
+          <w:right w:val="single" w:sz="4" w:space="4" w:color="auto"/>
+        </w:pBdr>
+        <w:ind w:left="1080"/>
+      </w:pPr>
+      <w:r>
+        <w:t>\geometry{</w:t>
+      </w:r>
+      <w:r>
+        <w:t>a3paper, total={</w:t>
+      </w:r>
+      <w:r>
+        <w:t>3</w:t>
+      </w:r>
+      <w:r>
+        <w:t xml:space="preserve">in, </w:t>
+      </w:r>
+      <w:r>
+        <w:t>4</w:t>
+      </w:r>
+      <w:r>
+        <w:t>in}</w:t>
+      </w:r>
+      <w:r>
+        <w:t>}</w:t>
+      </w:r>
+    </w:p>
+    <w:p>
+      <w:pPr>
+        <w:pStyle w:val="ListParagraph"/>
+        <w:numPr>
+          <w:ilvl w:val="0"/>
+          <w:numId w:val="8"/>
+        </w:numPr>
+      </w:pPr>
+      <w:r>
+        <w:t>Chia Mục?</w:t>
+      </w:r>
+    </w:p>
+    <w:p>
+      <w:pPr>
+        <w:pStyle w:val="ListParagraph"/>
+        <w:pBdr>
+          <w:top w:val="single" w:sz="4" w:space="1" w:color="auto"/>
+          <w:left w:val="single" w:sz="4" w:space="4" w:color="auto"/>
+          <w:bottom w:val="single" w:sz="4" w:space="1" w:color="auto"/>
+          <w:right w:val="single" w:sz="4" w:space="4" w:color="auto"/>
+        </w:pBdr>
+        <w:ind w:left="1080"/>
+      </w:pPr>
+      <w:r>
+        <w:t>\section{&lt;Tên Mục&gt;}</w:t>
+      </w:r>
+    </w:p>
+    <w:p>
+      <w:pPr>
+        <w:pStyle w:val="ListParagraph"/>
+        <w:numPr>
+          <w:ilvl w:val="0"/>
+          <w:numId w:val="2"/>
+        </w:numPr>
+      </w:pPr>
+      <w:r>
+        <w:t>Mục sẽ được đánh số 1, 2, … và in đậm</w:t>
+      </w:r>
+    </w:p>
+    <w:p>
+      <w:pPr>
+        <w:pStyle w:val="ListParagraph"/>
+        <w:numPr>
+          <w:ilvl w:val="0"/>
+          <w:numId w:val="8"/>
+        </w:numPr>
+      </w:pPr>
+      <w:r>
+        <w:t>Link?</w:t>
+      </w:r>
+    </w:p>
+    <w:p>
+      <w:pPr>
+        <w:pStyle w:val="ListParagraph"/>
+        <w:pBdr>
+          <w:top w:val="single" w:sz="4" w:space="1" w:color="auto"/>
+          <w:left w:val="single" w:sz="4" w:space="4" w:color="auto"/>
+          <w:bottom w:val="single" w:sz="4" w:space="1" w:color="auto"/>
+          <w:right w:val="single" w:sz="4" w:space="4" w:color="auto"/>
+        </w:pBdr>
+        <w:ind w:left="1080"/>
+      </w:pPr>
+      <w:r>
+        <w:t>\usepackage{</w:t>
+      </w:r>
+      <w:r>
+        <w:t>hyperref</w:t>
+      </w:r>
+      <w:r>
+        <w:t>}</w:t>
+      </w:r>
+    </w:p>
+    <w:p>
+      <w:pPr>
+        <w:pStyle w:val="ListParagraph"/>
+        <w:numPr>
+          <w:ilvl w:val="0"/>
+          <w:numId w:val="2"/>
+        </w:numPr>
+      </w:pPr>
+      <w:r>
+        <w:t>Để chèn 1 Link</w:t>
+      </w:r>
+    </w:p>
+    <w:p>
+      <w:pPr>
+        <w:pStyle w:val="ListParagraph"/>
+        <w:pBdr>
+          <w:top w:val="single" w:sz="4" w:space="1" w:color="auto"/>
+          <w:left w:val="single" w:sz="4" w:space="4" w:color="auto"/>
+          <w:bottom w:val="single" w:sz="4" w:space="1" w:color="auto"/>
+          <w:right w:val="single" w:sz="4" w:space="4" w:color="auto"/>
+        </w:pBdr>
+        <w:ind w:left="1080"/>
+      </w:pPr>
+      <w:r>
+        <w:t>\url{&lt;Link&gt;}</w:t>
+      </w:r>
+    </w:p>
+    <w:p>
+      <w:pPr>
+        <w:pStyle w:val="ListParagraph"/>
+        <w:numPr>
+          <w:ilvl w:val="0"/>
+          <w:numId w:val="2"/>
+        </w:numPr>
+      </w:pPr>
+      <w:r>
+        <w:t>Để định dạng Link</w:t>
+      </w:r>
+    </w:p>
+    <w:p>
+      <w:pPr>
+        <w:pStyle w:val="ListParagraph"/>
+        <w:pBdr>
+          <w:top w:val="single" w:sz="4" w:space="1" w:color="auto"/>
+          <w:left w:val="single" w:sz="4" w:space="4" w:color="auto"/>
+          <w:bottom w:val="single" w:sz="4" w:space="1" w:color="auto"/>
+          <w:right w:val="single" w:sz="4" w:space="4" w:color="auto"/>
+        </w:pBdr>
+        <w:ind w:left="1080"/>
+      </w:pPr>
+      <w:r>
+        <w:t>\hypersetup</w:t>
+      </w:r>
+      <w:r>
+        <w:t>{&lt;Các Tham Số&gt;</w:t>
+      </w:r>
+      <w:r>
+        <w:t>}</w:t>
+      </w:r>
+    </w:p>
+    <w:p>
+      <w:pPr>
+        <w:pStyle w:val="ListParagraph"/>
+        <w:numPr>
+          <w:ilvl w:val="0"/>
+          <w:numId w:val="2"/>
+        </w:numPr>
+      </w:pPr>
+      <w:r>
+        <w:t>Ví dụ để Link URL màu xanh</w:t>
+      </w:r>
+    </w:p>
+    <w:p>
+      <w:pPr>
+        <w:pStyle w:val="ListParagraph"/>
+        <w:pBdr>
+          <w:top w:val="single" w:sz="4" w:space="1" w:color="auto"/>
+          <w:left w:val="single" w:sz="4" w:space="4" w:color="auto"/>
+          <w:bottom w:val="single" w:sz="4" w:space="1" w:color="auto"/>
+          <w:right w:val="single" w:sz="4" w:space="4" w:color="auto"/>
+        </w:pBdr>
+        <w:ind w:left="1080"/>
+      </w:pPr>
+      <w:r>
+        <w:t>\hypersetup{colorlinks</w:t>
+      </w:r>
+      <w:r>
+        <w:t xml:space="preserve"> </w:t>
+      </w:r>
+      <w:r>
+        <w:t>=</w:t>
+      </w:r>
+      <w:r>
+        <w:t xml:space="preserve"> </w:t>
+      </w:r>
+      <w:r>
+        <w:t>true,</w:t>
+      </w:r>
+      <w:r>
+        <w:t xml:space="preserve"> </w:t>
+      </w:r>
+      <w:r>
+        <w:t>urlcolor</w:t>
+      </w:r>
+      <w:r>
+        <w:t xml:space="preserve"> </w:t>
+      </w:r>
+      <w:r>
+        <w:t>=</w:t>
+      </w:r>
+      <w:r>
+        <w:t xml:space="preserve"> </w:t>
+      </w:r>
+      <w:r>
+        <w:t>blue}</w:t>
+      </w:r>
+    </w:p>
+    <w:p>
+      <w:pPr>
+        <w:pStyle w:val="ListParagraph"/>
+        <w:numPr>
+          <w:ilvl w:val="0"/>
+          <w:numId w:val="2"/>
+        </w:numPr>
+      </w:pPr>
+    </w:p>
     <w:sectPr>
       <w:pgSz w:w="12240" w:h="15840"/>
       <w:pgMar w:top="1440" w:right="1440" w:bottom="1440" w:left="1440" w:header="720" w:footer="720" w:gutter="0"/>
@@ -4205,6 +5376,95 @@
     </w:lvl>
   </w:abstractNum>
   <w:abstractNum w:abstractNumId="5" w15:restartNumberingAfterBreak="0">
+    <w:nsid w:val="1FAB2181"/>
+    <w:multiLevelType w:val="hybridMultilevel"/>
+    <w:tmpl w:val="FD88D98A"/>
+    <w:lvl w:ilvl="0" w:tplc="4DD66812">
+      <w:start w:val="1"/>
+      <w:numFmt w:val="decimal"/>
+      <w:lvlText w:val="%1."/>
+      <w:lvlJc w:val="left"/>
+      <w:pPr>
+        <w:ind w:left="1080" w:hanging="360"/>
+      </w:pPr>
+      <w:rPr>
+        <w:rFonts w:hint="default"/>
+      </w:rPr>
+    </w:lvl>
+    <w:lvl w:ilvl="1" w:tplc="04090019" w:tentative="1">
+      <w:start w:val="1"/>
+      <w:numFmt w:val="lowerLetter"/>
+      <w:lvlText w:val="%2."/>
+      <w:lvlJc w:val="left"/>
+      <w:pPr>
+        <w:ind w:left="1800" w:hanging="360"/>
+      </w:pPr>
+    </w:lvl>
+    <w:lvl w:ilvl="2" w:tplc="0409001B" w:tentative="1">
+      <w:start w:val="1"/>
+      <w:numFmt w:val="lowerRoman"/>
+      <w:lvlText w:val="%3."/>
+      <w:lvlJc w:val="right"/>
+      <w:pPr>
+        <w:ind w:left="2520" w:hanging="180"/>
+      </w:pPr>
+    </w:lvl>
+    <w:lvl w:ilvl="3" w:tplc="0409000F" w:tentative="1">
+      <w:start w:val="1"/>
+      <w:numFmt w:val="decimal"/>
+      <w:lvlText w:val="%4."/>
+      <w:lvlJc w:val="left"/>
+      <w:pPr>
+        <w:ind w:left="3240" w:hanging="360"/>
+      </w:pPr>
+    </w:lvl>
+    <w:lvl w:ilvl="4" w:tplc="04090019" w:tentative="1">
+      <w:start w:val="1"/>
+      <w:numFmt w:val="lowerLetter"/>
+      <w:lvlText w:val="%5."/>
+      <w:lvlJc w:val="left"/>
+      <w:pPr>
+        <w:ind w:left="3960" w:hanging="360"/>
+      </w:pPr>
+    </w:lvl>
+    <w:lvl w:ilvl="5" w:tplc="0409001B" w:tentative="1">
+      <w:start w:val="1"/>
+      <w:numFmt w:val="lowerRoman"/>
+      <w:lvlText w:val="%6."/>
+      <w:lvlJc w:val="right"/>
+      <w:pPr>
+        <w:ind w:left="4680" w:hanging="180"/>
+      </w:pPr>
+    </w:lvl>
+    <w:lvl w:ilvl="6" w:tplc="0409000F" w:tentative="1">
+      <w:start w:val="1"/>
+      <w:numFmt w:val="decimal"/>
+      <w:lvlText w:val="%7."/>
+      <w:lvlJc w:val="left"/>
+      <w:pPr>
+        <w:ind w:left="5400" w:hanging="360"/>
+      </w:pPr>
+    </w:lvl>
+    <w:lvl w:ilvl="7" w:tplc="04090019" w:tentative="1">
+      <w:start w:val="1"/>
+      <w:numFmt w:val="lowerLetter"/>
+      <w:lvlText w:val="%8."/>
+      <w:lvlJc w:val="left"/>
+      <w:pPr>
+        <w:ind w:left="6120" w:hanging="360"/>
+      </w:pPr>
+    </w:lvl>
+    <w:lvl w:ilvl="8" w:tplc="0409001B" w:tentative="1">
+      <w:start w:val="1"/>
+      <w:numFmt w:val="lowerRoman"/>
+      <w:lvlText w:val="%9."/>
+      <w:lvlJc w:val="right"/>
+      <w:pPr>
+        <w:ind w:left="6840" w:hanging="180"/>
+      </w:pPr>
+    </w:lvl>
+  </w:abstractNum>
+  <w:abstractNum w:abstractNumId="6" w15:restartNumberingAfterBreak="0">
     <w:nsid w:val="65F40913"/>
     <w:multiLevelType w:val="hybridMultilevel"/>
     <w:tmpl w:val="317A8B24"/>
@@ -4293,7 +5553,7 @@
       </w:pPr>
     </w:lvl>
   </w:abstractNum>
-  <w:abstractNum w:abstractNumId="6" w15:restartNumberingAfterBreak="0">
+  <w:abstractNum w:abstractNumId="7" w15:restartNumberingAfterBreak="0">
     <w:nsid w:val="7BAB221B"/>
     <w:multiLevelType w:val="hybridMultilevel"/>
     <w:tmpl w:val="41687D3E"/>
@@ -4398,9 +5658,12 @@
     <w:abstractNumId w:val="0"/>
   </w:num>
   <w:num w:numId="6" w16cid:durableId="1839614053">
+    <w:abstractNumId w:val="7"/>
+  </w:num>
+  <w:num w:numId="7" w16cid:durableId="1790395383">
     <w:abstractNumId w:val="6"/>
   </w:num>
-  <w:num w:numId="7" w16cid:durableId="1790395383">
+  <w:num w:numId="8" w16cid:durableId="1774015567">
     <w:abstractNumId w:val="5"/>
   </w:num>
 </w:numbering>

--- a/office.docx
+++ b/office.docx
@@ -4145,13 +4145,13 @@
     <w:tbl>
       <w:tblPr>
         <w:tblStyle w:val="TableGrid"/>
-        <w:tblW w:w="0" w:type="auto"/>
+        <w:tblW w:w="8725" w:type="dxa"/>
         <w:tblInd w:w="1080" w:type="dxa"/>
         <w:tblLook w:val="04A0" w:firstRow="1" w:lastRow="0" w:firstColumn="1" w:lastColumn="0" w:noHBand="0" w:noVBand="1"/>
       </w:tblPr>
       <w:tblGrid>
         <w:gridCol w:w="1239"/>
-        <w:gridCol w:w="2266"/>
+        <w:gridCol w:w="7486"/>
       </w:tblGrid>
       <w:tr>
         <w:tc>
@@ -4172,7 +4172,7 @@
         </w:tc>
         <w:tc>
           <w:tcPr>
-            <w:tcW w:w="2266" w:type="dxa"/>
+            <w:tcW w:w="7486" w:type="dxa"/>
           </w:tcPr>
           <w:p>
             <w:pPr>
@@ -4204,7 +4204,7 @@
         </w:tc>
         <w:tc>
           <w:tcPr>
-            <w:tcW w:w="2266" w:type="dxa"/>
+            <w:tcW w:w="7486" w:type="dxa"/>
           </w:tcPr>
           <w:p>
             <w:pPr>
@@ -4217,6 +4217,12 @@
             </w:r>
             <w:r>
               <w:t xml:space="preserve"> thường</w:t>
+            </w:r>
+            <w:r>
+              <w:t>, trong 1 File chỉ được phép có 1</w:t>
+            </w:r>
+            <w:r>
+              <w:t>, đây là cái bao lớn nhất</w:t>
             </w:r>
           </w:p>
         </w:tc>
@@ -4239,7 +4245,7 @@
         </w:tc>
         <w:tc>
           <w:tcPr>
-            <w:tcW w:w="2266" w:type="dxa"/>
+            <w:tcW w:w="7486" w:type="dxa"/>
           </w:tcPr>
           <w:p>
             <w:pPr>
@@ -4271,7 +4277,7 @@
         </w:tc>
         <w:tc>
           <w:tcPr>
-            <w:tcW w:w="2266" w:type="dxa"/>
+            <w:tcW w:w="7486" w:type="dxa"/>
           </w:tcPr>
           <w:p>
             <w:pPr>
@@ -4303,7 +4309,7 @@
         </w:tc>
         <w:tc>
           <w:tcPr>
-            <w:tcW w:w="2266" w:type="dxa"/>
+            <w:tcW w:w="7486" w:type="dxa"/>
           </w:tcPr>
           <w:p>
             <w:pPr>
@@ -4740,11 +4746,23 @@
         <w:pStyle w:val="ListParagraph"/>
         <w:numPr>
           <w:ilvl w:val="0"/>
-          <w:numId w:val="8"/>
-        </w:numPr>
-      </w:pPr>
-      <w:r>
-        <w:t>Link?</w:t>
+          <w:numId w:val="2"/>
+        </w:numPr>
+      </w:pPr>
+      <w:r>
+        <w:t>Đoạn văn sau mục sẽ tự động thụt lùi khi nó không theo ngay sau tiêu đề mục</w:t>
+      </w:r>
+    </w:p>
+    <w:p>
+      <w:pPr>
+        <w:pStyle w:val="ListParagraph"/>
+        <w:numPr>
+          <w:ilvl w:val="0"/>
+          <w:numId w:val="2"/>
+        </w:numPr>
+      </w:pPr>
+      <w:r>
+        <w:t>Nếu muốn thụt lùi khi theo ngay sau tiêu đề mục</w:t>
       </w:r>
     </w:p>
     <w:p>
@@ -4762,7 +4780,7 @@
         <w:t>\usepackage{</w:t>
       </w:r>
       <w:r>
-        <w:t>hyperref</w:t>
+        <w:t>indentfirst</w:t>
       </w:r>
       <w:r>
         <w:t>}</w:t>
@@ -4777,7 +4795,7 @@
         </w:numPr>
       </w:pPr>
       <w:r>
-        <w:t>Để chèn 1 Link</w:t>
+        <w:t>Nếu muốn đoạn văn tiếp theo không thụt lùi</w:t>
       </w:r>
     </w:p>
     <w:p>
@@ -4792,19 +4810,19 @@
         <w:ind w:left="1080"/>
       </w:pPr>
       <w:r>
-        <w:t>\url{&lt;Link&gt;}</w:t>
-      </w:r>
-    </w:p>
-    <w:p>
-      <w:pPr>
-        <w:pStyle w:val="ListParagraph"/>
-        <w:numPr>
-          <w:ilvl w:val="0"/>
-          <w:numId w:val="2"/>
-        </w:numPr>
-      </w:pPr>
-      <w:r>
-        <w:t>Để định dạng Link</w:t>
+        <w:t>\noindent &lt;Đoạn Văn&gt;</w:t>
+      </w:r>
+    </w:p>
+    <w:p>
+      <w:pPr>
+        <w:pStyle w:val="ListParagraph"/>
+        <w:numPr>
+          <w:ilvl w:val="0"/>
+          <w:numId w:val="8"/>
+        </w:numPr>
+      </w:pPr>
+      <w:r>
+        <w:t>Link?</w:t>
       </w:r>
     </w:p>
     <w:p>
@@ -4819,25 +4837,19 @@
         <w:ind w:left="1080"/>
       </w:pPr>
       <w:r>
-        <w:t>\hypersetup</w:t>
-      </w:r>
-      <w:r>
-        <w:t>{&lt;Các Tham Số&gt;</w:t>
-      </w:r>
-      <w:r>
-        <w:t>}</w:t>
-      </w:r>
-    </w:p>
-    <w:p>
-      <w:pPr>
-        <w:pStyle w:val="ListParagraph"/>
-        <w:numPr>
-          <w:ilvl w:val="0"/>
-          <w:numId w:val="2"/>
-        </w:numPr>
-      </w:pPr>
-      <w:r>
-        <w:t>Ví dụ để Link URL màu xanh</w:t>
+        <w:t>\usepackage{hyperref}</w:t>
+      </w:r>
+    </w:p>
+    <w:p>
+      <w:pPr>
+        <w:pStyle w:val="ListParagraph"/>
+        <w:numPr>
+          <w:ilvl w:val="0"/>
+          <w:numId w:val="2"/>
+        </w:numPr>
+      </w:pPr>
+      <w:r>
+        <w:t>Để chèn 1 Link</w:t>
       </w:r>
     </w:p>
     <w:p>
@@ -4852,37 +4864,122 @@
         <w:ind w:left="1080"/>
       </w:pPr>
       <w:r>
-        <w:t>\hypersetup{colorlinks</w:t>
-      </w:r>
-      <w:r>
-        <w:t xml:space="preserve"> </w:t>
-      </w:r>
-      <w:r>
-        <w:t>=</w:t>
-      </w:r>
-      <w:r>
-        <w:t xml:space="preserve"> </w:t>
-      </w:r>
-      <w:r>
-        <w:t>true,</w:t>
-      </w:r>
-      <w:r>
-        <w:t xml:space="preserve"> </w:t>
-      </w:r>
-      <w:r>
-        <w:t>urlcolor</w:t>
-      </w:r>
-      <w:r>
-        <w:t xml:space="preserve"> </w:t>
-      </w:r>
-      <w:r>
-        <w:t>=</w:t>
-      </w:r>
-      <w:r>
-        <w:t xml:space="preserve"> </w:t>
-      </w:r>
-      <w:r>
-        <w:t>blue}</w:t>
+        <w:t>\url{&lt;Link&gt;}</w:t>
+      </w:r>
+    </w:p>
+    <w:p>
+      <w:pPr>
+        <w:pStyle w:val="ListParagraph"/>
+        <w:numPr>
+          <w:ilvl w:val="0"/>
+          <w:numId w:val="2"/>
+        </w:numPr>
+      </w:pPr>
+      <w:r>
+        <w:t>Để định dạng Link</w:t>
+      </w:r>
+    </w:p>
+    <w:p>
+      <w:pPr>
+        <w:pStyle w:val="ListParagraph"/>
+        <w:pBdr>
+          <w:top w:val="single" w:sz="4" w:space="1" w:color="auto"/>
+          <w:left w:val="single" w:sz="4" w:space="4" w:color="auto"/>
+          <w:bottom w:val="single" w:sz="4" w:space="1" w:color="auto"/>
+          <w:right w:val="single" w:sz="4" w:space="4" w:color="auto"/>
+        </w:pBdr>
+        <w:ind w:left="1080"/>
+      </w:pPr>
+      <w:r>
+        <w:t>\hypersetup{&lt;Các Tham Số&gt;}</w:t>
+      </w:r>
+    </w:p>
+    <w:p>
+      <w:pPr>
+        <w:pStyle w:val="ListParagraph"/>
+        <w:numPr>
+          <w:ilvl w:val="0"/>
+          <w:numId w:val="2"/>
+        </w:numPr>
+      </w:pPr>
+      <w:r>
+        <w:t>Ví dụ để Link URL màu xanh</w:t>
+      </w:r>
+    </w:p>
+    <w:p>
+      <w:pPr>
+        <w:pStyle w:val="ListParagraph"/>
+        <w:pBdr>
+          <w:top w:val="single" w:sz="4" w:space="1" w:color="auto"/>
+          <w:left w:val="single" w:sz="4" w:space="4" w:color="auto"/>
+          <w:bottom w:val="single" w:sz="4" w:space="1" w:color="auto"/>
+          <w:right w:val="single" w:sz="4" w:space="4" w:color="auto"/>
+        </w:pBdr>
+        <w:ind w:left="1080"/>
+      </w:pPr>
+      <w:r>
+        <w:lastRenderedPageBreak/>
+        <w:t>\hypersetup{colorlinks = true, urlcolor = blue}</w:t>
+      </w:r>
+    </w:p>
+    <w:p>
+      <w:pPr>
+        <w:pStyle w:val="ListParagraph"/>
+        <w:numPr>
+          <w:ilvl w:val="0"/>
+          <w:numId w:val="8"/>
+        </w:numPr>
+      </w:pPr>
+      <w:r>
+        <w:t>Gõ Tiếng Việt?</w:t>
+      </w:r>
+    </w:p>
+    <w:p>
+      <w:pPr>
+        <w:pStyle w:val="ListParagraph"/>
+        <w:pBdr>
+          <w:top w:val="single" w:sz="4" w:space="1" w:color="auto"/>
+          <w:left w:val="single" w:sz="4" w:space="4" w:color="auto"/>
+          <w:bottom w:val="single" w:sz="4" w:space="1" w:color="auto"/>
+          <w:right w:val="single" w:sz="4" w:space="4" w:color="auto"/>
+        </w:pBdr>
+        <w:ind w:left="1080"/>
+      </w:pPr>
+      <w:r>
+        <w:t>\usepackage{vntex}</w:t>
+      </w:r>
+    </w:p>
+    <w:p>
+      <w:pPr>
+        <w:pStyle w:val="ListParagraph"/>
+        <w:numPr>
+          <w:ilvl w:val="0"/>
+          <w:numId w:val="8"/>
+        </w:numPr>
+      </w:pPr>
+      <w:r>
+        <w:t>Gõ Chữ Hy Lạp?</w:t>
+      </w:r>
+    </w:p>
+    <w:p>
+      <w:pPr>
+        <w:pStyle w:val="ListParagraph"/>
+        <w:pBdr>
+          <w:top w:val="single" w:sz="4" w:space="1" w:color="auto"/>
+          <w:left w:val="single" w:sz="4" w:space="4" w:color="auto"/>
+          <w:bottom w:val="single" w:sz="4" w:space="1" w:color="auto"/>
+          <w:right w:val="single" w:sz="4" w:space="4" w:color="auto"/>
+        </w:pBdr>
+        <w:ind w:left="1080"/>
+      </w:pPr>
+      <w:r>
+        <w:t>\usepackage{</w:t>
+      </w:r>
+      <w:r>
+        <w:t>textgreek</w:t>
+      </w:r>
+      <w:r>
+        <w:t>}</w:t>
       </w:r>
     </w:p>
     <w:p>
